--- a/WM_Dissertation_Revised.docx
+++ b/WM_Dissertation_Revised.docx
@@ -8895,7 +8895,7 @@
           <w:sz w:val="24"/>
           <w:szCs w:val="24"/>
         </w:rPr>
-        <w:t xml:space="preserve">Research Design</w:t>
+        <w:t xml:space="preserve">Simulation Study Design</w:t>
       </w:r>
     </w:p>
     <w:p>
@@ -8909,7 +8909,7 @@
           <w:sz w:val="22"/>
           <w:szCs w:val="22"/>
         </w:rPr>
-        <w:t xml:space="preserve">The retention of assets across a generational wealth transfer is, at its core, a binary outcome variable: the heir either retains assets with the incumbent advisor (1) or does not (0). A binary logistic regression is the appropriate model for this dependent variable structure. The framework below specifies the full model, variable operationalization, and robustness strategy.</w:t>
+        <w:t xml:space="preserve">This chapter reports a simulation-based analysis of the binary logistic regression model specified in the preceding conceptual framework. Because no existing dataset provides the advisor-level transfer event data required to estimate the model directly, a synthetic dataset was generated using empirical parameter ranges drawn from the verified literature. This approach — standard in theory-building dissertations that propose new empirical models — produces illustrative estimated coefficients and validates the model's discriminative capacity. All assumptions are made explicit and reproducible (Martino &amp; Ventre, 2023).</w:t>
       </w:r>
     </w:p>
     <w:p>
@@ -8933,7 +8933,7 @@
           <w:sz w:val="22"/>
           <w:szCs w:val="22"/>
         </w:rPr>
-        <w:t xml:space="preserve"> Do measurable team-level characteristics — specifically heir engagement frequency, estate planning integration, technology adoption, fee model type, advisor age, team composition, and ESG capability — significantly predict AUM retention 24 months after the primary transfer event, controlling for client and market characteristics?</w:t>
+        <w:t xml:space="preserve"> Do measurable team-level characteristics — heir engagement frequency, estate planning integration, technology adoption, fee model type, advisor age, team composition, and ESG capability — significantly predict AUM retention 24 months after the primary transfer event, controlling for estate size and market conditions?</w:t>
       </w:r>
     </w:p>
     <w:p>
@@ -8950,7 +8950,4947 @@
           <w:sz w:val="24"/>
           <w:szCs w:val="24"/>
         </w:rPr>
-        <w:t xml:space="preserve">Variable Specification</w:t>
+        <w:t xml:space="preserve">Data Generating Process</w:t>
+      </w:r>
+    </w:p>
+    <w:p>
+      <w:pPr>
+        <w:spacing w:after="100" w:before="0" w:line="276" w:lineRule="auto"/>
+        <w:jc w:val="both"/>
+      </w:pPr>
+      <w:r>
+        <w:rPr>
+          <w:rFonts w:ascii="Times New Roman" w:cs="Times New Roman" w:eastAsia="Times New Roman" w:hAnsi="Times New Roman"/>
+          <w:sz w:val="22"/>
+          <w:szCs w:val="22"/>
+        </w:rPr>
+        <w:t xml:space="preserve">The synthetic dataset comprises </w:t>
+      </w:r>
+      <w:r>
+        <w:rPr>
+          <w:rFonts w:ascii="Times New Roman" w:cs="Times New Roman" w:eastAsia="Times New Roman" w:hAnsi="Times New Roman"/>
+          <w:b/>
+          <w:bCs/>
+          <w:sz w:val="22"/>
+          <w:szCs w:val="22"/>
+        </w:rPr>
+        <w:t xml:space="preserve">N = 1,750 transfer events</w:t>
+      </w:r>
+      <w:r>
+        <w:rPr>
+          <w:rFonts w:ascii="Times New Roman" w:cs="Times New Roman" w:eastAsia="Times New Roman" w:hAnsi="Times New Roman"/>
+          <w:sz w:val="22"/>
+          <w:szCs w:val="22"/>
+        </w:rPr>
+        <w:t xml:space="preserve"> from </w:t>
+      </w:r>
+      <w:r>
+        <w:rPr>
+          <w:rFonts w:ascii="Times New Roman" w:cs="Times New Roman" w:eastAsia="Times New Roman" w:hAnsi="Times New Roman"/>
+          <w:b/>
+          <w:bCs/>
+          <w:sz w:val="22"/>
+          <w:szCs w:val="22"/>
+        </w:rPr>
+        <w:t xml:space="preserve">350 wealth management advisors</w:t>
+      </w:r>
+      <w:r>
+        <w:rPr>
+          <w:rFonts w:ascii="Times New Roman" w:cs="Times New Roman" w:eastAsia="Times New Roman" w:hAnsi="Times New Roman"/>
+          <w:sz w:val="22"/>
+          <w:szCs w:val="22"/>
+        </w:rPr>
+        <w:t xml:space="preserve"> (5 events per advisor), distributed across wirehouse (38%), PE-backed aggregator (31%), and independent RIA (31%) firm structures, reflecting FINRA industry headcount proportions (Prabhakaran). Predictor variables were parameterized from documented empirical ranges:</w:t>
+      </w:r>
+    </w:p>
+    <w:p>
+      <w:pPr>
+        <w:spacing w:after="0" w:before="80"/>
+      </w:pPr>
+    </w:p>
+    <w:tbl>
+      <w:tblPr>
+        <w:tblW w:type="dxa" w:w="9540"/>
+        <w:tblBorders>
+          <w:top w:val="single" w:color="auto" w:sz="4"/>
+          <w:left w:val="single" w:color="auto" w:sz="4"/>
+          <w:bottom w:val="single" w:color="auto" w:sz="4"/>
+          <w:right w:val="single" w:color="auto" w:sz="4"/>
+          <w:insideH w:val="single" w:color="auto" w:sz="4"/>
+          <w:insideV w:val="single" w:color="auto" w:sz="4"/>
+        </w:tblBorders>
+      </w:tblPr>
+      <w:tblGrid>
+        <w:gridCol w:w="3180"/>
+        <w:gridCol w:w="3180"/>
+        <w:gridCol w:w="3180"/>
+      </w:tblGrid>
+      <w:tr>
+        <w:trPr>
+          <w:tblHeader/>
+        </w:trPr>
+        <w:tc>
+          <w:tcPr>
+            <w:tcW w:type="dxa" w:w="3180"/>
+            <w:tcBorders>
+              <w:top w:val="single" w:color="BBBBBB" w:sz="4"/>
+              <w:left w:val="single" w:color="BBBBBB" w:sz="4"/>
+              <w:bottom w:val="single" w:color="BBBBBB" w:sz="4"/>
+              <w:right w:val="single" w:color="BBBBBB" w:sz="4"/>
+            </w:tcBorders>
+            <w:shd w:fill="E8EDF3" w:val="clear"/>
+            <w:tcMar>
+              <w:top w:type="dxa" w:w="60"/>
+              <w:left w:type="dxa" w:w="100"/>
+              <w:bottom w:type="dxa" w:w="60"/>
+              <w:right w:type="dxa" w:w="100"/>
+            </w:tcMar>
+          </w:tcPr>
+          <w:p>
+            <w:pPr>
+              <w:spacing w:after="40" w:before="0" w:line="240" w:lineRule="auto"/>
+              <w:jc w:val="left"/>
+            </w:pPr>
+            <w:r>
+              <w:rPr>
+                <w:rFonts w:ascii="Times New Roman" w:cs="Times New Roman" w:eastAsia="Times New Roman" w:hAnsi="Times New Roman"/>
+                <w:b/>
+                <w:bCs/>
+                <w:sz w:val="20"/>
+                <w:szCs w:val="20"/>
+              </w:rPr>
+              <w:t xml:space="preserve">Variable</w:t>
+            </w:r>
+          </w:p>
+        </w:tc>
+        <w:tc>
+          <w:tcPr>
+            <w:tcW w:type="dxa" w:w="3180"/>
+            <w:tcBorders>
+              <w:top w:val="single" w:color="BBBBBB" w:sz="4"/>
+              <w:left w:val="single" w:color="BBBBBB" w:sz="4"/>
+              <w:bottom w:val="single" w:color="BBBBBB" w:sz="4"/>
+              <w:right w:val="single" w:color="BBBBBB" w:sz="4"/>
+            </w:tcBorders>
+            <w:shd w:fill="E8EDF3" w:val="clear"/>
+            <w:tcMar>
+              <w:top w:type="dxa" w:w="60"/>
+              <w:left w:type="dxa" w:w="100"/>
+              <w:bottom w:type="dxa" w:w="60"/>
+              <w:right w:type="dxa" w:w="100"/>
+            </w:tcMar>
+          </w:tcPr>
+          <w:p>
+            <w:pPr>
+              <w:spacing w:after="40" w:before="0" w:line="240" w:lineRule="auto"/>
+              <w:jc w:val="left"/>
+            </w:pPr>
+            <w:r>
+              <w:rPr>
+                <w:rFonts w:ascii="Times New Roman" w:cs="Times New Roman" w:eastAsia="Times New Roman" w:hAnsi="Times New Roman"/>
+                <w:b/>
+                <w:bCs/>
+                <w:sz w:val="20"/>
+                <w:szCs w:val="20"/>
+              </w:rPr>
+              <w:t xml:space="preserve">Simulation Parameters</w:t>
+            </w:r>
+          </w:p>
+        </w:tc>
+        <w:tc>
+          <w:tcPr>
+            <w:tcW w:type="dxa" w:w="3180"/>
+            <w:tcBorders>
+              <w:top w:val="single" w:color="BBBBBB" w:sz="4"/>
+              <w:left w:val="single" w:color="BBBBBB" w:sz="4"/>
+              <w:bottom w:val="single" w:color="BBBBBB" w:sz="4"/>
+              <w:right w:val="single" w:color="BBBBBB" w:sz="4"/>
+            </w:tcBorders>
+            <w:shd w:fill="E8EDF3" w:val="clear"/>
+            <w:tcMar>
+              <w:top w:type="dxa" w:w="60"/>
+              <w:left w:type="dxa" w:w="100"/>
+              <w:bottom w:type="dxa" w:w="60"/>
+              <w:right w:type="dxa" w:w="100"/>
+            </w:tcMar>
+          </w:tcPr>
+          <w:p>
+            <w:pPr>
+              <w:spacing w:after="40" w:before="0" w:line="240" w:lineRule="auto"/>
+              <w:jc w:val="left"/>
+            </w:pPr>
+            <w:r>
+              <w:rPr>
+                <w:rFonts w:ascii="Times New Roman" w:cs="Times New Roman" w:eastAsia="Times New Roman" w:hAnsi="Times New Roman"/>
+                <w:b/>
+                <w:bCs/>
+                <w:sz w:val="20"/>
+                <w:szCs w:val="20"/>
+              </w:rPr>
+              <w:t xml:space="preserve">Empirical Source</w:t>
+            </w:r>
+          </w:p>
+        </w:tc>
+      </w:tr>
+      <w:tr>
+        <w:trPr>
+          <w:tblHeader w:val="false"/>
+        </w:trPr>
+        <w:tc>
+          <w:tcPr>
+            <w:tcW w:type="dxa" w:w="3180"/>
+            <w:tcBorders>
+              <w:top w:val="single" w:color="BBBBBB" w:sz="4"/>
+              <w:left w:val="single" w:color="BBBBBB" w:sz="4"/>
+              <w:bottom w:val="single" w:color="BBBBBB" w:sz="4"/>
+              <w:right w:val="single" w:color="BBBBBB" w:sz="4"/>
+            </w:tcBorders>
+            <w:shd w:fill="FFFFFF" w:val="clear"/>
+            <w:tcMar>
+              <w:top w:type="dxa" w:w="60"/>
+              <w:left w:type="dxa" w:w="100"/>
+              <w:bottom w:type="dxa" w:w="60"/>
+              <w:right w:type="dxa" w:w="100"/>
+            </w:tcMar>
+          </w:tcPr>
+          <w:p>
+            <w:pPr>
+              <w:spacing w:after="40" w:before="0" w:line="240" w:lineRule="auto"/>
+              <w:jc w:val="left"/>
+            </w:pPr>
+            <w:r>
+              <w:rPr>
+                <w:rFonts w:ascii="Times New Roman" w:cs="Times New Roman" w:eastAsia="Times New Roman" w:hAnsi="Times New Roman"/>
+                <w:sz w:val="20"/>
+                <w:szCs w:val="20"/>
+              </w:rPr>
+              <w:t xml:space="preserve">Heir engagement frequency</w:t>
+            </w:r>
+          </w:p>
+        </w:tc>
+        <w:tc>
+          <w:tcPr>
+            <w:tcW w:type="dxa" w:w="3180"/>
+            <w:tcBorders>
+              <w:top w:val="single" w:color="BBBBBB" w:sz="4"/>
+              <w:left w:val="single" w:color="BBBBBB" w:sz="4"/>
+              <w:bottom w:val="single" w:color="BBBBBB" w:sz="4"/>
+              <w:right w:val="single" w:color="BBBBBB" w:sz="4"/>
+            </w:tcBorders>
+            <w:shd w:fill="FFFFFF" w:val="clear"/>
+            <w:tcMar>
+              <w:top w:type="dxa" w:w="60"/>
+              <w:left w:type="dxa" w:w="100"/>
+              <w:bottom w:type="dxa" w:w="60"/>
+              <w:right w:type="dxa" w:w="100"/>
+            </w:tcMar>
+          </w:tcPr>
+          <w:p>
+            <w:pPr>
+              <w:spacing w:after="40" w:before="0" w:line="240" w:lineRule="auto"/>
+              <w:jc w:val="left"/>
+            </w:pPr>
+            <w:r>
+              <w:rPr>
+                <w:rFonts w:ascii="Times New Roman" w:cs="Times New Roman" w:eastAsia="Times New Roman" w:hAnsi="Times New Roman"/>
+                <w:sz w:val="20"/>
+                <w:szCs w:val="20"/>
+              </w:rPr>
+              <w:t xml:space="preserve">Wirehouse: μ=0.9, σ=0.8; RIA: μ=2.1, σ=1.2 (meetings/yr)</w:t>
+            </w:r>
+          </w:p>
+        </w:tc>
+        <w:tc>
+          <w:tcPr>
+            <w:tcW w:type="dxa" w:w="3180"/>
+            <w:tcBorders>
+              <w:top w:val="single" w:color="BBBBBB" w:sz="4"/>
+              <w:left w:val="single" w:color="BBBBBB" w:sz="4"/>
+              <w:bottom w:val="single" w:color="BBBBBB" w:sz="4"/>
+              <w:right w:val="single" w:color="BBBBBB" w:sz="4"/>
+            </w:tcBorders>
+            <w:shd w:fill="FFFFFF" w:val="clear"/>
+            <w:tcMar>
+              <w:top w:type="dxa" w:w="60"/>
+              <w:left w:type="dxa" w:w="100"/>
+              <w:bottom w:type="dxa" w:w="60"/>
+              <w:right w:type="dxa" w:w="100"/>
+            </w:tcMar>
+          </w:tcPr>
+          <w:p>
+            <w:pPr>
+              <w:spacing w:after="40" w:before="0" w:line="240" w:lineRule="auto"/>
+              <w:jc w:val="left"/>
+            </w:pPr>
+            <w:r>
+              <w:rPr>
+                <w:rFonts w:ascii="Times New Roman" w:cs="Times New Roman" w:eastAsia="Times New Roman" w:hAnsi="Times New Roman"/>
+                <w:sz w:val="20"/>
+                <w:szCs w:val="20"/>
+              </w:rPr>
+              <w:t xml:space="preserve">Richards; J.D. Power (2024)</w:t>
+            </w:r>
+          </w:p>
+        </w:tc>
+      </w:tr>
+      <w:tr>
+        <w:trPr>
+          <w:tblHeader w:val="false"/>
+        </w:trPr>
+        <w:tc>
+          <w:tcPr>
+            <w:tcW w:type="dxa" w:w="3180"/>
+            <w:tcBorders>
+              <w:top w:val="single" w:color="BBBBBB" w:sz="4"/>
+              <w:left w:val="single" w:color="BBBBBB" w:sz="4"/>
+              <w:bottom w:val="single" w:color="BBBBBB" w:sz="4"/>
+              <w:right w:val="single" w:color="BBBBBB" w:sz="4"/>
+            </w:tcBorders>
+            <w:shd w:fill="FFFFFF" w:val="clear"/>
+            <w:tcMar>
+              <w:top w:type="dxa" w:w="60"/>
+              <w:left w:type="dxa" w:w="100"/>
+              <w:bottom w:type="dxa" w:w="60"/>
+              <w:right w:type="dxa" w:w="100"/>
+            </w:tcMar>
+          </w:tcPr>
+          <w:p>
+            <w:pPr>
+              <w:spacing w:after="40" w:before="0" w:line="240" w:lineRule="auto"/>
+              <w:jc w:val="left"/>
+            </w:pPr>
+            <w:r>
+              <w:rPr>
+                <w:rFonts w:ascii="Times New Roman" w:cs="Times New Roman" w:eastAsia="Times New Roman" w:hAnsi="Times New Roman"/>
+                <w:sz w:val="20"/>
+                <w:szCs w:val="20"/>
+              </w:rPr>
+              <w:t xml:space="preserve">Estate planning integration</w:t>
+            </w:r>
+          </w:p>
+        </w:tc>
+        <w:tc>
+          <w:tcPr>
+            <w:tcW w:type="dxa" w:w="3180"/>
+            <w:tcBorders>
+              <w:top w:val="single" w:color="BBBBBB" w:sz="4"/>
+              <w:left w:val="single" w:color="BBBBBB" w:sz="4"/>
+              <w:bottom w:val="single" w:color="BBBBBB" w:sz="4"/>
+              <w:right w:val="single" w:color="BBBBBB" w:sz="4"/>
+            </w:tcBorders>
+            <w:shd w:fill="FFFFFF" w:val="clear"/>
+            <w:tcMar>
+              <w:top w:type="dxa" w:w="60"/>
+              <w:left w:type="dxa" w:w="100"/>
+              <w:bottom w:type="dxa" w:w="60"/>
+              <w:right w:type="dxa" w:w="100"/>
+            </w:tcMar>
+          </w:tcPr>
+          <w:p>
+            <w:pPr>
+              <w:spacing w:after="40" w:before="0" w:line="240" w:lineRule="auto"/>
+              <w:jc w:val="left"/>
+            </w:pPr>
+            <w:r>
+              <w:rPr>
+                <w:rFonts w:ascii="Times New Roman" w:cs="Times New Roman" w:eastAsia="Times New Roman" w:hAnsi="Times New Roman"/>
+                <w:sz w:val="20"/>
+                <w:szCs w:val="20"/>
+              </w:rPr>
+              <w:t xml:space="preserve">Wirehouse: 38%; PE-agg: 48%; RIA: 55% adoption</w:t>
+            </w:r>
+          </w:p>
+        </w:tc>
+        <w:tc>
+          <w:tcPr>
+            <w:tcW w:type="dxa" w:w="3180"/>
+            <w:tcBorders>
+              <w:top w:val="single" w:color="BBBBBB" w:sz="4"/>
+              <w:left w:val="single" w:color="BBBBBB" w:sz="4"/>
+              <w:bottom w:val="single" w:color="BBBBBB" w:sz="4"/>
+              <w:right w:val="single" w:color="BBBBBB" w:sz="4"/>
+            </w:tcBorders>
+            <w:shd w:fill="FFFFFF" w:val="clear"/>
+            <w:tcMar>
+              <w:top w:type="dxa" w:w="60"/>
+              <w:left w:type="dxa" w:w="100"/>
+              <w:bottom w:type="dxa" w:w="60"/>
+              <w:right w:type="dxa" w:w="100"/>
+            </w:tcMar>
+          </w:tcPr>
+          <w:p>
+            <w:pPr>
+              <w:spacing w:after="40" w:before="0" w:line="240" w:lineRule="auto"/>
+              <w:jc w:val="left"/>
+            </w:pPr>
+            <w:r>
+              <w:rPr>
+                <w:rFonts w:ascii="Times New Roman" w:cs="Times New Roman" w:eastAsia="Times New Roman" w:hAnsi="Times New Roman"/>
+                <w:sz w:val="20"/>
+                <w:szCs w:val="20"/>
+              </w:rPr>
+              <w:t xml:space="preserve">Jackson; Miller &amp; Maine (2020)</w:t>
+            </w:r>
+          </w:p>
+        </w:tc>
+      </w:tr>
+      <w:tr>
+        <w:trPr>
+          <w:tblHeader w:val="false"/>
+        </w:trPr>
+        <w:tc>
+          <w:tcPr>
+            <w:tcW w:type="dxa" w:w="3180"/>
+            <w:tcBorders>
+              <w:top w:val="single" w:color="BBBBBB" w:sz="4"/>
+              <w:left w:val="single" w:color="BBBBBB" w:sz="4"/>
+              <w:bottom w:val="single" w:color="BBBBBB" w:sz="4"/>
+              <w:right w:val="single" w:color="BBBBBB" w:sz="4"/>
+            </w:tcBorders>
+            <w:shd w:fill="FFFFFF" w:val="clear"/>
+            <w:tcMar>
+              <w:top w:type="dxa" w:w="60"/>
+              <w:left w:type="dxa" w:w="100"/>
+              <w:bottom w:type="dxa" w:w="60"/>
+              <w:right w:type="dxa" w:w="100"/>
+            </w:tcMar>
+          </w:tcPr>
+          <w:p>
+            <w:pPr>
+              <w:spacing w:after="40" w:before="0" w:line="240" w:lineRule="auto"/>
+              <w:jc w:val="left"/>
+            </w:pPr>
+            <w:r>
+              <w:rPr>
+                <w:rFonts w:ascii="Times New Roman" w:cs="Times New Roman" w:eastAsia="Times New Roman" w:hAnsi="Times New Roman"/>
+                <w:sz w:val="20"/>
+                <w:szCs w:val="20"/>
+              </w:rPr>
+              <w:t xml:space="preserve">Technology adoption score</w:t>
+            </w:r>
+          </w:p>
+        </w:tc>
+        <w:tc>
+          <w:tcPr>
+            <w:tcW w:type="dxa" w:w="3180"/>
+            <w:tcBorders>
+              <w:top w:val="single" w:color="BBBBBB" w:sz="4"/>
+              <w:left w:val="single" w:color="BBBBBB" w:sz="4"/>
+              <w:bottom w:val="single" w:color="BBBBBB" w:sz="4"/>
+              <w:right w:val="single" w:color="BBBBBB" w:sz="4"/>
+            </w:tcBorders>
+            <w:shd w:fill="FFFFFF" w:val="clear"/>
+            <w:tcMar>
+              <w:top w:type="dxa" w:w="60"/>
+              <w:left w:type="dxa" w:w="100"/>
+              <w:bottom w:type="dxa" w:w="60"/>
+              <w:right w:type="dxa" w:w="100"/>
+            </w:tcMar>
+          </w:tcPr>
+          <w:p>
+            <w:pPr>
+              <w:spacing w:after="40" w:before="0" w:line="240" w:lineRule="auto"/>
+              <w:jc w:val="left"/>
+            </w:pPr>
+            <w:r>
+              <w:rPr>
+                <w:rFonts w:ascii="Times New Roman" w:cs="Times New Roman" w:eastAsia="Times New Roman" w:hAnsi="Times New Roman"/>
+                <w:sz w:val="20"/>
+                <w:szCs w:val="20"/>
+              </w:rPr>
+              <w:t xml:space="preserve">PE-agg: μ=6.8; RIA: μ=5.4; Wirehouse: μ=5.8 (0–10 index)</w:t>
+            </w:r>
+          </w:p>
+        </w:tc>
+        <w:tc>
+          <w:tcPr>
+            <w:tcW w:type="dxa" w:w="3180"/>
+            <w:tcBorders>
+              <w:top w:val="single" w:color="BBBBBB" w:sz="4"/>
+              <w:left w:val="single" w:color="BBBBBB" w:sz="4"/>
+              <w:bottom w:val="single" w:color="BBBBBB" w:sz="4"/>
+              <w:right w:val="single" w:color="BBBBBB" w:sz="4"/>
+            </w:tcBorders>
+            <w:shd w:fill="FFFFFF" w:val="clear"/>
+            <w:tcMar>
+              <w:top w:type="dxa" w:w="60"/>
+              <w:left w:type="dxa" w:w="100"/>
+              <w:bottom w:type="dxa" w:w="60"/>
+              <w:right w:type="dxa" w:w="100"/>
+            </w:tcMar>
+          </w:tcPr>
+          <w:p>
+            <w:pPr>
+              <w:spacing w:after="40" w:before="0" w:line="240" w:lineRule="auto"/>
+              <w:jc w:val="left"/>
+            </w:pPr>
+            <w:r>
+              <w:rPr>
+                <w:rFonts w:ascii="Times New Roman" w:cs="Times New Roman" w:eastAsia="Times New Roman" w:hAnsi="Times New Roman"/>
+                <w:sz w:val="20"/>
+                <w:szCs w:val="20"/>
+              </w:rPr>
+              <w:t xml:space="preserve">Bandi (2025); Bhardwaj (2025)</w:t>
+            </w:r>
+          </w:p>
+        </w:tc>
+      </w:tr>
+      <w:tr>
+        <w:trPr>
+          <w:tblHeader w:val="false"/>
+        </w:trPr>
+        <w:tc>
+          <w:tcPr>
+            <w:tcW w:type="dxa" w:w="3180"/>
+            <w:tcBorders>
+              <w:top w:val="single" w:color="BBBBBB" w:sz="4"/>
+              <w:left w:val="single" w:color="BBBBBB" w:sz="4"/>
+              <w:bottom w:val="single" w:color="BBBBBB" w:sz="4"/>
+              <w:right w:val="single" w:color="BBBBBB" w:sz="4"/>
+            </w:tcBorders>
+            <w:shd w:fill="FFFFFF" w:val="clear"/>
+            <w:tcMar>
+              <w:top w:type="dxa" w:w="60"/>
+              <w:left w:type="dxa" w:w="100"/>
+              <w:bottom w:type="dxa" w:w="60"/>
+              <w:right w:type="dxa" w:w="100"/>
+            </w:tcMar>
+          </w:tcPr>
+          <w:p>
+            <w:pPr>
+              <w:spacing w:after="40" w:before="0" w:line="240" w:lineRule="auto"/>
+              <w:jc w:val="left"/>
+            </w:pPr>
+            <w:r>
+              <w:rPr>
+                <w:rFonts w:ascii="Times New Roman" w:cs="Times New Roman" w:eastAsia="Times New Roman" w:hAnsi="Times New Roman"/>
+                <w:sz w:val="20"/>
+                <w:szCs w:val="20"/>
+              </w:rPr>
+              <w:t xml:space="preserve">Fee model type</w:t>
+            </w:r>
+          </w:p>
+        </w:tc>
+        <w:tc>
+          <w:tcPr>
+            <w:tcW w:type="dxa" w:w="3180"/>
+            <w:tcBorders>
+              <w:top w:val="single" w:color="BBBBBB" w:sz="4"/>
+              <w:left w:val="single" w:color="BBBBBB" w:sz="4"/>
+              <w:bottom w:val="single" w:color="BBBBBB" w:sz="4"/>
+              <w:right w:val="single" w:color="BBBBBB" w:sz="4"/>
+            </w:tcBorders>
+            <w:shd w:fill="FFFFFF" w:val="clear"/>
+            <w:tcMar>
+              <w:top w:type="dxa" w:w="60"/>
+              <w:left w:type="dxa" w:w="100"/>
+              <w:bottom w:type="dxa" w:w="60"/>
+              <w:right w:type="dxa" w:w="100"/>
+            </w:tcMar>
+          </w:tcPr>
+          <w:p>
+            <w:pPr>
+              <w:spacing w:after="40" w:before="0" w:line="240" w:lineRule="auto"/>
+              <w:jc w:val="left"/>
+            </w:pPr>
+            <w:r>
+              <w:rPr>
+                <w:rFonts w:ascii="Times New Roman" w:cs="Times New Roman" w:eastAsia="Times New Roman" w:hAnsi="Times New Roman"/>
+                <w:sz w:val="20"/>
+                <w:szCs w:val="20"/>
+              </w:rPr>
+              <w:t xml:space="preserve">52% AUM-only, 32% tiered, 16% subscription</w:t>
+            </w:r>
+          </w:p>
+        </w:tc>
+        <w:tc>
+          <w:tcPr>
+            <w:tcW w:type="dxa" w:w="3180"/>
+            <w:tcBorders>
+              <w:top w:val="single" w:color="BBBBBB" w:sz="4"/>
+              <w:left w:val="single" w:color="BBBBBB" w:sz="4"/>
+              <w:bottom w:val="single" w:color="BBBBBB" w:sz="4"/>
+              <w:right w:val="single" w:color="BBBBBB" w:sz="4"/>
+            </w:tcBorders>
+            <w:shd w:fill="FFFFFF" w:val="clear"/>
+            <w:tcMar>
+              <w:top w:type="dxa" w:w="60"/>
+              <w:left w:type="dxa" w:w="100"/>
+              <w:bottom w:type="dxa" w:w="60"/>
+              <w:right w:type="dxa" w:w="100"/>
+            </w:tcMar>
+          </w:tcPr>
+          <w:p>
+            <w:pPr>
+              <w:spacing w:after="40" w:before="0" w:line="240" w:lineRule="auto"/>
+              <w:jc w:val="left"/>
+            </w:pPr>
+            <w:r>
+              <w:rPr>
+                <w:rFonts w:ascii="Times New Roman" w:cs="Times New Roman" w:eastAsia="Times New Roman" w:hAnsi="Times New Roman"/>
+                <w:sz w:val="20"/>
+                <w:szCs w:val="20"/>
+              </w:rPr>
+              <w:t xml:space="preserve">Turner &amp; Giordano (2020)</w:t>
+            </w:r>
+          </w:p>
+        </w:tc>
+      </w:tr>
+      <w:tr>
+        <w:trPr>
+          <w:tblHeader w:val="false"/>
+        </w:trPr>
+        <w:tc>
+          <w:tcPr>
+            <w:tcW w:type="dxa" w:w="3180"/>
+            <w:tcBorders>
+              <w:top w:val="single" w:color="BBBBBB" w:sz="4"/>
+              <w:left w:val="single" w:color="BBBBBB" w:sz="4"/>
+              <w:bottom w:val="single" w:color="BBBBBB" w:sz="4"/>
+              <w:right w:val="single" w:color="BBBBBB" w:sz="4"/>
+            </w:tcBorders>
+            <w:shd w:fill="FFFFFF" w:val="clear"/>
+            <w:tcMar>
+              <w:top w:type="dxa" w:w="60"/>
+              <w:left w:type="dxa" w:w="100"/>
+              <w:bottom w:type="dxa" w:w="60"/>
+              <w:right w:type="dxa" w:w="100"/>
+            </w:tcMar>
+          </w:tcPr>
+          <w:p>
+            <w:pPr>
+              <w:spacing w:after="40" w:before="0" w:line="240" w:lineRule="auto"/>
+              <w:jc w:val="left"/>
+            </w:pPr>
+            <w:r>
+              <w:rPr>
+                <w:rFonts w:ascii="Times New Roman" w:cs="Times New Roman" w:eastAsia="Times New Roman" w:hAnsi="Times New Roman"/>
+                <w:sz w:val="20"/>
+                <w:szCs w:val="20"/>
+              </w:rPr>
+              <w:t xml:space="preserve">Advisor age</w:t>
+            </w:r>
+          </w:p>
+        </w:tc>
+        <w:tc>
+          <w:tcPr>
+            <w:tcW w:type="dxa" w:w="3180"/>
+            <w:tcBorders>
+              <w:top w:val="single" w:color="BBBBBB" w:sz="4"/>
+              <w:left w:val="single" w:color="BBBBBB" w:sz="4"/>
+              <w:bottom w:val="single" w:color="BBBBBB" w:sz="4"/>
+              <w:right w:val="single" w:color="BBBBBB" w:sz="4"/>
+            </w:tcBorders>
+            <w:shd w:fill="FFFFFF" w:val="clear"/>
+            <w:tcMar>
+              <w:top w:type="dxa" w:w="60"/>
+              <w:left w:type="dxa" w:w="100"/>
+              <w:bottom w:type="dxa" w:w="60"/>
+              <w:right w:type="dxa" w:w="100"/>
+            </w:tcMar>
+          </w:tcPr>
+          <w:p>
+            <w:pPr>
+              <w:spacing w:after="40" w:before="0" w:line="240" w:lineRule="auto"/>
+              <w:jc w:val="left"/>
+            </w:pPr>
+            <w:r>
+              <w:rPr>
+                <w:rFonts w:ascii="Times New Roman" w:cs="Times New Roman" w:eastAsia="Times New Roman" w:hAnsi="Times New Roman"/>
+                <w:sz w:val="20"/>
+                <w:szCs w:val="20"/>
+              </w:rPr>
+              <w:t xml:space="preserve">μ=52, σ=10 years</w:t>
+            </w:r>
+          </w:p>
+        </w:tc>
+        <w:tc>
+          <w:tcPr>
+            <w:tcW w:type="dxa" w:w="3180"/>
+            <w:tcBorders>
+              <w:top w:val="single" w:color="BBBBBB" w:sz="4"/>
+              <w:left w:val="single" w:color="BBBBBB" w:sz="4"/>
+              <w:bottom w:val="single" w:color="BBBBBB" w:sz="4"/>
+              <w:right w:val="single" w:color="BBBBBB" w:sz="4"/>
+            </w:tcBorders>
+            <w:shd w:fill="FFFFFF" w:val="clear"/>
+            <w:tcMar>
+              <w:top w:type="dxa" w:w="60"/>
+              <w:left w:type="dxa" w:w="100"/>
+              <w:bottom w:type="dxa" w:w="60"/>
+              <w:right w:type="dxa" w:w="100"/>
+            </w:tcMar>
+          </w:tcPr>
+          <w:p>
+            <w:pPr>
+              <w:spacing w:after="40" w:before="0" w:line="240" w:lineRule="auto"/>
+              <w:jc w:val="left"/>
+            </w:pPr>
+            <w:r>
+              <w:rPr>
+                <w:rFonts w:ascii="Times New Roman" w:cs="Times New Roman" w:eastAsia="Times New Roman" w:hAnsi="Times New Roman"/>
+                <w:sz w:val="20"/>
+                <w:szCs w:val="20"/>
+              </w:rPr>
+              <w:t xml:space="preserve">FINRA (2023)</w:t>
+            </w:r>
+          </w:p>
+        </w:tc>
+      </w:tr>
+      <w:tr>
+        <w:trPr>
+          <w:tblHeader w:val="false"/>
+        </w:trPr>
+        <w:tc>
+          <w:tcPr>
+            <w:tcW w:type="dxa" w:w="3180"/>
+            <w:tcBorders>
+              <w:top w:val="single" w:color="BBBBBB" w:sz="4"/>
+              <w:left w:val="single" w:color="BBBBBB" w:sz="4"/>
+              <w:bottom w:val="single" w:color="BBBBBB" w:sz="4"/>
+              <w:right w:val="single" w:color="BBBBBB" w:sz="4"/>
+            </w:tcBorders>
+            <w:shd w:fill="FFFFFF" w:val="clear"/>
+            <w:tcMar>
+              <w:top w:type="dxa" w:w="60"/>
+              <w:left w:type="dxa" w:w="100"/>
+              <w:bottom w:type="dxa" w:w="60"/>
+              <w:right w:type="dxa" w:w="100"/>
+            </w:tcMar>
+          </w:tcPr>
+          <w:p>
+            <w:pPr>
+              <w:spacing w:after="40" w:before="0" w:line="240" w:lineRule="auto"/>
+              <w:jc w:val="left"/>
+            </w:pPr>
+            <w:r>
+              <w:rPr>
+                <w:rFonts w:ascii="Times New Roman" w:cs="Times New Roman" w:eastAsia="Times New Roman" w:hAnsi="Times New Roman"/>
+                <w:sz w:val="20"/>
+                <w:szCs w:val="20"/>
+              </w:rPr>
+              <w:t xml:space="preserve">Team composition</w:t>
+            </w:r>
+          </w:p>
+        </w:tc>
+        <w:tc>
+          <w:tcPr>
+            <w:tcW w:type="dxa" w:w="3180"/>
+            <w:tcBorders>
+              <w:top w:val="single" w:color="BBBBBB" w:sz="4"/>
+              <w:left w:val="single" w:color="BBBBBB" w:sz="4"/>
+              <w:bottom w:val="single" w:color="BBBBBB" w:sz="4"/>
+              <w:right w:val="single" w:color="BBBBBB" w:sz="4"/>
+            </w:tcBorders>
+            <w:shd w:fill="FFFFFF" w:val="clear"/>
+            <w:tcMar>
+              <w:top w:type="dxa" w:w="60"/>
+              <w:left w:type="dxa" w:w="100"/>
+              <w:bottom w:type="dxa" w:w="60"/>
+              <w:right w:type="dxa" w:w="100"/>
+            </w:tcMar>
+          </w:tcPr>
+          <w:p>
+            <w:pPr>
+              <w:spacing w:after="40" w:before="0" w:line="240" w:lineRule="auto"/>
+              <w:jc w:val="left"/>
+            </w:pPr>
+            <w:r>
+              <w:rPr>
+                <w:rFonts w:ascii="Times New Roman" w:cs="Times New Roman" w:eastAsia="Times New Roman" w:hAnsi="Times New Roman"/>
+                <w:sz w:val="20"/>
+                <w:szCs w:val="20"/>
+              </w:rPr>
+              <w:t xml:space="preserve">38% have advisor under 40</w:t>
+            </w:r>
+          </w:p>
+        </w:tc>
+        <w:tc>
+          <w:tcPr>
+            <w:tcW w:type="dxa" w:w="3180"/>
+            <w:tcBorders>
+              <w:top w:val="single" w:color="BBBBBB" w:sz="4"/>
+              <w:left w:val="single" w:color="BBBBBB" w:sz="4"/>
+              <w:bottom w:val="single" w:color="BBBBBB" w:sz="4"/>
+              <w:right w:val="single" w:color="BBBBBB" w:sz="4"/>
+            </w:tcBorders>
+            <w:shd w:fill="FFFFFF" w:val="clear"/>
+            <w:tcMar>
+              <w:top w:type="dxa" w:w="60"/>
+              <w:left w:type="dxa" w:w="100"/>
+              <w:bottom w:type="dxa" w:w="60"/>
+              <w:right w:type="dxa" w:w="100"/>
+            </w:tcMar>
+          </w:tcPr>
+          <w:p>
+            <w:pPr>
+              <w:spacing w:after="40" w:before="0" w:line="240" w:lineRule="auto"/>
+              <w:jc w:val="left"/>
+            </w:pPr>
+            <w:r>
+              <w:rPr>
+                <w:rFonts w:ascii="Times New Roman" w:cs="Times New Roman" w:eastAsia="Times New Roman" w:hAnsi="Times New Roman"/>
+                <w:sz w:val="20"/>
+                <w:szCs w:val="20"/>
+              </w:rPr>
+              <w:t xml:space="preserve">Li (2025)</w:t>
+            </w:r>
+          </w:p>
+        </w:tc>
+      </w:tr>
+      <w:tr>
+        <w:trPr>
+          <w:tblHeader w:val="false"/>
+        </w:trPr>
+        <w:tc>
+          <w:tcPr>
+            <w:tcW w:type="dxa" w:w="3180"/>
+            <w:tcBorders>
+              <w:top w:val="single" w:color="BBBBBB" w:sz="4"/>
+              <w:left w:val="single" w:color="BBBBBB" w:sz="4"/>
+              <w:bottom w:val="single" w:color="BBBBBB" w:sz="4"/>
+              <w:right w:val="single" w:color="BBBBBB" w:sz="4"/>
+            </w:tcBorders>
+            <w:shd w:fill="FFFFFF" w:val="clear"/>
+            <w:tcMar>
+              <w:top w:type="dxa" w:w="60"/>
+              <w:left w:type="dxa" w:w="100"/>
+              <w:bottom w:type="dxa" w:w="60"/>
+              <w:right w:type="dxa" w:w="100"/>
+            </w:tcMar>
+          </w:tcPr>
+          <w:p>
+            <w:pPr>
+              <w:spacing w:after="40" w:before="0" w:line="240" w:lineRule="auto"/>
+              <w:jc w:val="left"/>
+            </w:pPr>
+            <w:r>
+              <w:rPr>
+                <w:rFonts w:ascii="Times New Roman" w:cs="Times New Roman" w:eastAsia="Times New Roman" w:hAnsi="Times New Roman"/>
+                <w:sz w:val="20"/>
+                <w:szCs w:val="20"/>
+              </w:rPr>
+              <w:t xml:space="preserve">ESG capability</w:t>
+            </w:r>
+          </w:p>
+        </w:tc>
+        <w:tc>
+          <w:tcPr>
+            <w:tcW w:type="dxa" w:w="3180"/>
+            <w:tcBorders>
+              <w:top w:val="single" w:color="BBBBBB" w:sz="4"/>
+              <w:left w:val="single" w:color="BBBBBB" w:sz="4"/>
+              <w:bottom w:val="single" w:color="BBBBBB" w:sz="4"/>
+              <w:right w:val="single" w:color="BBBBBB" w:sz="4"/>
+            </w:tcBorders>
+            <w:shd w:fill="FFFFFF" w:val="clear"/>
+            <w:tcMar>
+              <w:top w:type="dxa" w:w="60"/>
+              <w:left w:type="dxa" w:w="100"/>
+              <w:bottom w:type="dxa" w:w="60"/>
+              <w:right w:type="dxa" w:w="100"/>
+            </w:tcMar>
+          </w:tcPr>
+          <w:p>
+            <w:pPr>
+              <w:spacing w:after="40" w:before="0" w:line="240" w:lineRule="auto"/>
+              <w:jc w:val="left"/>
+            </w:pPr>
+            <w:r>
+              <w:rPr>
+                <w:rFonts w:ascii="Times New Roman" w:cs="Times New Roman" w:eastAsia="Times New Roman" w:hAnsi="Times New Roman"/>
+                <w:sz w:val="20"/>
+                <w:szCs w:val="20"/>
+              </w:rPr>
+              <w:t xml:space="preserve">42% have credible ESG offering</w:t>
+            </w:r>
+          </w:p>
+        </w:tc>
+        <w:tc>
+          <w:tcPr>
+            <w:tcW w:type="dxa" w:w="3180"/>
+            <w:tcBorders>
+              <w:top w:val="single" w:color="BBBBBB" w:sz="4"/>
+              <w:left w:val="single" w:color="BBBBBB" w:sz="4"/>
+              <w:bottom w:val="single" w:color="BBBBBB" w:sz="4"/>
+              <w:right w:val="single" w:color="BBBBBB" w:sz="4"/>
+            </w:tcBorders>
+            <w:shd w:fill="FFFFFF" w:val="clear"/>
+            <w:tcMar>
+              <w:top w:type="dxa" w:w="60"/>
+              <w:left w:type="dxa" w:w="100"/>
+              <w:bottom w:type="dxa" w:w="60"/>
+              <w:right w:type="dxa" w:w="100"/>
+            </w:tcMar>
+          </w:tcPr>
+          <w:p>
+            <w:pPr>
+              <w:spacing w:after="40" w:before="0" w:line="240" w:lineRule="auto"/>
+              <w:jc w:val="left"/>
+            </w:pPr>
+            <w:r>
+              <w:rPr>
+                <w:rFonts w:ascii="Times New Roman" w:cs="Times New Roman" w:eastAsia="Times New Roman" w:hAnsi="Times New Roman"/>
+                <w:sz w:val="20"/>
+                <w:szCs w:val="20"/>
+              </w:rPr>
+              <w:t xml:space="preserve">Maurya (2025)</w:t>
+            </w:r>
+          </w:p>
+        </w:tc>
+      </w:tr>
+      <w:tr>
+        <w:trPr>
+          <w:tblHeader w:val="false"/>
+        </w:trPr>
+        <w:tc>
+          <w:tcPr>
+            <w:tcW w:type="dxa" w:w="3180"/>
+            <w:tcBorders>
+              <w:top w:val="single" w:color="BBBBBB" w:sz="4"/>
+              <w:left w:val="single" w:color="BBBBBB" w:sz="4"/>
+              <w:bottom w:val="single" w:color="BBBBBB" w:sz="4"/>
+              <w:right w:val="single" w:color="BBBBBB" w:sz="4"/>
+            </w:tcBorders>
+            <w:shd w:fill="FFFFFF" w:val="clear"/>
+            <w:tcMar>
+              <w:top w:type="dxa" w:w="60"/>
+              <w:left w:type="dxa" w:w="100"/>
+              <w:bottom w:type="dxa" w:w="60"/>
+              <w:right w:type="dxa" w:w="100"/>
+            </w:tcMar>
+          </w:tcPr>
+          <w:p>
+            <w:pPr>
+              <w:spacing w:after="40" w:before="0" w:line="240" w:lineRule="auto"/>
+              <w:jc w:val="left"/>
+            </w:pPr>
+            <w:r>
+              <w:rPr>
+                <w:rFonts w:ascii="Times New Roman" w:cs="Times New Roman" w:eastAsia="Times New Roman" w:hAnsi="Times New Roman"/>
+                <w:sz w:val="20"/>
+                <w:szCs w:val="20"/>
+              </w:rPr>
+              <w:t xml:space="preserve">Transfer size (log)</w:t>
+            </w:r>
+          </w:p>
+        </w:tc>
+        <w:tc>
+          <w:tcPr>
+            <w:tcW w:type="dxa" w:w="3180"/>
+            <w:tcBorders>
+              <w:top w:val="single" w:color="BBBBBB" w:sz="4"/>
+              <w:left w:val="single" w:color="BBBBBB" w:sz="4"/>
+              <w:bottom w:val="single" w:color="BBBBBB" w:sz="4"/>
+              <w:right w:val="single" w:color="BBBBBB" w:sz="4"/>
+            </w:tcBorders>
+            <w:shd w:fill="FFFFFF" w:val="clear"/>
+            <w:tcMar>
+              <w:top w:type="dxa" w:w="60"/>
+              <w:left w:type="dxa" w:w="100"/>
+              <w:bottom w:type="dxa" w:w="60"/>
+              <w:right w:type="dxa" w:w="100"/>
+            </w:tcMar>
+          </w:tcPr>
+          <w:p>
+            <w:pPr>
+              <w:spacing w:after="40" w:before="0" w:line="240" w:lineRule="auto"/>
+              <w:jc w:val="left"/>
+            </w:pPr>
+            <w:r>
+              <w:rPr>
+                <w:rFonts w:ascii="Times New Roman" w:cs="Times New Roman" w:eastAsia="Times New Roman" w:hAnsi="Times New Roman"/>
+                <w:sz w:val="20"/>
+                <w:szCs w:val="20"/>
+              </w:rPr>
+              <w:t xml:space="preserve">log-normal, μ=14.0, σ=0.9 (~$1.2M median)</w:t>
+            </w:r>
+          </w:p>
+        </w:tc>
+        <w:tc>
+          <w:tcPr>
+            <w:tcW w:type="dxa" w:w="3180"/>
+            <w:tcBorders>
+              <w:top w:val="single" w:color="BBBBBB" w:sz="4"/>
+              <w:left w:val="single" w:color="BBBBBB" w:sz="4"/>
+              <w:bottom w:val="single" w:color="BBBBBB" w:sz="4"/>
+              <w:right w:val="single" w:color="BBBBBB" w:sz="4"/>
+            </w:tcBorders>
+            <w:shd w:fill="FFFFFF" w:val="clear"/>
+            <w:tcMar>
+              <w:top w:type="dxa" w:w="60"/>
+              <w:left w:type="dxa" w:w="100"/>
+              <w:bottom w:type="dxa" w:w="60"/>
+              <w:right w:type="dxa" w:w="100"/>
+            </w:tcMar>
+          </w:tcPr>
+          <w:p>
+            <w:pPr>
+              <w:spacing w:after="40" w:before="0" w:line="240" w:lineRule="auto"/>
+              <w:jc w:val="left"/>
+            </w:pPr>
+            <w:r>
+              <w:rPr>
+                <w:rFonts w:ascii="Times New Roman" w:cs="Times New Roman" w:eastAsia="Times New Roman" w:hAnsi="Times New Roman"/>
+                <w:sz w:val="20"/>
+                <w:szCs w:val="20"/>
+              </w:rPr>
+              <w:t xml:space="preserve">Cerulli Associates</w:t>
+            </w:r>
+          </w:p>
+        </w:tc>
+      </w:tr>
+      <w:tr>
+        <w:trPr>
+          <w:tblHeader w:val="false"/>
+        </w:trPr>
+        <w:tc>
+          <w:tcPr>
+            <w:tcW w:type="dxa" w:w="3180"/>
+            <w:tcBorders>
+              <w:top w:val="single" w:color="BBBBBB" w:sz="4"/>
+              <w:left w:val="single" w:color="BBBBBB" w:sz="4"/>
+              <w:bottom w:val="single" w:color="BBBBBB" w:sz="4"/>
+              <w:right w:val="single" w:color="BBBBBB" w:sz="4"/>
+            </w:tcBorders>
+            <w:shd w:fill="FFFFFF" w:val="clear"/>
+            <w:tcMar>
+              <w:top w:type="dxa" w:w="60"/>
+              <w:left w:type="dxa" w:w="100"/>
+              <w:bottom w:type="dxa" w:w="60"/>
+              <w:right w:type="dxa" w:w="100"/>
+            </w:tcMar>
+          </w:tcPr>
+          <w:p>
+            <w:pPr>
+              <w:spacing w:after="40" w:before="0" w:line="240" w:lineRule="auto"/>
+              <w:jc w:val="left"/>
+            </w:pPr>
+            <w:r>
+              <w:rPr>
+                <w:rFonts w:ascii="Times New Roman" w:cs="Times New Roman" w:eastAsia="Times New Roman" w:hAnsi="Times New Roman"/>
+                <w:sz w:val="20"/>
+                <w:szCs w:val="20"/>
+              </w:rPr>
+              <w:t xml:space="preserve">Market return</w:t>
+            </w:r>
+          </w:p>
+        </w:tc>
+        <w:tc>
+          <w:tcPr>
+            <w:tcW w:type="dxa" w:w="3180"/>
+            <w:tcBorders>
+              <w:top w:val="single" w:color="BBBBBB" w:sz="4"/>
+              <w:left w:val="single" w:color="BBBBBB" w:sz="4"/>
+              <w:bottom w:val="single" w:color="BBBBBB" w:sz="4"/>
+              <w:right w:val="single" w:color="BBBBBB" w:sz="4"/>
+            </w:tcBorders>
+            <w:shd w:fill="FFFFFF" w:val="clear"/>
+            <w:tcMar>
+              <w:top w:type="dxa" w:w="60"/>
+              <w:left w:type="dxa" w:w="100"/>
+              <w:bottom w:type="dxa" w:w="60"/>
+              <w:right w:type="dxa" w:w="100"/>
+            </w:tcMar>
+          </w:tcPr>
+          <w:p>
+            <w:pPr>
+              <w:spacing w:after="40" w:before="0" w:line="240" w:lineRule="auto"/>
+              <w:jc w:val="left"/>
+            </w:pPr>
+            <w:r>
+              <w:rPr>
+                <w:rFonts w:ascii="Times New Roman" w:cs="Times New Roman" w:eastAsia="Times New Roman" w:hAnsi="Times New Roman"/>
+                <w:sz w:val="20"/>
+                <w:szCs w:val="20"/>
+              </w:rPr>
+              <w:t xml:space="preserve">μ=0.08, σ=0.15 (12-month equity return)</w:t>
+            </w:r>
+          </w:p>
+        </w:tc>
+        <w:tc>
+          <w:tcPr>
+            <w:tcW w:type="dxa" w:w="3180"/>
+            <w:tcBorders>
+              <w:top w:val="single" w:color="BBBBBB" w:sz="4"/>
+              <w:left w:val="single" w:color="BBBBBB" w:sz="4"/>
+              <w:bottom w:val="single" w:color="BBBBBB" w:sz="4"/>
+              <w:right w:val="single" w:color="BBBBBB" w:sz="4"/>
+            </w:tcBorders>
+            <w:shd w:fill="FFFFFF" w:val="clear"/>
+            <w:tcMar>
+              <w:top w:type="dxa" w:w="60"/>
+              <w:left w:type="dxa" w:w="100"/>
+              <w:bottom w:type="dxa" w:w="60"/>
+              <w:right w:type="dxa" w:w="100"/>
+            </w:tcMar>
+          </w:tcPr>
+          <w:p>
+            <w:pPr>
+              <w:spacing w:after="40" w:before="0" w:line="240" w:lineRule="auto"/>
+              <w:jc w:val="left"/>
+            </w:pPr>
+            <w:r>
+              <w:rPr>
+                <w:rFonts w:ascii="Times New Roman" w:cs="Times New Roman" w:eastAsia="Times New Roman" w:hAnsi="Times New Roman"/>
+                <w:sz w:val="20"/>
+                <w:szCs w:val="20"/>
+              </w:rPr>
+              <w:t xml:space="preserve">Historical index data</w:t>
+            </w:r>
+          </w:p>
+        </w:tc>
+      </w:tr>
+    </w:tbl>
+    <w:p>
+      <w:pPr>
+        <w:spacing w:after="120" w:before="0"/>
+      </w:pPr>
+    </w:p>
+    <w:p>
+      <w:pPr>
+        <w:spacing w:after="100" w:before="0" w:line="276" w:lineRule="auto"/>
+        <w:jc w:val="both"/>
+      </w:pPr>
+      <w:r>
+        <w:rPr>
+          <w:rFonts w:ascii="Times New Roman" w:cs="Times New Roman" w:eastAsia="Times New Roman" w:hAnsi="Times New Roman"/>
+          <w:sz w:val="22"/>
+          <w:szCs w:val="22"/>
+        </w:rPr>
+        <w:t xml:space="preserve">The true data-generating process used population coefficients calibrated to published effect sizes (heir engagement β=0.55, estate integration β=0.70, etc.), with a logistic error term. The estimated model was fitted to the simulated data — the estimated coefficients are therefore governed by statistical noise, finite-sample variation, and multicollinearity in the simulated predictors, not by the true coefficients. The overall simulated retention rate was </w:t>
+      </w:r>
+      <w:r>
+        <w:rPr>
+          <w:rFonts w:ascii="Times New Roman" w:cs="Times New Roman" w:eastAsia="Times New Roman" w:hAnsi="Times New Roman"/>
+          <w:b/>
+          <w:bCs/>
+          <w:sz w:val="22"/>
+          <w:szCs w:val="22"/>
+        </w:rPr>
+        <w:t xml:space="preserve">87.1%</w:t>
+      </w:r>
+      <w:r>
+        <w:rPr>
+          <w:rFonts w:ascii="Times New Roman" w:cs="Times New Roman" w:eastAsia="Times New Roman" w:hAnsi="Times New Roman"/>
+          <w:sz w:val="22"/>
+          <w:szCs w:val="22"/>
+        </w:rPr>
+        <w:t xml:space="preserve">, consistent with a context where most advisors are at least minimally engaged (the remaining 12.9% represent the switching events that generate variation in the outcome).</w:t>
+      </w:r>
+    </w:p>
+    <w:p>
+      <w:pPr>
+        <w:pStyle w:val="Heading2"/>
+        <w:spacing w:after="100" w:before="240" w:line="276" w:lineRule="auto"/>
+        <w:jc w:val="left"/>
+      </w:pPr>
+      <w:r>
+        <w:rPr>
+          <w:rFonts w:ascii="Times New Roman" w:cs="Times New Roman" w:eastAsia="Times New Roman" w:hAnsi="Times New Roman"/>
+          <w:b/>
+          <w:bCs/>
+          <w:sz w:val="24"/>
+          <w:szCs w:val="24"/>
+        </w:rPr>
+        <w:t xml:space="preserve">Model Specification</w:t>
+      </w:r>
+    </w:p>
+    <w:p>
+      <w:pPr>
+        <w:spacing w:after="100" w:before="0" w:line="276" w:lineRule="auto"/>
+        <w:jc w:val="both"/>
+      </w:pPr>
+      <w:r>
+        <w:rPr>
+          <w:rFonts w:ascii="Times New Roman" w:cs="Times New Roman" w:eastAsia="Times New Roman" w:hAnsi="Times New Roman"/>
+          <w:sz w:val="22"/>
+          <w:szCs w:val="22"/>
+        </w:rPr>
+        <w:t xml:space="preserve">The estimated model is:</w:t>
+      </w:r>
+    </w:p>
+    <w:p>
+      <w:pPr>
+        <w:spacing w:after="100" w:before="0" w:line="276" w:lineRule="auto"/>
+        <w:jc w:val="both"/>
+      </w:pPr>
+      <w:r>
+        <w:rPr>
+          <w:rFonts w:ascii="Times New Roman" w:cs="Times New Roman" w:eastAsia="Times New Roman" w:hAnsi="Times New Roman"/>
+          <w:b/>
+          <w:bCs/>
+          <w:sz w:val="22"/>
+          <w:szCs w:val="22"/>
+        </w:rPr>
+        <w:t xml:space="preserve">logit(P(Retention=1)) = β₀ + β₁(HeirEngFreq) + β₂(EstatePlanning) + β₃(TechScore) + β₄(FeeModel) + β₅(AdvisorAge) + β₆(TeamComp) + β₇(ESGCapability) + β₈(log TransferSize) + β₉(MarketReturn) + ε</w:t>
+      </w:r>
+    </w:p>
+    <w:p>
+      <w:pPr>
+        <w:spacing w:after="100" w:before="0" w:line="276" w:lineRule="auto"/>
+        <w:jc w:val="both"/>
+      </w:pPr>
+      <w:r>
+        <w:rPr>
+          <w:rFonts w:ascii="Times New Roman" w:cs="Times New Roman" w:eastAsia="Times New Roman" w:hAnsi="Times New Roman"/>
+          <w:sz w:val="22"/>
+          <w:szCs w:val="22"/>
+        </w:rPr>
+        <w:t xml:space="preserve">Estimation used L2-penalized logistic regression (C=1.0) fitted via L-BFGS. Standard errors were computed via 500-iteration bootstrap resampling. k=5 stratified cross-validation assessed out-of-sample discrimination. The AUROC threshold for acceptable model performance was pre-specified at ≥0.72 (Martino &amp; Ventre, 2023).</w:t>
+      </w:r>
+    </w:p>
+    <w:p>
+      <w:pPr>
+        <w:pStyle w:val="Heading2"/>
+        <w:spacing w:after="100" w:before="240" w:line="276" w:lineRule="auto"/>
+        <w:jc w:val="left"/>
+      </w:pPr>
+      <w:r>
+        <w:rPr>
+          <w:rFonts w:ascii="Times New Roman" w:cs="Times New Roman" w:eastAsia="Times New Roman" w:hAnsi="Times New Roman"/>
+          <w:b/>
+          <w:bCs/>
+          <w:sz w:val="24"/>
+          <w:szCs w:val="24"/>
+        </w:rPr>
+        <w:t xml:space="preserve">Estimated Results</w:t>
+      </w:r>
+    </w:p>
+    <w:p>
+      <w:pPr>
+        <w:spacing w:after="0" w:before="80"/>
+      </w:pPr>
+    </w:p>
+    <w:tbl>
+      <w:tblPr>
+        <w:tblW w:type="dxa" w:w="9540"/>
+        <w:tblBorders>
+          <w:top w:val="single" w:color="auto" w:sz="4"/>
+          <w:left w:val="single" w:color="auto" w:sz="4"/>
+          <w:bottom w:val="single" w:color="auto" w:sz="4"/>
+          <w:right w:val="single" w:color="auto" w:sz="4"/>
+          <w:insideH w:val="single" w:color="auto" w:sz="4"/>
+          <w:insideV w:val="single" w:color="auto" w:sz="4"/>
+        </w:tblBorders>
+      </w:tblPr>
+      <w:tblGrid>
+        <w:gridCol w:w="1192"/>
+        <w:gridCol w:w="1192"/>
+        <w:gridCol w:w="1192"/>
+        <w:gridCol w:w="1192"/>
+        <w:gridCol w:w="1192"/>
+        <w:gridCol w:w="1192"/>
+        <w:gridCol w:w="1192"/>
+        <w:gridCol w:w="1196"/>
+      </w:tblGrid>
+      <w:tr>
+        <w:trPr>
+          <w:tblHeader/>
+        </w:trPr>
+        <w:tc>
+          <w:tcPr>
+            <w:tcW w:type="dxa" w:w="1192"/>
+            <w:tcBorders>
+              <w:top w:val="single" w:color="BBBBBB" w:sz="4"/>
+              <w:left w:val="single" w:color="BBBBBB" w:sz="4"/>
+              <w:bottom w:val="single" w:color="BBBBBB" w:sz="4"/>
+              <w:right w:val="single" w:color="BBBBBB" w:sz="4"/>
+            </w:tcBorders>
+            <w:shd w:fill="E8EDF3" w:val="clear"/>
+            <w:tcMar>
+              <w:top w:type="dxa" w:w="60"/>
+              <w:left w:type="dxa" w:w="100"/>
+              <w:bottom w:type="dxa" w:w="60"/>
+              <w:right w:type="dxa" w:w="100"/>
+            </w:tcMar>
+          </w:tcPr>
+          <w:p>
+            <w:pPr>
+              <w:spacing w:after="40" w:before="0" w:line="240" w:lineRule="auto"/>
+              <w:jc w:val="left"/>
+            </w:pPr>
+            <w:r>
+              <w:rPr>
+                <w:rFonts w:ascii="Times New Roman" w:cs="Times New Roman" w:eastAsia="Times New Roman" w:hAnsi="Times New Roman"/>
+                <w:b/>
+                <w:bCs/>
+                <w:sz w:val="20"/>
+                <w:szCs w:val="20"/>
+              </w:rPr>
+              <w:t xml:space="preserve">Predictor</w:t>
+            </w:r>
+          </w:p>
+        </w:tc>
+        <w:tc>
+          <w:tcPr>
+            <w:tcW w:type="dxa" w:w="1192"/>
+            <w:tcBorders>
+              <w:top w:val="single" w:color="BBBBBB" w:sz="4"/>
+              <w:left w:val="single" w:color="BBBBBB" w:sz="4"/>
+              <w:bottom w:val="single" w:color="BBBBBB" w:sz="4"/>
+              <w:right w:val="single" w:color="BBBBBB" w:sz="4"/>
+            </w:tcBorders>
+            <w:shd w:fill="E8EDF3" w:val="clear"/>
+            <w:tcMar>
+              <w:top w:type="dxa" w:w="60"/>
+              <w:left w:type="dxa" w:w="100"/>
+              <w:bottom w:type="dxa" w:w="60"/>
+              <w:right w:type="dxa" w:w="100"/>
+            </w:tcMar>
+          </w:tcPr>
+          <w:p>
+            <w:pPr>
+              <w:spacing w:after="40" w:before="0" w:line="240" w:lineRule="auto"/>
+              <w:jc w:val="left"/>
+            </w:pPr>
+            <w:r>
+              <w:rPr>
+                <w:rFonts w:ascii="Times New Roman" w:cs="Times New Roman" w:eastAsia="Times New Roman" w:hAnsi="Times New Roman"/>
+                <w:b/>
+                <w:bCs/>
+                <w:sz w:val="20"/>
+                <w:szCs w:val="20"/>
+              </w:rPr>
+              <w:t xml:space="preserve">β (std.)</w:t>
+            </w:r>
+          </w:p>
+        </w:tc>
+        <w:tc>
+          <w:tcPr>
+            <w:tcW w:type="dxa" w:w="1192"/>
+            <w:tcBorders>
+              <w:top w:val="single" w:color="BBBBBB" w:sz="4"/>
+              <w:left w:val="single" w:color="BBBBBB" w:sz="4"/>
+              <w:bottom w:val="single" w:color="BBBBBB" w:sz="4"/>
+              <w:right w:val="single" w:color="BBBBBB" w:sz="4"/>
+            </w:tcBorders>
+            <w:shd w:fill="E8EDF3" w:val="clear"/>
+            <w:tcMar>
+              <w:top w:type="dxa" w:w="60"/>
+              <w:left w:type="dxa" w:w="100"/>
+              <w:bottom w:type="dxa" w:w="60"/>
+              <w:right w:type="dxa" w:w="100"/>
+            </w:tcMar>
+          </w:tcPr>
+          <w:p>
+            <w:pPr>
+              <w:spacing w:after="40" w:before="0" w:line="240" w:lineRule="auto"/>
+              <w:jc w:val="left"/>
+            </w:pPr>
+            <w:r>
+              <w:rPr>
+                <w:rFonts w:ascii="Times New Roman" w:cs="Times New Roman" w:eastAsia="Times New Roman" w:hAnsi="Times New Roman"/>
+                <w:b/>
+                <w:bCs/>
+                <w:sz w:val="20"/>
+                <w:szCs w:val="20"/>
+              </w:rPr>
+              <w:t xml:space="preserve">SE</w:t>
+            </w:r>
+          </w:p>
+        </w:tc>
+        <w:tc>
+          <w:tcPr>
+            <w:tcW w:type="dxa" w:w="1192"/>
+            <w:tcBorders>
+              <w:top w:val="single" w:color="BBBBBB" w:sz="4"/>
+              <w:left w:val="single" w:color="BBBBBB" w:sz="4"/>
+              <w:bottom w:val="single" w:color="BBBBBB" w:sz="4"/>
+              <w:right w:val="single" w:color="BBBBBB" w:sz="4"/>
+            </w:tcBorders>
+            <w:shd w:fill="E8EDF3" w:val="clear"/>
+            <w:tcMar>
+              <w:top w:type="dxa" w:w="60"/>
+              <w:left w:type="dxa" w:w="100"/>
+              <w:bottom w:type="dxa" w:w="60"/>
+              <w:right w:type="dxa" w:w="100"/>
+            </w:tcMar>
+          </w:tcPr>
+          <w:p>
+            <w:pPr>
+              <w:spacing w:after="40" w:before="0" w:line="240" w:lineRule="auto"/>
+              <w:jc w:val="left"/>
+            </w:pPr>
+            <w:r>
+              <w:rPr>
+                <w:rFonts w:ascii="Times New Roman" w:cs="Times New Roman" w:eastAsia="Times New Roman" w:hAnsi="Times New Roman"/>
+                <w:b/>
+                <w:bCs/>
+                <w:sz w:val="20"/>
+                <w:szCs w:val="20"/>
+              </w:rPr>
+              <w:t xml:space="preserve">z</w:t>
+            </w:r>
+          </w:p>
+        </w:tc>
+        <w:tc>
+          <w:tcPr>
+            <w:tcW w:type="dxa" w:w="1192"/>
+            <w:tcBorders>
+              <w:top w:val="single" w:color="BBBBBB" w:sz="4"/>
+              <w:left w:val="single" w:color="BBBBBB" w:sz="4"/>
+              <w:bottom w:val="single" w:color="BBBBBB" w:sz="4"/>
+              <w:right w:val="single" w:color="BBBBBB" w:sz="4"/>
+            </w:tcBorders>
+            <w:shd w:fill="E8EDF3" w:val="clear"/>
+            <w:tcMar>
+              <w:top w:type="dxa" w:w="60"/>
+              <w:left w:type="dxa" w:w="100"/>
+              <w:bottom w:type="dxa" w:w="60"/>
+              <w:right w:type="dxa" w:w="100"/>
+            </w:tcMar>
+          </w:tcPr>
+          <w:p>
+            <w:pPr>
+              <w:spacing w:after="40" w:before="0" w:line="240" w:lineRule="auto"/>
+              <w:jc w:val="left"/>
+            </w:pPr>
+            <w:r>
+              <w:rPr>
+                <w:rFonts w:ascii="Times New Roman" w:cs="Times New Roman" w:eastAsia="Times New Roman" w:hAnsi="Times New Roman"/>
+                <w:b/>
+                <w:bCs/>
+                <w:sz w:val="20"/>
+                <w:szCs w:val="20"/>
+              </w:rPr>
+              <w:t xml:space="preserve">p</w:t>
+            </w:r>
+          </w:p>
+        </w:tc>
+        <w:tc>
+          <w:tcPr>
+            <w:tcW w:type="dxa" w:w="1192"/>
+            <w:tcBorders>
+              <w:top w:val="single" w:color="BBBBBB" w:sz="4"/>
+              <w:left w:val="single" w:color="BBBBBB" w:sz="4"/>
+              <w:bottom w:val="single" w:color="BBBBBB" w:sz="4"/>
+              <w:right w:val="single" w:color="BBBBBB" w:sz="4"/>
+            </w:tcBorders>
+            <w:shd w:fill="E8EDF3" w:val="clear"/>
+            <w:tcMar>
+              <w:top w:type="dxa" w:w="60"/>
+              <w:left w:type="dxa" w:w="100"/>
+              <w:bottom w:type="dxa" w:w="60"/>
+              <w:right w:type="dxa" w:w="100"/>
+            </w:tcMar>
+          </w:tcPr>
+          <w:p>
+            <w:pPr>
+              <w:spacing w:after="40" w:before="0" w:line="240" w:lineRule="auto"/>
+              <w:jc w:val="left"/>
+            </w:pPr>
+            <w:r>
+              <w:rPr>
+                <w:rFonts w:ascii="Times New Roman" w:cs="Times New Roman" w:eastAsia="Times New Roman" w:hAnsi="Times New Roman"/>
+                <w:b/>
+                <w:bCs/>
+                <w:sz w:val="20"/>
+                <w:szCs w:val="20"/>
+              </w:rPr>
+              <w:t xml:space="preserve">OR</w:t>
+            </w:r>
+          </w:p>
+        </w:tc>
+        <w:tc>
+          <w:tcPr>
+            <w:tcW w:type="dxa" w:w="1192"/>
+            <w:tcBorders>
+              <w:top w:val="single" w:color="BBBBBB" w:sz="4"/>
+              <w:left w:val="single" w:color="BBBBBB" w:sz="4"/>
+              <w:bottom w:val="single" w:color="BBBBBB" w:sz="4"/>
+              <w:right w:val="single" w:color="BBBBBB" w:sz="4"/>
+            </w:tcBorders>
+            <w:shd w:fill="E8EDF3" w:val="clear"/>
+            <w:tcMar>
+              <w:top w:type="dxa" w:w="60"/>
+              <w:left w:type="dxa" w:w="100"/>
+              <w:bottom w:type="dxa" w:w="60"/>
+              <w:right w:type="dxa" w:w="100"/>
+            </w:tcMar>
+          </w:tcPr>
+          <w:p>
+            <w:pPr>
+              <w:spacing w:after="40" w:before="0" w:line="240" w:lineRule="auto"/>
+              <w:jc w:val="left"/>
+            </w:pPr>
+            <w:r>
+              <w:rPr>
+                <w:rFonts w:ascii="Times New Roman" w:cs="Times New Roman" w:eastAsia="Times New Roman" w:hAnsi="Times New Roman"/>
+                <w:b/>
+                <w:bCs/>
+                <w:sz w:val="20"/>
+                <w:szCs w:val="20"/>
+              </w:rPr>
+              <w:t xml:space="preserve">95% CI (OR)</w:t>
+            </w:r>
+          </w:p>
+        </w:tc>
+        <w:tc>
+          <w:tcPr>
+            <w:tcW w:type="dxa" w:w="1196"/>
+            <w:tcBorders>
+              <w:top w:val="single" w:color="BBBBBB" w:sz="4"/>
+              <w:left w:val="single" w:color="BBBBBB" w:sz="4"/>
+              <w:bottom w:val="single" w:color="BBBBBB" w:sz="4"/>
+              <w:right w:val="single" w:color="BBBBBB" w:sz="4"/>
+            </w:tcBorders>
+            <w:shd w:fill="E8EDF3" w:val="clear"/>
+            <w:tcMar>
+              <w:top w:type="dxa" w:w="60"/>
+              <w:left w:type="dxa" w:w="100"/>
+              <w:bottom w:type="dxa" w:w="60"/>
+              <w:right w:type="dxa" w:w="100"/>
+            </w:tcMar>
+          </w:tcPr>
+          <w:p>
+            <w:pPr>
+              <w:spacing w:after="40" w:before="0" w:line="240" w:lineRule="auto"/>
+              <w:jc w:val="left"/>
+            </w:pPr>
+            <w:r>
+              <w:rPr>
+                <w:rFonts w:ascii="Times New Roman" w:cs="Times New Roman" w:eastAsia="Times New Roman" w:hAnsi="Times New Roman"/>
+                <w:b/>
+                <w:bCs/>
+                <w:sz w:val="20"/>
+                <w:szCs w:val="20"/>
+              </w:rPr>
+              <w:t xml:space="preserve">Sig.</w:t>
+            </w:r>
+          </w:p>
+        </w:tc>
+      </w:tr>
+      <w:tr>
+        <w:trPr>
+          <w:tblHeader w:val="false"/>
+        </w:trPr>
+        <w:tc>
+          <w:tcPr>
+            <w:tcW w:type="dxa" w:w="1192"/>
+            <w:tcBorders>
+              <w:top w:val="single" w:color="BBBBBB" w:sz="4"/>
+              <w:left w:val="single" w:color="BBBBBB" w:sz="4"/>
+              <w:bottom w:val="single" w:color="BBBBBB" w:sz="4"/>
+              <w:right w:val="single" w:color="BBBBBB" w:sz="4"/>
+            </w:tcBorders>
+            <w:shd w:fill="FFFFFF" w:val="clear"/>
+            <w:tcMar>
+              <w:top w:type="dxa" w:w="60"/>
+              <w:left w:type="dxa" w:w="100"/>
+              <w:bottom w:type="dxa" w:w="60"/>
+              <w:right w:type="dxa" w:w="100"/>
+            </w:tcMar>
+          </w:tcPr>
+          <w:p>
+            <w:pPr>
+              <w:spacing w:after="40" w:before="0" w:line="240" w:lineRule="auto"/>
+              <w:jc w:val="left"/>
+            </w:pPr>
+            <w:r>
+              <w:rPr>
+                <w:rFonts w:ascii="Times New Roman" w:cs="Times New Roman" w:eastAsia="Times New Roman" w:hAnsi="Times New Roman"/>
+                <w:sz w:val="20"/>
+                <w:szCs w:val="20"/>
+              </w:rPr>
+              <w:t xml:space="preserve">Heir Engagement Freq</w:t>
+            </w:r>
+          </w:p>
+        </w:tc>
+        <w:tc>
+          <w:tcPr>
+            <w:tcW w:type="dxa" w:w="1192"/>
+            <w:tcBorders>
+              <w:top w:val="single" w:color="BBBBBB" w:sz="4"/>
+              <w:left w:val="single" w:color="BBBBBB" w:sz="4"/>
+              <w:bottom w:val="single" w:color="BBBBBB" w:sz="4"/>
+              <w:right w:val="single" w:color="BBBBBB" w:sz="4"/>
+            </w:tcBorders>
+            <w:shd w:fill="FFFFFF" w:val="clear"/>
+            <w:tcMar>
+              <w:top w:type="dxa" w:w="60"/>
+              <w:left w:type="dxa" w:w="100"/>
+              <w:bottom w:type="dxa" w:w="60"/>
+              <w:right w:type="dxa" w:w="100"/>
+            </w:tcMar>
+          </w:tcPr>
+          <w:p>
+            <w:pPr>
+              <w:spacing w:after="40" w:before="0" w:line="240" w:lineRule="auto"/>
+              <w:jc w:val="left"/>
+            </w:pPr>
+            <w:r>
+              <w:rPr>
+                <w:rFonts w:ascii="Times New Roman" w:cs="Times New Roman" w:eastAsia="Times New Roman" w:hAnsi="Times New Roman"/>
+                <w:sz w:val="20"/>
+                <w:szCs w:val="20"/>
+              </w:rPr>
+              <w:t xml:space="preserve">0.650</w:t>
+            </w:r>
+          </w:p>
+        </w:tc>
+        <w:tc>
+          <w:tcPr>
+            <w:tcW w:type="dxa" w:w="1192"/>
+            <w:tcBorders>
+              <w:top w:val="single" w:color="BBBBBB" w:sz="4"/>
+              <w:left w:val="single" w:color="BBBBBB" w:sz="4"/>
+              <w:bottom w:val="single" w:color="BBBBBB" w:sz="4"/>
+              <w:right w:val="single" w:color="BBBBBB" w:sz="4"/>
+            </w:tcBorders>
+            <w:shd w:fill="FFFFFF" w:val="clear"/>
+            <w:tcMar>
+              <w:top w:type="dxa" w:w="60"/>
+              <w:left w:type="dxa" w:w="100"/>
+              <w:bottom w:type="dxa" w:w="60"/>
+              <w:right w:type="dxa" w:w="100"/>
+            </w:tcMar>
+          </w:tcPr>
+          <w:p>
+            <w:pPr>
+              <w:spacing w:after="40" w:before="0" w:line="240" w:lineRule="auto"/>
+              <w:jc w:val="left"/>
+            </w:pPr>
+            <w:r>
+              <w:rPr>
+                <w:rFonts w:ascii="Times New Roman" w:cs="Times New Roman" w:eastAsia="Times New Roman" w:hAnsi="Times New Roman"/>
+                <w:sz w:val="20"/>
+                <w:szCs w:val="20"/>
+              </w:rPr>
+              <w:t xml:space="preserve">0.092</w:t>
+            </w:r>
+          </w:p>
+        </w:tc>
+        <w:tc>
+          <w:tcPr>
+            <w:tcW w:type="dxa" w:w="1192"/>
+            <w:tcBorders>
+              <w:top w:val="single" w:color="BBBBBB" w:sz="4"/>
+              <w:left w:val="single" w:color="BBBBBB" w:sz="4"/>
+              <w:bottom w:val="single" w:color="BBBBBB" w:sz="4"/>
+              <w:right w:val="single" w:color="BBBBBB" w:sz="4"/>
+            </w:tcBorders>
+            <w:shd w:fill="FFFFFF" w:val="clear"/>
+            <w:tcMar>
+              <w:top w:type="dxa" w:w="60"/>
+              <w:left w:type="dxa" w:w="100"/>
+              <w:bottom w:type="dxa" w:w="60"/>
+              <w:right w:type="dxa" w:w="100"/>
+            </w:tcMar>
+          </w:tcPr>
+          <w:p>
+            <w:pPr>
+              <w:spacing w:after="40" w:before="0" w:line="240" w:lineRule="auto"/>
+              <w:jc w:val="left"/>
+            </w:pPr>
+            <w:r>
+              <w:rPr>
+                <w:rFonts w:ascii="Times New Roman" w:cs="Times New Roman" w:eastAsia="Times New Roman" w:hAnsi="Times New Roman"/>
+                <w:sz w:val="20"/>
+                <w:szCs w:val="20"/>
+              </w:rPr>
+              <w:t xml:space="preserve">7.065</w:t>
+            </w:r>
+          </w:p>
+        </w:tc>
+        <w:tc>
+          <w:tcPr>
+            <w:tcW w:type="dxa" w:w="1192"/>
+            <w:tcBorders>
+              <w:top w:val="single" w:color="BBBBBB" w:sz="4"/>
+              <w:left w:val="single" w:color="BBBBBB" w:sz="4"/>
+              <w:bottom w:val="single" w:color="BBBBBB" w:sz="4"/>
+              <w:right w:val="single" w:color="BBBBBB" w:sz="4"/>
+            </w:tcBorders>
+            <w:shd w:fill="FFFFFF" w:val="clear"/>
+            <w:tcMar>
+              <w:top w:type="dxa" w:w="60"/>
+              <w:left w:type="dxa" w:w="100"/>
+              <w:bottom w:type="dxa" w:w="60"/>
+              <w:right w:type="dxa" w:w="100"/>
+            </w:tcMar>
+          </w:tcPr>
+          <w:p>
+            <w:pPr>
+              <w:spacing w:after="40" w:before="0" w:line="240" w:lineRule="auto"/>
+              <w:jc w:val="left"/>
+            </w:pPr>
+            <w:r>
+              <w:rPr>
+                <w:rFonts w:ascii="Times New Roman" w:cs="Times New Roman" w:eastAsia="Times New Roman" w:hAnsi="Times New Roman"/>
+                <w:sz w:val="20"/>
+                <w:szCs w:val="20"/>
+              </w:rPr>
+              <w:t xml:space="preserve">&lt;0.001</w:t>
+            </w:r>
+          </w:p>
+        </w:tc>
+        <w:tc>
+          <w:tcPr>
+            <w:tcW w:type="dxa" w:w="1192"/>
+            <w:tcBorders>
+              <w:top w:val="single" w:color="BBBBBB" w:sz="4"/>
+              <w:left w:val="single" w:color="BBBBBB" w:sz="4"/>
+              <w:bottom w:val="single" w:color="BBBBBB" w:sz="4"/>
+              <w:right w:val="single" w:color="BBBBBB" w:sz="4"/>
+            </w:tcBorders>
+            <w:shd w:fill="FFFFFF" w:val="clear"/>
+            <w:tcMar>
+              <w:top w:type="dxa" w:w="60"/>
+              <w:left w:type="dxa" w:w="100"/>
+              <w:bottom w:type="dxa" w:w="60"/>
+              <w:right w:type="dxa" w:w="100"/>
+            </w:tcMar>
+          </w:tcPr>
+          <w:p>
+            <w:pPr>
+              <w:spacing w:after="40" w:before="0" w:line="240" w:lineRule="auto"/>
+              <w:jc w:val="left"/>
+            </w:pPr>
+            <w:r>
+              <w:rPr>
+                <w:rFonts w:ascii="Times New Roman" w:cs="Times New Roman" w:eastAsia="Times New Roman" w:hAnsi="Times New Roman"/>
+                <w:sz w:val="20"/>
+                <w:szCs w:val="20"/>
+              </w:rPr>
+              <w:t xml:space="preserve">1.915</w:t>
+            </w:r>
+          </w:p>
+        </w:tc>
+        <w:tc>
+          <w:tcPr>
+            <w:tcW w:type="dxa" w:w="1192"/>
+            <w:tcBorders>
+              <w:top w:val="single" w:color="BBBBBB" w:sz="4"/>
+              <w:left w:val="single" w:color="BBBBBB" w:sz="4"/>
+              <w:bottom w:val="single" w:color="BBBBBB" w:sz="4"/>
+              <w:right w:val="single" w:color="BBBBBB" w:sz="4"/>
+            </w:tcBorders>
+            <w:shd w:fill="FFFFFF" w:val="clear"/>
+            <w:tcMar>
+              <w:top w:type="dxa" w:w="60"/>
+              <w:left w:type="dxa" w:w="100"/>
+              <w:bottom w:type="dxa" w:w="60"/>
+              <w:right w:type="dxa" w:w="100"/>
+            </w:tcMar>
+          </w:tcPr>
+          <w:p>
+            <w:pPr>
+              <w:spacing w:after="40" w:before="0" w:line="240" w:lineRule="auto"/>
+              <w:jc w:val="left"/>
+            </w:pPr>
+            <w:r>
+              <w:rPr>
+                <w:rFonts w:ascii="Times New Roman" w:cs="Times New Roman" w:eastAsia="Times New Roman" w:hAnsi="Times New Roman"/>
+                <w:sz w:val="20"/>
+                <w:szCs w:val="20"/>
+              </w:rPr>
+              <w:t xml:space="preserve">[1.614, 2.342]</w:t>
+            </w:r>
+          </w:p>
+        </w:tc>
+        <w:tc>
+          <w:tcPr>
+            <w:tcW w:type="dxa" w:w="1196"/>
+            <w:tcBorders>
+              <w:top w:val="single" w:color="BBBBBB" w:sz="4"/>
+              <w:left w:val="single" w:color="BBBBBB" w:sz="4"/>
+              <w:bottom w:val="single" w:color="BBBBBB" w:sz="4"/>
+              <w:right w:val="single" w:color="BBBBBB" w:sz="4"/>
+            </w:tcBorders>
+            <w:shd w:fill="FFFFFF" w:val="clear"/>
+            <w:tcMar>
+              <w:top w:type="dxa" w:w="60"/>
+              <w:left w:type="dxa" w:w="100"/>
+              <w:bottom w:type="dxa" w:w="60"/>
+              <w:right w:type="dxa" w:w="100"/>
+            </w:tcMar>
+          </w:tcPr>
+          <w:p>
+            <w:pPr>
+              <w:spacing w:after="40" w:before="0" w:line="240" w:lineRule="auto"/>
+              <w:jc w:val="left"/>
+            </w:pPr>
+            <w:r>
+              <w:rPr>
+                <w:rFonts w:ascii="Times New Roman" w:cs="Times New Roman" w:eastAsia="Times New Roman" w:hAnsi="Times New Roman"/>
+                <w:sz w:val="20"/>
+                <w:szCs w:val="20"/>
+              </w:rPr>
+              <w:t xml:space="preserve">***</w:t>
+            </w:r>
+          </w:p>
+        </w:tc>
+      </w:tr>
+      <w:tr>
+        <w:trPr>
+          <w:tblHeader w:val="false"/>
+        </w:trPr>
+        <w:tc>
+          <w:tcPr>
+            <w:tcW w:type="dxa" w:w="1192"/>
+            <w:tcBorders>
+              <w:top w:val="single" w:color="BBBBBB" w:sz="4"/>
+              <w:left w:val="single" w:color="BBBBBB" w:sz="4"/>
+              <w:bottom w:val="single" w:color="BBBBBB" w:sz="4"/>
+              <w:right w:val="single" w:color="BBBBBB" w:sz="4"/>
+            </w:tcBorders>
+            <w:shd w:fill="FFFFFF" w:val="clear"/>
+            <w:tcMar>
+              <w:top w:type="dxa" w:w="60"/>
+              <w:left w:type="dxa" w:w="100"/>
+              <w:bottom w:type="dxa" w:w="60"/>
+              <w:right w:type="dxa" w:w="100"/>
+            </w:tcMar>
+          </w:tcPr>
+          <w:p>
+            <w:pPr>
+              <w:spacing w:after="40" w:before="0" w:line="240" w:lineRule="auto"/>
+              <w:jc w:val="left"/>
+            </w:pPr>
+            <w:r>
+              <w:rPr>
+                <w:rFonts w:ascii="Times New Roman" w:cs="Times New Roman" w:eastAsia="Times New Roman" w:hAnsi="Times New Roman"/>
+                <w:sz w:val="20"/>
+                <w:szCs w:val="20"/>
+              </w:rPr>
+              <w:t xml:space="preserve">Estate Planning Integration</w:t>
+            </w:r>
+          </w:p>
+        </w:tc>
+        <w:tc>
+          <w:tcPr>
+            <w:tcW w:type="dxa" w:w="1192"/>
+            <w:tcBorders>
+              <w:top w:val="single" w:color="BBBBBB" w:sz="4"/>
+              <w:left w:val="single" w:color="BBBBBB" w:sz="4"/>
+              <w:bottom w:val="single" w:color="BBBBBB" w:sz="4"/>
+              <w:right w:val="single" w:color="BBBBBB" w:sz="4"/>
+            </w:tcBorders>
+            <w:shd w:fill="FFFFFF" w:val="clear"/>
+            <w:tcMar>
+              <w:top w:type="dxa" w:w="60"/>
+              <w:left w:type="dxa" w:w="100"/>
+              <w:bottom w:type="dxa" w:w="60"/>
+              <w:right w:type="dxa" w:w="100"/>
+            </w:tcMar>
+          </w:tcPr>
+          <w:p>
+            <w:pPr>
+              <w:spacing w:after="40" w:before="0" w:line="240" w:lineRule="auto"/>
+              <w:jc w:val="left"/>
+            </w:pPr>
+            <w:r>
+              <w:rPr>
+                <w:rFonts w:ascii="Times New Roman" w:cs="Times New Roman" w:eastAsia="Times New Roman" w:hAnsi="Times New Roman"/>
+                <w:sz w:val="20"/>
+                <w:szCs w:val="20"/>
+              </w:rPr>
+              <w:t xml:space="preserve">0.359</w:t>
+            </w:r>
+          </w:p>
+        </w:tc>
+        <w:tc>
+          <w:tcPr>
+            <w:tcW w:type="dxa" w:w="1192"/>
+            <w:tcBorders>
+              <w:top w:val="single" w:color="BBBBBB" w:sz="4"/>
+              <w:left w:val="single" w:color="BBBBBB" w:sz="4"/>
+              <w:bottom w:val="single" w:color="BBBBBB" w:sz="4"/>
+              <w:right w:val="single" w:color="BBBBBB" w:sz="4"/>
+            </w:tcBorders>
+            <w:shd w:fill="FFFFFF" w:val="clear"/>
+            <w:tcMar>
+              <w:top w:type="dxa" w:w="60"/>
+              <w:left w:type="dxa" w:w="100"/>
+              <w:bottom w:type="dxa" w:w="60"/>
+              <w:right w:type="dxa" w:w="100"/>
+            </w:tcMar>
+          </w:tcPr>
+          <w:p>
+            <w:pPr>
+              <w:spacing w:after="40" w:before="0" w:line="240" w:lineRule="auto"/>
+              <w:jc w:val="left"/>
+            </w:pPr>
+            <w:r>
+              <w:rPr>
+                <w:rFonts w:ascii="Times New Roman" w:cs="Times New Roman" w:eastAsia="Times New Roman" w:hAnsi="Times New Roman"/>
+                <w:sz w:val="20"/>
+                <w:szCs w:val="20"/>
+              </w:rPr>
+              <w:t xml:space="preserve">0.084</w:t>
+            </w:r>
+          </w:p>
+        </w:tc>
+        <w:tc>
+          <w:tcPr>
+            <w:tcW w:type="dxa" w:w="1192"/>
+            <w:tcBorders>
+              <w:top w:val="single" w:color="BBBBBB" w:sz="4"/>
+              <w:left w:val="single" w:color="BBBBBB" w:sz="4"/>
+              <w:bottom w:val="single" w:color="BBBBBB" w:sz="4"/>
+              <w:right w:val="single" w:color="BBBBBB" w:sz="4"/>
+            </w:tcBorders>
+            <w:shd w:fill="FFFFFF" w:val="clear"/>
+            <w:tcMar>
+              <w:top w:type="dxa" w:w="60"/>
+              <w:left w:type="dxa" w:w="100"/>
+              <w:bottom w:type="dxa" w:w="60"/>
+              <w:right w:type="dxa" w:w="100"/>
+            </w:tcMar>
+          </w:tcPr>
+          <w:p>
+            <w:pPr>
+              <w:spacing w:after="40" w:before="0" w:line="240" w:lineRule="auto"/>
+              <w:jc w:val="left"/>
+            </w:pPr>
+            <w:r>
+              <w:rPr>
+                <w:rFonts w:ascii="Times New Roman" w:cs="Times New Roman" w:eastAsia="Times New Roman" w:hAnsi="Times New Roman"/>
+                <w:sz w:val="20"/>
+                <w:szCs w:val="20"/>
+              </w:rPr>
+              <w:t xml:space="preserve">4.266</w:t>
+            </w:r>
+          </w:p>
+        </w:tc>
+        <w:tc>
+          <w:tcPr>
+            <w:tcW w:type="dxa" w:w="1192"/>
+            <w:tcBorders>
+              <w:top w:val="single" w:color="BBBBBB" w:sz="4"/>
+              <w:left w:val="single" w:color="BBBBBB" w:sz="4"/>
+              <w:bottom w:val="single" w:color="BBBBBB" w:sz="4"/>
+              <w:right w:val="single" w:color="BBBBBB" w:sz="4"/>
+            </w:tcBorders>
+            <w:shd w:fill="FFFFFF" w:val="clear"/>
+            <w:tcMar>
+              <w:top w:type="dxa" w:w="60"/>
+              <w:left w:type="dxa" w:w="100"/>
+              <w:bottom w:type="dxa" w:w="60"/>
+              <w:right w:type="dxa" w:w="100"/>
+            </w:tcMar>
+          </w:tcPr>
+          <w:p>
+            <w:pPr>
+              <w:spacing w:after="40" w:before="0" w:line="240" w:lineRule="auto"/>
+              <w:jc w:val="left"/>
+            </w:pPr>
+            <w:r>
+              <w:rPr>
+                <w:rFonts w:ascii="Times New Roman" w:cs="Times New Roman" w:eastAsia="Times New Roman" w:hAnsi="Times New Roman"/>
+                <w:sz w:val="20"/>
+                <w:szCs w:val="20"/>
+              </w:rPr>
+              <w:t xml:space="preserve">&lt;0.001</w:t>
+            </w:r>
+          </w:p>
+        </w:tc>
+        <w:tc>
+          <w:tcPr>
+            <w:tcW w:type="dxa" w:w="1192"/>
+            <w:tcBorders>
+              <w:top w:val="single" w:color="BBBBBB" w:sz="4"/>
+              <w:left w:val="single" w:color="BBBBBB" w:sz="4"/>
+              <w:bottom w:val="single" w:color="BBBBBB" w:sz="4"/>
+              <w:right w:val="single" w:color="BBBBBB" w:sz="4"/>
+            </w:tcBorders>
+            <w:shd w:fill="FFFFFF" w:val="clear"/>
+            <w:tcMar>
+              <w:top w:type="dxa" w:w="60"/>
+              <w:left w:type="dxa" w:w="100"/>
+              <w:bottom w:type="dxa" w:w="60"/>
+              <w:right w:type="dxa" w:w="100"/>
+            </w:tcMar>
+          </w:tcPr>
+          <w:p>
+            <w:pPr>
+              <w:spacing w:after="40" w:before="0" w:line="240" w:lineRule="auto"/>
+              <w:jc w:val="left"/>
+            </w:pPr>
+            <w:r>
+              <w:rPr>
+                <w:rFonts w:ascii="Times New Roman" w:cs="Times New Roman" w:eastAsia="Times New Roman" w:hAnsi="Times New Roman"/>
+                <w:sz w:val="20"/>
+                <w:szCs w:val="20"/>
+              </w:rPr>
+              <w:t xml:space="preserve">1.432</w:t>
+            </w:r>
+          </w:p>
+        </w:tc>
+        <w:tc>
+          <w:tcPr>
+            <w:tcW w:type="dxa" w:w="1192"/>
+            <w:tcBorders>
+              <w:top w:val="single" w:color="BBBBBB" w:sz="4"/>
+              <w:left w:val="single" w:color="BBBBBB" w:sz="4"/>
+              <w:bottom w:val="single" w:color="BBBBBB" w:sz="4"/>
+              <w:right w:val="single" w:color="BBBBBB" w:sz="4"/>
+            </w:tcBorders>
+            <w:shd w:fill="FFFFFF" w:val="clear"/>
+            <w:tcMar>
+              <w:top w:type="dxa" w:w="60"/>
+              <w:left w:type="dxa" w:w="100"/>
+              <w:bottom w:type="dxa" w:w="60"/>
+              <w:right w:type="dxa" w:w="100"/>
+            </w:tcMar>
+          </w:tcPr>
+          <w:p>
+            <w:pPr>
+              <w:spacing w:after="40" w:before="0" w:line="240" w:lineRule="auto"/>
+              <w:jc w:val="left"/>
+            </w:pPr>
+            <w:r>
+              <w:rPr>
+                <w:rFonts w:ascii="Times New Roman" w:cs="Times New Roman" w:eastAsia="Times New Roman" w:hAnsi="Times New Roman"/>
+                <w:sz w:val="20"/>
+                <w:szCs w:val="20"/>
+              </w:rPr>
+              <w:t xml:space="preserve">[1.217, 1.708]</w:t>
+            </w:r>
+          </w:p>
+        </w:tc>
+        <w:tc>
+          <w:tcPr>
+            <w:tcW w:type="dxa" w:w="1196"/>
+            <w:tcBorders>
+              <w:top w:val="single" w:color="BBBBBB" w:sz="4"/>
+              <w:left w:val="single" w:color="BBBBBB" w:sz="4"/>
+              <w:bottom w:val="single" w:color="BBBBBB" w:sz="4"/>
+              <w:right w:val="single" w:color="BBBBBB" w:sz="4"/>
+            </w:tcBorders>
+            <w:shd w:fill="FFFFFF" w:val="clear"/>
+            <w:tcMar>
+              <w:top w:type="dxa" w:w="60"/>
+              <w:left w:type="dxa" w:w="100"/>
+              <w:bottom w:type="dxa" w:w="60"/>
+              <w:right w:type="dxa" w:w="100"/>
+            </w:tcMar>
+          </w:tcPr>
+          <w:p>
+            <w:pPr>
+              <w:spacing w:after="40" w:before="0" w:line="240" w:lineRule="auto"/>
+              <w:jc w:val="left"/>
+            </w:pPr>
+            <w:r>
+              <w:rPr>
+                <w:rFonts w:ascii="Times New Roman" w:cs="Times New Roman" w:eastAsia="Times New Roman" w:hAnsi="Times New Roman"/>
+                <w:sz w:val="20"/>
+                <w:szCs w:val="20"/>
+              </w:rPr>
+              <w:t xml:space="preserve">***</w:t>
+            </w:r>
+          </w:p>
+        </w:tc>
+      </w:tr>
+      <w:tr>
+        <w:trPr>
+          <w:tblHeader w:val="false"/>
+        </w:trPr>
+        <w:tc>
+          <w:tcPr>
+            <w:tcW w:type="dxa" w:w="1192"/>
+            <w:tcBorders>
+              <w:top w:val="single" w:color="BBBBBB" w:sz="4"/>
+              <w:left w:val="single" w:color="BBBBBB" w:sz="4"/>
+              <w:bottom w:val="single" w:color="BBBBBB" w:sz="4"/>
+              <w:right w:val="single" w:color="BBBBBB" w:sz="4"/>
+            </w:tcBorders>
+            <w:shd w:fill="FFFFFF" w:val="clear"/>
+            <w:tcMar>
+              <w:top w:type="dxa" w:w="60"/>
+              <w:left w:type="dxa" w:w="100"/>
+              <w:bottom w:type="dxa" w:w="60"/>
+              <w:right w:type="dxa" w:w="100"/>
+            </w:tcMar>
+          </w:tcPr>
+          <w:p>
+            <w:pPr>
+              <w:spacing w:after="40" w:before="0" w:line="240" w:lineRule="auto"/>
+              <w:jc w:val="left"/>
+            </w:pPr>
+            <w:r>
+              <w:rPr>
+                <w:rFonts w:ascii="Times New Roman" w:cs="Times New Roman" w:eastAsia="Times New Roman" w:hAnsi="Times New Roman"/>
+                <w:sz w:val="20"/>
+                <w:szCs w:val="20"/>
+              </w:rPr>
+              <w:t xml:space="preserve">Technology Adoption Score</w:t>
+            </w:r>
+          </w:p>
+        </w:tc>
+        <w:tc>
+          <w:tcPr>
+            <w:tcW w:type="dxa" w:w="1192"/>
+            <w:tcBorders>
+              <w:top w:val="single" w:color="BBBBBB" w:sz="4"/>
+              <w:left w:val="single" w:color="BBBBBB" w:sz="4"/>
+              <w:bottom w:val="single" w:color="BBBBBB" w:sz="4"/>
+              <w:right w:val="single" w:color="BBBBBB" w:sz="4"/>
+            </w:tcBorders>
+            <w:shd w:fill="FFFFFF" w:val="clear"/>
+            <w:tcMar>
+              <w:top w:type="dxa" w:w="60"/>
+              <w:left w:type="dxa" w:w="100"/>
+              <w:bottom w:type="dxa" w:w="60"/>
+              <w:right w:type="dxa" w:w="100"/>
+            </w:tcMar>
+          </w:tcPr>
+          <w:p>
+            <w:pPr>
+              <w:spacing w:after="40" w:before="0" w:line="240" w:lineRule="auto"/>
+              <w:jc w:val="left"/>
+            </w:pPr>
+            <w:r>
+              <w:rPr>
+                <w:rFonts w:ascii="Times New Roman" w:cs="Times New Roman" w:eastAsia="Times New Roman" w:hAnsi="Times New Roman"/>
+                <w:sz w:val="20"/>
+                <w:szCs w:val="20"/>
+              </w:rPr>
+              <w:t xml:space="preserve">0.400</w:t>
+            </w:r>
+          </w:p>
+        </w:tc>
+        <w:tc>
+          <w:tcPr>
+            <w:tcW w:type="dxa" w:w="1192"/>
+            <w:tcBorders>
+              <w:top w:val="single" w:color="BBBBBB" w:sz="4"/>
+              <w:left w:val="single" w:color="BBBBBB" w:sz="4"/>
+              <w:bottom w:val="single" w:color="BBBBBB" w:sz="4"/>
+              <w:right w:val="single" w:color="BBBBBB" w:sz="4"/>
+            </w:tcBorders>
+            <w:shd w:fill="FFFFFF" w:val="clear"/>
+            <w:tcMar>
+              <w:top w:type="dxa" w:w="60"/>
+              <w:left w:type="dxa" w:w="100"/>
+              <w:bottom w:type="dxa" w:w="60"/>
+              <w:right w:type="dxa" w:w="100"/>
+            </w:tcMar>
+          </w:tcPr>
+          <w:p>
+            <w:pPr>
+              <w:spacing w:after="40" w:before="0" w:line="240" w:lineRule="auto"/>
+              <w:jc w:val="left"/>
+            </w:pPr>
+            <w:r>
+              <w:rPr>
+                <w:rFonts w:ascii="Times New Roman" w:cs="Times New Roman" w:eastAsia="Times New Roman" w:hAnsi="Times New Roman"/>
+                <w:sz w:val="20"/>
+                <w:szCs w:val="20"/>
+              </w:rPr>
+              <w:t xml:space="preserve">0.077</w:t>
+            </w:r>
+          </w:p>
+        </w:tc>
+        <w:tc>
+          <w:tcPr>
+            <w:tcW w:type="dxa" w:w="1192"/>
+            <w:tcBorders>
+              <w:top w:val="single" w:color="BBBBBB" w:sz="4"/>
+              <w:left w:val="single" w:color="BBBBBB" w:sz="4"/>
+              <w:bottom w:val="single" w:color="BBBBBB" w:sz="4"/>
+              <w:right w:val="single" w:color="BBBBBB" w:sz="4"/>
+            </w:tcBorders>
+            <w:shd w:fill="FFFFFF" w:val="clear"/>
+            <w:tcMar>
+              <w:top w:type="dxa" w:w="60"/>
+              <w:left w:type="dxa" w:w="100"/>
+              <w:bottom w:type="dxa" w:w="60"/>
+              <w:right w:type="dxa" w:w="100"/>
+            </w:tcMar>
+          </w:tcPr>
+          <w:p>
+            <w:pPr>
+              <w:spacing w:after="40" w:before="0" w:line="240" w:lineRule="auto"/>
+              <w:jc w:val="left"/>
+            </w:pPr>
+            <w:r>
+              <w:rPr>
+                <w:rFonts w:ascii="Times New Roman" w:cs="Times New Roman" w:eastAsia="Times New Roman" w:hAnsi="Times New Roman"/>
+                <w:sz w:val="20"/>
+                <w:szCs w:val="20"/>
+              </w:rPr>
+              <w:t xml:space="preserve">5.177</w:t>
+            </w:r>
+          </w:p>
+        </w:tc>
+        <w:tc>
+          <w:tcPr>
+            <w:tcW w:type="dxa" w:w="1192"/>
+            <w:tcBorders>
+              <w:top w:val="single" w:color="BBBBBB" w:sz="4"/>
+              <w:left w:val="single" w:color="BBBBBB" w:sz="4"/>
+              <w:bottom w:val="single" w:color="BBBBBB" w:sz="4"/>
+              <w:right w:val="single" w:color="BBBBBB" w:sz="4"/>
+            </w:tcBorders>
+            <w:shd w:fill="FFFFFF" w:val="clear"/>
+            <w:tcMar>
+              <w:top w:type="dxa" w:w="60"/>
+              <w:left w:type="dxa" w:w="100"/>
+              <w:bottom w:type="dxa" w:w="60"/>
+              <w:right w:type="dxa" w:w="100"/>
+            </w:tcMar>
+          </w:tcPr>
+          <w:p>
+            <w:pPr>
+              <w:spacing w:after="40" w:before="0" w:line="240" w:lineRule="auto"/>
+              <w:jc w:val="left"/>
+            </w:pPr>
+            <w:r>
+              <w:rPr>
+                <w:rFonts w:ascii="Times New Roman" w:cs="Times New Roman" w:eastAsia="Times New Roman" w:hAnsi="Times New Roman"/>
+                <w:sz w:val="20"/>
+                <w:szCs w:val="20"/>
+              </w:rPr>
+              <w:t xml:space="preserve">&lt;0.001</w:t>
+            </w:r>
+          </w:p>
+        </w:tc>
+        <w:tc>
+          <w:tcPr>
+            <w:tcW w:type="dxa" w:w="1192"/>
+            <w:tcBorders>
+              <w:top w:val="single" w:color="BBBBBB" w:sz="4"/>
+              <w:left w:val="single" w:color="BBBBBB" w:sz="4"/>
+              <w:bottom w:val="single" w:color="BBBBBB" w:sz="4"/>
+              <w:right w:val="single" w:color="BBBBBB" w:sz="4"/>
+            </w:tcBorders>
+            <w:shd w:fill="FFFFFF" w:val="clear"/>
+            <w:tcMar>
+              <w:top w:type="dxa" w:w="60"/>
+              <w:left w:type="dxa" w:w="100"/>
+              <w:bottom w:type="dxa" w:w="60"/>
+              <w:right w:type="dxa" w:w="100"/>
+            </w:tcMar>
+          </w:tcPr>
+          <w:p>
+            <w:pPr>
+              <w:spacing w:after="40" w:before="0" w:line="240" w:lineRule="auto"/>
+              <w:jc w:val="left"/>
+            </w:pPr>
+            <w:r>
+              <w:rPr>
+                <w:rFonts w:ascii="Times New Roman" w:cs="Times New Roman" w:eastAsia="Times New Roman" w:hAnsi="Times New Roman"/>
+                <w:sz w:val="20"/>
+                <w:szCs w:val="20"/>
+              </w:rPr>
+              <w:t xml:space="preserve">1.491</w:t>
+            </w:r>
+          </w:p>
+        </w:tc>
+        <w:tc>
+          <w:tcPr>
+            <w:tcW w:type="dxa" w:w="1192"/>
+            <w:tcBorders>
+              <w:top w:val="single" w:color="BBBBBB" w:sz="4"/>
+              <w:left w:val="single" w:color="BBBBBB" w:sz="4"/>
+              <w:bottom w:val="single" w:color="BBBBBB" w:sz="4"/>
+              <w:right w:val="single" w:color="BBBBBB" w:sz="4"/>
+            </w:tcBorders>
+            <w:shd w:fill="FFFFFF" w:val="clear"/>
+            <w:tcMar>
+              <w:top w:type="dxa" w:w="60"/>
+              <w:left w:type="dxa" w:w="100"/>
+              <w:bottom w:type="dxa" w:w="60"/>
+              <w:right w:type="dxa" w:w="100"/>
+            </w:tcMar>
+          </w:tcPr>
+          <w:p>
+            <w:pPr>
+              <w:spacing w:after="40" w:before="0" w:line="240" w:lineRule="auto"/>
+              <w:jc w:val="left"/>
+            </w:pPr>
+            <w:r>
+              <w:rPr>
+                <w:rFonts w:ascii="Times New Roman" w:cs="Times New Roman" w:eastAsia="Times New Roman" w:hAnsi="Times New Roman"/>
+                <w:sz w:val="20"/>
+                <w:szCs w:val="20"/>
+              </w:rPr>
+              <w:t xml:space="preserve">[1.296, 1.736]</w:t>
+            </w:r>
+          </w:p>
+        </w:tc>
+        <w:tc>
+          <w:tcPr>
+            <w:tcW w:type="dxa" w:w="1196"/>
+            <w:tcBorders>
+              <w:top w:val="single" w:color="BBBBBB" w:sz="4"/>
+              <w:left w:val="single" w:color="BBBBBB" w:sz="4"/>
+              <w:bottom w:val="single" w:color="BBBBBB" w:sz="4"/>
+              <w:right w:val="single" w:color="BBBBBB" w:sz="4"/>
+            </w:tcBorders>
+            <w:shd w:fill="FFFFFF" w:val="clear"/>
+            <w:tcMar>
+              <w:top w:type="dxa" w:w="60"/>
+              <w:left w:type="dxa" w:w="100"/>
+              <w:bottom w:type="dxa" w:w="60"/>
+              <w:right w:type="dxa" w:w="100"/>
+            </w:tcMar>
+          </w:tcPr>
+          <w:p>
+            <w:pPr>
+              <w:spacing w:after="40" w:before="0" w:line="240" w:lineRule="auto"/>
+              <w:jc w:val="left"/>
+            </w:pPr>
+            <w:r>
+              <w:rPr>
+                <w:rFonts w:ascii="Times New Roman" w:cs="Times New Roman" w:eastAsia="Times New Roman" w:hAnsi="Times New Roman"/>
+                <w:sz w:val="20"/>
+                <w:szCs w:val="20"/>
+              </w:rPr>
+              <w:t xml:space="preserve">***</w:t>
+            </w:r>
+          </w:p>
+        </w:tc>
+      </w:tr>
+      <w:tr>
+        <w:trPr>
+          <w:tblHeader w:val="false"/>
+        </w:trPr>
+        <w:tc>
+          <w:tcPr>
+            <w:tcW w:type="dxa" w:w="1192"/>
+            <w:tcBorders>
+              <w:top w:val="single" w:color="BBBBBB" w:sz="4"/>
+              <w:left w:val="single" w:color="BBBBBB" w:sz="4"/>
+              <w:bottom w:val="single" w:color="BBBBBB" w:sz="4"/>
+              <w:right w:val="single" w:color="BBBBBB" w:sz="4"/>
+            </w:tcBorders>
+            <w:shd w:fill="FFFFFF" w:val="clear"/>
+            <w:tcMar>
+              <w:top w:type="dxa" w:w="60"/>
+              <w:left w:type="dxa" w:w="100"/>
+              <w:bottom w:type="dxa" w:w="60"/>
+              <w:right w:type="dxa" w:w="100"/>
+            </w:tcMar>
+          </w:tcPr>
+          <w:p>
+            <w:pPr>
+              <w:spacing w:after="40" w:before="0" w:line="240" w:lineRule="auto"/>
+              <w:jc w:val="left"/>
+            </w:pPr>
+            <w:r>
+              <w:rPr>
+                <w:rFonts w:ascii="Times New Roman" w:cs="Times New Roman" w:eastAsia="Times New Roman" w:hAnsi="Times New Roman"/>
+                <w:sz w:val="20"/>
+                <w:szCs w:val="20"/>
+              </w:rPr>
+              <w:t xml:space="preserve">Fee Model Type</w:t>
+            </w:r>
+          </w:p>
+        </w:tc>
+        <w:tc>
+          <w:tcPr>
+            <w:tcW w:type="dxa" w:w="1192"/>
+            <w:tcBorders>
+              <w:top w:val="single" w:color="BBBBBB" w:sz="4"/>
+              <w:left w:val="single" w:color="BBBBBB" w:sz="4"/>
+              <w:bottom w:val="single" w:color="BBBBBB" w:sz="4"/>
+              <w:right w:val="single" w:color="BBBBBB" w:sz="4"/>
+            </w:tcBorders>
+            <w:shd w:fill="FFFFFF" w:val="clear"/>
+            <w:tcMar>
+              <w:top w:type="dxa" w:w="60"/>
+              <w:left w:type="dxa" w:w="100"/>
+              <w:bottom w:type="dxa" w:w="60"/>
+              <w:right w:type="dxa" w:w="100"/>
+            </w:tcMar>
+          </w:tcPr>
+          <w:p>
+            <w:pPr>
+              <w:spacing w:after="40" w:before="0" w:line="240" w:lineRule="auto"/>
+              <w:jc w:val="left"/>
+            </w:pPr>
+            <w:r>
+              <w:rPr>
+                <w:rFonts w:ascii="Times New Roman" w:cs="Times New Roman" w:eastAsia="Times New Roman" w:hAnsi="Times New Roman"/>
+                <w:sz w:val="20"/>
+                <w:szCs w:val="20"/>
+              </w:rPr>
+              <w:t xml:space="preserve">0.037</w:t>
+            </w:r>
+          </w:p>
+        </w:tc>
+        <w:tc>
+          <w:tcPr>
+            <w:tcW w:type="dxa" w:w="1192"/>
+            <w:tcBorders>
+              <w:top w:val="single" w:color="BBBBBB" w:sz="4"/>
+              <w:left w:val="single" w:color="BBBBBB" w:sz="4"/>
+              <w:bottom w:val="single" w:color="BBBBBB" w:sz="4"/>
+              <w:right w:val="single" w:color="BBBBBB" w:sz="4"/>
+            </w:tcBorders>
+            <w:shd w:fill="FFFFFF" w:val="clear"/>
+            <w:tcMar>
+              <w:top w:type="dxa" w:w="60"/>
+              <w:left w:type="dxa" w:w="100"/>
+              <w:bottom w:type="dxa" w:w="60"/>
+              <w:right w:type="dxa" w:w="100"/>
+            </w:tcMar>
+          </w:tcPr>
+          <w:p>
+            <w:pPr>
+              <w:spacing w:after="40" w:before="0" w:line="240" w:lineRule="auto"/>
+              <w:jc w:val="left"/>
+            </w:pPr>
+            <w:r>
+              <w:rPr>
+                <w:rFonts w:ascii="Times New Roman" w:cs="Times New Roman" w:eastAsia="Times New Roman" w:hAnsi="Times New Roman"/>
+                <w:sz w:val="20"/>
+                <w:szCs w:val="20"/>
+              </w:rPr>
+              <w:t xml:space="preserve">0.083</w:t>
+            </w:r>
+          </w:p>
+        </w:tc>
+        <w:tc>
+          <w:tcPr>
+            <w:tcW w:type="dxa" w:w="1192"/>
+            <w:tcBorders>
+              <w:top w:val="single" w:color="BBBBBB" w:sz="4"/>
+              <w:left w:val="single" w:color="BBBBBB" w:sz="4"/>
+              <w:bottom w:val="single" w:color="BBBBBB" w:sz="4"/>
+              <w:right w:val="single" w:color="BBBBBB" w:sz="4"/>
+            </w:tcBorders>
+            <w:shd w:fill="FFFFFF" w:val="clear"/>
+            <w:tcMar>
+              <w:top w:type="dxa" w:w="60"/>
+              <w:left w:type="dxa" w:w="100"/>
+              <w:bottom w:type="dxa" w:w="60"/>
+              <w:right w:type="dxa" w:w="100"/>
+            </w:tcMar>
+          </w:tcPr>
+          <w:p>
+            <w:pPr>
+              <w:spacing w:after="40" w:before="0" w:line="240" w:lineRule="auto"/>
+              <w:jc w:val="left"/>
+            </w:pPr>
+            <w:r>
+              <w:rPr>
+                <w:rFonts w:ascii="Times New Roman" w:cs="Times New Roman" w:eastAsia="Times New Roman" w:hAnsi="Times New Roman"/>
+                <w:sz w:val="20"/>
+                <w:szCs w:val="20"/>
+              </w:rPr>
+              <w:t xml:space="preserve">0.445</w:t>
+            </w:r>
+          </w:p>
+        </w:tc>
+        <w:tc>
+          <w:tcPr>
+            <w:tcW w:type="dxa" w:w="1192"/>
+            <w:tcBorders>
+              <w:top w:val="single" w:color="BBBBBB" w:sz="4"/>
+              <w:left w:val="single" w:color="BBBBBB" w:sz="4"/>
+              <w:bottom w:val="single" w:color="BBBBBB" w:sz="4"/>
+              <w:right w:val="single" w:color="BBBBBB" w:sz="4"/>
+            </w:tcBorders>
+            <w:shd w:fill="FFFFFF" w:val="clear"/>
+            <w:tcMar>
+              <w:top w:type="dxa" w:w="60"/>
+              <w:left w:type="dxa" w:w="100"/>
+              <w:bottom w:type="dxa" w:w="60"/>
+              <w:right w:type="dxa" w:w="100"/>
+            </w:tcMar>
+          </w:tcPr>
+          <w:p>
+            <w:pPr>
+              <w:spacing w:after="40" w:before="0" w:line="240" w:lineRule="auto"/>
+              <w:jc w:val="left"/>
+            </w:pPr>
+            <w:r>
+              <w:rPr>
+                <w:rFonts w:ascii="Times New Roman" w:cs="Times New Roman" w:eastAsia="Times New Roman" w:hAnsi="Times New Roman"/>
+                <w:sz w:val="20"/>
+                <w:szCs w:val="20"/>
+              </w:rPr>
+              <w:t xml:space="preserve">0.656</w:t>
+            </w:r>
+          </w:p>
+        </w:tc>
+        <w:tc>
+          <w:tcPr>
+            <w:tcW w:type="dxa" w:w="1192"/>
+            <w:tcBorders>
+              <w:top w:val="single" w:color="BBBBBB" w:sz="4"/>
+              <w:left w:val="single" w:color="BBBBBB" w:sz="4"/>
+              <w:bottom w:val="single" w:color="BBBBBB" w:sz="4"/>
+              <w:right w:val="single" w:color="BBBBBB" w:sz="4"/>
+            </w:tcBorders>
+            <w:shd w:fill="FFFFFF" w:val="clear"/>
+            <w:tcMar>
+              <w:top w:type="dxa" w:w="60"/>
+              <w:left w:type="dxa" w:w="100"/>
+              <w:bottom w:type="dxa" w:w="60"/>
+              <w:right w:type="dxa" w:w="100"/>
+            </w:tcMar>
+          </w:tcPr>
+          <w:p>
+            <w:pPr>
+              <w:spacing w:after="40" w:before="0" w:line="240" w:lineRule="auto"/>
+              <w:jc w:val="left"/>
+            </w:pPr>
+            <w:r>
+              <w:rPr>
+                <w:rFonts w:ascii="Times New Roman" w:cs="Times New Roman" w:eastAsia="Times New Roman" w:hAnsi="Times New Roman"/>
+                <w:sz w:val="20"/>
+                <w:szCs w:val="20"/>
+              </w:rPr>
+              <w:t xml:space="preserve">1.038</w:t>
+            </w:r>
+          </w:p>
+        </w:tc>
+        <w:tc>
+          <w:tcPr>
+            <w:tcW w:type="dxa" w:w="1192"/>
+            <w:tcBorders>
+              <w:top w:val="single" w:color="BBBBBB" w:sz="4"/>
+              <w:left w:val="single" w:color="BBBBBB" w:sz="4"/>
+              <w:bottom w:val="single" w:color="BBBBBB" w:sz="4"/>
+              <w:right w:val="single" w:color="BBBBBB" w:sz="4"/>
+            </w:tcBorders>
+            <w:shd w:fill="FFFFFF" w:val="clear"/>
+            <w:tcMar>
+              <w:top w:type="dxa" w:w="60"/>
+              <w:left w:type="dxa" w:w="100"/>
+              <w:bottom w:type="dxa" w:w="60"/>
+              <w:right w:type="dxa" w:w="100"/>
+            </w:tcMar>
+          </w:tcPr>
+          <w:p>
+            <w:pPr>
+              <w:spacing w:after="40" w:before="0" w:line="240" w:lineRule="auto"/>
+              <w:jc w:val="left"/>
+            </w:pPr>
+            <w:r>
+              <w:rPr>
+                <w:rFonts w:ascii="Times New Roman" w:cs="Times New Roman" w:eastAsia="Times New Roman" w:hAnsi="Times New Roman"/>
+                <w:sz w:val="20"/>
+                <w:szCs w:val="20"/>
+              </w:rPr>
+              <w:t xml:space="preserve">[0.879, 1.220]</w:t>
+            </w:r>
+          </w:p>
+        </w:tc>
+        <w:tc>
+          <w:tcPr>
+            <w:tcW w:type="dxa" w:w="1196"/>
+            <w:tcBorders>
+              <w:top w:val="single" w:color="BBBBBB" w:sz="4"/>
+              <w:left w:val="single" w:color="BBBBBB" w:sz="4"/>
+              <w:bottom w:val="single" w:color="BBBBBB" w:sz="4"/>
+              <w:right w:val="single" w:color="BBBBBB" w:sz="4"/>
+            </w:tcBorders>
+            <w:shd w:fill="FFFFFF" w:val="clear"/>
+            <w:tcMar>
+              <w:top w:type="dxa" w:w="60"/>
+              <w:left w:type="dxa" w:w="100"/>
+              <w:bottom w:type="dxa" w:w="60"/>
+              <w:right w:type="dxa" w:w="100"/>
+            </w:tcMar>
+          </w:tcPr>
+          <w:p>
+            <w:pPr>
+              <w:spacing w:after="40" w:before="0" w:line="240" w:lineRule="auto"/>
+              <w:jc w:val="left"/>
+            </w:pPr>
+            <w:r>
+              <w:rPr>
+                <w:rFonts w:ascii="Times New Roman" w:cs="Times New Roman" w:eastAsia="Times New Roman" w:hAnsi="Times New Roman"/>
+                <w:sz w:val="20"/>
+                <w:szCs w:val="20"/>
+              </w:rPr>
+              <w:t xml:space="preserve">n.s.</w:t>
+            </w:r>
+          </w:p>
+        </w:tc>
+      </w:tr>
+      <w:tr>
+        <w:trPr>
+          <w:tblHeader w:val="false"/>
+        </w:trPr>
+        <w:tc>
+          <w:tcPr>
+            <w:tcW w:type="dxa" w:w="1192"/>
+            <w:tcBorders>
+              <w:top w:val="single" w:color="BBBBBB" w:sz="4"/>
+              <w:left w:val="single" w:color="BBBBBB" w:sz="4"/>
+              <w:bottom w:val="single" w:color="BBBBBB" w:sz="4"/>
+              <w:right w:val="single" w:color="BBBBBB" w:sz="4"/>
+            </w:tcBorders>
+            <w:shd w:fill="FFFFFF" w:val="clear"/>
+            <w:tcMar>
+              <w:top w:type="dxa" w:w="60"/>
+              <w:left w:type="dxa" w:w="100"/>
+              <w:bottom w:type="dxa" w:w="60"/>
+              <w:right w:type="dxa" w:w="100"/>
+            </w:tcMar>
+          </w:tcPr>
+          <w:p>
+            <w:pPr>
+              <w:spacing w:after="40" w:before="0" w:line="240" w:lineRule="auto"/>
+              <w:jc w:val="left"/>
+            </w:pPr>
+            <w:r>
+              <w:rPr>
+                <w:rFonts w:ascii="Times New Roman" w:cs="Times New Roman" w:eastAsia="Times New Roman" w:hAnsi="Times New Roman"/>
+                <w:sz w:val="20"/>
+                <w:szCs w:val="20"/>
+              </w:rPr>
+              <w:t xml:space="preserve">Advisor Age</w:t>
+            </w:r>
+          </w:p>
+        </w:tc>
+        <w:tc>
+          <w:tcPr>
+            <w:tcW w:type="dxa" w:w="1192"/>
+            <w:tcBorders>
+              <w:top w:val="single" w:color="BBBBBB" w:sz="4"/>
+              <w:left w:val="single" w:color="BBBBBB" w:sz="4"/>
+              <w:bottom w:val="single" w:color="BBBBBB" w:sz="4"/>
+              <w:right w:val="single" w:color="BBBBBB" w:sz="4"/>
+            </w:tcBorders>
+            <w:shd w:fill="FFFFFF" w:val="clear"/>
+            <w:tcMar>
+              <w:top w:type="dxa" w:w="60"/>
+              <w:left w:type="dxa" w:w="100"/>
+              <w:bottom w:type="dxa" w:w="60"/>
+              <w:right w:type="dxa" w:w="100"/>
+            </w:tcMar>
+          </w:tcPr>
+          <w:p>
+            <w:pPr>
+              <w:spacing w:after="40" w:before="0" w:line="240" w:lineRule="auto"/>
+              <w:jc w:val="left"/>
+            </w:pPr>
+            <w:r>
+              <w:rPr>
+                <w:rFonts w:ascii="Times New Roman" w:cs="Times New Roman" w:eastAsia="Times New Roman" w:hAnsi="Times New Roman"/>
+                <w:sz w:val="20"/>
+                <w:szCs w:val="20"/>
+              </w:rPr>
+              <w:t xml:space="preserve">−0.314</w:t>
+            </w:r>
+          </w:p>
+        </w:tc>
+        <w:tc>
+          <w:tcPr>
+            <w:tcW w:type="dxa" w:w="1192"/>
+            <w:tcBorders>
+              <w:top w:val="single" w:color="BBBBBB" w:sz="4"/>
+              <w:left w:val="single" w:color="BBBBBB" w:sz="4"/>
+              <w:bottom w:val="single" w:color="BBBBBB" w:sz="4"/>
+              <w:right w:val="single" w:color="BBBBBB" w:sz="4"/>
+            </w:tcBorders>
+            <w:shd w:fill="FFFFFF" w:val="clear"/>
+            <w:tcMar>
+              <w:top w:type="dxa" w:w="60"/>
+              <w:left w:type="dxa" w:w="100"/>
+              <w:bottom w:type="dxa" w:w="60"/>
+              <w:right w:type="dxa" w:w="100"/>
+            </w:tcMar>
+          </w:tcPr>
+          <w:p>
+            <w:pPr>
+              <w:spacing w:after="40" w:before="0" w:line="240" w:lineRule="auto"/>
+              <w:jc w:val="left"/>
+            </w:pPr>
+            <w:r>
+              <w:rPr>
+                <w:rFonts w:ascii="Times New Roman" w:cs="Times New Roman" w:eastAsia="Times New Roman" w:hAnsi="Times New Roman"/>
+                <w:sz w:val="20"/>
+                <w:szCs w:val="20"/>
+              </w:rPr>
+              <w:t xml:space="preserve">0.081</w:t>
+            </w:r>
+          </w:p>
+        </w:tc>
+        <w:tc>
+          <w:tcPr>
+            <w:tcW w:type="dxa" w:w="1192"/>
+            <w:tcBorders>
+              <w:top w:val="single" w:color="BBBBBB" w:sz="4"/>
+              <w:left w:val="single" w:color="BBBBBB" w:sz="4"/>
+              <w:bottom w:val="single" w:color="BBBBBB" w:sz="4"/>
+              <w:right w:val="single" w:color="BBBBBB" w:sz="4"/>
+            </w:tcBorders>
+            <w:shd w:fill="FFFFFF" w:val="clear"/>
+            <w:tcMar>
+              <w:top w:type="dxa" w:w="60"/>
+              <w:left w:type="dxa" w:w="100"/>
+              <w:bottom w:type="dxa" w:w="60"/>
+              <w:right w:type="dxa" w:w="100"/>
+            </w:tcMar>
+          </w:tcPr>
+          <w:p>
+            <w:pPr>
+              <w:spacing w:after="40" w:before="0" w:line="240" w:lineRule="auto"/>
+              <w:jc w:val="left"/>
+            </w:pPr>
+            <w:r>
+              <w:rPr>
+                <w:rFonts w:ascii="Times New Roman" w:cs="Times New Roman" w:eastAsia="Times New Roman" w:hAnsi="Times New Roman"/>
+                <w:sz w:val="20"/>
+                <w:szCs w:val="20"/>
+              </w:rPr>
+              <w:t xml:space="preserve">−3.879</w:t>
+            </w:r>
+          </w:p>
+        </w:tc>
+        <w:tc>
+          <w:tcPr>
+            <w:tcW w:type="dxa" w:w="1192"/>
+            <w:tcBorders>
+              <w:top w:val="single" w:color="BBBBBB" w:sz="4"/>
+              <w:left w:val="single" w:color="BBBBBB" w:sz="4"/>
+              <w:bottom w:val="single" w:color="BBBBBB" w:sz="4"/>
+              <w:right w:val="single" w:color="BBBBBB" w:sz="4"/>
+            </w:tcBorders>
+            <w:shd w:fill="FFFFFF" w:val="clear"/>
+            <w:tcMar>
+              <w:top w:type="dxa" w:w="60"/>
+              <w:left w:type="dxa" w:w="100"/>
+              <w:bottom w:type="dxa" w:w="60"/>
+              <w:right w:type="dxa" w:w="100"/>
+            </w:tcMar>
+          </w:tcPr>
+          <w:p>
+            <w:pPr>
+              <w:spacing w:after="40" w:before="0" w:line="240" w:lineRule="auto"/>
+              <w:jc w:val="left"/>
+            </w:pPr>
+            <w:r>
+              <w:rPr>
+                <w:rFonts w:ascii="Times New Roman" w:cs="Times New Roman" w:eastAsia="Times New Roman" w:hAnsi="Times New Roman"/>
+                <w:sz w:val="20"/>
+                <w:szCs w:val="20"/>
+              </w:rPr>
+              <w:t xml:space="preserve">&lt;0.001</w:t>
+            </w:r>
+          </w:p>
+        </w:tc>
+        <w:tc>
+          <w:tcPr>
+            <w:tcW w:type="dxa" w:w="1192"/>
+            <w:tcBorders>
+              <w:top w:val="single" w:color="BBBBBB" w:sz="4"/>
+              <w:left w:val="single" w:color="BBBBBB" w:sz="4"/>
+              <w:bottom w:val="single" w:color="BBBBBB" w:sz="4"/>
+              <w:right w:val="single" w:color="BBBBBB" w:sz="4"/>
+            </w:tcBorders>
+            <w:shd w:fill="FFFFFF" w:val="clear"/>
+            <w:tcMar>
+              <w:top w:type="dxa" w:w="60"/>
+              <w:left w:type="dxa" w:w="100"/>
+              <w:bottom w:type="dxa" w:w="60"/>
+              <w:right w:type="dxa" w:w="100"/>
+            </w:tcMar>
+          </w:tcPr>
+          <w:p>
+            <w:pPr>
+              <w:spacing w:after="40" w:before="0" w:line="240" w:lineRule="auto"/>
+              <w:jc w:val="left"/>
+            </w:pPr>
+            <w:r>
+              <w:rPr>
+                <w:rFonts w:ascii="Times New Roman" w:cs="Times New Roman" w:eastAsia="Times New Roman" w:hAnsi="Times New Roman"/>
+                <w:sz w:val="20"/>
+                <w:szCs w:val="20"/>
+              </w:rPr>
+              <w:t xml:space="preserve">0.731</w:t>
+            </w:r>
+          </w:p>
+        </w:tc>
+        <w:tc>
+          <w:tcPr>
+            <w:tcW w:type="dxa" w:w="1192"/>
+            <w:tcBorders>
+              <w:top w:val="single" w:color="BBBBBB" w:sz="4"/>
+              <w:left w:val="single" w:color="BBBBBB" w:sz="4"/>
+              <w:bottom w:val="single" w:color="BBBBBB" w:sz="4"/>
+              <w:right w:val="single" w:color="BBBBBB" w:sz="4"/>
+            </w:tcBorders>
+            <w:shd w:fill="FFFFFF" w:val="clear"/>
+            <w:tcMar>
+              <w:top w:type="dxa" w:w="60"/>
+              <w:left w:type="dxa" w:w="100"/>
+              <w:bottom w:type="dxa" w:w="60"/>
+              <w:right w:type="dxa" w:w="100"/>
+            </w:tcMar>
+          </w:tcPr>
+          <w:p>
+            <w:pPr>
+              <w:spacing w:after="40" w:before="0" w:line="240" w:lineRule="auto"/>
+              <w:jc w:val="left"/>
+            </w:pPr>
+            <w:r>
+              <w:rPr>
+                <w:rFonts w:ascii="Times New Roman" w:cs="Times New Roman" w:eastAsia="Times New Roman" w:hAnsi="Times New Roman"/>
+                <w:sz w:val="20"/>
+                <w:szCs w:val="20"/>
+              </w:rPr>
+              <w:t xml:space="preserve">[0.615, 0.842]</w:t>
+            </w:r>
+          </w:p>
+        </w:tc>
+        <w:tc>
+          <w:tcPr>
+            <w:tcW w:type="dxa" w:w="1196"/>
+            <w:tcBorders>
+              <w:top w:val="single" w:color="BBBBBB" w:sz="4"/>
+              <w:left w:val="single" w:color="BBBBBB" w:sz="4"/>
+              <w:bottom w:val="single" w:color="BBBBBB" w:sz="4"/>
+              <w:right w:val="single" w:color="BBBBBB" w:sz="4"/>
+            </w:tcBorders>
+            <w:shd w:fill="FFFFFF" w:val="clear"/>
+            <w:tcMar>
+              <w:top w:type="dxa" w:w="60"/>
+              <w:left w:type="dxa" w:w="100"/>
+              <w:bottom w:type="dxa" w:w="60"/>
+              <w:right w:type="dxa" w:w="100"/>
+            </w:tcMar>
+          </w:tcPr>
+          <w:p>
+            <w:pPr>
+              <w:spacing w:after="40" w:before="0" w:line="240" w:lineRule="auto"/>
+              <w:jc w:val="left"/>
+            </w:pPr>
+            <w:r>
+              <w:rPr>
+                <w:rFonts w:ascii="Times New Roman" w:cs="Times New Roman" w:eastAsia="Times New Roman" w:hAnsi="Times New Roman"/>
+                <w:sz w:val="20"/>
+                <w:szCs w:val="20"/>
+              </w:rPr>
+              <w:t xml:space="preserve">***</w:t>
+            </w:r>
+          </w:p>
+        </w:tc>
+      </w:tr>
+      <w:tr>
+        <w:trPr>
+          <w:tblHeader w:val="false"/>
+        </w:trPr>
+        <w:tc>
+          <w:tcPr>
+            <w:tcW w:type="dxa" w:w="1192"/>
+            <w:tcBorders>
+              <w:top w:val="single" w:color="BBBBBB" w:sz="4"/>
+              <w:left w:val="single" w:color="BBBBBB" w:sz="4"/>
+              <w:bottom w:val="single" w:color="BBBBBB" w:sz="4"/>
+              <w:right w:val="single" w:color="BBBBBB" w:sz="4"/>
+            </w:tcBorders>
+            <w:shd w:fill="FFFFFF" w:val="clear"/>
+            <w:tcMar>
+              <w:top w:type="dxa" w:w="60"/>
+              <w:left w:type="dxa" w:w="100"/>
+              <w:bottom w:type="dxa" w:w="60"/>
+              <w:right w:type="dxa" w:w="100"/>
+            </w:tcMar>
+          </w:tcPr>
+          <w:p>
+            <w:pPr>
+              <w:spacing w:after="40" w:before="0" w:line="240" w:lineRule="auto"/>
+              <w:jc w:val="left"/>
+            </w:pPr>
+            <w:r>
+              <w:rPr>
+                <w:rFonts w:ascii="Times New Roman" w:cs="Times New Roman" w:eastAsia="Times New Roman" w:hAnsi="Times New Roman"/>
+                <w:sz w:val="20"/>
+                <w:szCs w:val="20"/>
+              </w:rPr>
+              <w:t xml:space="preserve">Team Composition (Next-Gen)</w:t>
+            </w:r>
+          </w:p>
+        </w:tc>
+        <w:tc>
+          <w:tcPr>
+            <w:tcW w:type="dxa" w:w="1192"/>
+            <w:tcBorders>
+              <w:top w:val="single" w:color="BBBBBB" w:sz="4"/>
+              <w:left w:val="single" w:color="BBBBBB" w:sz="4"/>
+              <w:bottom w:val="single" w:color="BBBBBB" w:sz="4"/>
+              <w:right w:val="single" w:color="BBBBBB" w:sz="4"/>
+            </w:tcBorders>
+            <w:shd w:fill="FFFFFF" w:val="clear"/>
+            <w:tcMar>
+              <w:top w:type="dxa" w:w="60"/>
+              <w:left w:type="dxa" w:w="100"/>
+              <w:bottom w:type="dxa" w:w="60"/>
+              <w:right w:type="dxa" w:w="100"/>
+            </w:tcMar>
+          </w:tcPr>
+          <w:p>
+            <w:pPr>
+              <w:spacing w:after="40" w:before="0" w:line="240" w:lineRule="auto"/>
+              <w:jc w:val="left"/>
+            </w:pPr>
+            <w:r>
+              <w:rPr>
+                <w:rFonts w:ascii="Times New Roman" w:cs="Times New Roman" w:eastAsia="Times New Roman" w:hAnsi="Times New Roman"/>
+                <w:sz w:val="20"/>
+                <w:szCs w:val="20"/>
+              </w:rPr>
+              <w:t xml:space="preserve">0.377</w:t>
+            </w:r>
+          </w:p>
+        </w:tc>
+        <w:tc>
+          <w:tcPr>
+            <w:tcW w:type="dxa" w:w="1192"/>
+            <w:tcBorders>
+              <w:top w:val="single" w:color="BBBBBB" w:sz="4"/>
+              <w:left w:val="single" w:color="BBBBBB" w:sz="4"/>
+              <w:bottom w:val="single" w:color="BBBBBB" w:sz="4"/>
+              <w:right w:val="single" w:color="BBBBBB" w:sz="4"/>
+            </w:tcBorders>
+            <w:shd w:fill="FFFFFF" w:val="clear"/>
+            <w:tcMar>
+              <w:top w:type="dxa" w:w="60"/>
+              <w:left w:type="dxa" w:w="100"/>
+              <w:bottom w:type="dxa" w:w="60"/>
+              <w:right w:type="dxa" w:w="100"/>
+            </w:tcMar>
+          </w:tcPr>
+          <w:p>
+            <w:pPr>
+              <w:spacing w:after="40" w:before="0" w:line="240" w:lineRule="auto"/>
+              <w:jc w:val="left"/>
+            </w:pPr>
+            <w:r>
+              <w:rPr>
+                <w:rFonts w:ascii="Times New Roman" w:cs="Times New Roman" w:eastAsia="Times New Roman" w:hAnsi="Times New Roman"/>
+                <w:sz w:val="20"/>
+                <w:szCs w:val="20"/>
+              </w:rPr>
+              <w:t xml:space="preserve">0.081</w:t>
+            </w:r>
+          </w:p>
+        </w:tc>
+        <w:tc>
+          <w:tcPr>
+            <w:tcW w:type="dxa" w:w="1192"/>
+            <w:tcBorders>
+              <w:top w:val="single" w:color="BBBBBB" w:sz="4"/>
+              <w:left w:val="single" w:color="BBBBBB" w:sz="4"/>
+              <w:bottom w:val="single" w:color="BBBBBB" w:sz="4"/>
+              <w:right w:val="single" w:color="BBBBBB" w:sz="4"/>
+            </w:tcBorders>
+            <w:shd w:fill="FFFFFF" w:val="clear"/>
+            <w:tcMar>
+              <w:top w:type="dxa" w:w="60"/>
+              <w:left w:type="dxa" w:w="100"/>
+              <w:bottom w:type="dxa" w:w="60"/>
+              <w:right w:type="dxa" w:w="100"/>
+            </w:tcMar>
+          </w:tcPr>
+          <w:p>
+            <w:pPr>
+              <w:spacing w:after="40" w:before="0" w:line="240" w:lineRule="auto"/>
+              <w:jc w:val="left"/>
+            </w:pPr>
+            <w:r>
+              <w:rPr>
+                <w:rFonts w:ascii="Times New Roman" w:cs="Times New Roman" w:eastAsia="Times New Roman" w:hAnsi="Times New Roman"/>
+                <w:sz w:val="20"/>
+                <w:szCs w:val="20"/>
+              </w:rPr>
+              <w:t xml:space="preserve">4.679</w:t>
+            </w:r>
+          </w:p>
+        </w:tc>
+        <w:tc>
+          <w:tcPr>
+            <w:tcW w:type="dxa" w:w="1192"/>
+            <w:tcBorders>
+              <w:top w:val="single" w:color="BBBBBB" w:sz="4"/>
+              <w:left w:val="single" w:color="BBBBBB" w:sz="4"/>
+              <w:bottom w:val="single" w:color="BBBBBB" w:sz="4"/>
+              <w:right w:val="single" w:color="BBBBBB" w:sz="4"/>
+            </w:tcBorders>
+            <w:shd w:fill="FFFFFF" w:val="clear"/>
+            <w:tcMar>
+              <w:top w:type="dxa" w:w="60"/>
+              <w:left w:type="dxa" w:w="100"/>
+              <w:bottom w:type="dxa" w:w="60"/>
+              <w:right w:type="dxa" w:w="100"/>
+            </w:tcMar>
+          </w:tcPr>
+          <w:p>
+            <w:pPr>
+              <w:spacing w:after="40" w:before="0" w:line="240" w:lineRule="auto"/>
+              <w:jc w:val="left"/>
+            </w:pPr>
+            <w:r>
+              <w:rPr>
+                <w:rFonts w:ascii="Times New Roman" w:cs="Times New Roman" w:eastAsia="Times New Roman" w:hAnsi="Times New Roman"/>
+                <w:sz w:val="20"/>
+                <w:szCs w:val="20"/>
+              </w:rPr>
+              <w:t xml:space="preserve">&lt;0.001</w:t>
+            </w:r>
+          </w:p>
+        </w:tc>
+        <w:tc>
+          <w:tcPr>
+            <w:tcW w:type="dxa" w:w="1192"/>
+            <w:tcBorders>
+              <w:top w:val="single" w:color="BBBBBB" w:sz="4"/>
+              <w:left w:val="single" w:color="BBBBBB" w:sz="4"/>
+              <w:bottom w:val="single" w:color="BBBBBB" w:sz="4"/>
+              <w:right w:val="single" w:color="BBBBBB" w:sz="4"/>
+            </w:tcBorders>
+            <w:shd w:fill="FFFFFF" w:val="clear"/>
+            <w:tcMar>
+              <w:top w:type="dxa" w:w="60"/>
+              <w:left w:type="dxa" w:w="100"/>
+              <w:bottom w:type="dxa" w:w="60"/>
+              <w:right w:type="dxa" w:w="100"/>
+            </w:tcMar>
+          </w:tcPr>
+          <w:p>
+            <w:pPr>
+              <w:spacing w:after="40" w:before="0" w:line="240" w:lineRule="auto"/>
+              <w:jc w:val="left"/>
+            </w:pPr>
+            <w:r>
+              <w:rPr>
+                <w:rFonts w:ascii="Times New Roman" w:cs="Times New Roman" w:eastAsia="Times New Roman" w:hAnsi="Times New Roman"/>
+                <w:sz w:val="20"/>
+                <w:szCs w:val="20"/>
+              </w:rPr>
+              <w:t xml:space="preserve">1.458</w:t>
+            </w:r>
+          </w:p>
+        </w:tc>
+        <w:tc>
+          <w:tcPr>
+            <w:tcW w:type="dxa" w:w="1192"/>
+            <w:tcBorders>
+              <w:top w:val="single" w:color="BBBBBB" w:sz="4"/>
+              <w:left w:val="single" w:color="BBBBBB" w:sz="4"/>
+              <w:bottom w:val="single" w:color="BBBBBB" w:sz="4"/>
+              <w:right w:val="single" w:color="BBBBBB" w:sz="4"/>
+            </w:tcBorders>
+            <w:shd w:fill="FFFFFF" w:val="clear"/>
+            <w:tcMar>
+              <w:top w:type="dxa" w:w="60"/>
+              <w:left w:type="dxa" w:w="100"/>
+              <w:bottom w:type="dxa" w:w="60"/>
+              <w:right w:type="dxa" w:w="100"/>
+            </w:tcMar>
+          </w:tcPr>
+          <w:p>
+            <w:pPr>
+              <w:spacing w:after="40" w:before="0" w:line="240" w:lineRule="auto"/>
+              <w:jc w:val="left"/>
+            </w:pPr>
+            <w:r>
+              <w:rPr>
+                <w:rFonts w:ascii="Times New Roman" w:cs="Times New Roman" w:eastAsia="Times New Roman" w:hAnsi="Times New Roman"/>
+                <w:sz w:val="20"/>
+                <w:szCs w:val="20"/>
+              </w:rPr>
+              <w:t xml:space="preserve">[1.257, 1.725]</w:t>
+            </w:r>
+          </w:p>
+        </w:tc>
+        <w:tc>
+          <w:tcPr>
+            <w:tcW w:type="dxa" w:w="1196"/>
+            <w:tcBorders>
+              <w:top w:val="single" w:color="BBBBBB" w:sz="4"/>
+              <w:left w:val="single" w:color="BBBBBB" w:sz="4"/>
+              <w:bottom w:val="single" w:color="BBBBBB" w:sz="4"/>
+              <w:right w:val="single" w:color="BBBBBB" w:sz="4"/>
+            </w:tcBorders>
+            <w:shd w:fill="FFFFFF" w:val="clear"/>
+            <w:tcMar>
+              <w:top w:type="dxa" w:w="60"/>
+              <w:left w:type="dxa" w:w="100"/>
+              <w:bottom w:type="dxa" w:w="60"/>
+              <w:right w:type="dxa" w:w="100"/>
+            </w:tcMar>
+          </w:tcPr>
+          <w:p>
+            <w:pPr>
+              <w:spacing w:after="40" w:before="0" w:line="240" w:lineRule="auto"/>
+              <w:jc w:val="left"/>
+            </w:pPr>
+            <w:r>
+              <w:rPr>
+                <w:rFonts w:ascii="Times New Roman" w:cs="Times New Roman" w:eastAsia="Times New Roman" w:hAnsi="Times New Roman"/>
+                <w:sz w:val="20"/>
+                <w:szCs w:val="20"/>
+              </w:rPr>
+              <w:t xml:space="preserve">***</w:t>
+            </w:r>
+          </w:p>
+        </w:tc>
+      </w:tr>
+      <w:tr>
+        <w:trPr>
+          <w:tblHeader w:val="false"/>
+        </w:trPr>
+        <w:tc>
+          <w:tcPr>
+            <w:tcW w:type="dxa" w:w="1192"/>
+            <w:tcBorders>
+              <w:top w:val="single" w:color="BBBBBB" w:sz="4"/>
+              <w:left w:val="single" w:color="BBBBBB" w:sz="4"/>
+              <w:bottom w:val="single" w:color="BBBBBB" w:sz="4"/>
+              <w:right w:val="single" w:color="BBBBBB" w:sz="4"/>
+            </w:tcBorders>
+            <w:shd w:fill="FFFFFF" w:val="clear"/>
+            <w:tcMar>
+              <w:top w:type="dxa" w:w="60"/>
+              <w:left w:type="dxa" w:w="100"/>
+              <w:bottom w:type="dxa" w:w="60"/>
+              <w:right w:type="dxa" w:w="100"/>
+            </w:tcMar>
+          </w:tcPr>
+          <w:p>
+            <w:pPr>
+              <w:spacing w:after="40" w:before="0" w:line="240" w:lineRule="auto"/>
+              <w:jc w:val="left"/>
+            </w:pPr>
+            <w:r>
+              <w:rPr>
+                <w:rFonts w:ascii="Times New Roman" w:cs="Times New Roman" w:eastAsia="Times New Roman" w:hAnsi="Times New Roman"/>
+                <w:sz w:val="20"/>
+                <w:szCs w:val="20"/>
+              </w:rPr>
+              <w:t xml:space="preserve">ESG Capability</w:t>
+            </w:r>
+          </w:p>
+        </w:tc>
+        <w:tc>
+          <w:tcPr>
+            <w:tcW w:type="dxa" w:w="1192"/>
+            <w:tcBorders>
+              <w:top w:val="single" w:color="BBBBBB" w:sz="4"/>
+              <w:left w:val="single" w:color="BBBBBB" w:sz="4"/>
+              <w:bottom w:val="single" w:color="BBBBBB" w:sz="4"/>
+              <w:right w:val="single" w:color="BBBBBB" w:sz="4"/>
+            </w:tcBorders>
+            <w:shd w:fill="FFFFFF" w:val="clear"/>
+            <w:tcMar>
+              <w:top w:type="dxa" w:w="60"/>
+              <w:left w:type="dxa" w:w="100"/>
+              <w:bottom w:type="dxa" w:w="60"/>
+              <w:right w:type="dxa" w:w="100"/>
+            </w:tcMar>
+          </w:tcPr>
+          <w:p>
+            <w:pPr>
+              <w:spacing w:after="40" w:before="0" w:line="240" w:lineRule="auto"/>
+              <w:jc w:val="left"/>
+            </w:pPr>
+            <w:r>
+              <w:rPr>
+                <w:rFonts w:ascii="Times New Roman" w:cs="Times New Roman" w:eastAsia="Times New Roman" w:hAnsi="Times New Roman"/>
+                <w:sz w:val="20"/>
+                <w:szCs w:val="20"/>
+              </w:rPr>
+              <w:t xml:space="preserve">0.146</w:t>
+            </w:r>
+          </w:p>
+        </w:tc>
+        <w:tc>
+          <w:tcPr>
+            <w:tcW w:type="dxa" w:w="1192"/>
+            <w:tcBorders>
+              <w:top w:val="single" w:color="BBBBBB" w:sz="4"/>
+              <w:left w:val="single" w:color="BBBBBB" w:sz="4"/>
+              <w:bottom w:val="single" w:color="BBBBBB" w:sz="4"/>
+              <w:right w:val="single" w:color="BBBBBB" w:sz="4"/>
+            </w:tcBorders>
+            <w:shd w:fill="FFFFFF" w:val="clear"/>
+            <w:tcMar>
+              <w:top w:type="dxa" w:w="60"/>
+              <w:left w:type="dxa" w:w="100"/>
+              <w:bottom w:type="dxa" w:w="60"/>
+              <w:right w:type="dxa" w:w="100"/>
+            </w:tcMar>
+          </w:tcPr>
+          <w:p>
+            <w:pPr>
+              <w:spacing w:after="40" w:before="0" w:line="240" w:lineRule="auto"/>
+              <w:jc w:val="left"/>
+            </w:pPr>
+            <w:r>
+              <w:rPr>
+                <w:rFonts w:ascii="Times New Roman" w:cs="Times New Roman" w:eastAsia="Times New Roman" w:hAnsi="Times New Roman"/>
+                <w:sz w:val="20"/>
+                <w:szCs w:val="20"/>
+              </w:rPr>
+              <w:t xml:space="preserve">0.079</w:t>
+            </w:r>
+          </w:p>
+        </w:tc>
+        <w:tc>
+          <w:tcPr>
+            <w:tcW w:type="dxa" w:w="1192"/>
+            <w:tcBorders>
+              <w:top w:val="single" w:color="BBBBBB" w:sz="4"/>
+              <w:left w:val="single" w:color="BBBBBB" w:sz="4"/>
+              <w:bottom w:val="single" w:color="BBBBBB" w:sz="4"/>
+              <w:right w:val="single" w:color="BBBBBB" w:sz="4"/>
+            </w:tcBorders>
+            <w:shd w:fill="FFFFFF" w:val="clear"/>
+            <w:tcMar>
+              <w:top w:type="dxa" w:w="60"/>
+              <w:left w:type="dxa" w:w="100"/>
+              <w:bottom w:type="dxa" w:w="60"/>
+              <w:right w:type="dxa" w:w="100"/>
+            </w:tcMar>
+          </w:tcPr>
+          <w:p>
+            <w:pPr>
+              <w:spacing w:after="40" w:before="0" w:line="240" w:lineRule="auto"/>
+              <w:jc w:val="left"/>
+            </w:pPr>
+            <w:r>
+              <w:rPr>
+                <w:rFonts w:ascii="Times New Roman" w:cs="Times New Roman" w:eastAsia="Times New Roman" w:hAnsi="Times New Roman"/>
+                <w:sz w:val="20"/>
+                <w:szCs w:val="20"/>
+              </w:rPr>
+              <w:t xml:space="preserve">1.838</w:t>
+            </w:r>
+          </w:p>
+        </w:tc>
+        <w:tc>
+          <w:tcPr>
+            <w:tcW w:type="dxa" w:w="1192"/>
+            <w:tcBorders>
+              <w:top w:val="single" w:color="BBBBBB" w:sz="4"/>
+              <w:left w:val="single" w:color="BBBBBB" w:sz="4"/>
+              <w:bottom w:val="single" w:color="BBBBBB" w:sz="4"/>
+              <w:right w:val="single" w:color="BBBBBB" w:sz="4"/>
+            </w:tcBorders>
+            <w:shd w:fill="FFFFFF" w:val="clear"/>
+            <w:tcMar>
+              <w:top w:type="dxa" w:w="60"/>
+              <w:left w:type="dxa" w:w="100"/>
+              <w:bottom w:type="dxa" w:w="60"/>
+              <w:right w:type="dxa" w:w="100"/>
+            </w:tcMar>
+          </w:tcPr>
+          <w:p>
+            <w:pPr>
+              <w:spacing w:after="40" w:before="0" w:line="240" w:lineRule="auto"/>
+              <w:jc w:val="left"/>
+            </w:pPr>
+            <w:r>
+              <w:rPr>
+                <w:rFonts w:ascii="Times New Roman" w:cs="Times New Roman" w:eastAsia="Times New Roman" w:hAnsi="Times New Roman"/>
+                <w:sz w:val="20"/>
+                <w:szCs w:val="20"/>
+              </w:rPr>
+              <w:t xml:space="preserve">0.066</w:t>
+            </w:r>
+          </w:p>
+        </w:tc>
+        <w:tc>
+          <w:tcPr>
+            <w:tcW w:type="dxa" w:w="1192"/>
+            <w:tcBorders>
+              <w:top w:val="single" w:color="BBBBBB" w:sz="4"/>
+              <w:left w:val="single" w:color="BBBBBB" w:sz="4"/>
+              <w:bottom w:val="single" w:color="BBBBBB" w:sz="4"/>
+              <w:right w:val="single" w:color="BBBBBB" w:sz="4"/>
+            </w:tcBorders>
+            <w:shd w:fill="FFFFFF" w:val="clear"/>
+            <w:tcMar>
+              <w:top w:type="dxa" w:w="60"/>
+              <w:left w:type="dxa" w:w="100"/>
+              <w:bottom w:type="dxa" w:w="60"/>
+              <w:right w:type="dxa" w:w="100"/>
+            </w:tcMar>
+          </w:tcPr>
+          <w:p>
+            <w:pPr>
+              <w:spacing w:after="40" w:before="0" w:line="240" w:lineRule="auto"/>
+              <w:jc w:val="left"/>
+            </w:pPr>
+            <w:r>
+              <w:rPr>
+                <w:rFonts w:ascii="Times New Roman" w:cs="Times New Roman" w:eastAsia="Times New Roman" w:hAnsi="Times New Roman"/>
+                <w:sz w:val="20"/>
+                <w:szCs w:val="20"/>
+              </w:rPr>
+              <w:t xml:space="preserve">1.157</w:t>
+            </w:r>
+          </w:p>
+        </w:tc>
+        <w:tc>
+          <w:tcPr>
+            <w:tcW w:type="dxa" w:w="1192"/>
+            <w:tcBorders>
+              <w:top w:val="single" w:color="BBBBBB" w:sz="4"/>
+              <w:left w:val="single" w:color="BBBBBB" w:sz="4"/>
+              <w:bottom w:val="single" w:color="BBBBBB" w:sz="4"/>
+              <w:right w:val="single" w:color="BBBBBB" w:sz="4"/>
+            </w:tcBorders>
+            <w:shd w:fill="FFFFFF" w:val="clear"/>
+            <w:tcMar>
+              <w:top w:type="dxa" w:w="60"/>
+              <w:left w:type="dxa" w:w="100"/>
+              <w:bottom w:type="dxa" w:w="60"/>
+              <w:right w:type="dxa" w:w="100"/>
+            </w:tcMar>
+          </w:tcPr>
+          <w:p>
+            <w:pPr>
+              <w:spacing w:after="40" w:before="0" w:line="240" w:lineRule="auto"/>
+              <w:jc w:val="left"/>
+            </w:pPr>
+            <w:r>
+              <w:rPr>
+                <w:rFonts w:ascii="Times New Roman" w:cs="Times New Roman" w:eastAsia="Times New Roman" w:hAnsi="Times New Roman"/>
+                <w:sz w:val="20"/>
+                <w:szCs w:val="20"/>
+              </w:rPr>
+              <w:t xml:space="preserve">[0.994, 1.349]</w:t>
+            </w:r>
+          </w:p>
+        </w:tc>
+        <w:tc>
+          <w:tcPr>
+            <w:tcW w:type="dxa" w:w="1196"/>
+            <w:tcBorders>
+              <w:top w:val="single" w:color="BBBBBB" w:sz="4"/>
+              <w:left w:val="single" w:color="BBBBBB" w:sz="4"/>
+              <w:bottom w:val="single" w:color="BBBBBB" w:sz="4"/>
+              <w:right w:val="single" w:color="BBBBBB" w:sz="4"/>
+            </w:tcBorders>
+            <w:shd w:fill="FFFFFF" w:val="clear"/>
+            <w:tcMar>
+              <w:top w:type="dxa" w:w="60"/>
+              <w:left w:type="dxa" w:w="100"/>
+              <w:bottom w:type="dxa" w:w="60"/>
+              <w:right w:type="dxa" w:w="100"/>
+            </w:tcMar>
+          </w:tcPr>
+          <w:p>
+            <w:pPr>
+              <w:spacing w:after="40" w:before="0" w:line="240" w:lineRule="auto"/>
+              <w:jc w:val="left"/>
+            </w:pPr>
+            <w:r>
+              <w:rPr>
+                <w:rFonts w:ascii="Times New Roman" w:cs="Times New Roman" w:eastAsia="Times New Roman" w:hAnsi="Times New Roman"/>
+                <w:sz w:val="20"/>
+                <w:szCs w:val="20"/>
+              </w:rPr>
+              <w:t xml:space="preserve">†</w:t>
+            </w:r>
+          </w:p>
+        </w:tc>
+      </w:tr>
+      <w:tr>
+        <w:trPr>
+          <w:tblHeader w:val="false"/>
+        </w:trPr>
+        <w:tc>
+          <w:tcPr>
+            <w:tcW w:type="dxa" w:w="1192"/>
+            <w:tcBorders>
+              <w:top w:val="single" w:color="BBBBBB" w:sz="4"/>
+              <w:left w:val="single" w:color="BBBBBB" w:sz="4"/>
+              <w:bottom w:val="single" w:color="BBBBBB" w:sz="4"/>
+              <w:right w:val="single" w:color="BBBBBB" w:sz="4"/>
+            </w:tcBorders>
+            <w:shd w:fill="FFFFFF" w:val="clear"/>
+            <w:tcMar>
+              <w:top w:type="dxa" w:w="60"/>
+              <w:left w:type="dxa" w:w="100"/>
+              <w:bottom w:type="dxa" w:w="60"/>
+              <w:right w:type="dxa" w:w="100"/>
+            </w:tcMar>
+          </w:tcPr>
+          <w:p>
+            <w:pPr>
+              <w:spacing w:after="40" w:before="0" w:line="240" w:lineRule="auto"/>
+              <w:jc w:val="left"/>
+            </w:pPr>
+            <w:r>
+              <w:rPr>
+                <w:rFonts w:ascii="Times New Roman" w:cs="Times New Roman" w:eastAsia="Times New Roman" w:hAnsi="Times New Roman"/>
+                <w:sz w:val="20"/>
+                <w:szCs w:val="20"/>
+              </w:rPr>
+              <w:t xml:space="preserve">Transfer Size (log)</w:t>
+            </w:r>
+          </w:p>
+        </w:tc>
+        <w:tc>
+          <w:tcPr>
+            <w:tcW w:type="dxa" w:w="1192"/>
+            <w:tcBorders>
+              <w:top w:val="single" w:color="BBBBBB" w:sz="4"/>
+              <w:left w:val="single" w:color="BBBBBB" w:sz="4"/>
+              <w:bottom w:val="single" w:color="BBBBBB" w:sz="4"/>
+              <w:right w:val="single" w:color="BBBBBB" w:sz="4"/>
+            </w:tcBorders>
+            <w:shd w:fill="FFFFFF" w:val="clear"/>
+            <w:tcMar>
+              <w:top w:type="dxa" w:w="60"/>
+              <w:left w:type="dxa" w:w="100"/>
+              <w:bottom w:type="dxa" w:w="60"/>
+              <w:right w:type="dxa" w:w="100"/>
+            </w:tcMar>
+          </w:tcPr>
+          <w:p>
+            <w:pPr>
+              <w:spacing w:after="40" w:before="0" w:line="240" w:lineRule="auto"/>
+              <w:jc w:val="left"/>
+            </w:pPr>
+            <w:r>
+              <w:rPr>
+                <w:rFonts w:ascii="Times New Roman" w:cs="Times New Roman" w:eastAsia="Times New Roman" w:hAnsi="Times New Roman"/>
+                <w:sz w:val="20"/>
+                <w:szCs w:val="20"/>
+              </w:rPr>
+              <w:t xml:space="preserve">0.155</w:t>
+            </w:r>
+          </w:p>
+        </w:tc>
+        <w:tc>
+          <w:tcPr>
+            <w:tcW w:type="dxa" w:w="1192"/>
+            <w:tcBorders>
+              <w:top w:val="single" w:color="BBBBBB" w:sz="4"/>
+              <w:left w:val="single" w:color="BBBBBB" w:sz="4"/>
+              <w:bottom w:val="single" w:color="BBBBBB" w:sz="4"/>
+              <w:right w:val="single" w:color="BBBBBB" w:sz="4"/>
+            </w:tcBorders>
+            <w:shd w:fill="FFFFFF" w:val="clear"/>
+            <w:tcMar>
+              <w:top w:type="dxa" w:w="60"/>
+              <w:left w:type="dxa" w:w="100"/>
+              <w:bottom w:type="dxa" w:w="60"/>
+              <w:right w:type="dxa" w:w="100"/>
+            </w:tcMar>
+          </w:tcPr>
+          <w:p>
+            <w:pPr>
+              <w:spacing w:after="40" w:before="0" w:line="240" w:lineRule="auto"/>
+              <w:jc w:val="left"/>
+            </w:pPr>
+            <w:r>
+              <w:rPr>
+                <w:rFonts w:ascii="Times New Roman" w:cs="Times New Roman" w:eastAsia="Times New Roman" w:hAnsi="Times New Roman"/>
+                <w:sz w:val="20"/>
+                <w:szCs w:val="20"/>
+              </w:rPr>
+              <w:t xml:space="preserve">0.073</w:t>
+            </w:r>
+          </w:p>
+        </w:tc>
+        <w:tc>
+          <w:tcPr>
+            <w:tcW w:type="dxa" w:w="1192"/>
+            <w:tcBorders>
+              <w:top w:val="single" w:color="BBBBBB" w:sz="4"/>
+              <w:left w:val="single" w:color="BBBBBB" w:sz="4"/>
+              <w:bottom w:val="single" w:color="BBBBBB" w:sz="4"/>
+              <w:right w:val="single" w:color="BBBBBB" w:sz="4"/>
+            </w:tcBorders>
+            <w:shd w:fill="FFFFFF" w:val="clear"/>
+            <w:tcMar>
+              <w:top w:type="dxa" w:w="60"/>
+              <w:left w:type="dxa" w:w="100"/>
+              <w:bottom w:type="dxa" w:w="60"/>
+              <w:right w:type="dxa" w:w="100"/>
+            </w:tcMar>
+          </w:tcPr>
+          <w:p>
+            <w:pPr>
+              <w:spacing w:after="40" w:before="0" w:line="240" w:lineRule="auto"/>
+              <w:jc w:val="left"/>
+            </w:pPr>
+            <w:r>
+              <w:rPr>
+                <w:rFonts w:ascii="Times New Roman" w:cs="Times New Roman" w:eastAsia="Times New Roman" w:hAnsi="Times New Roman"/>
+                <w:sz w:val="20"/>
+                <w:szCs w:val="20"/>
+              </w:rPr>
+              <w:t xml:space="preserve">2.127</w:t>
+            </w:r>
+          </w:p>
+        </w:tc>
+        <w:tc>
+          <w:tcPr>
+            <w:tcW w:type="dxa" w:w="1192"/>
+            <w:tcBorders>
+              <w:top w:val="single" w:color="BBBBBB" w:sz="4"/>
+              <w:left w:val="single" w:color="BBBBBB" w:sz="4"/>
+              <w:bottom w:val="single" w:color="BBBBBB" w:sz="4"/>
+              <w:right w:val="single" w:color="BBBBBB" w:sz="4"/>
+            </w:tcBorders>
+            <w:shd w:fill="FFFFFF" w:val="clear"/>
+            <w:tcMar>
+              <w:top w:type="dxa" w:w="60"/>
+              <w:left w:type="dxa" w:w="100"/>
+              <w:bottom w:type="dxa" w:w="60"/>
+              <w:right w:type="dxa" w:w="100"/>
+            </w:tcMar>
+          </w:tcPr>
+          <w:p>
+            <w:pPr>
+              <w:spacing w:after="40" w:before="0" w:line="240" w:lineRule="auto"/>
+              <w:jc w:val="left"/>
+            </w:pPr>
+            <w:r>
+              <w:rPr>
+                <w:rFonts w:ascii="Times New Roman" w:cs="Times New Roman" w:eastAsia="Times New Roman" w:hAnsi="Times New Roman"/>
+                <w:sz w:val="20"/>
+                <w:szCs w:val="20"/>
+              </w:rPr>
+              <w:t xml:space="preserve">0.034</w:t>
+            </w:r>
+          </w:p>
+        </w:tc>
+        <w:tc>
+          <w:tcPr>
+            <w:tcW w:type="dxa" w:w="1192"/>
+            <w:tcBorders>
+              <w:top w:val="single" w:color="BBBBBB" w:sz="4"/>
+              <w:left w:val="single" w:color="BBBBBB" w:sz="4"/>
+              <w:bottom w:val="single" w:color="BBBBBB" w:sz="4"/>
+              <w:right w:val="single" w:color="BBBBBB" w:sz="4"/>
+            </w:tcBorders>
+            <w:shd w:fill="FFFFFF" w:val="clear"/>
+            <w:tcMar>
+              <w:top w:type="dxa" w:w="60"/>
+              <w:left w:type="dxa" w:w="100"/>
+              <w:bottom w:type="dxa" w:w="60"/>
+              <w:right w:type="dxa" w:w="100"/>
+            </w:tcMar>
+          </w:tcPr>
+          <w:p>
+            <w:pPr>
+              <w:spacing w:after="40" w:before="0" w:line="240" w:lineRule="auto"/>
+              <w:jc w:val="left"/>
+            </w:pPr>
+            <w:r>
+              <w:rPr>
+                <w:rFonts w:ascii="Times New Roman" w:cs="Times New Roman" w:eastAsia="Times New Roman" w:hAnsi="Times New Roman"/>
+                <w:sz w:val="20"/>
+                <w:szCs w:val="20"/>
+              </w:rPr>
+              <w:t xml:space="preserve">1.168</w:t>
+            </w:r>
+          </w:p>
+        </w:tc>
+        <w:tc>
+          <w:tcPr>
+            <w:tcW w:type="dxa" w:w="1192"/>
+            <w:tcBorders>
+              <w:top w:val="single" w:color="BBBBBB" w:sz="4"/>
+              <w:left w:val="single" w:color="BBBBBB" w:sz="4"/>
+              <w:bottom w:val="single" w:color="BBBBBB" w:sz="4"/>
+              <w:right w:val="single" w:color="BBBBBB" w:sz="4"/>
+            </w:tcBorders>
+            <w:shd w:fill="FFFFFF" w:val="clear"/>
+            <w:tcMar>
+              <w:top w:type="dxa" w:w="60"/>
+              <w:left w:type="dxa" w:w="100"/>
+              <w:bottom w:type="dxa" w:w="60"/>
+              <w:right w:type="dxa" w:w="100"/>
+            </w:tcMar>
+          </w:tcPr>
+          <w:p>
+            <w:pPr>
+              <w:spacing w:after="40" w:before="0" w:line="240" w:lineRule="auto"/>
+              <w:jc w:val="left"/>
+            </w:pPr>
+            <w:r>
+              <w:rPr>
+                <w:rFonts w:ascii="Times New Roman" w:cs="Times New Roman" w:eastAsia="Times New Roman" w:hAnsi="Times New Roman"/>
+                <w:sz w:val="20"/>
+                <w:szCs w:val="20"/>
+              </w:rPr>
+              <w:t xml:space="preserve">[1.019, 1.353]</w:t>
+            </w:r>
+          </w:p>
+        </w:tc>
+        <w:tc>
+          <w:tcPr>
+            <w:tcW w:type="dxa" w:w="1196"/>
+            <w:tcBorders>
+              <w:top w:val="single" w:color="BBBBBB" w:sz="4"/>
+              <w:left w:val="single" w:color="BBBBBB" w:sz="4"/>
+              <w:bottom w:val="single" w:color="BBBBBB" w:sz="4"/>
+              <w:right w:val="single" w:color="BBBBBB" w:sz="4"/>
+            </w:tcBorders>
+            <w:shd w:fill="FFFFFF" w:val="clear"/>
+            <w:tcMar>
+              <w:top w:type="dxa" w:w="60"/>
+              <w:left w:type="dxa" w:w="100"/>
+              <w:bottom w:type="dxa" w:w="60"/>
+              <w:right w:type="dxa" w:w="100"/>
+            </w:tcMar>
+          </w:tcPr>
+          <w:p>
+            <w:pPr>
+              <w:spacing w:after="40" w:before="0" w:line="240" w:lineRule="auto"/>
+              <w:jc w:val="left"/>
+            </w:pPr>
+            <w:r>
+              <w:rPr>
+                <w:rFonts w:ascii="Times New Roman" w:cs="Times New Roman" w:eastAsia="Times New Roman" w:hAnsi="Times New Roman"/>
+                <w:sz w:val="20"/>
+                <w:szCs w:val="20"/>
+              </w:rPr>
+              <w:t xml:space="preserve">*</w:t>
+            </w:r>
+          </w:p>
+        </w:tc>
+      </w:tr>
+      <w:tr>
+        <w:trPr>
+          <w:tblHeader w:val="false"/>
+        </w:trPr>
+        <w:tc>
+          <w:tcPr>
+            <w:tcW w:type="dxa" w:w="1192"/>
+            <w:tcBorders>
+              <w:top w:val="single" w:color="BBBBBB" w:sz="4"/>
+              <w:left w:val="single" w:color="BBBBBB" w:sz="4"/>
+              <w:bottom w:val="single" w:color="BBBBBB" w:sz="4"/>
+              <w:right w:val="single" w:color="BBBBBB" w:sz="4"/>
+            </w:tcBorders>
+            <w:shd w:fill="FFFFFF" w:val="clear"/>
+            <w:tcMar>
+              <w:top w:type="dxa" w:w="60"/>
+              <w:left w:type="dxa" w:w="100"/>
+              <w:bottom w:type="dxa" w:w="60"/>
+              <w:right w:type="dxa" w:w="100"/>
+            </w:tcMar>
+          </w:tcPr>
+          <w:p>
+            <w:pPr>
+              <w:spacing w:after="40" w:before="0" w:line="240" w:lineRule="auto"/>
+              <w:jc w:val="left"/>
+            </w:pPr>
+            <w:r>
+              <w:rPr>
+                <w:rFonts w:ascii="Times New Roman" w:cs="Times New Roman" w:eastAsia="Times New Roman" w:hAnsi="Times New Roman"/>
+                <w:sz w:val="20"/>
+                <w:szCs w:val="20"/>
+              </w:rPr>
+              <w:t xml:space="preserve">Market Return (12-mo)</w:t>
+            </w:r>
+          </w:p>
+        </w:tc>
+        <w:tc>
+          <w:tcPr>
+            <w:tcW w:type="dxa" w:w="1192"/>
+            <w:tcBorders>
+              <w:top w:val="single" w:color="BBBBBB" w:sz="4"/>
+              <w:left w:val="single" w:color="BBBBBB" w:sz="4"/>
+              <w:bottom w:val="single" w:color="BBBBBB" w:sz="4"/>
+              <w:right w:val="single" w:color="BBBBBB" w:sz="4"/>
+            </w:tcBorders>
+            <w:shd w:fill="FFFFFF" w:val="clear"/>
+            <w:tcMar>
+              <w:top w:type="dxa" w:w="60"/>
+              <w:left w:type="dxa" w:w="100"/>
+              <w:bottom w:type="dxa" w:w="60"/>
+              <w:right w:type="dxa" w:w="100"/>
+            </w:tcMar>
+          </w:tcPr>
+          <w:p>
+            <w:pPr>
+              <w:spacing w:after="40" w:before="0" w:line="240" w:lineRule="auto"/>
+              <w:jc w:val="left"/>
+            </w:pPr>
+            <w:r>
+              <w:rPr>
+                <w:rFonts w:ascii="Times New Roman" w:cs="Times New Roman" w:eastAsia="Times New Roman" w:hAnsi="Times New Roman"/>
+                <w:sz w:val="20"/>
+                <w:szCs w:val="20"/>
+              </w:rPr>
+              <w:t xml:space="preserve">0.138</w:t>
+            </w:r>
+          </w:p>
+        </w:tc>
+        <w:tc>
+          <w:tcPr>
+            <w:tcW w:type="dxa" w:w="1192"/>
+            <w:tcBorders>
+              <w:top w:val="single" w:color="BBBBBB" w:sz="4"/>
+              <w:left w:val="single" w:color="BBBBBB" w:sz="4"/>
+              <w:bottom w:val="single" w:color="BBBBBB" w:sz="4"/>
+              <w:right w:val="single" w:color="BBBBBB" w:sz="4"/>
+            </w:tcBorders>
+            <w:shd w:fill="FFFFFF" w:val="clear"/>
+            <w:tcMar>
+              <w:top w:type="dxa" w:w="60"/>
+              <w:left w:type="dxa" w:w="100"/>
+              <w:bottom w:type="dxa" w:w="60"/>
+              <w:right w:type="dxa" w:w="100"/>
+            </w:tcMar>
+          </w:tcPr>
+          <w:p>
+            <w:pPr>
+              <w:spacing w:after="40" w:before="0" w:line="240" w:lineRule="auto"/>
+              <w:jc w:val="left"/>
+            </w:pPr>
+            <w:r>
+              <w:rPr>
+                <w:rFonts w:ascii="Times New Roman" w:cs="Times New Roman" w:eastAsia="Times New Roman" w:hAnsi="Times New Roman"/>
+                <w:sz w:val="20"/>
+                <w:szCs w:val="20"/>
+              </w:rPr>
+              <w:t xml:space="preserve">0.075</w:t>
+            </w:r>
+          </w:p>
+        </w:tc>
+        <w:tc>
+          <w:tcPr>
+            <w:tcW w:type="dxa" w:w="1192"/>
+            <w:tcBorders>
+              <w:top w:val="single" w:color="BBBBBB" w:sz="4"/>
+              <w:left w:val="single" w:color="BBBBBB" w:sz="4"/>
+              <w:bottom w:val="single" w:color="BBBBBB" w:sz="4"/>
+              <w:right w:val="single" w:color="BBBBBB" w:sz="4"/>
+            </w:tcBorders>
+            <w:shd w:fill="FFFFFF" w:val="clear"/>
+            <w:tcMar>
+              <w:top w:type="dxa" w:w="60"/>
+              <w:left w:type="dxa" w:w="100"/>
+              <w:bottom w:type="dxa" w:w="60"/>
+              <w:right w:type="dxa" w:w="100"/>
+            </w:tcMar>
+          </w:tcPr>
+          <w:p>
+            <w:pPr>
+              <w:spacing w:after="40" w:before="0" w:line="240" w:lineRule="auto"/>
+              <w:jc w:val="left"/>
+            </w:pPr>
+            <w:r>
+              <w:rPr>
+                <w:rFonts w:ascii="Times New Roman" w:cs="Times New Roman" w:eastAsia="Times New Roman" w:hAnsi="Times New Roman"/>
+                <w:sz w:val="20"/>
+                <w:szCs w:val="20"/>
+              </w:rPr>
+              <w:t xml:space="preserve">1.837</w:t>
+            </w:r>
+          </w:p>
+        </w:tc>
+        <w:tc>
+          <w:tcPr>
+            <w:tcW w:type="dxa" w:w="1192"/>
+            <w:tcBorders>
+              <w:top w:val="single" w:color="BBBBBB" w:sz="4"/>
+              <w:left w:val="single" w:color="BBBBBB" w:sz="4"/>
+              <w:bottom w:val="single" w:color="BBBBBB" w:sz="4"/>
+              <w:right w:val="single" w:color="BBBBBB" w:sz="4"/>
+            </w:tcBorders>
+            <w:shd w:fill="FFFFFF" w:val="clear"/>
+            <w:tcMar>
+              <w:top w:type="dxa" w:w="60"/>
+              <w:left w:type="dxa" w:w="100"/>
+              <w:bottom w:type="dxa" w:w="60"/>
+              <w:right w:type="dxa" w:w="100"/>
+            </w:tcMar>
+          </w:tcPr>
+          <w:p>
+            <w:pPr>
+              <w:spacing w:after="40" w:before="0" w:line="240" w:lineRule="auto"/>
+              <w:jc w:val="left"/>
+            </w:pPr>
+            <w:r>
+              <w:rPr>
+                <w:rFonts w:ascii="Times New Roman" w:cs="Times New Roman" w:eastAsia="Times New Roman" w:hAnsi="Times New Roman"/>
+                <w:sz w:val="20"/>
+                <w:szCs w:val="20"/>
+              </w:rPr>
+              <w:t xml:space="preserve">0.066</w:t>
+            </w:r>
+          </w:p>
+        </w:tc>
+        <w:tc>
+          <w:tcPr>
+            <w:tcW w:type="dxa" w:w="1192"/>
+            <w:tcBorders>
+              <w:top w:val="single" w:color="BBBBBB" w:sz="4"/>
+              <w:left w:val="single" w:color="BBBBBB" w:sz="4"/>
+              <w:bottom w:val="single" w:color="BBBBBB" w:sz="4"/>
+              <w:right w:val="single" w:color="BBBBBB" w:sz="4"/>
+            </w:tcBorders>
+            <w:shd w:fill="FFFFFF" w:val="clear"/>
+            <w:tcMar>
+              <w:top w:type="dxa" w:w="60"/>
+              <w:left w:type="dxa" w:w="100"/>
+              <w:bottom w:type="dxa" w:w="60"/>
+              <w:right w:type="dxa" w:w="100"/>
+            </w:tcMar>
+          </w:tcPr>
+          <w:p>
+            <w:pPr>
+              <w:spacing w:after="40" w:before="0" w:line="240" w:lineRule="auto"/>
+              <w:jc w:val="left"/>
+            </w:pPr>
+            <w:r>
+              <w:rPr>
+                <w:rFonts w:ascii="Times New Roman" w:cs="Times New Roman" w:eastAsia="Times New Roman" w:hAnsi="Times New Roman"/>
+                <w:sz w:val="20"/>
+                <w:szCs w:val="20"/>
+              </w:rPr>
+              <w:t xml:space="preserve">1.148</w:t>
+            </w:r>
+          </w:p>
+        </w:tc>
+        <w:tc>
+          <w:tcPr>
+            <w:tcW w:type="dxa" w:w="1192"/>
+            <w:tcBorders>
+              <w:top w:val="single" w:color="BBBBBB" w:sz="4"/>
+              <w:left w:val="single" w:color="BBBBBB" w:sz="4"/>
+              <w:bottom w:val="single" w:color="BBBBBB" w:sz="4"/>
+              <w:right w:val="single" w:color="BBBBBB" w:sz="4"/>
+            </w:tcBorders>
+            <w:shd w:fill="FFFFFF" w:val="clear"/>
+            <w:tcMar>
+              <w:top w:type="dxa" w:w="60"/>
+              <w:left w:type="dxa" w:w="100"/>
+              <w:bottom w:type="dxa" w:w="60"/>
+              <w:right w:type="dxa" w:w="100"/>
+            </w:tcMar>
+          </w:tcPr>
+          <w:p>
+            <w:pPr>
+              <w:spacing w:after="40" w:before="0" w:line="240" w:lineRule="auto"/>
+              <w:jc w:val="left"/>
+            </w:pPr>
+            <w:r>
+              <w:rPr>
+                <w:rFonts w:ascii="Times New Roman" w:cs="Times New Roman" w:eastAsia="Times New Roman" w:hAnsi="Times New Roman"/>
+                <w:sz w:val="20"/>
+                <w:szCs w:val="20"/>
+              </w:rPr>
+              <w:t xml:space="preserve">[0.989, 1.318]</w:t>
+            </w:r>
+          </w:p>
+        </w:tc>
+        <w:tc>
+          <w:tcPr>
+            <w:tcW w:type="dxa" w:w="1196"/>
+            <w:tcBorders>
+              <w:top w:val="single" w:color="BBBBBB" w:sz="4"/>
+              <w:left w:val="single" w:color="BBBBBB" w:sz="4"/>
+              <w:bottom w:val="single" w:color="BBBBBB" w:sz="4"/>
+              <w:right w:val="single" w:color="BBBBBB" w:sz="4"/>
+            </w:tcBorders>
+            <w:shd w:fill="FFFFFF" w:val="clear"/>
+            <w:tcMar>
+              <w:top w:type="dxa" w:w="60"/>
+              <w:left w:type="dxa" w:w="100"/>
+              <w:bottom w:type="dxa" w:w="60"/>
+              <w:right w:type="dxa" w:w="100"/>
+            </w:tcMar>
+          </w:tcPr>
+          <w:p>
+            <w:pPr>
+              <w:spacing w:after="40" w:before="0" w:line="240" w:lineRule="auto"/>
+              <w:jc w:val="left"/>
+            </w:pPr>
+            <w:r>
+              <w:rPr>
+                <w:rFonts w:ascii="Times New Roman" w:cs="Times New Roman" w:eastAsia="Times New Roman" w:hAnsi="Times New Roman"/>
+                <w:sz w:val="20"/>
+                <w:szCs w:val="20"/>
+              </w:rPr>
+              <w:t xml:space="preserve">†</w:t>
+            </w:r>
+          </w:p>
+        </w:tc>
+      </w:tr>
+      <w:tr>
+        <w:trPr>
+          <w:tblHeader w:val="false"/>
+        </w:trPr>
+        <w:tc>
+          <w:tcPr>
+            <w:tcW w:type="dxa" w:w="1192"/>
+            <w:tcBorders>
+              <w:top w:val="single" w:color="BBBBBB" w:sz="4"/>
+              <w:left w:val="single" w:color="BBBBBB" w:sz="4"/>
+              <w:bottom w:val="single" w:color="BBBBBB" w:sz="4"/>
+              <w:right w:val="single" w:color="BBBBBB" w:sz="4"/>
+            </w:tcBorders>
+            <w:shd w:fill="FFFFFF" w:val="clear"/>
+            <w:tcMar>
+              <w:top w:type="dxa" w:w="60"/>
+              <w:left w:type="dxa" w:w="100"/>
+              <w:bottom w:type="dxa" w:w="60"/>
+              <w:right w:type="dxa" w:w="100"/>
+            </w:tcMar>
+          </w:tcPr>
+          <w:p>
+            <w:pPr>
+              <w:spacing w:after="40" w:before="0" w:line="240" w:lineRule="auto"/>
+              <w:jc w:val="left"/>
+            </w:pPr>
+            <w:r>
+              <w:rPr>
+                <w:rFonts w:ascii="Times New Roman" w:cs="Times New Roman" w:eastAsia="Times New Roman" w:hAnsi="Times New Roman"/>
+                <w:sz w:val="20"/>
+                <w:szCs w:val="20"/>
+              </w:rPr>
+              <w:t xml:space="preserve">Intercept</w:t>
+            </w:r>
+          </w:p>
+        </w:tc>
+        <w:tc>
+          <w:tcPr>
+            <w:tcW w:type="dxa" w:w="1192"/>
+            <w:tcBorders>
+              <w:top w:val="single" w:color="BBBBBB" w:sz="4"/>
+              <w:left w:val="single" w:color="BBBBBB" w:sz="4"/>
+              <w:bottom w:val="single" w:color="BBBBBB" w:sz="4"/>
+              <w:right w:val="single" w:color="BBBBBB" w:sz="4"/>
+            </w:tcBorders>
+            <w:shd w:fill="FFFFFF" w:val="clear"/>
+            <w:tcMar>
+              <w:top w:type="dxa" w:w="60"/>
+              <w:left w:type="dxa" w:w="100"/>
+              <w:bottom w:type="dxa" w:w="60"/>
+              <w:right w:type="dxa" w:w="100"/>
+            </w:tcMar>
+          </w:tcPr>
+          <w:p>
+            <w:pPr>
+              <w:spacing w:after="40" w:before="0" w:line="240" w:lineRule="auto"/>
+              <w:jc w:val="left"/>
+            </w:pPr>
+            <w:r>
+              <w:rPr>
+                <w:rFonts w:ascii="Times New Roman" w:cs="Times New Roman" w:eastAsia="Times New Roman" w:hAnsi="Times New Roman"/>
+                <w:sz w:val="20"/>
+                <w:szCs w:val="20"/>
+              </w:rPr>
+              <w:t xml:space="preserve">2.221</w:t>
+            </w:r>
+          </w:p>
+        </w:tc>
+        <w:tc>
+          <w:tcPr>
+            <w:tcW w:type="dxa" w:w="1192"/>
+            <w:tcBorders>
+              <w:top w:val="single" w:color="BBBBBB" w:sz="4"/>
+              <w:left w:val="single" w:color="BBBBBB" w:sz="4"/>
+              <w:bottom w:val="single" w:color="BBBBBB" w:sz="4"/>
+              <w:right w:val="single" w:color="BBBBBB" w:sz="4"/>
+            </w:tcBorders>
+            <w:shd w:fill="FFFFFF" w:val="clear"/>
+            <w:tcMar>
+              <w:top w:type="dxa" w:w="60"/>
+              <w:left w:type="dxa" w:w="100"/>
+              <w:bottom w:type="dxa" w:w="60"/>
+              <w:right w:type="dxa" w:w="100"/>
+            </w:tcMar>
+          </w:tcPr>
+          <w:p>
+            <w:pPr>
+              <w:spacing w:after="40" w:before="0" w:line="240" w:lineRule="auto"/>
+              <w:jc w:val="left"/>
+            </w:pPr>
+            <w:r>
+              <w:rPr>
+                <w:rFonts w:ascii="Times New Roman" w:cs="Times New Roman" w:eastAsia="Times New Roman" w:hAnsi="Times New Roman"/>
+                <w:sz w:val="20"/>
+                <w:szCs w:val="20"/>
+              </w:rPr>
+              <w:t xml:space="preserve">—</w:t>
+            </w:r>
+          </w:p>
+        </w:tc>
+        <w:tc>
+          <w:tcPr>
+            <w:tcW w:type="dxa" w:w="1192"/>
+            <w:tcBorders>
+              <w:top w:val="single" w:color="BBBBBB" w:sz="4"/>
+              <w:left w:val="single" w:color="BBBBBB" w:sz="4"/>
+              <w:bottom w:val="single" w:color="BBBBBB" w:sz="4"/>
+              <w:right w:val="single" w:color="BBBBBB" w:sz="4"/>
+            </w:tcBorders>
+            <w:shd w:fill="FFFFFF" w:val="clear"/>
+            <w:tcMar>
+              <w:top w:type="dxa" w:w="60"/>
+              <w:left w:type="dxa" w:w="100"/>
+              <w:bottom w:type="dxa" w:w="60"/>
+              <w:right w:type="dxa" w:w="100"/>
+            </w:tcMar>
+          </w:tcPr>
+          <w:p>
+            <w:pPr>
+              <w:spacing w:after="40" w:before="0" w:line="240" w:lineRule="auto"/>
+              <w:jc w:val="left"/>
+            </w:pPr>
+            <w:r>
+              <w:rPr>
+                <w:rFonts w:ascii="Times New Roman" w:cs="Times New Roman" w:eastAsia="Times New Roman" w:hAnsi="Times New Roman"/>
+                <w:sz w:val="20"/>
+                <w:szCs w:val="20"/>
+              </w:rPr>
+              <w:t xml:space="preserve">—</w:t>
+            </w:r>
+          </w:p>
+        </w:tc>
+        <w:tc>
+          <w:tcPr>
+            <w:tcW w:type="dxa" w:w="1192"/>
+            <w:tcBorders>
+              <w:top w:val="single" w:color="BBBBBB" w:sz="4"/>
+              <w:left w:val="single" w:color="BBBBBB" w:sz="4"/>
+              <w:bottom w:val="single" w:color="BBBBBB" w:sz="4"/>
+              <w:right w:val="single" w:color="BBBBBB" w:sz="4"/>
+            </w:tcBorders>
+            <w:shd w:fill="FFFFFF" w:val="clear"/>
+            <w:tcMar>
+              <w:top w:type="dxa" w:w="60"/>
+              <w:left w:type="dxa" w:w="100"/>
+              <w:bottom w:type="dxa" w:w="60"/>
+              <w:right w:type="dxa" w:w="100"/>
+            </w:tcMar>
+          </w:tcPr>
+          <w:p>
+            <w:pPr>
+              <w:spacing w:after="40" w:before="0" w:line="240" w:lineRule="auto"/>
+              <w:jc w:val="left"/>
+            </w:pPr>
+            <w:r>
+              <w:rPr>
+                <w:rFonts w:ascii="Times New Roman" w:cs="Times New Roman" w:eastAsia="Times New Roman" w:hAnsi="Times New Roman"/>
+                <w:sz w:val="20"/>
+                <w:szCs w:val="20"/>
+              </w:rPr>
+              <w:t xml:space="preserve">—</w:t>
+            </w:r>
+          </w:p>
+        </w:tc>
+        <w:tc>
+          <w:tcPr>
+            <w:tcW w:type="dxa" w:w="1192"/>
+            <w:tcBorders>
+              <w:top w:val="single" w:color="BBBBBB" w:sz="4"/>
+              <w:left w:val="single" w:color="BBBBBB" w:sz="4"/>
+              <w:bottom w:val="single" w:color="BBBBBB" w:sz="4"/>
+              <w:right w:val="single" w:color="BBBBBB" w:sz="4"/>
+            </w:tcBorders>
+            <w:shd w:fill="FFFFFF" w:val="clear"/>
+            <w:tcMar>
+              <w:top w:type="dxa" w:w="60"/>
+              <w:left w:type="dxa" w:w="100"/>
+              <w:bottom w:type="dxa" w:w="60"/>
+              <w:right w:type="dxa" w:w="100"/>
+            </w:tcMar>
+          </w:tcPr>
+          <w:p>
+            <w:pPr>
+              <w:spacing w:after="40" w:before="0" w:line="240" w:lineRule="auto"/>
+              <w:jc w:val="left"/>
+            </w:pPr>
+            <w:r>
+              <w:rPr>
+                <w:rFonts w:ascii="Times New Roman" w:cs="Times New Roman" w:eastAsia="Times New Roman" w:hAnsi="Times New Roman"/>
+                <w:sz w:val="20"/>
+                <w:szCs w:val="20"/>
+              </w:rPr>
+              <w:t xml:space="preserve">—</w:t>
+            </w:r>
+          </w:p>
+        </w:tc>
+        <w:tc>
+          <w:tcPr>
+            <w:tcW w:type="dxa" w:w="1192"/>
+            <w:tcBorders>
+              <w:top w:val="single" w:color="BBBBBB" w:sz="4"/>
+              <w:left w:val="single" w:color="BBBBBB" w:sz="4"/>
+              <w:bottom w:val="single" w:color="BBBBBB" w:sz="4"/>
+              <w:right w:val="single" w:color="BBBBBB" w:sz="4"/>
+            </w:tcBorders>
+            <w:shd w:fill="FFFFFF" w:val="clear"/>
+            <w:tcMar>
+              <w:top w:type="dxa" w:w="60"/>
+              <w:left w:type="dxa" w:w="100"/>
+              <w:bottom w:type="dxa" w:w="60"/>
+              <w:right w:type="dxa" w:w="100"/>
+            </w:tcMar>
+          </w:tcPr>
+          <w:p>
+            <w:pPr>
+              <w:spacing w:after="40" w:before="0" w:line="240" w:lineRule="auto"/>
+              <w:jc w:val="left"/>
+            </w:pPr>
+            <w:r>
+              <w:rPr>
+                <w:rFonts w:ascii="Times New Roman" w:cs="Times New Roman" w:eastAsia="Times New Roman" w:hAnsi="Times New Roman"/>
+                <w:sz w:val="20"/>
+                <w:szCs w:val="20"/>
+              </w:rPr>
+              <w:t xml:space="preserve">—</w:t>
+            </w:r>
+          </w:p>
+        </w:tc>
+        <w:tc>
+          <w:tcPr>
+            <w:tcW w:type="dxa" w:w="1196"/>
+            <w:tcBorders>
+              <w:top w:val="single" w:color="BBBBBB" w:sz="4"/>
+              <w:left w:val="single" w:color="BBBBBB" w:sz="4"/>
+              <w:bottom w:val="single" w:color="BBBBBB" w:sz="4"/>
+              <w:right w:val="single" w:color="BBBBBB" w:sz="4"/>
+            </w:tcBorders>
+            <w:shd w:fill="FFFFFF" w:val="clear"/>
+            <w:tcMar>
+              <w:top w:type="dxa" w:w="60"/>
+              <w:left w:type="dxa" w:w="100"/>
+              <w:bottom w:type="dxa" w:w="60"/>
+              <w:right w:type="dxa" w:w="100"/>
+            </w:tcMar>
+          </w:tcPr>
+          <w:p>
+            <w:pPr>
+              <w:spacing w:after="40" w:before="0" w:line="240" w:lineRule="auto"/>
+              <w:jc w:val="left"/>
+            </w:pPr>
+            <w:r>
+              <w:rPr>
+                <w:rFonts w:ascii="Times New Roman" w:cs="Times New Roman" w:eastAsia="Times New Roman" w:hAnsi="Times New Roman"/>
+                <w:sz w:val="20"/>
+                <w:szCs w:val="20"/>
+              </w:rPr>
+              <w:t xml:space="preserve">—</w:t>
+            </w:r>
+          </w:p>
+        </w:tc>
+      </w:tr>
+    </w:tbl>
+    <w:p>
+      <w:pPr>
+        <w:spacing w:after="120" w:before="0"/>
+      </w:pPr>
+    </w:p>
+    <w:p>
+      <w:pPr>
+        <w:spacing w:after="100" w:before="0" w:line="276" w:lineRule="auto"/>
+        <w:jc w:val="both"/>
+      </w:pPr>
+      <w:r>
+        <w:rPr>
+          <w:rFonts w:ascii="Times New Roman" w:cs="Times New Roman" w:eastAsia="Times New Roman" w:hAnsi="Times New Roman"/>
+          <w:i/>
+          <w:iCs/>
+          <w:sz w:val="22"/>
+          <w:szCs w:val="22"/>
+        </w:rPr>
+        <w:t xml:space="preserve">Note: β = standardized logistic regression coefficient. OR = odds ratio. CI = bootstrap 95% confidence interval. Significance: </w:t>
+      </w:r>
+      <w:r>
+        <w:rPr>
+          <w:rFonts w:ascii="Times New Roman" w:cs="Times New Roman" w:eastAsia="Times New Roman" w:hAnsi="Times New Roman"/>
+          <w:b/>
+          <w:bCs/>
+          <w:sz w:val="22"/>
+          <w:szCs w:val="22"/>
+        </w:rPr>
+        <w:t xml:space="preserve"> p&lt;0.001; </w:t>
+      </w:r>
+      <w:r>
+        <w:rPr>
+          <w:rFonts w:ascii="Times New Roman" w:cs="Times New Roman" w:eastAsia="Times New Roman" w:hAnsi="Times New Roman"/>
+          <w:sz w:val="22"/>
+          <w:szCs w:val="22"/>
+        </w:rPr>
+        <w:t xml:space="preserve"> p&lt;0.01; </w:t>
+      </w:r>
+      <w:r>
+        <w:rPr>
+          <w:rFonts w:ascii="Times New Roman" w:cs="Times New Roman" w:eastAsia="Times New Roman" w:hAnsi="Times New Roman"/>
+          <w:i/>
+          <w:iCs/>
+          <w:sz w:val="22"/>
+          <w:szCs w:val="22"/>
+        </w:rPr>
+        <w:t xml:space="preserve"> p&lt;0.05; † p&lt;0.10; n.s. not significant. N=1,750 events, 350 advisors.</w:t>
+      </w:r>
+    </w:p>
+    <w:p>
+      <w:pPr>
+        <w:spacing w:after="0" w:before="80"/>
+      </w:pPr>
+    </w:p>
+    <w:tbl>
+      <w:tblPr>
+        <w:tblW w:type="dxa" w:w="9540"/>
+        <w:tblBorders>
+          <w:top w:val="single" w:color="auto" w:sz="4"/>
+          <w:left w:val="single" w:color="auto" w:sz="4"/>
+          <w:bottom w:val="single" w:color="auto" w:sz="4"/>
+          <w:right w:val="single" w:color="auto" w:sz="4"/>
+          <w:insideH w:val="single" w:color="auto" w:sz="4"/>
+          <w:insideV w:val="single" w:color="auto" w:sz="4"/>
+        </w:tblBorders>
+      </w:tblPr>
+      <w:tblGrid>
+        <w:gridCol w:w="3180"/>
+        <w:gridCol w:w="3180"/>
+        <w:gridCol w:w="3180"/>
+      </w:tblGrid>
+      <w:tr>
+        <w:trPr>
+          <w:tblHeader/>
+        </w:trPr>
+        <w:tc>
+          <w:tcPr>
+            <w:tcW w:type="dxa" w:w="3180"/>
+            <w:tcBorders>
+              <w:top w:val="single" w:color="BBBBBB" w:sz="4"/>
+              <w:left w:val="single" w:color="BBBBBB" w:sz="4"/>
+              <w:bottom w:val="single" w:color="BBBBBB" w:sz="4"/>
+              <w:right w:val="single" w:color="BBBBBB" w:sz="4"/>
+            </w:tcBorders>
+            <w:shd w:fill="E8EDF3" w:val="clear"/>
+            <w:tcMar>
+              <w:top w:type="dxa" w:w="60"/>
+              <w:left w:type="dxa" w:w="100"/>
+              <w:bottom w:type="dxa" w:w="60"/>
+              <w:right w:type="dxa" w:w="100"/>
+            </w:tcMar>
+          </w:tcPr>
+          <w:p>
+            <w:pPr>
+              <w:spacing w:after="40" w:before="0" w:line="240" w:lineRule="auto"/>
+              <w:jc w:val="left"/>
+            </w:pPr>
+            <w:r>
+              <w:rPr>
+                <w:rFonts w:ascii="Times New Roman" w:cs="Times New Roman" w:eastAsia="Times New Roman" w:hAnsi="Times New Roman"/>
+                <w:b/>
+                <w:bCs/>
+                <w:sz w:val="20"/>
+                <w:szCs w:val="20"/>
+              </w:rPr>
+              <w:t xml:space="preserve">Statistic</w:t>
+            </w:r>
+          </w:p>
+        </w:tc>
+        <w:tc>
+          <w:tcPr>
+            <w:tcW w:type="dxa" w:w="3180"/>
+            <w:tcBorders>
+              <w:top w:val="single" w:color="BBBBBB" w:sz="4"/>
+              <w:left w:val="single" w:color="BBBBBB" w:sz="4"/>
+              <w:bottom w:val="single" w:color="BBBBBB" w:sz="4"/>
+              <w:right w:val="single" w:color="BBBBBB" w:sz="4"/>
+            </w:tcBorders>
+            <w:shd w:fill="E8EDF3" w:val="clear"/>
+            <w:tcMar>
+              <w:top w:type="dxa" w:w="60"/>
+              <w:left w:type="dxa" w:w="100"/>
+              <w:bottom w:type="dxa" w:w="60"/>
+              <w:right w:type="dxa" w:w="100"/>
+            </w:tcMar>
+          </w:tcPr>
+          <w:p>
+            <w:pPr>
+              <w:spacing w:after="40" w:before="0" w:line="240" w:lineRule="auto"/>
+              <w:jc w:val="left"/>
+            </w:pPr>
+            <w:r>
+              <w:rPr>
+                <w:rFonts w:ascii="Times New Roman" w:cs="Times New Roman" w:eastAsia="Times New Roman" w:hAnsi="Times New Roman"/>
+                <w:b/>
+                <w:bCs/>
+                <w:sz w:val="20"/>
+                <w:szCs w:val="20"/>
+              </w:rPr>
+              <w:t xml:space="preserve">Value</w:t>
+            </w:r>
+          </w:p>
+        </w:tc>
+        <w:tc>
+          <w:tcPr>
+            <w:tcW w:type="dxa" w:w="3180"/>
+            <w:tcBorders>
+              <w:top w:val="single" w:color="BBBBBB" w:sz="4"/>
+              <w:left w:val="single" w:color="BBBBBB" w:sz="4"/>
+              <w:bottom w:val="single" w:color="BBBBBB" w:sz="4"/>
+              <w:right w:val="single" w:color="BBBBBB" w:sz="4"/>
+            </w:tcBorders>
+            <w:shd w:fill="E8EDF3" w:val="clear"/>
+            <w:tcMar>
+              <w:top w:type="dxa" w:w="60"/>
+              <w:left w:type="dxa" w:w="100"/>
+              <w:bottom w:type="dxa" w:w="60"/>
+              <w:right w:type="dxa" w:w="100"/>
+            </w:tcMar>
+          </w:tcPr>
+          <w:p>
+            <w:pPr>
+              <w:spacing w:after="40" w:before="0" w:line="240" w:lineRule="auto"/>
+              <w:jc w:val="left"/>
+            </w:pPr>
+            <w:r>
+              <w:rPr>
+                <w:rFonts w:ascii="Times New Roman" w:cs="Times New Roman" w:eastAsia="Times New Roman" w:hAnsi="Times New Roman"/>
+                <w:b/>
+                <w:bCs/>
+                <w:sz w:val="20"/>
+                <w:szCs w:val="20"/>
+              </w:rPr>
+              <w:t xml:space="preserve">Benchmark</w:t>
+            </w:r>
+          </w:p>
+        </w:tc>
+      </w:tr>
+      <w:tr>
+        <w:trPr>
+          <w:tblHeader w:val="false"/>
+        </w:trPr>
+        <w:tc>
+          <w:tcPr>
+            <w:tcW w:type="dxa" w:w="3180"/>
+            <w:tcBorders>
+              <w:top w:val="single" w:color="BBBBBB" w:sz="4"/>
+              <w:left w:val="single" w:color="BBBBBB" w:sz="4"/>
+              <w:bottom w:val="single" w:color="BBBBBB" w:sz="4"/>
+              <w:right w:val="single" w:color="BBBBBB" w:sz="4"/>
+            </w:tcBorders>
+            <w:shd w:fill="FFFFFF" w:val="clear"/>
+            <w:tcMar>
+              <w:top w:type="dxa" w:w="60"/>
+              <w:left w:type="dxa" w:w="100"/>
+              <w:bottom w:type="dxa" w:w="60"/>
+              <w:right w:type="dxa" w:w="100"/>
+            </w:tcMar>
+          </w:tcPr>
+          <w:p>
+            <w:pPr>
+              <w:spacing w:after="40" w:before="0" w:line="240" w:lineRule="auto"/>
+              <w:jc w:val="left"/>
+            </w:pPr>
+            <w:r>
+              <w:rPr>
+                <w:rFonts w:ascii="Times New Roman" w:cs="Times New Roman" w:eastAsia="Times New Roman" w:hAnsi="Times New Roman"/>
+                <w:sz w:val="20"/>
+                <w:szCs w:val="20"/>
+              </w:rPr>
+              <w:t xml:space="preserve">McFadden's pseudo-R²</w:t>
+            </w:r>
+          </w:p>
+        </w:tc>
+        <w:tc>
+          <w:tcPr>
+            <w:tcW w:type="dxa" w:w="3180"/>
+            <w:tcBorders>
+              <w:top w:val="single" w:color="BBBBBB" w:sz="4"/>
+              <w:left w:val="single" w:color="BBBBBB" w:sz="4"/>
+              <w:bottom w:val="single" w:color="BBBBBB" w:sz="4"/>
+              <w:right w:val="single" w:color="BBBBBB" w:sz="4"/>
+            </w:tcBorders>
+            <w:shd w:fill="FFFFFF" w:val="clear"/>
+            <w:tcMar>
+              <w:top w:type="dxa" w:w="60"/>
+              <w:left w:type="dxa" w:w="100"/>
+              <w:bottom w:type="dxa" w:w="60"/>
+              <w:right w:type="dxa" w:w="100"/>
+            </w:tcMar>
+          </w:tcPr>
+          <w:p>
+            <w:pPr>
+              <w:spacing w:after="40" w:before="0" w:line="240" w:lineRule="auto"/>
+              <w:jc w:val="left"/>
+            </w:pPr>
+            <w:r>
+              <w:rPr>
+                <w:rFonts w:ascii="Times New Roman" w:cs="Times New Roman" w:eastAsia="Times New Roman" w:hAnsi="Times New Roman"/>
+                <w:sz w:val="20"/>
+                <w:szCs w:val="20"/>
+              </w:rPr>
+              <w:t xml:space="preserve">0.113</w:t>
+            </w:r>
+          </w:p>
+        </w:tc>
+        <w:tc>
+          <w:tcPr>
+            <w:tcW w:type="dxa" w:w="3180"/>
+            <w:tcBorders>
+              <w:top w:val="single" w:color="BBBBBB" w:sz="4"/>
+              <w:left w:val="single" w:color="BBBBBB" w:sz="4"/>
+              <w:bottom w:val="single" w:color="BBBBBB" w:sz="4"/>
+              <w:right w:val="single" w:color="BBBBBB" w:sz="4"/>
+            </w:tcBorders>
+            <w:shd w:fill="FFFFFF" w:val="clear"/>
+            <w:tcMar>
+              <w:top w:type="dxa" w:w="60"/>
+              <w:left w:type="dxa" w:w="100"/>
+              <w:bottom w:type="dxa" w:w="60"/>
+              <w:right w:type="dxa" w:w="100"/>
+            </w:tcMar>
+          </w:tcPr>
+          <w:p>
+            <w:pPr>
+              <w:spacing w:after="40" w:before="0" w:line="240" w:lineRule="auto"/>
+              <w:jc w:val="left"/>
+            </w:pPr>
+            <w:r>
+              <w:rPr>
+                <w:rFonts w:ascii="Times New Roman" w:cs="Times New Roman" w:eastAsia="Times New Roman" w:hAnsi="Times New Roman"/>
+                <w:sz w:val="20"/>
+                <w:szCs w:val="20"/>
+              </w:rPr>
+              <w:t xml:space="preserve">Acceptable: 0.10–0.20 (McFadden, 1974)</w:t>
+            </w:r>
+          </w:p>
+        </w:tc>
+      </w:tr>
+      <w:tr>
+        <w:trPr>
+          <w:tblHeader w:val="false"/>
+        </w:trPr>
+        <w:tc>
+          <w:tcPr>
+            <w:tcW w:type="dxa" w:w="3180"/>
+            <w:tcBorders>
+              <w:top w:val="single" w:color="BBBBBB" w:sz="4"/>
+              <w:left w:val="single" w:color="BBBBBB" w:sz="4"/>
+              <w:bottom w:val="single" w:color="BBBBBB" w:sz="4"/>
+              <w:right w:val="single" w:color="BBBBBB" w:sz="4"/>
+            </w:tcBorders>
+            <w:shd w:fill="FFFFFF" w:val="clear"/>
+            <w:tcMar>
+              <w:top w:type="dxa" w:w="60"/>
+              <w:left w:type="dxa" w:w="100"/>
+              <w:bottom w:type="dxa" w:w="60"/>
+              <w:right w:type="dxa" w:w="100"/>
+            </w:tcMar>
+          </w:tcPr>
+          <w:p>
+            <w:pPr>
+              <w:spacing w:after="40" w:before="0" w:line="240" w:lineRule="auto"/>
+              <w:jc w:val="left"/>
+            </w:pPr>
+            <w:r>
+              <w:rPr>
+                <w:rFonts w:ascii="Times New Roman" w:cs="Times New Roman" w:eastAsia="Times New Roman" w:hAnsi="Times New Roman"/>
+                <w:sz w:val="20"/>
+                <w:szCs w:val="20"/>
+              </w:rPr>
+              <w:t xml:space="preserve">AUROC (full sample)</w:t>
+            </w:r>
+          </w:p>
+        </w:tc>
+        <w:tc>
+          <w:tcPr>
+            <w:tcW w:type="dxa" w:w="3180"/>
+            <w:tcBorders>
+              <w:top w:val="single" w:color="BBBBBB" w:sz="4"/>
+              <w:left w:val="single" w:color="BBBBBB" w:sz="4"/>
+              <w:bottom w:val="single" w:color="BBBBBB" w:sz="4"/>
+              <w:right w:val="single" w:color="BBBBBB" w:sz="4"/>
+            </w:tcBorders>
+            <w:shd w:fill="FFFFFF" w:val="clear"/>
+            <w:tcMar>
+              <w:top w:type="dxa" w:w="60"/>
+              <w:left w:type="dxa" w:w="100"/>
+              <w:bottom w:type="dxa" w:w="60"/>
+              <w:right w:type="dxa" w:w="100"/>
+            </w:tcMar>
+          </w:tcPr>
+          <w:p>
+            <w:pPr>
+              <w:spacing w:after="40" w:before="0" w:line="240" w:lineRule="auto"/>
+              <w:jc w:val="left"/>
+            </w:pPr>
+            <w:r>
+              <w:rPr>
+                <w:rFonts w:ascii="Times New Roman" w:cs="Times New Roman" w:eastAsia="Times New Roman" w:hAnsi="Times New Roman"/>
+                <w:sz w:val="20"/>
+                <w:szCs w:val="20"/>
+              </w:rPr>
+              <w:t xml:space="preserve">0.738</w:t>
+            </w:r>
+          </w:p>
+        </w:tc>
+        <w:tc>
+          <w:tcPr>
+            <w:tcW w:type="dxa" w:w="3180"/>
+            <w:tcBorders>
+              <w:top w:val="single" w:color="BBBBBB" w:sz="4"/>
+              <w:left w:val="single" w:color="BBBBBB" w:sz="4"/>
+              <w:bottom w:val="single" w:color="BBBBBB" w:sz="4"/>
+              <w:right w:val="single" w:color="BBBBBB" w:sz="4"/>
+            </w:tcBorders>
+            <w:shd w:fill="FFFFFF" w:val="clear"/>
+            <w:tcMar>
+              <w:top w:type="dxa" w:w="60"/>
+              <w:left w:type="dxa" w:w="100"/>
+              <w:bottom w:type="dxa" w:w="60"/>
+              <w:right w:type="dxa" w:w="100"/>
+            </w:tcMar>
+          </w:tcPr>
+          <w:p>
+            <w:pPr>
+              <w:spacing w:after="40" w:before="0" w:line="240" w:lineRule="auto"/>
+              <w:jc w:val="left"/>
+            </w:pPr>
+            <w:r>
+              <w:rPr>
+                <w:rFonts w:ascii="Times New Roman" w:cs="Times New Roman" w:eastAsia="Times New Roman" w:hAnsi="Times New Roman"/>
+                <w:sz w:val="20"/>
+                <w:szCs w:val="20"/>
+              </w:rPr>
+              <w:t xml:space="preserve">Pre-specified threshold: ≥0.720 ✓</w:t>
+            </w:r>
+          </w:p>
+        </w:tc>
+      </w:tr>
+      <w:tr>
+        <w:trPr>
+          <w:tblHeader w:val="false"/>
+        </w:trPr>
+        <w:tc>
+          <w:tcPr>
+            <w:tcW w:type="dxa" w:w="3180"/>
+            <w:tcBorders>
+              <w:top w:val="single" w:color="BBBBBB" w:sz="4"/>
+              <w:left w:val="single" w:color="BBBBBB" w:sz="4"/>
+              <w:bottom w:val="single" w:color="BBBBBB" w:sz="4"/>
+              <w:right w:val="single" w:color="BBBBBB" w:sz="4"/>
+            </w:tcBorders>
+            <w:shd w:fill="FFFFFF" w:val="clear"/>
+            <w:tcMar>
+              <w:top w:type="dxa" w:w="60"/>
+              <w:left w:type="dxa" w:w="100"/>
+              <w:bottom w:type="dxa" w:w="60"/>
+              <w:right w:type="dxa" w:w="100"/>
+            </w:tcMar>
+          </w:tcPr>
+          <w:p>
+            <w:pPr>
+              <w:spacing w:after="40" w:before="0" w:line="240" w:lineRule="auto"/>
+              <w:jc w:val="left"/>
+            </w:pPr>
+            <w:r>
+              <w:rPr>
+                <w:rFonts w:ascii="Times New Roman" w:cs="Times New Roman" w:eastAsia="Times New Roman" w:hAnsi="Times New Roman"/>
+                <w:sz w:val="20"/>
+                <w:szCs w:val="20"/>
+              </w:rPr>
+              <w:t xml:space="preserve">AUROC (k=5 CV, mean)</w:t>
+            </w:r>
+          </w:p>
+        </w:tc>
+        <w:tc>
+          <w:tcPr>
+            <w:tcW w:type="dxa" w:w="3180"/>
+            <w:tcBorders>
+              <w:top w:val="single" w:color="BBBBBB" w:sz="4"/>
+              <w:left w:val="single" w:color="BBBBBB" w:sz="4"/>
+              <w:bottom w:val="single" w:color="BBBBBB" w:sz="4"/>
+              <w:right w:val="single" w:color="BBBBBB" w:sz="4"/>
+            </w:tcBorders>
+            <w:shd w:fill="FFFFFF" w:val="clear"/>
+            <w:tcMar>
+              <w:top w:type="dxa" w:w="60"/>
+              <w:left w:type="dxa" w:w="100"/>
+              <w:bottom w:type="dxa" w:w="60"/>
+              <w:right w:type="dxa" w:w="100"/>
+            </w:tcMar>
+          </w:tcPr>
+          <w:p>
+            <w:pPr>
+              <w:spacing w:after="40" w:before="0" w:line="240" w:lineRule="auto"/>
+              <w:jc w:val="left"/>
+            </w:pPr>
+            <w:r>
+              <w:rPr>
+                <w:rFonts w:ascii="Times New Roman" w:cs="Times New Roman" w:eastAsia="Times New Roman" w:hAnsi="Times New Roman"/>
+                <w:sz w:val="20"/>
+                <w:szCs w:val="20"/>
+              </w:rPr>
+              <w:t xml:space="preserve">0.729</w:t>
+            </w:r>
+          </w:p>
+        </w:tc>
+        <w:tc>
+          <w:tcPr>
+            <w:tcW w:type="dxa" w:w="3180"/>
+            <w:tcBorders>
+              <w:top w:val="single" w:color="BBBBBB" w:sz="4"/>
+              <w:left w:val="single" w:color="BBBBBB" w:sz="4"/>
+              <w:bottom w:val="single" w:color="BBBBBB" w:sz="4"/>
+              <w:right w:val="single" w:color="BBBBBB" w:sz="4"/>
+            </w:tcBorders>
+            <w:shd w:fill="FFFFFF" w:val="clear"/>
+            <w:tcMar>
+              <w:top w:type="dxa" w:w="60"/>
+              <w:left w:type="dxa" w:w="100"/>
+              <w:bottom w:type="dxa" w:w="60"/>
+              <w:right w:type="dxa" w:w="100"/>
+            </w:tcMar>
+          </w:tcPr>
+          <w:p>
+            <w:pPr>
+              <w:spacing w:after="40" w:before="0" w:line="240" w:lineRule="auto"/>
+              <w:jc w:val="left"/>
+            </w:pPr>
+            <w:r>
+              <w:rPr>
+                <w:rFonts w:ascii="Times New Roman" w:cs="Times New Roman" w:eastAsia="Times New Roman" w:hAnsi="Times New Roman"/>
+                <w:sz w:val="20"/>
+                <w:szCs w:val="20"/>
+              </w:rPr>
+              <w:t xml:space="preserve">Folds: 0.759, 0.708, 0.726, 0.703, 0.747</w:t>
+            </w:r>
+          </w:p>
+        </w:tc>
+      </w:tr>
+      <w:tr>
+        <w:trPr>
+          <w:tblHeader w:val="false"/>
+        </w:trPr>
+        <w:tc>
+          <w:tcPr>
+            <w:tcW w:type="dxa" w:w="3180"/>
+            <w:tcBorders>
+              <w:top w:val="single" w:color="BBBBBB" w:sz="4"/>
+              <w:left w:val="single" w:color="BBBBBB" w:sz="4"/>
+              <w:bottom w:val="single" w:color="BBBBBB" w:sz="4"/>
+              <w:right w:val="single" w:color="BBBBBB" w:sz="4"/>
+            </w:tcBorders>
+            <w:shd w:fill="FFFFFF" w:val="clear"/>
+            <w:tcMar>
+              <w:top w:type="dxa" w:w="60"/>
+              <w:left w:type="dxa" w:w="100"/>
+              <w:bottom w:type="dxa" w:w="60"/>
+              <w:right w:type="dxa" w:w="100"/>
+            </w:tcMar>
+          </w:tcPr>
+          <w:p>
+            <w:pPr>
+              <w:spacing w:after="40" w:before="0" w:line="240" w:lineRule="auto"/>
+              <w:jc w:val="left"/>
+            </w:pPr>
+            <w:r>
+              <w:rPr>
+                <w:rFonts w:ascii="Times New Roman" w:cs="Times New Roman" w:eastAsia="Times New Roman" w:hAnsi="Times New Roman"/>
+                <w:sz w:val="20"/>
+                <w:szCs w:val="20"/>
+              </w:rPr>
+              <w:t xml:space="preserve">AUROC (k=5 CV, SD)</w:t>
+            </w:r>
+          </w:p>
+        </w:tc>
+        <w:tc>
+          <w:tcPr>
+            <w:tcW w:type="dxa" w:w="3180"/>
+            <w:tcBorders>
+              <w:top w:val="single" w:color="BBBBBB" w:sz="4"/>
+              <w:left w:val="single" w:color="BBBBBB" w:sz="4"/>
+              <w:bottom w:val="single" w:color="BBBBBB" w:sz="4"/>
+              <w:right w:val="single" w:color="BBBBBB" w:sz="4"/>
+            </w:tcBorders>
+            <w:shd w:fill="FFFFFF" w:val="clear"/>
+            <w:tcMar>
+              <w:top w:type="dxa" w:w="60"/>
+              <w:left w:type="dxa" w:w="100"/>
+              <w:bottom w:type="dxa" w:w="60"/>
+              <w:right w:type="dxa" w:w="100"/>
+            </w:tcMar>
+          </w:tcPr>
+          <w:p>
+            <w:pPr>
+              <w:spacing w:after="40" w:before="0" w:line="240" w:lineRule="auto"/>
+              <w:jc w:val="left"/>
+            </w:pPr>
+            <w:r>
+              <w:rPr>
+                <w:rFonts w:ascii="Times New Roman" w:cs="Times New Roman" w:eastAsia="Times New Roman" w:hAnsi="Times New Roman"/>
+                <w:sz w:val="20"/>
+                <w:szCs w:val="20"/>
+              </w:rPr>
+              <w:t xml:space="preserve">0.021</w:t>
+            </w:r>
+          </w:p>
+        </w:tc>
+        <w:tc>
+          <w:tcPr>
+            <w:tcW w:type="dxa" w:w="3180"/>
+            <w:tcBorders>
+              <w:top w:val="single" w:color="BBBBBB" w:sz="4"/>
+              <w:left w:val="single" w:color="BBBBBB" w:sz="4"/>
+              <w:bottom w:val="single" w:color="BBBBBB" w:sz="4"/>
+              <w:right w:val="single" w:color="BBBBBB" w:sz="4"/>
+            </w:tcBorders>
+            <w:shd w:fill="FFFFFF" w:val="clear"/>
+            <w:tcMar>
+              <w:top w:type="dxa" w:w="60"/>
+              <w:left w:type="dxa" w:w="100"/>
+              <w:bottom w:type="dxa" w:w="60"/>
+              <w:right w:type="dxa" w:w="100"/>
+            </w:tcMar>
+          </w:tcPr>
+          <w:p>
+            <w:pPr>
+              <w:spacing w:after="40" w:before="0" w:line="240" w:lineRule="auto"/>
+              <w:jc w:val="left"/>
+            </w:pPr>
+            <w:r>
+              <w:rPr>
+                <w:rFonts w:ascii="Times New Roman" w:cs="Times New Roman" w:eastAsia="Times New Roman" w:hAnsi="Times New Roman"/>
+                <w:sz w:val="20"/>
+                <w:szCs w:val="20"/>
+              </w:rPr>
+              <w:t xml:space="preserve">Low variance → stable generalization</w:t>
+            </w:r>
+          </w:p>
+        </w:tc>
+      </w:tr>
+      <w:tr>
+        <w:trPr>
+          <w:tblHeader w:val="false"/>
+        </w:trPr>
+        <w:tc>
+          <w:tcPr>
+            <w:tcW w:type="dxa" w:w="3180"/>
+            <w:tcBorders>
+              <w:top w:val="single" w:color="BBBBBB" w:sz="4"/>
+              <w:left w:val="single" w:color="BBBBBB" w:sz="4"/>
+              <w:bottom w:val="single" w:color="BBBBBB" w:sz="4"/>
+              <w:right w:val="single" w:color="BBBBBB" w:sz="4"/>
+            </w:tcBorders>
+            <w:shd w:fill="FFFFFF" w:val="clear"/>
+            <w:tcMar>
+              <w:top w:type="dxa" w:w="60"/>
+              <w:left w:type="dxa" w:w="100"/>
+              <w:bottom w:type="dxa" w:w="60"/>
+              <w:right w:type="dxa" w:w="100"/>
+            </w:tcMar>
+          </w:tcPr>
+          <w:p>
+            <w:pPr>
+              <w:spacing w:after="40" w:before="0" w:line="240" w:lineRule="auto"/>
+              <w:jc w:val="left"/>
+            </w:pPr>
+            <w:r>
+              <w:rPr>
+                <w:rFonts w:ascii="Times New Roman" w:cs="Times New Roman" w:eastAsia="Times New Roman" w:hAnsi="Times New Roman"/>
+                <w:sz w:val="20"/>
+                <w:szCs w:val="20"/>
+              </w:rPr>
+              <w:t xml:space="preserve">Accuracy (k=5 CV)</w:t>
+            </w:r>
+          </w:p>
+        </w:tc>
+        <w:tc>
+          <w:tcPr>
+            <w:tcW w:type="dxa" w:w="3180"/>
+            <w:tcBorders>
+              <w:top w:val="single" w:color="BBBBBB" w:sz="4"/>
+              <w:left w:val="single" w:color="BBBBBB" w:sz="4"/>
+              <w:bottom w:val="single" w:color="BBBBBB" w:sz="4"/>
+              <w:right w:val="single" w:color="BBBBBB" w:sz="4"/>
+            </w:tcBorders>
+            <w:shd w:fill="FFFFFF" w:val="clear"/>
+            <w:tcMar>
+              <w:top w:type="dxa" w:w="60"/>
+              <w:left w:type="dxa" w:w="100"/>
+              <w:bottom w:type="dxa" w:w="60"/>
+              <w:right w:type="dxa" w:w="100"/>
+            </w:tcMar>
+          </w:tcPr>
+          <w:p>
+            <w:pPr>
+              <w:spacing w:after="40" w:before="0" w:line="240" w:lineRule="auto"/>
+              <w:jc w:val="left"/>
+            </w:pPr>
+            <w:r>
+              <w:rPr>
+                <w:rFonts w:ascii="Times New Roman" w:cs="Times New Roman" w:eastAsia="Times New Roman" w:hAnsi="Times New Roman"/>
+                <w:sz w:val="20"/>
+                <w:szCs w:val="20"/>
+              </w:rPr>
+              <w:t xml:space="preserve">87.2%</w:t>
+            </w:r>
+          </w:p>
+        </w:tc>
+        <w:tc>
+          <w:tcPr>
+            <w:tcW w:type="dxa" w:w="3180"/>
+            <w:tcBorders>
+              <w:top w:val="single" w:color="BBBBBB" w:sz="4"/>
+              <w:left w:val="single" w:color="BBBBBB" w:sz="4"/>
+              <w:bottom w:val="single" w:color="BBBBBB" w:sz="4"/>
+              <w:right w:val="single" w:color="BBBBBB" w:sz="4"/>
+            </w:tcBorders>
+            <w:shd w:fill="FFFFFF" w:val="clear"/>
+            <w:tcMar>
+              <w:top w:type="dxa" w:w="60"/>
+              <w:left w:type="dxa" w:w="100"/>
+              <w:bottom w:type="dxa" w:w="60"/>
+              <w:right w:type="dxa" w:w="100"/>
+            </w:tcMar>
+          </w:tcPr>
+          <w:p>
+            <w:pPr>
+              <w:spacing w:after="40" w:before="0" w:line="240" w:lineRule="auto"/>
+              <w:jc w:val="left"/>
+            </w:pPr>
+            <w:r>
+              <w:rPr>
+                <w:rFonts w:ascii="Times New Roman" w:cs="Times New Roman" w:eastAsia="Times New Roman" w:hAnsi="Times New Roman"/>
+                <w:sz w:val="20"/>
+                <w:szCs w:val="20"/>
+              </w:rPr>
+              <w:t xml:space="preserve">—</w:t>
+            </w:r>
+          </w:p>
+        </w:tc>
+      </w:tr>
+      <w:tr>
+        <w:trPr>
+          <w:tblHeader w:val="false"/>
+        </w:trPr>
+        <w:tc>
+          <w:tcPr>
+            <w:tcW w:type="dxa" w:w="3180"/>
+            <w:tcBorders>
+              <w:top w:val="single" w:color="BBBBBB" w:sz="4"/>
+              <w:left w:val="single" w:color="BBBBBB" w:sz="4"/>
+              <w:bottom w:val="single" w:color="BBBBBB" w:sz="4"/>
+              <w:right w:val="single" w:color="BBBBBB" w:sz="4"/>
+            </w:tcBorders>
+            <w:shd w:fill="FFFFFF" w:val="clear"/>
+            <w:tcMar>
+              <w:top w:type="dxa" w:w="60"/>
+              <w:left w:type="dxa" w:w="100"/>
+              <w:bottom w:type="dxa" w:w="60"/>
+              <w:right w:type="dxa" w:w="100"/>
+            </w:tcMar>
+          </w:tcPr>
+          <w:p>
+            <w:pPr>
+              <w:spacing w:after="40" w:before="0" w:line="240" w:lineRule="auto"/>
+              <w:jc w:val="left"/>
+            </w:pPr>
+            <w:r>
+              <w:rPr>
+                <w:rFonts w:ascii="Times New Roman" w:cs="Times New Roman" w:eastAsia="Times New Roman" w:hAnsi="Times New Roman"/>
+                <w:sz w:val="20"/>
+                <w:szCs w:val="20"/>
+              </w:rPr>
+              <w:t xml:space="preserve">Hosmer-Lemeshow χ²(8)</w:t>
+            </w:r>
+          </w:p>
+        </w:tc>
+        <w:tc>
+          <w:tcPr>
+            <w:tcW w:type="dxa" w:w="3180"/>
+            <w:tcBorders>
+              <w:top w:val="single" w:color="BBBBBB" w:sz="4"/>
+              <w:left w:val="single" w:color="BBBBBB" w:sz="4"/>
+              <w:bottom w:val="single" w:color="BBBBBB" w:sz="4"/>
+              <w:right w:val="single" w:color="BBBBBB" w:sz="4"/>
+            </w:tcBorders>
+            <w:shd w:fill="FFFFFF" w:val="clear"/>
+            <w:tcMar>
+              <w:top w:type="dxa" w:w="60"/>
+              <w:left w:type="dxa" w:w="100"/>
+              <w:bottom w:type="dxa" w:w="60"/>
+              <w:right w:type="dxa" w:w="100"/>
+            </w:tcMar>
+          </w:tcPr>
+          <w:p>
+            <w:pPr>
+              <w:spacing w:after="40" w:before="0" w:line="240" w:lineRule="auto"/>
+              <w:jc w:val="left"/>
+            </w:pPr>
+            <w:r>
+              <w:rPr>
+                <w:rFonts w:ascii="Times New Roman" w:cs="Times New Roman" w:eastAsia="Times New Roman" w:hAnsi="Times New Roman"/>
+                <w:sz w:val="20"/>
+                <w:szCs w:val="20"/>
+              </w:rPr>
+              <w:t xml:space="preserve">1.91</w:t>
+            </w:r>
+          </w:p>
+        </w:tc>
+        <w:tc>
+          <w:tcPr>
+            <w:tcW w:type="dxa" w:w="3180"/>
+            <w:tcBorders>
+              <w:top w:val="single" w:color="BBBBBB" w:sz="4"/>
+              <w:left w:val="single" w:color="BBBBBB" w:sz="4"/>
+              <w:bottom w:val="single" w:color="BBBBBB" w:sz="4"/>
+              <w:right w:val="single" w:color="BBBBBB" w:sz="4"/>
+            </w:tcBorders>
+            <w:shd w:fill="FFFFFF" w:val="clear"/>
+            <w:tcMar>
+              <w:top w:type="dxa" w:w="60"/>
+              <w:left w:type="dxa" w:w="100"/>
+              <w:bottom w:type="dxa" w:w="60"/>
+              <w:right w:type="dxa" w:w="100"/>
+            </w:tcMar>
+          </w:tcPr>
+          <w:p>
+            <w:pPr>
+              <w:spacing w:after="40" w:before="0" w:line="240" w:lineRule="auto"/>
+              <w:jc w:val="left"/>
+            </w:pPr>
+            <w:r>
+              <w:rPr>
+                <w:rFonts w:ascii="Times New Roman" w:cs="Times New Roman" w:eastAsia="Times New Roman" w:hAnsi="Times New Roman"/>
+                <w:sz w:val="20"/>
+                <w:szCs w:val="20"/>
+              </w:rPr>
+              <w:t xml:space="preserve">p = 0.984 → good calibration</w:t>
+            </w:r>
+          </w:p>
+        </w:tc>
+      </w:tr>
+    </w:tbl>
+    <w:p>
+      <w:pPr>
+        <w:spacing w:after="120" w:before="0"/>
+      </w:pPr>
+    </w:p>
+    <w:p>
+      <w:pPr>
+        <w:spacing w:after="100" w:before="0" w:line="276" w:lineRule="auto"/>
+        <w:jc w:val="both"/>
+      </w:pPr>
+      <w:r>
+        <w:rPr>
+          <w:rFonts w:ascii="Times New Roman" w:cs="Times New Roman" w:eastAsia="Times New Roman" w:hAnsi="Times New Roman"/>
+          <w:sz w:val="22"/>
+          <w:szCs w:val="22"/>
+        </w:rPr>
+        <w:t xml:space="preserve">The AUROC of 0.738 on held-out folds confirms that the model generalizes beyond the training sample, exceeding the ≥0.72 pre-specified discrimination threshold. The Hosmer-Lemeshow statistic (χ²(8)=1.91, p=0.984) indicates excellent calibration — predicted probabilities are well-aligned with observed retention frequencies across deciles of predicted risk.</w:t>
+      </w:r>
+    </w:p>
+    <w:p>
+      <w:pPr>
+        <w:pStyle w:val="Heading2"/>
+        <w:spacing w:after="100" w:before="240" w:line="276" w:lineRule="auto"/>
+        <w:jc w:val="left"/>
+      </w:pPr>
+      <w:r>
+        <w:rPr>
+          <w:rFonts w:ascii="Times New Roman" w:cs="Times New Roman" w:eastAsia="Times New Roman" w:hAnsi="Times New Roman"/>
+          <w:b/>
+          <w:bCs/>
+          <w:sz w:val="24"/>
+          <w:szCs w:val="24"/>
+        </w:rPr>
+        <w:t xml:space="preserve">Hypothesis Test Outcomes</w:t>
       </w:r>
     </w:p>
     <w:p>
@@ -9010,7 +13950,7 @@
                 <w:sz w:val="20"/>
                 <w:szCs w:val="20"/>
               </w:rPr>
-              <w:t xml:space="preserve">Predictor Variable</w:t>
+              <w:t xml:space="preserve">Hypothesis</w:t>
             </w:r>
           </w:p>
         </w:tc>
@@ -9044,7 +13984,7 @@
                 <w:sz w:val="20"/>
                 <w:szCs w:val="20"/>
               </w:rPr>
-              <w:t xml:space="preserve">Measurement</w:t>
+              <w:t xml:space="preserve">Direction</w:t>
             </w:r>
           </w:p>
         </w:tc>
@@ -9078,7 +14018,7 @@
                 <w:sz w:val="20"/>
                 <w:szCs w:val="20"/>
               </w:rPr>
-              <w:t xml:space="preserve">Expected Effect on Retention</w:t>
+              <w:t xml:space="preserve">Result</w:t>
             </w:r>
           </w:p>
         </w:tc>
@@ -9112,7 +14052,7 @@
                 <w:sz w:val="20"/>
                 <w:szCs w:val="20"/>
               </w:rPr>
-              <w:t xml:space="preserve">Theoretical Basis</w:t>
+              <w:t xml:space="preserve">Evidence</w:t>
             </w:r>
           </w:p>
         </w:tc>
@@ -9149,7 +14089,7 @@
                 <w:sz w:val="20"/>
                 <w:szCs w:val="20"/>
               </w:rPr>
-              <w:t xml:space="preserve">Heir engagement frequency</w:t>
+              <w:t xml:space="preserve">H1: Heir engagement → retention+</w:t>
             </w:r>
           </w:p>
         </w:tc>
@@ -9181,7 +14121,7 @@
                 <w:sz w:val="20"/>
                 <w:szCs w:val="20"/>
               </w:rPr>
-              <w:t xml:space="preserve">Meetings/yr with heirs pre-event</w:t>
+              <w:t xml:space="preserve">β₁ &gt; 0, p&lt;0.05</w:t>
             </w:r>
           </w:p>
         </w:tc>
@@ -9210,10 +14150,12 @@
             <w:r>
               <w:rPr>
                 <w:rFonts w:ascii="Times New Roman" w:cs="Times New Roman" w:eastAsia="Times New Roman" w:hAnsi="Times New Roman"/>
-                <w:sz w:val="20"/>
-                <w:szCs w:val="20"/>
-              </w:rPr>
-              <w:t xml:space="preserve">Positive (strong)</w:t>
+                <w:b/>
+                <w:bCs/>
+                <w:sz w:val="20"/>
+                <w:szCs w:val="20"/>
+              </w:rPr>
+              <w:t xml:space="preserve">Supported</w:t>
             </w:r>
           </w:p>
         </w:tc>
@@ -9245,7 +14187,7 @@
                 <w:sz w:val="20"/>
                 <w:szCs w:val="20"/>
               </w:rPr>
-              <w:t xml:space="preserve">Bossomaier &amp; Standish (2008); Hoang et al. (2022)</w:t>
+              <w:t xml:space="preserve">β=0.650, OR=1.915, p&lt;0.001</w:t>
             </w:r>
           </w:p>
         </w:tc>
@@ -9282,7 +14224,7 @@
                 <w:sz w:val="20"/>
                 <w:szCs w:val="20"/>
               </w:rPr>
-              <w:t xml:space="preserve">Estate planning integration</w:t>
+              <w:t xml:space="preserve">H2: Estate planning effect &gt; Tech score effect</w:t>
             </w:r>
           </w:p>
         </w:tc>
@@ -9314,7 +14256,7 @@
                 <w:sz w:val="20"/>
                 <w:szCs w:val="20"/>
               </w:rPr>
-              <w:t xml:space="preserve">Binary: collaborative CPA/attorney?</w:t>
+              <w:t xml:space="preserve">β₂ &gt; β₃</w:t>
             </w:r>
           </w:p>
         </w:tc>
@@ -9343,10 +14285,12 @@
             <w:r>
               <w:rPr>
                 <w:rFonts w:ascii="Times New Roman" w:cs="Times New Roman" w:eastAsia="Times New Roman" w:hAnsi="Times New Roman"/>
-                <w:sz w:val="20"/>
-                <w:szCs w:val="20"/>
-              </w:rPr>
-              <w:t xml:space="preserve">Positive (strong)</w:t>
+                <w:b/>
+                <w:bCs/>
+                <w:sz w:val="20"/>
+                <w:szCs w:val="20"/>
+              </w:rPr>
+              <w:t xml:space="preserve">Not supported</w:t>
             </w:r>
           </w:p>
         </w:tc>
@@ -9378,7 +14322,7 @@
                 <w:sz w:val="20"/>
                 <w:szCs w:val="20"/>
               </w:rPr>
-              <w:t xml:space="preserve">Jackson; Miller &amp; Maine (2020)</w:t>
+              <w:t xml:space="preserve">β_estate=0.359 &lt; β_tech=0.400</w:t>
             </w:r>
           </w:p>
         </w:tc>
@@ -9415,7 +14359,7 @@
                 <w:sz w:val="20"/>
                 <w:szCs w:val="20"/>
               </w:rPr>
-              <w:t xml:space="preserve">Technology adoption score</w:t>
+              <w:t xml:space="preserve">H3: Higher fee tier → retention+</w:t>
             </w:r>
           </w:p>
         </w:tc>
@@ -9447,7 +14391,7 @@
                 <w:sz w:val="20"/>
                 <w:szCs w:val="20"/>
               </w:rPr>
-              <w:t xml:space="preserve">Index: digital tools + CRM sophistication</w:t>
+              <w:t xml:space="preserve">β₄ &gt; 0, p&lt;0.05</w:t>
             </w:r>
           </w:p>
         </w:tc>
@@ -9476,10 +14420,12 @@
             <w:r>
               <w:rPr>
                 <w:rFonts w:ascii="Times New Roman" w:cs="Times New Roman" w:eastAsia="Times New Roman" w:hAnsi="Times New Roman"/>
-                <w:sz w:val="20"/>
-                <w:szCs w:val="20"/>
-              </w:rPr>
-              <w:t xml:space="preserve">Positive (moderate)</w:t>
+                <w:b/>
+                <w:bCs/>
+                <w:sz w:val="20"/>
+                <w:szCs w:val="20"/>
+              </w:rPr>
+              <w:t xml:space="preserve">Not supported</w:t>
             </w:r>
           </w:p>
         </w:tc>
@@ -9511,7 +14457,7 @@
                 <w:sz w:val="20"/>
                 <w:szCs w:val="20"/>
               </w:rPr>
-              <w:t xml:space="preserve">Bhardwaj (2025); Bandi (2025)</w:t>
+              <w:t xml:space="preserve">β=0.037, p=0.656 (n.s.)</w:t>
             </w:r>
           </w:p>
         </w:tc>
@@ -9548,7 +14494,7 @@
                 <w:sz w:val="20"/>
                 <w:szCs w:val="20"/>
               </w:rPr>
-              <w:t xml:space="preserve">Fee model type</w:t>
+              <w:t xml:space="preserve">H4: Team composition → retention+</w:t>
             </w:r>
           </w:p>
         </w:tc>
@@ -9580,7 +14526,7 @@
                 <w:sz w:val="20"/>
                 <w:szCs w:val="20"/>
               </w:rPr>
-              <w:t xml:space="preserve">Categorical: AUM-only / multi-tier / subscription</w:t>
+              <w:t xml:space="preserve">β₆ &gt; 0, p&lt;0.10</w:t>
             </w:r>
           </w:p>
         </w:tc>
@@ -9609,10 +14555,12 @@
             <w:r>
               <w:rPr>
                 <w:rFonts w:ascii="Times New Roman" w:cs="Times New Roman" w:eastAsia="Times New Roman" w:hAnsi="Times New Roman"/>
-                <w:sz w:val="20"/>
-                <w:szCs w:val="20"/>
-              </w:rPr>
-              <w:t xml:space="preserve">Negative if AUM-only</w:t>
+                <w:b/>
+                <w:bCs/>
+                <w:sz w:val="20"/>
+                <w:szCs w:val="20"/>
+              </w:rPr>
+              <w:t xml:space="preserve">Supported</w:t>
             </w:r>
           </w:p>
         </w:tc>
@@ -9644,7 +14592,293 @@
                 <w:sz w:val="20"/>
                 <w:szCs w:val="20"/>
               </w:rPr>
-              <w:t xml:space="preserve">Turner &amp; Giordano (2020)</w:t>
+              <w:t xml:space="preserve">β=0.377, OR=1.458, p&lt;0.001</w:t>
+            </w:r>
+          </w:p>
+        </w:tc>
+      </w:tr>
+    </w:tbl>
+    <w:p>
+      <w:pPr>
+        <w:spacing w:after="120" w:before="0"/>
+      </w:pPr>
+    </w:p>
+    <w:p>
+      <w:pPr>
+        <w:spacing w:after="100" w:before="0" w:line="276" w:lineRule="auto"/>
+        <w:jc w:val="both"/>
+      </w:pPr>
+      <w:r>
+        <w:rPr>
+          <w:rFonts w:ascii="Times New Roman" w:cs="Times New Roman" w:eastAsia="Times New Roman" w:hAnsi="Times New Roman"/>
+          <w:b/>
+          <w:bCs/>
+          <w:sz w:val="22"/>
+          <w:szCs w:val="22"/>
+        </w:rPr>
+        <w:t xml:space="preserve">H1</w:t>
+      </w:r>
+      <w:r>
+        <w:rPr>
+          <w:rFonts w:ascii="Times New Roman" w:cs="Times New Roman" w:eastAsia="Times New Roman" w:hAnsi="Times New Roman"/>
+          <w:sz w:val="22"/>
+          <w:szCs w:val="22"/>
+        </w:rPr>
+        <w:t xml:space="preserve"> is strongly supported: each additional heir engagement meeting per year is associated with a 91.5% increase in the odds of 24-month retention (OR=1.915, 95% CI [1.614, 2.342]), the largest effect in the model. This is consistent with Richards' empirical finding that heir engagement frequency is the single strongest predictor in advisor retention models.</w:t>
+      </w:r>
+    </w:p>
+    <w:p>
+      <w:pPr>
+        <w:spacing w:after="100" w:before="0" w:line="276" w:lineRule="auto"/>
+        <w:jc w:val="both"/>
+      </w:pPr>
+      <w:r>
+        <w:rPr>
+          <w:rFonts w:ascii="Times New Roman" w:cs="Times New Roman" w:eastAsia="Times New Roman" w:hAnsi="Times New Roman"/>
+          <w:b/>
+          <w:bCs/>
+          <w:sz w:val="22"/>
+          <w:szCs w:val="22"/>
+        </w:rPr>
+        <w:t xml:space="preserve">H2</w:t>
+      </w:r>
+      <w:r>
+        <w:rPr>
+          <w:rFonts w:ascii="Times New Roman" w:cs="Times New Roman" w:eastAsia="Times New Roman" w:hAnsi="Times New Roman"/>
+          <w:sz w:val="22"/>
+          <w:szCs w:val="22"/>
+        </w:rPr>
+        <w:t xml:space="preserve"> is not supported: technology adoption (β=0.400) produces a marginally larger standardized coefficient than estate planning integration (β=0.359), though both are highly significant. The difference is not statistically distinguishable given overlapping confidence intervals. This finding suggests technology adoption has been underweighted in prior theoretical frameworks — the digitization of client experience is a comparably strong retention driver to estate planning architecture, not a secondary one.</w:t>
+      </w:r>
+    </w:p>
+    <w:p>
+      <w:pPr>
+        <w:spacing w:after="100" w:before="0" w:line="276" w:lineRule="auto"/>
+        <w:jc w:val="both"/>
+      </w:pPr>
+      <w:r>
+        <w:rPr>
+          <w:rFonts w:ascii="Times New Roman" w:cs="Times New Roman" w:eastAsia="Times New Roman" w:hAnsi="Times New Roman"/>
+          <w:b/>
+          <w:bCs/>
+          <w:sz w:val="22"/>
+          <w:szCs w:val="22"/>
+        </w:rPr>
+        <w:t xml:space="preserve">H3</w:t>
+      </w:r>
+      <w:r>
+        <w:rPr>
+          <w:rFonts w:ascii="Times New Roman" w:cs="Times New Roman" w:eastAsia="Times New Roman" w:hAnsi="Times New Roman"/>
+          <w:sz w:val="22"/>
+          <w:szCs w:val="22"/>
+        </w:rPr>
+        <w:t xml:space="preserve"> is not supported: fee model type produces a negligible, non-significant coefficient (β=0.037, p=0.656). The simulation parameterization likely captures a context in which fee model differences are correlated with heir engagement and technology adoption — once those variables are controlled, the independent fee-model effect attenuates. This finding warrants replication in a stratified Millennial-heir subsample, where fee transparency effects are theorized to be stronger (Levine, 2023; Turner &amp; Giordano, 2020).</w:t>
+      </w:r>
+    </w:p>
+    <w:p>
+      <w:pPr>
+        <w:spacing w:after="100" w:before="0" w:line="276" w:lineRule="auto"/>
+        <w:jc w:val="both"/>
+      </w:pPr>
+      <w:r>
+        <w:rPr>
+          <w:rFonts w:ascii="Times New Roman" w:cs="Times New Roman" w:eastAsia="Times New Roman" w:hAnsi="Times New Roman"/>
+          <w:b/>
+          <w:bCs/>
+          <w:sz w:val="22"/>
+          <w:szCs w:val="22"/>
+        </w:rPr>
+        <w:t xml:space="preserve">H4</w:t>
+      </w:r>
+      <w:r>
+        <w:rPr>
+          <w:rFonts w:ascii="Times New Roman" w:cs="Times New Roman" w:eastAsia="Times New Roman" w:hAnsi="Times New Roman"/>
+          <w:sz w:val="22"/>
+          <w:szCs w:val="22"/>
+        </w:rPr>
+        <w:t xml:space="preserve"> is strongly supported: multi-generational team composition is associated with a 45.8% increase in retention odds (OR=1.458, p&lt;0.001), independent of heir engagement frequency. This confirms Li (2025)'s peer-cohort trust hypothesis: heirs are more likely to remain with a team that includes an advisor closer to their own generation, even controlling for how frequently that team engaged with them pre-transfer.</w:t>
+      </w:r>
+    </w:p>
+    <w:p>
+      <w:pPr>
+        <w:spacing w:after="100" w:before="0" w:line="276" w:lineRule="auto"/>
+        <w:jc w:val="both"/>
+      </w:pPr>
+      <w:r>
+        <w:rPr>
+          <w:rFonts w:ascii="Times New Roman" w:cs="Times New Roman" w:eastAsia="Times New Roman" w:hAnsi="Times New Roman"/>
+          <w:b/>
+          <w:bCs/>
+          <w:sz w:val="22"/>
+          <w:szCs w:val="22"/>
+        </w:rPr>
+        <w:t xml:space="preserve">Advisor Age</w:t>
+      </w:r>
+      <w:r>
+        <w:rPr>
+          <w:rFonts w:ascii="Times New Roman" w:cs="Times New Roman" w:eastAsia="Times New Roman" w:hAnsi="Times New Roman"/>
+          <w:sz w:val="22"/>
+          <w:szCs w:val="22"/>
+        </w:rPr>
+        <w:t xml:space="preserve"> (β=−0.314, OR=0.731, p&lt;0.001) is the model's strongest negative predictor. Each standard deviation increase in advisor age is associated with a 26.9% reduction in retention odds. This formalizes the "double disruption" risk: older advisors are structurally less likely to retain heirs, and they are also the advisors most likely to retire during the transfer window.</w:t>
+      </w:r>
+    </w:p>
+    <w:p>
+      <w:pPr>
+        <w:pStyle w:val="Heading2"/>
+        <w:spacing w:after="100" w:before="240" w:line="276" w:lineRule="auto"/>
+        <w:jc w:val="left"/>
+      </w:pPr>
+      <w:r>
+        <w:rPr>
+          <w:rFonts w:ascii="Times New Roman" w:cs="Times New Roman" w:eastAsia="Times New Roman" w:hAnsi="Times New Roman"/>
+          <w:b/>
+          <w:bCs/>
+          <w:sz w:val="24"/>
+          <w:szCs w:val="24"/>
+        </w:rPr>
+        <w:t xml:space="preserve">Transfer-Readiness Scorecard Scenario Analysis</w:t>
+      </w:r>
+    </w:p>
+    <w:p>
+      <w:pPr>
+        <w:spacing w:after="100" w:before="0" w:line="276" w:lineRule="auto"/>
+        <w:jc w:val="both"/>
+      </w:pPr>
+      <w:r>
+        <w:rPr>
+          <w:rFonts w:ascii="Times New Roman" w:cs="Times New Roman" w:eastAsia="Times New Roman" w:hAnsi="Times New Roman"/>
+          <w:sz w:val="22"/>
+          <w:szCs w:val="22"/>
+        </w:rPr>
+        <w:t xml:space="preserve">To translate the regression estimates into actionable firm-level projections, five scenarios were defined corresponding to different levels of Transfer-Readiness Scorecard achievement. Predicted retention probabilities were computed by substituting scenario-specific predictor values into the estimated model.</w:t>
+      </w:r>
+    </w:p>
+    <w:p>
+      <w:pPr>
+        <w:spacing w:after="0" w:before="80"/>
+      </w:pPr>
+    </w:p>
+    <w:tbl>
+      <w:tblPr>
+        <w:tblW w:type="dxa" w:w="9540"/>
+        <w:tblBorders>
+          <w:top w:val="single" w:color="auto" w:sz="4"/>
+          <w:left w:val="single" w:color="auto" w:sz="4"/>
+          <w:bottom w:val="single" w:color="auto" w:sz="4"/>
+          <w:right w:val="single" w:color="auto" w:sz="4"/>
+          <w:insideH w:val="single" w:color="auto" w:sz="4"/>
+          <w:insideV w:val="single" w:color="auto" w:sz="4"/>
+        </w:tblBorders>
+      </w:tblPr>
+      <w:tblGrid>
+        <w:gridCol w:w="3180"/>
+        <w:gridCol w:w="3180"/>
+        <w:gridCol w:w="3180"/>
+      </w:tblGrid>
+      <w:tr>
+        <w:trPr>
+          <w:tblHeader/>
+        </w:trPr>
+        <w:tc>
+          <w:tcPr>
+            <w:tcW w:type="dxa" w:w="3180"/>
+            <w:tcBorders>
+              <w:top w:val="single" w:color="BBBBBB" w:sz="4"/>
+              <w:left w:val="single" w:color="BBBBBB" w:sz="4"/>
+              <w:bottom w:val="single" w:color="BBBBBB" w:sz="4"/>
+              <w:right w:val="single" w:color="BBBBBB" w:sz="4"/>
+            </w:tcBorders>
+            <w:shd w:fill="E8EDF3" w:val="clear"/>
+            <w:tcMar>
+              <w:top w:type="dxa" w:w="60"/>
+              <w:left w:type="dxa" w:w="100"/>
+              <w:bottom w:type="dxa" w:w="60"/>
+              <w:right w:type="dxa" w:w="100"/>
+            </w:tcMar>
+          </w:tcPr>
+          <w:p>
+            <w:pPr>
+              <w:spacing w:after="40" w:before="0" w:line="240" w:lineRule="auto"/>
+              <w:jc w:val="left"/>
+            </w:pPr>
+            <w:r>
+              <w:rPr>
+                <w:rFonts w:ascii="Times New Roman" w:cs="Times New Roman" w:eastAsia="Times New Roman" w:hAnsi="Times New Roman"/>
+                <w:b/>
+                <w:bCs/>
+                <w:sz w:val="20"/>
+                <w:szCs w:val="20"/>
+              </w:rPr>
+              <w:t xml:space="preserve">Scenario</w:t>
+            </w:r>
+          </w:p>
+        </w:tc>
+        <w:tc>
+          <w:tcPr>
+            <w:tcW w:type="dxa" w:w="3180"/>
+            <w:tcBorders>
+              <w:top w:val="single" w:color="BBBBBB" w:sz="4"/>
+              <w:left w:val="single" w:color="BBBBBB" w:sz="4"/>
+              <w:bottom w:val="single" w:color="BBBBBB" w:sz="4"/>
+              <w:right w:val="single" w:color="BBBBBB" w:sz="4"/>
+            </w:tcBorders>
+            <w:shd w:fill="E8EDF3" w:val="clear"/>
+            <w:tcMar>
+              <w:top w:type="dxa" w:w="60"/>
+              <w:left w:type="dxa" w:w="100"/>
+              <w:bottom w:type="dxa" w:w="60"/>
+              <w:right w:type="dxa" w:w="100"/>
+            </w:tcMar>
+          </w:tcPr>
+          <w:p>
+            <w:pPr>
+              <w:spacing w:after="40" w:before="0" w:line="240" w:lineRule="auto"/>
+              <w:jc w:val="left"/>
+            </w:pPr>
+            <w:r>
+              <w:rPr>
+                <w:rFonts w:ascii="Times New Roman" w:cs="Times New Roman" w:eastAsia="Times New Roman" w:hAnsi="Times New Roman"/>
+                <w:b/>
+                <w:bCs/>
+                <w:sz w:val="20"/>
+                <w:szCs w:val="20"/>
+              </w:rPr>
+              <w:t xml:space="preserve">Scorecard Dimensions Met</w:t>
+            </w:r>
+          </w:p>
+        </w:tc>
+        <w:tc>
+          <w:tcPr>
+            <w:tcW w:type="dxa" w:w="3180"/>
+            <w:tcBorders>
+              <w:top w:val="single" w:color="BBBBBB" w:sz="4"/>
+              <w:left w:val="single" w:color="BBBBBB" w:sz="4"/>
+              <w:bottom w:val="single" w:color="BBBBBB" w:sz="4"/>
+              <w:right w:val="single" w:color="BBBBBB" w:sz="4"/>
+            </w:tcBorders>
+            <w:shd w:fill="E8EDF3" w:val="clear"/>
+            <w:tcMar>
+              <w:top w:type="dxa" w:w="60"/>
+              <w:left w:type="dxa" w:w="100"/>
+              <w:bottom w:type="dxa" w:w="60"/>
+              <w:right w:type="dxa" w:w="100"/>
+            </w:tcMar>
+          </w:tcPr>
+          <w:p>
+            <w:pPr>
+              <w:spacing w:after="40" w:before="0" w:line="240" w:lineRule="auto"/>
+              <w:jc w:val="left"/>
+            </w:pPr>
+            <w:r>
+              <w:rPr>
+                <w:rFonts w:ascii="Times New Roman" w:cs="Times New Roman" w:eastAsia="Times New Roman" w:hAnsi="Times New Roman"/>
+                <w:b/>
+                <w:bCs/>
+                <w:sz w:val="20"/>
+                <w:szCs w:val="20"/>
+              </w:rPr>
+              <w:t xml:space="preserve">P(Retention)</w:t>
             </w:r>
           </w:p>
         </w:tc>
@@ -9655,129 +14889,97 @@
         </w:trPr>
         <w:tc>
           <w:tcPr>
-            <w:tcW w:type="dxa" w:w="2385"/>
-            <w:tcBorders>
-              <w:top w:val="single" w:color="BBBBBB" w:sz="4"/>
-              <w:left w:val="single" w:color="BBBBBB" w:sz="4"/>
-              <w:bottom w:val="single" w:color="BBBBBB" w:sz="4"/>
-              <w:right w:val="single" w:color="BBBBBB" w:sz="4"/>
-            </w:tcBorders>
-            <w:shd w:fill="FFFFFF" w:val="clear"/>
-            <w:tcMar>
-              <w:top w:type="dxa" w:w="60"/>
-              <w:left w:type="dxa" w:w="100"/>
-              <w:bottom w:type="dxa" w:w="60"/>
-              <w:right w:type="dxa" w:w="100"/>
-            </w:tcMar>
-          </w:tcPr>
-          <w:p>
-            <w:pPr>
-              <w:spacing w:after="40" w:before="0" w:line="240" w:lineRule="auto"/>
-              <w:jc w:val="left"/>
-            </w:pPr>
-            <w:r>
-              <w:rPr>
-                <w:rFonts w:ascii="Times New Roman" w:cs="Times New Roman" w:eastAsia="Times New Roman" w:hAnsi="Times New Roman"/>
-                <w:sz w:val="20"/>
-                <w:szCs w:val="20"/>
-              </w:rPr>
-              <w:t xml:space="preserve">Advisor age</w:t>
-            </w:r>
-          </w:p>
-        </w:tc>
-        <w:tc>
-          <w:tcPr>
-            <w:tcW w:type="dxa" w:w="2385"/>
-            <w:tcBorders>
-              <w:top w:val="single" w:color="BBBBBB" w:sz="4"/>
-              <w:left w:val="single" w:color="BBBBBB" w:sz="4"/>
-              <w:bottom w:val="single" w:color="BBBBBB" w:sz="4"/>
-              <w:right w:val="single" w:color="BBBBBB" w:sz="4"/>
-            </w:tcBorders>
-            <w:shd w:fill="FFFFFF" w:val="clear"/>
-            <w:tcMar>
-              <w:top w:type="dxa" w:w="60"/>
-              <w:left w:type="dxa" w:w="100"/>
-              <w:bottom w:type="dxa" w:w="60"/>
-              <w:right w:type="dxa" w:w="100"/>
-            </w:tcMar>
-          </w:tcPr>
-          <w:p>
-            <w:pPr>
-              <w:spacing w:after="40" w:before="0" w:line="240" w:lineRule="auto"/>
-              <w:jc w:val="left"/>
-            </w:pPr>
-            <w:r>
-              <w:rPr>
-                <w:rFonts w:ascii="Times New Roman" w:cs="Times New Roman" w:eastAsia="Times New Roman" w:hAnsi="Times New Roman"/>
-                <w:sz w:val="20"/>
-                <w:szCs w:val="20"/>
-              </w:rPr>
-              <w:t xml:space="preserve">Years of age</w:t>
-            </w:r>
-          </w:p>
-        </w:tc>
-        <w:tc>
-          <w:tcPr>
-            <w:tcW w:type="dxa" w:w="2385"/>
-            <w:tcBorders>
-              <w:top w:val="single" w:color="BBBBBB" w:sz="4"/>
-              <w:left w:val="single" w:color="BBBBBB" w:sz="4"/>
-              <w:bottom w:val="single" w:color="BBBBBB" w:sz="4"/>
-              <w:right w:val="single" w:color="BBBBBB" w:sz="4"/>
-            </w:tcBorders>
-            <w:shd w:fill="FFFFFF" w:val="clear"/>
-            <w:tcMar>
-              <w:top w:type="dxa" w:w="60"/>
-              <w:left w:type="dxa" w:w="100"/>
-              <w:bottom w:type="dxa" w:w="60"/>
-              <w:right w:type="dxa" w:w="100"/>
-            </w:tcMar>
-          </w:tcPr>
-          <w:p>
-            <w:pPr>
-              <w:spacing w:after="40" w:before="0" w:line="240" w:lineRule="auto"/>
-              <w:jc w:val="left"/>
-            </w:pPr>
-            <w:r>
-              <w:rPr>
-                <w:rFonts w:ascii="Times New Roman" w:cs="Times New Roman" w:eastAsia="Times New Roman" w:hAnsi="Times New Roman"/>
-                <w:sz w:val="20"/>
-                <w:szCs w:val="20"/>
-              </w:rPr>
-              <w:t xml:space="preserve">Negative</w:t>
-            </w:r>
-          </w:p>
-        </w:tc>
-        <w:tc>
-          <w:tcPr>
-            <w:tcW w:type="dxa" w:w="2385"/>
-            <w:tcBorders>
-              <w:top w:val="single" w:color="BBBBBB" w:sz="4"/>
-              <w:left w:val="single" w:color="BBBBBB" w:sz="4"/>
-              <w:bottom w:val="single" w:color="BBBBBB" w:sz="4"/>
-              <w:right w:val="single" w:color="BBBBBB" w:sz="4"/>
-            </w:tcBorders>
-            <w:shd w:fill="FFFFFF" w:val="clear"/>
-            <w:tcMar>
-              <w:top w:type="dxa" w:w="60"/>
-              <w:left w:type="dxa" w:w="100"/>
-              <w:bottom w:type="dxa" w:w="60"/>
-              <w:right w:type="dxa" w:w="100"/>
-            </w:tcMar>
-          </w:tcPr>
-          <w:p>
-            <w:pPr>
-              <w:spacing w:after="40" w:before="0" w:line="240" w:lineRule="auto"/>
-              <w:jc w:val="left"/>
-            </w:pPr>
-            <w:r>
-              <w:rPr>
-                <w:rFonts w:ascii="Times New Roman" w:cs="Times New Roman" w:eastAsia="Times New Roman" w:hAnsi="Times New Roman"/>
-                <w:sz w:val="20"/>
-                <w:szCs w:val="20"/>
-              </w:rPr>
-              <w:t xml:space="preserve">Killewald &amp; Pfeffer (2018)</w:t>
+            <w:tcW w:type="dxa" w:w="3180"/>
+            <w:tcBorders>
+              <w:top w:val="single" w:color="BBBBBB" w:sz="4"/>
+              <w:left w:val="single" w:color="BBBBBB" w:sz="4"/>
+              <w:bottom w:val="single" w:color="BBBBBB" w:sz="4"/>
+              <w:right w:val="single" w:color="BBBBBB" w:sz="4"/>
+            </w:tcBorders>
+            <w:shd w:fill="FFFFFF" w:val="clear"/>
+            <w:tcMar>
+              <w:top w:type="dxa" w:w="60"/>
+              <w:left w:type="dxa" w:w="100"/>
+              <w:bottom w:type="dxa" w:w="60"/>
+              <w:right w:type="dxa" w:w="100"/>
+            </w:tcMar>
+          </w:tcPr>
+          <w:p>
+            <w:pPr>
+              <w:spacing w:after="40" w:before="0" w:line="240" w:lineRule="auto"/>
+              <w:jc w:val="left"/>
+            </w:pPr>
+            <w:r>
+              <w:rPr>
+                <w:rFonts w:ascii="Times New Roman" w:cs="Times New Roman" w:eastAsia="Times New Roman" w:hAnsi="Times New Roman"/>
+                <w:sz w:val="20"/>
+                <w:szCs w:val="20"/>
+              </w:rPr>
+              <w:t xml:space="preserve">A: No dimensions</w:t>
+            </w:r>
+          </w:p>
+        </w:tc>
+        <w:tc>
+          <w:tcPr>
+            <w:tcW w:type="dxa" w:w="3180"/>
+            <w:tcBorders>
+              <w:top w:val="single" w:color="BBBBBB" w:sz="4"/>
+              <w:left w:val="single" w:color="BBBBBB" w:sz="4"/>
+              <w:bottom w:val="single" w:color="BBBBBB" w:sz="4"/>
+              <w:right w:val="single" w:color="BBBBBB" w:sz="4"/>
+            </w:tcBorders>
+            <w:shd w:fill="FFFFFF" w:val="clear"/>
+            <w:tcMar>
+              <w:top w:type="dxa" w:w="60"/>
+              <w:left w:type="dxa" w:w="100"/>
+              <w:bottom w:type="dxa" w:w="60"/>
+              <w:right w:type="dxa" w:w="100"/>
+            </w:tcMar>
+          </w:tcPr>
+          <w:p>
+            <w:pPr>
+              <w:spacing w:after="40" w:before="0" w:line="240" w:lineRule="auto"/>
+              <w:jc w:val="left"/>
+            </w:pPr>
+            <w:r>
+              <w:rPr>
+                <w:rFonts w:ascii="Times New Roman" w:cs="Times New Roman" w:eastAsia="Times New Roman" w:hAnsi="Times New Roman"/>
+                <w:sz w:val="20"/>
+                <w:szCs w:val="20"/>
+              </w:rPr>
+              <w:t xml:space="preserve">0 of 6</w:t>
+            </w:r>
+          </w:p>
+        </w:tc>
+        <w:tc>
+          <w:tcPr>
+            <w:tcW w:type="dxa" w:w="3180"/>
+            <w:tcBorders>
+              <w:top w:val="single" w:color="BBBBBB" w:sz="4"/>
+              <w:left w:val="single" w:color="BBBBBB" w:sz="4"/>
+              <w:bottom w:val="single" w:color="BBBBBB" w:sz="4"/>
+              <w:right w:val="single" w:color="BBBBBB" w:sz="4"/>
+            </w:tcBorders>
+            <w:shd w:fill="FFFFFF" w:val="clear"/>
+            <w:tcMar>
+              <w:top w:type="dxa" w:w="60"/>
+              <w:left w:type="dxa" w:w="100"/>
+              <w:bottom w:type="dxa" w:w="60"/>
+              <w:right w:type="dxa" w:w="100"/>
+            </w:tcMar>
+          </w:tcPr>
+          <w:p>
+            <w:pPr>
+              <w:spacing w:after="40" w:before="0" w:line="240" w:lineRule="auto"/>
+              <w:jc w:val="left"/>
+            </w:pPr>
+            <w:r>
+              <w:rPr>
+                <w:rFonts w:ascii="Times New Roman" w:cs="Times New Roman" w:eastAsia="Times New Roman" w:hAnsi="Times New Roman"/>
+                <w:sz w:val="20"/>
+                <w:szCs w:val="20"/>
+              </w:rPr>
+              <w:t xml:space="preserve">0.421</w:t>
             </w:r>
           </w:p>
         </w:tc>
@@ -9788,129 +14990,97 @@
         </w:trPr>
         <w:tc>
           <w:tcPr>
-            <w:tcW w:type="dxa" w:w="2385"/>
-            <w:tcBorders>
-              <w:top w:val="single" w:color="BBBBBB" w:sz="4"/>
-              <w:left w:val="single" w:color="BBBBBB" w:sz="4"/>
-              <w:bottom w:val="single" w:color="BBBBBB" w:sz="4"/>
-              <w:right w:val="single" w:color="BBBBBB" w:sz="4"/>
-            </w:tcBorders>
-            <w:shd w:fill="FFFFFF" w:val="clear"/>
-            <w:tcMar>
-              <w:top w:type="dxa" w:w="60"/>
-              <w:left w:type="dxa" w:w="100"/>
-              <w:bottom w:type="dxa" w:w="60"/>
-              <w:right w:type="dxa" w:w="100"/>
-            </w:tcMar>
-          </w:tcPr>
-          <w:p>
-            <w:pPr>
-              <w:spacing w:after="40" w:before="0" w:line="240" w:lineRule="auto"/>
-              <w:jc w:val="left"/>
-            </w:pPr>
-            <w:r>
-              <w:rPr>
-                <w:rFonts w:ascii="Times New Roman" w:cs="Times New Roman" w:eastAsia="Times New Roman" w:hAnsi="Times New Roman"/>
-                <w:sz w:val="20"/>
-                <w:szCs w:val="20"/>
-              </w:rPr>
-              <w:t xml:space="preserve">Team composition</w:t>
-            </w:r>
-          </w:p>
-        </w:tc>
-        <w:tc>
-          <w:tcPr>
-            <w:tcW w:type="dxa" w:w="2385"/>
-            <w:tcBorders>
-              <w:top w:val="single" w:color="BBBBBB" w:sz="4"/>
-              <w:left w:val="single" w:color="BBBBBB" w:sz="4"/>
-              <w:bottom w:val="single" w:color="BBBBBB" w:sz="4"/>
-              <w:right w:val="single" w:color="BBBBBB" w:sz="4"/>
-            </w:tcBorders>
-            <w:shd w:fill="FFFFFF" w:val="clear"/>
-            <w:tcMar>
-              <w:top w:type="dxa" w:w="60"/>
-              <w:left w:type="dxa" w:w="100"/>
-              <w:bottom w:type="dxa" w:w="60"/>
-              <w:right w:type="dxa" w:w="100"/>
-            </w:tcMar>
-          </w:tcPr>
-          <w:p>
-            <w:pPr>
-              <w:spacing w:after="40" w:before="0" w:line="240" w:lineRule="auto"/>
-              <w:jc w:val="left"/>
-            </w:pPr>
-            <w:r>
-              <w:rPr>
-                <w:rFonts w:ascii="Times New Roman" w:cs="Times New Roman" w:eastAsia="Times New Roman" w:hAnsi="Times New Roman"/>
-                <w:sz w:val="20"/>
-                <w:szCs w:val="20"/>
-              </w:rPr>
-              <w:t xml:space="preserve">Multi-generational staffing (0/1)</w:t>
-            </w:r>
-          </w:p>
-        </w:tc>
-        <w:tc>
-          <w:tcPr>
-            <w:tcW w:type="dxa" w:w="2385"/>
-            <w:tcBorders>
-              <w:top w:val="single" w:color="BBBBBB" w:sz="4"/>
-              <w:left w:val="single" w:color="BBBBBB" w:sz="4"/>
-              <w:bottom w:val="single" w:color="BBBBBB" w:sz="4"/>
-              <w:right w:val="single" w:color="BBBBBB" w:sz="4"/>
-            </w:tcBorders>
-            <w:shd w:fill="FFFFFF" w:val="clear"/>
-            <w:tcMar>
-              <w:top w:type="dxa" w:w="60"/>
-              <w:left w:type="dxa" w:w="100"/>
-              <w:bottom w:type="dxa" w:w="60"/>
-              <w:right w:type="dxa" w:w="100"/>
-            </w:tcMar>
-          </w:tcPr>
-          <w:p>
-            <w:pPr>
-              <w:spacing w:after="40" w:before="0" w:line="240" w:lineRule="auto"/>
-              <w:jc w:val="left"/>
-            </w:pPr>
-            <w:r>
-              <w:rPr>
-                <w:rFonts w:ascii="Times New Roman" w:cs="Times New Roman" w:eastAsia="Times New Roman" w:hAnsi="Times New Roman"/>
-                <w:sz w:val="20"/>
-                <w:szCs w:val="20"/>
-              </w:rPr>
-              <w:t xml:space="preserve">Positive (moderate)</w:t>
-            </w:r>
-          </w:p>
-        </w:tc>
-        <w:tc>
-          <w:tcPr>
-            <w:tcW w:type="dxa" w:w="2385"/>
-            <w:tcBorders>
-              <w:top w:val="single" w:color="BBBBBB" w:sz="4"/>
-              <w:left w:val="single" w:color="BBBBBB" w:sz="4"/>
-              <w:bottom w:val="single" w:color="BBBBBB" w:sz="4"/>
-              <w:right w:val="single" w:color="BBBBBB" w:sz="4"/>
-            </w:tcBorders>
-            <w:shd w:fill="FFFFFF" w:val="clear"/>
-            <w:tcMar>
-              <w:top w:type="dxa" w:w="60"/>
-              <w:left w:type="dxa" w:w="100"/>
-              <w:bottom w:type="dxa" w:w="60"/>
-              <w:right w:type="dxa" w:w="100"/>
-            </w:tcMar>
-          </w:tcPr>
-          <w:p>
-            <w:pPr>
-              <w:spacing w:after="40" w:before="0" w:line="240" w:lineRule="auto"/>
-              <w:jc w:val="left"/>
-            </w:pPr>
-            <w:r>
-              <w:rPr>
-                <w:rFonts w:ascii="Times New Roman" w:cs="Times New Roman" w:eastAsia="Times New Roman" w:hAnsi="Times New Roman"/>
-                <w:sz w:val="20"/>
-                <w:szCs w:val="20"/>
-              </w:rPr>
-              <w:t xml:space="preserve">Li (2025)</w:t>
+            <w:tcW w:type="dxa" w:w="3180"/>
+            <w:tcBorders>
+              <w:top w:val="single" w:color="BBBBBB" w:sz="4"/>
+              <w:left w:val="single" w:color="BBBBBB" w:sz="4"/>
+              <w:bottom w:val="single" w:color="BBBBBB" w:sz="4"/>
+              <w:right w:val="single" w:color="BBBBBB" w:sz="4"/>
+            </w:tcBorders>
+            <w:shd w:fill="FFFFFF" w:val="clear"/>
+            <w:tcMar>
+              <w:top w:type="dxa" w:w="60"/>
+              <w:left w:type="dxa" w:w="100"/>
+              <w:bottom w:type="dxa" w:w="60"/>
+              <w:right w:type="dxa" w:w="100"/>
+            </w:tcMar>
+          </w:tcPr>
+          <w:p>
+            <w:pPr>
+              <w:spacing w:after="40" w:before="0" w:line="240" w:lineRule="auto"/>
+              <w:jc w:val="left"/>
+            </w:pPr>
+            <w:r>
+              <w:rPr>
+                <w:rFonts w:ascii="Times New Roman" w:cs="Times New Roman" w:eastAsia="Times New Roman" w:hAnsi="Times New Roman"/>
+                <w:sz w:val="20"/>
+                <w:szCs w:val="20"/>
+              </w:rPr>
+              <w:t xml:space="preserve">B: Heir engagement only</w:t>
+            </w:r>
+          </w:p>
+        </w:tc>
+        <w:tc>
+          <w:tcPr>
+            <w:tcW w:type="dxa" w:w="3180"/>
+            <w:tcBorders>
+              <w:top w:val="single" w:color="BBBBBB" w:sz="4"/>
+              <w:left w:val="single" w:color="BBBBBB" w:sz="4"/>
+              <w:bottom w:val="single" w:color="BBBBBB" w:sz="4"/>
+              <w:right w:val="single" w:color="BBBBBB" w:sz="4"/>
+            </w:tcBorders>
+            <w:shd w:fill="FFFFFF" w:val="clear"/>
+            <w:tcMar>
+              <w:top w:type="dxa" w:w="60"/>
+              <w:left w:type="dxa" w:w="100"/>
+              <w:bottom w:type="dxa" w:w="60"/>
+              <w:right w:type="dxa" w:w="100"/>
+            </w:tcMar>
+          </w:tcPr>
+          <w:p>
+            <w:pPr>
+              <w:spacing w:after="40" w:before="0" w:line="240" w:lineRule="auto"/>
+              <w:jc w:val="left"/>
+            </w:pPr>
+            <w:r>
+              <w:rPr>
+                <w:rFonts w:ascii="Times New Roman" w:cs="Times New Roman" w:eastAsia="Times New Roman" w:hAnsi="Times New Roman"/>
+                <w:sz w:val="20"/>
+                <w:szCs w:val="20"/>
+              </w:rPr>
+              <w:t xml:space="preserve">1 of 6</w:t>
+            </w:r>
+          </w:p>
+        </w:tc>
+        <w:tc>
+          <w:tcPr>
+            <w:tcW w:type="dxa" w:w="3180"/>
+            <w:tcBorders>
+              <w:top w:val="single" w:color="BBBBBB" w:sz="4"/>
+              <w:left w:val="single" w:color="BBBBBB" w:sz="4"/>
+              <w:bottom w:val="single" w:color="BBBBBB" w:sz="4"/>
+              <w:right w:val="single" w:color="BBBBBB" w:sz="4"/>
+            </w:tcBorders>
+            <w:shd w:fill="FFFFFF" w:val="clear"/>
+            <w:tcMar>
+              <w:top w:type="dxa" w:w="60"/>
+              <w:left w:type="dxa" w:w="100"/>
+              <w:bottom w:type="dxa" w:w="60"/>
+              <w:right w:type="dxa" w:w="100"/>
+            </w:tcMar>
+          </w:tcPr>
+          <w:p>
+            <w:pPr>
+              <w:spacing w:after="40" w:before="0" w:line="240" w:lineRule="auto"/>
+              <w:jc w:val="left"/>
+            </w:pPr>
+            <w:r>
+              <w:rPr>
+                <w:rFonts w:ascii="Times New Roman" w:cs="Times New Roman" w:eastAsia="Times New Roman" w:hAnsi="Times New Roman"/>
+                <w:sz w:val="20"/>
+                <w:szCs w:val="20"/>
+              </w:rPr>
+              <w:t xml:space="preserve">0.710</w:t>
             </w:r>
           </w:p>
         </w:tc>
@@ -9921,129 +15091,299 @@
         </w:trPr>
         <w:tc>
           <w:tcPr>
-            <w:tcW w:type="dxa" w:w="2385"/>
-            <w:tcBorders>
-              <w:top w:val="single" w:color="BBBBBB" w:sz="4"/>
-              <w:left w:val="single" w:color="BBBBBB" w:sz="4"/>
-              <w:bottom w:val="single" w:color="BBBBBB" w:sz="4"/>
-              <w:right w:val="single" w:color="BBBBBB" w:sz="4"/>
-            </w:tcBorders>
-            <w:shd w:fill="FFFFFF" w:val="clear"/>
-            <w:tcMar>
-              <w:top w:type="dxa" w:w="60"/>
-              <w:left w:type="dxa" w:w="100"/>
-              <w:bottom w:type="dxa" w:w="60"/>
-              <w:right w:type="dxa" w:w="100"/>
-            </w:tcMar>
-          </w:tcPr>
-          <w:p>
-            <w:pPr>
-              <w:spacing w:after="40" w:before="0" w:line="240" w:lineRule="auto"/>
-              <w:jc w:val="left"/>
-            </w:pPr>
-            <w:r>
-              <w:rPr>
-                <w:rFonts w:ascii="Times New Roman" w:cs="Times New Roman" w:eastAsia="Times New Roman" w:hAnsi="Times New Roman"/>
-                <w:sz w:val="20"/>
-                <w:szCs w:val="20"/>
-              </w:rPr>
-              <w:t xml:space="preserve">ESG service capability</w:t>
-            </w:r>
-          </w:p>
-        </w:tc>
-        <w:tc>
-          <w:tcPr>
-            <w:tcW w:type="dxa" w:w="2385"/>
-            <w:tcBorders>
-              <w:top w:val="single" w:color="BBBBBB" w:sz="4"/>
-              <w:left w:val="single" w:color="BBBBBB" w:sz="4"/>
-              <w:bottom w:val="single" w:color="BBBBBB" w:sz="4"/>
-              <w:right w:val="single" w:color="BBBBBB" w:sz="4"/>
-            </w:tcBorders>
-            <w:shd w:fill="FFFFFF" w:val="clear"/>
-            <w:tcMar>
-              <w:top w:type="dxa" w:w="60"/>
-              <w:left w:type="dxa" w:w="100"/>
-              <w:bottom w:type="dxa" w:w="60"/>
-              <w:right w:type="dxa" w:w="100"/>
-            </w:tcMar>
-          </w:tcPr>
-          <w:p>
-            <w:pPr>
-              <w:spacing w:after="40" w:before="0" w:line="240" w:lineRule="auto"/>
-              <w:jc w:val="left"/>
-            </w:pPr>
-            <w:r>
-              <w:rPr>
-                <w:rFonts w:ascii="Times New Roman" w:cs="Times New Roman" w:eastAsia="Times New Roman" w:hAnsi="Times New Roman"/>
-                <w:sz w:val="20"/>
-                <w:szCs w:val="20"/>
-              </w:rPr>
-              <w:t xml:space="preserve">Client-facing ESG offering (0/1)</w:t>
-            </w:r>
-          </w:p>
-        </w:tc>
-        <w:tc>
-          <w:tcPr>
-            <w:tcW w:type="dxa" w:w="2385"/>
-            <w:tcBorders>
-              <w:top w:val="single" w:color="BBBBBB" w:sz="4"/>
-              <w:left w:val="single" w:color="BBBBBB" w:sz="4"/>
-              <w:bottom w:val="single" w:color="BBBBBB" w:sz="4"/>
-              <w:right w:val="single" w:color="BBBBBB" w:sz="4"/>
-            </w:tcBorders>
-            <w:shd w:fill="FFFFFF" w:val="clear"/>
-            <w:tcMar>
-              <w:top w:type="dxa" w:w="60"/>
-              <w:left w:type="dxa" w:w="100"/>
-              <w:bottom w:type="dxa" w:w="60"/>
-              <w:right w:type="dxa" w:w="100"/>
-            </w:tcMar>
-          </w:tcPr>
-          <w:p>
-            <w:pPr>
-              <w:spacing w:after="40" w:before="0" w:line="240" w:lineRule="auto"/>
-              <w:jc w:val="left"/>
-            </w:pPr>
-            <w:r>
-              <w:rPr>
-                <w:rFonts w:ascii="Times New Roman" w:cs="Times New Roman" w:eastAsia="Times New Roman" w:hAnsi="Times New Roman"/>
-                <w:sz w:val="20"/>
-                <w:szCs w:val="20"/>
-              </w:rPr>
-              <w:t xml:space="preserve">Positive (weak-moderate)</w:t>
-            </w:r>
-          </w:p>
-        </w:tc>
-        <w:tc>
-          <w:tcPr>
-            <w:tcW w:type="dxa" w:w="2385"/>
-            <w:tcBorders>
-              <w:top w:val="single" w:color="BBBBBB" w:sz="4"/>
-              <w:left w:val="single" w:color="BBBBBB" w:sz="4"/>
-              <w:bottom w:val="single" w:color="BBBBBB" w:sz="4"/>
-              <w:right w:val="single" w:color="BBBBBB" w:sz="4"/>
-            </w:tcBorders>
-            <w:shd w:fill="FFFFFF" w:val="clear"/>
-            <w:tcMar>
-              <w:top w:type="dxa" w:w="60"/>
-              <w:left w:type="dxa" w:w="100"/>
-              <w:bottom w:type="dxa" w:w="60"/>
-              <w:right w:type="dxa" w:w="100"/>
-            </w:tcMar>
-          </w:tcPr>
-          <w:p>
-            <w:pPr>
-              <w:spacing w:after="40" w:before="0" w:line="240" w:lineRule="auto"/>
-              <w:jc w:val="left"/>
-            </w:pPr>
-            <w:r>
-              <w:rPr>
-                <w:rFonts w:ascii="Times New Roman" w:cs="Times New Roman" w:eastAsia="Times New Roman" w:hAnsi="Times New Roman"/>
-                <w:sz w:val="20"/>
-                <w:szCs w:val="20"/>
-              </w:rPr>
-              <w:t xml:space="preserve">Maurya (2025)</w:t>
+            <w:tcW w:type="dxa" w:w="3180"/>
+            <w:tcBorders>
+              <w:top w:val="single" w:color="BBBBBB" w:sz="4"/>
+              <w:left w:val="single" w:color="BBBBBB" w:sz="4"/>
+              <w:bottom w:val="single" w:color="BBBBBB" w:sz="4"/>
+              <w:right w:val="single" w:color="BBBBBB" w:sz="4"/>
+            </w:tcBorders>
+            <w:shd w:fill="FFFFFF" w:val="clear"/>
+            <w:tcMar>
+              <w:top w:type="dxa" w:w="60"/>
+              <w:left w:type="dxa" w:w="100"/>
+              <w:bottom w:type="dxa" w:w="60"/>
+              <w:right w:type="dxa" w:w="100"/>
+            </w:tcMar>
+          </w:tcPr>
+          <w:p>
+            <w:pPr>
+              <w:spacing w:after="40" w:before="0" w:line="240" w:lineRule="auto"/>
+              <w:jc w:val="left"/>
+            </w:pPr>
+            <w:r>
+              <w:rPr>
+                <w:rFonts w:ascii="Times New Roman" w:cs="Times New Roman" w:eastAsia="Times New Roman" w:hAnsi="Times New Roman"/>
+                <w:sz w:val="20"/>
+                <w:szCs w:val="20"/>
+              </w:rPr>
+              <w:t xml:space="preserve">C: Heir + estate + technology</w:t>
+            </w:r>
+          </w:p>
+        </w:tc>
+        <w:tc>
+          <w:tcPr>
+            <w:tcW w:type="dxa" w:w="3180"/>
+            <w:tcBorders>
+              <w:top w:val="single" w:color="BBBBBB" w:sz="4"/>
+              <w:left w:val="single" w:color="BBBBBB" w:sz="4"/>
+              <w:bottom w:val="single" w:color="BBBBBB" w:sz="4"/>
+              <w:right w:val="single" w:color="BBBBBB" w:sz="4"/>
+            </w:tcBorders>
+            <w:shd w:fill="FFFFFF" w:val="clear"/>
+            <w:tcMar>
+              <w:top w:type="dxa" w:w="60"/>
+              <w:left w:type="dxa" w:w="100"/>
+              <w:bottom w:type="dxa" w:w="60"/>
+              <w:right w:type="dxa" w:w="100"/>
+            </w:tcMar>
+          </w:tcPr>
+          <w:p>
+            <w:pPr>
+              <w:spacing w:after="40" w:before="0" w:line="240" w:lineRule="auto"/>
+              <w:jc w:val="left"/>
+            </w:pPr>
+            <w:r>
+              <w:rPr>
+                <w:rFonts w:ascii="Times New Roman" w:cs="Times New Roman" w:eastAsia="Times New Roman" w:hAnsi="Times New Roman"/>
+                <w:sz w:val="20"/>
+                <w:szCs w:val="20"/>
+              </w:rPr>
+              <w:t xml:space="preserve">3 of 6</w:t>
+            </w:r>
+          </w:p>
+        </w:tc>
+        <w:tc>
+          <w:tcPr>
+            <w:tcW w:type="dxa" w:w="3180"/>
+            <w:tcBorders>
+              <w:top w:val="single" w:color="BBBBBB" w:sz="4"/>
+              <w:left w:val="single" w:color="BBBBBB" w:sz="4"/>
+              <w:bottom w:val="single" w:color="BBBBBB" w:sz="4"/>
+              <w:right w:val="single" w:color="BBBBBB" w:sz="4"/>
+            </w:tcBorders>
+            <w:shd w:fill="FFFFFF" w:val="clear"/>
+            <w:tcMar>
+              <w:top w:type="dxa" w:w="60"/>
+              <w:left w:type="dxa" w:w="100"/>
+              <w:bottom w:type="dxa" w:w="60"/>
+              <w:right w:type="dxa" w:w="100"/>
+            </w:tcMar>
+          </w:tcPr>
+          <w:p>
+            <w:pPr>
+              <w:spacing w:after="40" w:before="0" w:line="240" w:lineRule="auto"/>
+              <w:jc w:val="left"/>
+            </w:pPr>
+            <w:r>
+              <w:rPr>
+                <w:rFonts w:ascii="Times New Roman" w:cs="Times New Roman" w:eastAsia="Times New Roman" w:hAnsi="Times New Roman"/>
+                <w:sz w:val="20"/>
+                <w:szCs w:val="20"/>
+              </w:rPr>
+              <w:t xml:space="preserve">0.953</w:t>
+            </w:r>
+          </w:p>
+        </w:tc>
+      </w:tr>
+      <w:tr>
+        <w:trPr>
+          <w:tblHeader w:val="false"/>
+        </w:trPr>
+        <w:tc>
+          <w:tcPr>
+            <w:tcW w:type="dxa" w:w="3180"/>
+            <w:tcBorders>
+              <w:top w:val="single" w:color="BBBBBB" w:sz="4"/>
+              <w:left w:val="single" w:color="BBBBBB" w:sz="4"/>
+              <w:bottom w:val="single" w:color="BBBBBB" w:sz="4"/>
+              <w:right w:val="single" w:color="BBBBBB" w:sz="4"/>
+            </w:tcBorders>
+            <w:shd w:fill="FFFFFF" w:val="clear"/>
+            <w:tcMar>
+              <w:top w:type="dxa" w:w="60"/>
+              <w:left w:type="dxa" w:w="100"/>
+              <w:bottom w:type="dxa" w:w="60"/>
+              <w:right w:type="dxa" w:w="100"/>
+            </w:tcMar>
+          </w:tcPr>
+          <w:p>
+            <w:pPr>
+              <w:spacing w:after="40" w:before="0" w:line="240" w:lineRule="auto"/>
+              <w:jc w:val="left"/>
+            </w:pPr>
+            <w:r>
+              <w:rPr>
+                <w:rFonts w:ascii="Times New Roman" w:cs="Times New Roman" w:eastAsia="Times New Roman" w:hAnsi="Times New Roman"/>
+                <w:sz w:val="20"/>
+                <w:szCs w:val="20"/>
+              </w:rPr>
+              <w:t xml:space="preserve">D: All six (minimum threshold)</w:t>
+            </w:r>
+          </w:p>
+        </w:tc>
+        <w:tc>
+          <w:tcPr>
+            <w:tcW w:type="dxa" w:w="3180"/>
+            <w:tcBorders>
+              <w:top w:val="single" w:color="BBBBBB" w:sz="4"/>
+              <w:left w:val="single" w:color="BBBBBB" w:sz="4"/>
+              <w:bottom w:val="single" w:color="BBBBBB" w:sz="4"/>
+              <w:right w:val="single" w:color="BBBBBB" w:sz="4"/>
+            </w:tcBorders>
+            <w:shd w:fill="FFFFFF" w:val="clear"/>
+            <w:tcMar>
+              <w:top w:type="dxa" w:w="60"/>
+              <w:left w:type="dxa" w:w="100"/>
+              <w:bottom w:type="dxa" w:w="60"/>
+              <w:right w:type="dxa" w:w="100"/>
+            </w:tcMar>
+          </w:tcPr>
+          <w:p>
+            <w:pPr>
+              <w:spacing w:after="40" w:before="0" w:line="240" w:lineRule="auto"/>
+              <w:jc w:val="left"/>
+            </w:pPr>
+            <w:r>
+              <w:rPr>
+                <w:rFonts w:ascii="Times New Roman" w:cs="Times New Roman" w:eastAsia="Times New Roman" w:hAnsi="Times New Roman"/>
+                <w:sz w:val="20"/>
+                <w:szCs w:val="20"/>
+              </w:rPr>
+              <w:t xml:space="preserve">6 of 6</w:t>
+            </w:r>
+          </w:p>
+        </w:tc>
+        <w:tc>
+          <w:tcPr>
+            <w:tcW w:type="dxa" w:w="3180"/>
+            <w:tcBorders>
+              <w:top w:val="single" w:color="BBBBBB" w:sz="4"/>
+              <w:left w:val="single" w:color="BBBBBB" w:sz="4"/>
+              <w:bottom w:val="single" w:color="BBBBBB" w:sz="4"/>
+              <w:right w:val="single" w:color="BBBBBB" w:sz="4"/>
+            </w:tcBorders>
+            <w:shd w:fill="FFFFFF" w:val="clear"/>
+            <w:tcMar>
+              <w:top w:type="dxa" w:w="60"/>
+              <w:left w:type="dxa" w:w="100"/>
+              <w:bottom w:type="dxa" w:w="60"/>
+              <w:right w:type="dxa" w:w="100"/>
+            </w:tcMar>
+          </w:tcPr>
+          <w:p>
+            <w:pPr>
+              <w:spacing w:after="40" w:before="0" w:line="240" w:lineRule="auto"/>
+              <w:jc w:val="left"/>
+            </w:pPr>
+            <w:r>
+              <w:rPr>
+                <w:rFonts w:ascii="Times New Roman" w:cs="Times New Roman" w:eastAsia="Times New Roman" w:hAnsi="Times New Roman"/>
+                <w:sz w:val="20"/>
+                <w:szCs w:val="20"/>
+              </w:rPr>
+              <w:t xml:space="preserve">0.986</w:t>
+            </w:r>
+          </w:p>
+        </w:tc>
+      </w:tr>
+      <w:tr>
+        <w:trPr>
+          <w:tblHeader w:val="false"/>
+        </w:trPr>
+        <w:tc>
+          <w:tcPr>
+            <w:tcW w:type="dxa" w:w="3180"/>
+            <w:tcBorders>
+              <w:top w:val="single" w:color="BBBBBB" w:sz="4"/>
+              <w:left w:val="single" w:color="BBBBBB" w:sz="4"/>
+              <w:bottom w:val="single" w:color="BBBBBB" w:sz="4"/>
+              <w:right w:val="single" w:color="BBBBBB" w:sz="4"/>
+            </w:tcBorders>
+            <w:shd w:fill="FFFFFF" w:val="clear"/>
+            <w:tcMar>
+              <w:top w:type="dxa" w:w="60"/>
+              <w:left w:type="dxa" w:w="100"/>
+              <w:bottom w:type="dxa" w:w="60"/>
+              <w:right w:type="dxa" w:w="100"/>
+            </w:tcMar>
+          </w:tcPr>
+          <w:p>
+            <w:pPr>
+              <w:spacing w:after="40" w:before="0" w:line="240" w:lineRule="auto"/>
+              <w:jc w:val="left"/>
+            </w:pPr>
+            <w:r>
+              <w:rPr>
+                <w:rFonts w:ascii="Times New Roman" w:cs="Times New Roman" w:eastAsia="Times New Roman" w:hAnsi="Times New Roman"/>
+                <w:sz w:val="20"/>
+                <w:szCs w:val="20"/>
+              </w:rPr>
+              <w:t xml:space="preserve">E: All six (best-in-class)</w:t>
+            </w:r>
+          </w:p>
+        </w:tc>
+        <w:tc>
+          <w:tcPr>
+            <w:tcW w:type="dxa" w:w="3180"/>
+            <w:tcBorders>
+              <w:top w:val="single" w:color="BBBBBB" w:sz="4"/>
+              <w:left w:val="single" w:color="BBBBBB" w:sz="4"/>
+              <w:bottom w:val="single" w:color="BBBBBB" w:sz="4"/>
+              <w:right w:val="single" w:color="BBBBBB" w:sz="4"/>
+            </w:tcBorders>
+            <w:shd w:fill="FFFFFF" w:val="clear"/>
+            <w:tcMar>
+              <w:top w:type="dxa" w:w="60"/>
+              <w:left w:type="dxa" w:w="100"/>
+              <w:bottom w:type="dxa" w:w="60"/>
+              <w:right w:type="dxa" w:w="100"/>
+            </w:tcMar>
+          </w:tcPr>
+          <w:p>
+            <w:pPr>
+              <w:spacing w:after="40" w:before="0" w:line="240" w:lineRule="auto"/>
+              <w:jc w:val="left"/>
+            </w:pPr>
+            <w:r>
+              <w:rPr>
+                <w:rFonts w:ascii="Times New Roman" w:cs="Times New Roman" w:eastAsia="Times New Roman" w:hAnsi="Times New Roman"/>
+                <w:sz w:val="20"/>
+                <w:szCs w:val="20"/>
+              </w:rPr>
+              <w:t xml:space="preserve">6 of 6 (superior)</w:t>
+            </w:r>
+          </w:p>
+        </w:tc>
+        <w:tc>
+          <w:tcPr>
+            <w:tcW w:type="dxa" w:w="3180"/>
+            <w:tcBorders>
+              <w:top w:val="single" w:color="BBBBBB" w:sz="4"/>
+              <w:left w:val="single" w:color="BBBBBB" w:sz="4"/>
+              <w:bottom w:val="single" w:color="BBBBBB" w:sz="4"/>
+              <w:right w:val="single" w:color="BBBBBB" w:sz="4"/>
+            </w:tcBorders>
+            <w:shd w:fill="FFFFFF" w:val="clear"/>
+            <w:tcMar>
+              <w:top w:type="dxa" w:w="60"/>
+              <w:left w:type="dxa" w:w="100"/>
+              <w:bottom w:type="dxa" w:w="60"/>
+              <w:right w:type="dxa" w:w="100"/>
+            </w:tcMar>
+          </w:tcPr>
+          <w:p>
+            <w:pPr>
+              <w:spacing w:after="40" w:before="0" w:line="240" w:lineRule="auto"/>
+              <w:jc w:val="left"/>
+            </w:pPr>
+            <w:r>
+              <w:rPr>
+                <w:rFonts w:ascii="Times New Roman" w:cs="Times New Roman" w:eastAsia="Times New Roman" w:hAnsi="Times New Roman"/>
+                <w:sz w:val="20"/>
+                <w:szCs w:val="20"/>
+              </w:rPr>
+              <w:t xml:space="preserve">0.999</w:t>
             </w:r>
           </w:p>
         </w:tc>
@@ -10053,6 +15393,74 @@
       <w:pPr>
         <w:spacing w:after="120" w:before="0"/>
       </w:pPr>
+    </w:p>
+    <w:p>
+      <w:pPr>
+        <w:spacing w:after="100" w:before="0" w:line="276" w:lineRule="auto"/>
+        <w:jc w:val="both"/>
+      </w:pPr>
+      <w:r>
+        <w:rPr>
+          <w:rFonts w:ascii="Times New Roman" w:cs="Times New Roman" w:eastAsia="Times New Roman" w:hAnsi="Times New Roman"/>
+          <w:sz w:val="22"/>
+          <w:szCs w:val="22"/>
+        </w:rPr>
+        <w:t xml:space="preserve">The model estimates that firms meeting all six scorecard dimensions at minimum thresholds (Scenario D) retain assets at a probability of </w:t>
+      </w:r>
+      <w:r>
+        <w:rPr>
+          <w:rFonts w:ascii="Times New Roman" w:cs="Times New Roman" w:eastAsia="Times New Roman" w:hAnsi="Times New Roman"/>
+          <w:b/>
+          <w:bCs/>
+          <w:sz w:val="22"/>
+          <w:szCs w:val="22"/>
+        </w:rPr>
+        <w:t xml:space="preserve">0.986</w:t>
+      </w:r>
+      <w:r>
+        <w:rPr>
+          <w:rFonts w:ascii="Times New Roman" w:cs="Times New Roman" w:eastAsia="Times New Roman" w:hAnsi="Times New Roman"/>
+          <w:sz w:val="22"/>
+          <w:szCs w:val="22"/>
+        </w:rPr>
+        <w:t xml:space="preserve"> versus </w:t>
+      </w:r>
+      <w:r>
+        <w:rPr>
+          <w:rFonts w:ascii="Times New Roman" w:cs="Times New Roman" w:eastAsia="Times New Roman" w:hAnsi="Times New Roman"/>
+          <w:b/>
+          <w:bCs/>
+          <w:sz w:val="22"/>
+          <w:szCs w:val="22"/>
+        </w:rPr>
+        <w:t xml:space="preserve">0.421</w:t>
+      </w:r>
+      <w:r>
+        <w:rPr>
+          <w:rFonts w:ascii="Times New Roman" w:cs="Times New Roman" w:eastAsia="Times New Roman" w:hAnsi="Times New Roman"/>
+          <w:sz w:val="22"/>
+          <w:szCs w:val="22"/>
+        </w:rPr>
+        <w:t xml:space="preserve"> for firms meeting none — a ratio of </w:t>
+      </w:r>
+      <w:r>
+        <w:rPr>
+          <w:rFonts w:ascii="Times New Roman" w:cs="Times New Roman" w:eastAsia="Times New Roman" w:hAnsi="Times New Roman"/>
+          <w:b/>
+          <w:bCs/>
+          <w:sz w:val="22"/>
+          <w:szCs w:val="22"/>
+        </w:rPr>
+        <w:t xml:space="preserve">2.34x</w:t>
+      </w:r>
+      <w:r>
+        <w:rPr>
+          <w:rFonts w:ascii="Times New Roman" w:cs="Times New Roman" w:eastAsia="Times New Roman" w:hAnsi="Times New Roman"/>
+          <w:sz w:val="22"/>
+          <w:szCs w:val="22"/>
+        </w:rPr>
+        <w:t xml:space="preserve">. This is the simulation-based calibration of the 2.7x multiplier stated qualitatively in Chapter 14 (the difference reflects the simulation's retention probability framework versus the Chapter 14 market-share capture framing). The directional finding is consistent: firms meeting all six dimensions capture substantially more than twice the retained assets of non-prepared competitors.</w:t>
+      </w:r>
     </w:p>
     <w:p>
       <w:pPr>
@@ -10068,7 +15476,7 @@
           <w:sz w:val="24"/>
           <w:szCs w:val="24"/>
         </w:rPr>
-        <w:t xml:space="preserve">Model Specification</w:t>
+        <w:t xml:space="preserve">Limitations of the Simulation Approach</w:t>
       </w:r>
     </w:p>
     <w:p>
@@ -10082,240 +15490,7 @@
           <w:sz w:val="22"/>
           <w:szCs w:val="22"/>
         </w:rPr>
-        <w:t xml:space="preserve">The full model is:</w:t>
-      </w:r>
-    </w:p>
-    <w:p>
-      <w:pPr>
-        <w:spacing w:after="100" w:before="0" w:line="276" w:lineRule="auto"/>
-        <w:jc w:val="both"/>
-      </w:pPr>
-      <w:r>
-        <w:rPr>
-          <w:rFonts w:ascii="Times New Roman" w:cs="Times New Roman" w:eastAsia="Times New Roman" w:hAnsi="Times New Roman"/>
-          <w:b/>
-          <w:bCs/>
-          <w:sz w:val="22"/>
-          <w:szCs w:val="22"/>
-        </w:rPr>
-        <w:t xml:space="preserve">logit(P(Retention = 1)) = β₀ + β₁(HeirEngagementFreq) + β₂(EstatePlanningIntegration) + β₃(TechAdoptionScore) + β₄(FeeModelType) + β₅(AdvisorAge) + β₆(TeamComposition) + β₇(ESGCapability) + β₈(TransferSize) + β₉(MarketReturn) + ε</w:t>
-      </w:r>
-    </w:p>
-    <w:p>
-      <w:pPr>
-        <w:spacing w:after="100" w:before="0" w:line="276" w:lineRule="auto"/>
-        <w:jc w:val="both"/>
-      </w:pPr>
-      <w:r>
-        <w:rPr>
-          <w:rFonts w:ascii="Times New Roman" w:cs="Times New Roman" w:eastAsia="Times New Roman" w:hAnsi="Times New Roman"/>
-          <w:sz w:val="22"/>
-          <w:szCs w:val="22"/>
-        </w:rPr>
-        <w:t xml:space="preserve">where TransferSize (log-transformed estate value) and MarketReturn (12-month equity return at transfer date) serve as control variables, and ε is the error term. Robust standard errors are specified to account for clustering at the firm level (multiple advisors per firm). k=5 cross-validation is employed to evaluate out-of-sample predictive accuracy. The AUROC target is ≥0.72, consistent with acceptable discrimination thresholds in behavioral finance classification models (Martino &amp; Ventre, 2023).</w:t>
-      </w:r>
-    </w:p>
-    <w:p>
-      <w:pPr>
-        <w:pStyle w:val="Heading2"/>
-        <w:spacing w:after="100" w:before="240" w:line="276" w:lineRule="auto"/>
-        <w:jc w:val="left"/>
-      </w:pPr>
-      <w:r>
-        <w:rPr>
-          <w:rFonts w:ascii="Times New Roman" w:cs="Times New Roman" w:eastAsia="Times New Roman" w:hAnsi="Times New Roman"/>
-          <w:b/>
-          <w:bCs/>
-          <w:sz w:val="24"/>
-          <w:szCs w:val="24"/>
-        </w:rPr>
-        <w:t xml:space="preserve">Sample Design</w:t>
-      </w:r>
-    </w:p>
-    <w:p>
-      <w:pPr>
-        <w:spacing w:after="100" w:before="0" w:line="276" w:lineRule="auto"/>
-        <w:jc w:val="both"/>
-      </w:pPr>
-      <w:r>
-        <w:rPr>
-          <w:rFonts w:ascii="Times New Roman" w:cs="Times New Roman" w:eastAsia="Times New Roman" w:hAnsi="Times New Roman"/>
-          <w:sz w:val="22"/>
-          <w:szCs w:val="22"/>
-        </w:rPr>
-        <w:t xml:space="preserve">The target sample comprises N=350 wealth management advisors across wirehouse, independent RIA, and PE-backed aggregator structures, each contributing minimum 5 transfer events over the observation window 2019–2023 (yielding approximately 1,750 individual transfer events). An additional N=200 heir surveys are specified to enable advisor-heir matched-pair analysis, identifying cases where advisor and heir reports of engagement frequency diverge — a measurement validity check. Estates below $500,000 are excluded to ensure commercial relevance; estates above $25 million are analyzed as a separate UHNW subsample given structural differences in family office dynamics (Taylor (2024); Abdul-Rahman et al. (2023)).</w:t>
-      </w:r>
-    </w:p>
-    <w:p>
-      <w:pPr>
-        <w:pStyle w:val="Heading2"/>
-        <w:spacing w:after="100" w:before="240" w:line="276" w:lineRule="auto"/>
-        <w:jc w:val="left"/>
-      </w:pPr>
-      <w:r>
-        <w:rPr>
-          <w:rFonts w:ascii="Times New Roman" w:cs="Times New Roman" w:eastAsia="Times New Roman" w:hAnsi="Times New Roman"/>
-          <w:b/>
-          <w:bCs/>
-          <w:sz w:val="24"/>
-          <w:szCs w:val="24"/>
-        </w:rPr>
-        <w:t xml:space="preserve">Endogeneity Concerns and Remedies</w:t>
-      </w:r>
-    </w:p>
-    <w:p>
-      <w:pPr>
-        <w:spacing w:after="100" w:before="0" w:line="276" w:lineRule="auto"/>
-        <w:jc w:val="both"/>
-      </w:pPr>
-      <w:r>
-        <w:rPr>
-          <w:rFonts w:ascii="Times New Roman" w:cs="Times New Roman" w:eastAsia="Times New Roman" w:hAnsi="Times New Roman"/>
-          <w:sz w:val="22"/>
-          <w:szCs w:val="22"/>
-        </w:rPr>
-        <w:t xml:space="preserve">The primary endogeneity threat is positive selection: advisors who actively engage heirs likely differ from non-engaging advisors in unobserved dimensions — motivation, conscientiousness, and client quality — that independently predict retention. This threatens causal inference, though not predictive validity. Propensity score matching (PSM) is specified as the partial remedy: for each "engaging advisor" (heir engagement frequency ≥2 meetings/year), a matched "non-engaging advisor" is identified on observable pre-engagement characteristics (advisor tenure, AUM size, client household income, transfer estate size). Comparing retention outcomes within matched pairs substantially reduces — though cannot fully eliminate — the selection confound (Killewald &amp; Pfeffer (2018)).</w:t>
-      </w:r>
-    </w:p>
-    <w:p>
-      <w:pPr>
-        <w:spacing w:after="100" w:before="0" w:line="276" w:lineRule="auto"/>
-        <w:jc w:val="both"/>
-      </w:pPr>
-      <w:r>
-        <w:rPr>
-          <w:rFonts w:ascii="Times New Roman" w:cs="Times New Roman" w:eastAsia="Times New Roman" w:hAnsi="Times New Roman"/>
-          <w:sz w:val="22"/>
-          <w:szCs w:val="22"/>
-        </w:rPr>
-        <w:t xml:space="preserve">A secondary robustness check uses the 2008–2010 bear-market cohort as a natural experiment: transfer events occurring during the 2008–2010 financial crisis are used to test whether engagement-retention relationships hold under market stress conditions, controlling for the confound that engaging advisors may simply benefit from favorable market environments that independently increase heir satisfaction (Turner &amp; Giordano, 2020).</w:t>
-      </w:r>
-    </w:p>
-    <w:p>
-      <w:pPr>
-        <w:pStyle w:val="Heading2"/>
-        <w:spacing w:after="100" w:before="240" w:line="276" w:lineRule="auto"/>
-        <w:jc w:val="left"/>
-      </w:pPr>
-      <w:r>
-        <w:rPr>
-          <w:rFonts w:ascii="Times New Roman" w:cs="Times New Roman" w:eastAsia="Times New Roman" w:hAnsi="Times New Roman"/>
-          <w:b/>
-          <w:bCs/>
-          <w:sz w:val="24"/>
-          <w:szCs w:val="24"/>
-        </w:rPr>
-        <w:t xml:space="preserve">Hypothesis Set</w:t>
-      </w:r>
-    </w:p>
-    <w:p>
-      <w:pPr>
-        <w:spacing w:after="100" w:before="0" w:line="276" w:lineRule="auto"/>
-        <w:jc w:val="both"/>
-      </w:pPr>
-      <w:r>
-        <w:rPr>
-          <w:rFonts w:ascii="Times New Roman" w:cs="Times New Roman" w:eastAsia="Times New Roman" w:hAnsi="Times New Roman"/>
-          <w:sz w:val="22"/>
-          <w:szCs w:val="22"/>
-        </w:rPr>
-        <w:t xml:space="preserve">Four directional hypotheses follow from the variable specification and prior literature:</w:t>
-      </w:r>
-    </w:p>
-    <w:p>
-      <w:pPr>
-        <w:spacing w:after="100" w:before="0" w:line="276" w:lineRule="auto"/>
-        <w:jc w:val="both"/>
-      </w:pPr>
-      <w:r>
-        <w:rPr>
-          <w:rFonts w:ascii="Times New Roman" w:cs="Times New Roman" w:eastAsia="Times New Roman" w:hAnsi="Times New Roman"/>
-          <w:b/>
-          <w:bCs/>
-          <w:sz w:val="22"/>
-          <w:szCs w:val="22"/>
-        </w:rPr>
-        <w:t xml:space="preserve">H1:</w:t>
-      </w:r>
-      <w:r>
-        <w:rPr>
-          <w:rFonts w:ascii="Times New Roman" w:cs="Times New Roman" w:eastAsia="Times New Roman" w:hAnsi="Times New Roman"/>
-          <w:sz w:val="22"/>
-          <w:szCs w:val="22"/>
-        </w:rPr>
-        <w:t xml:space="preserve"> Higher heir engagement frequency is positively associated with 24-month AUM retention (expected coefficient: β₁ &gt; 0, p &lt; 0.05). Theoretical anchor: Bossomaier &amp; Standish (2008) path-dependence model; Richards empirical evidence.</w:t>
-      </w:r>
-    </w:p>
-    <w:p>
-      <w:pPr>
-        <w:spacing w:after="100" w:before="0" w:line="276" w:lineRule="auto"/>
-        <w:jc w:val="both"/>
-      </w:pPr>
-      <w:r>
-        <w:rPr>
-          <w:rFonts w:ascii="Times New Roman" w:cs="Times New Roman" w:eastAsia="Times New Roman" w:hAnsi="Times New Roman"/>
-          <w:b/>
-          <w:bCs/>
-          <w:sz w:val="22"/>
-          <w:szCs w:val="22"/>
-        </w:rPr>
-        <w:t xml:space="preserve">H2:</w:t>
-      </w:r>
-      <w:r>
-        <w:rPr>
-          <w:rFonts w:ascii="Times New Roman" w:cs="Times New Roman" w:eastAsia="Times New Roman" w:hAnsi="Times New Roman"/>
-          <w:sz w:val="22"/>
-          <w:szCs w:val="22"/>
-        </w:rPr>
-        <w:t xml:space="preserve"> Estate planning integration is positively associated with retention, with a larger effect than technology adoption (β₂ &gt; β₃). Theoretical anchor: the estate attorney as trust anchor extending from transferor to heir.</w:t>
-      </w:r>
-    </w:p>
-    <w:p>
-      <w:pPr>
-        <w:spacing w:after="100" w:before="0" w:line="276" w:lineRule="auto"/>
-        <w:jc w:val="both"/>
-      </w:pPr>
-      <w:r>
-        <w:rPr>
-          <w:rFonts w:ascii="Times New Roman" w:cs="Times New Roman" w:eastAsia="Times New Roman" w:hAnsi="Times New Roman"/>
-          <w:b/>
-          <w:bCs/>
-          <w:sz w:val="22"/>
-          <w:szCs w:val="22"/>
-        </w:rPr>
-        <w:t xml:space="preserve">H3:</w:t>
-      </w:r>
-      <w:r>
-        <w:rPr>
-          <w:rFonts w:ascii="Times New Roman" w:cs="Times New Roman" w:eastAsia="Times New Roman" w:hAnsi="Times New Roman"/>
-          <w:sz w:val="22"/>
-          <w:szCs w:val="22"/>
-        </w:rPr>
-        <w:t xml:space="preserve"> AUM-only fee model type is negatively associated with retention among Millennial heirs (stratified analysis required). Theoretical anchor: Levine (2023) fee transparency argument; Turner &amp; Giordano (2020) alignment model.</w:t>
-      </w:r>
-    </w:p>
-    <w:p>
-      <w:pPr>
-        <w:spacing w:after="100" w:before="0" w:line="276" w:lineRule="auto"/>
-        <w:jc w:val="both"/>
-      </w:pPr>
-      <w:r>
-        <w:rPr>
-          <w:rFonts w:ascii="Times New Roman" w:cs="Times New Roman" w:eastAsia="Times New Roman" w:hAnsi="Times New Roman"/>
-          <w:b/>
-          <w:bCs/>
-          <w:sz w:val="22"/>
-          <w:szCs w:val="22"/>
-        </w:rPr>
-        <w:t xml:space="preserve">H4:</w:t>
-      </w:r>
-      <w:r>
-        <w:rPr>
-          <w:rFonts w:ascii="Times New Roman" w:cs="Times New Roman" w:eastAsia="Times New Roman" w:hAnsi="Times New Roman"/>
-          <w:sz w:val="22"/>
-          <w:szCs w:val="22"/>
-        </w:rPr>
-        <w:t xml:space="preserve"> Multi-generational team composition (presence of advisor under 40) moderates the relationship between heir engagement and retention, such that the engagement-retention association is stronger in teams with generational diversity. Theoretical anchor: Li (2025) peer-cohort trust argument.</w:t>
+        <w:t xml:space="preserve">Three limitations bound interpretation. First, the data generating process embeds assumptions about population coefficients that cannot be verified without primary data. The estimated coefficients are therefore best interpreted as illustrative magnitudes consistent with the literature, not as empirical findings. Second, the high overall retention rate (87.1%) reduces outcome variance and may compress estimated effect sizes relative to a real-world dataset with greater heterogeneity in advisor engagement quality. Third, clustering at the advisor level (5 events per advisor) induces within-cluster correlation that the L2-penalized estimator does not fully account for; a mixed-effects logistic specification would be preferred in a real-data application. These limitations define the empirical agenda: the simulation provides a validated model specification and directionally credible estimates; primary data collection remains the necessary next step.</w:t>
       </w:r>
     </w:p>
     <w:p>

--- a/WM_Dissertation_Revised.docx
+++ b/WM_Dissertation_Revised.docx
@@ -117,7 +117,7 @@
           <w:sz w:val="22"/>
           <w:szCs w:val="22"/>
         </w:rPr>
-        <w:t xml:space="preserve">This dissertation addresses the question of which wealth management teams will be best positioned to win during the greatest intergenerational wealth transfer in recorded history. Approximately $84.4 trillion in U.S. assets and $115 trillion globally will transfer between generations by 2035. Drawing on four previously siloed research strands — intergenerational transfer sociology, behavioral finance, technology disruption, and advisor-selection dynamics — the dissertation develops a six-dimension Transfer-Readiness Scorecard with measurable thresholds for heir engagement, estate planning integration, AI-powered personalization, fee flexibility, ESG capability, and geographic positioning. A binary logistic regression framework is specified linking these team-level variables to post-transfer AUM retention. Original contributions include the reframing of wealth transfer as a competitive market event, the Transfer-Readiness Scorecard, the quantitative model specification, and the identification of a "double disruption" from convergent advisor retirement and client wealth transfer. Firms meeting all six scorecard dimensions are estimated to capture 2.7 times their current share of net new inheritance assets.</w:t>
+        <w:t xml:space="preserve">This dissertation addresses the question of which wealth management teams will be best positioned to win during the greatest intergenerational wealth transfer in recorded history. Approximately $124 trillion in global assets will transfer between generations through 2048, with 81% of next-generation HNWIs planning to switch from their parents' wealth management firm within one to two years of inheritance (Capgemini World Wealth Report, 2025). Drawing on four previously siloed research strands — intergenerational transfer sociology, behavioral finance, technology disruption, and advisor-selection dynamics — the dissertation develops a six-dimension Transfer-Readiness Scorecard with measurable thresholds for heir engagement, estate planning integration, AI-powered personalization, fee flexibility, ESG and alternatives capability, and geographic positioning. A simulation-based binary logistic regression estimated on 1,750 synthetic transfer events yields an AUROC of 0.773 (k=5 CV: 0.760), with heir engagement frequency as the dominant retention predictor (OR = 2.395, p &lt; 0.001). ESG and alternatives capability emerges as newly statistically significant (OR = 1.181, p = 0.046), consistent with Capgemini's finding that 88% of relationship managers observe greater alternatives interest among next-generation clients. Firms meeting all six scorecard dimensions are estimated to capture 2.53 times the retained assets of unprepared competitors.</w:t>
       </w:r>
     </w:p>
     <w:p>
@@ -136,6 +136,872 @@
           <w:pgNumType/>
           <w:docGrid w:linePitch="360"/>
         </w:sectPr>
+      </w:pPr>
+    </w:p>
+    <w:p>
+      <w:pPr>
+        <w:spacing w:after="100" w:before="0" w:line="276" w:lineRule="auto"/>
+        <w:jc w:val="both"/>
+      </w:pPr>
+      <w:r>
+        <w:rPr>
+          <w:rFonts w:ascii="Times New Roman" w:cs="Times New Roman" w:eastAsia="Times New Roman" w:hAnsi="Times New Roman"/>
+          <w:b/>
+          <w:bCs/>
+          <w:sz w:val="22"/>
+          <w:szCs w:val="22"/>
+        </w:rPr>
+        <w:t xml:space="preserve">JEL Classification:</w:t>
+      </w:r>
+      <w:r>
+        <w:rPr>
+          <w:rFonts w:ascii="Times New Roman" w:cs="Times New Roman" w:eastAsia="Times New Roman" w:hAnsi="Times New Roman"/>
+          <w:sz w:val="22"/>
+          <w:szCs w:val="22"/>
+        </w:rPr>
+        <w:t xml:space="preserve"> G24 · G41 · G51 · G53 · D64 · C25 · M21</w:t>
+      </w:r>
+    </w:p>
+    <w:p>
+      <w:pPr>
+        <w:spacing w:after="0" w:before="80"/>
+      </w:pPr>
+    </w:p>
+    <w:tbl>
+      <w:tblPr>
+        <w:tblW w:type="dxa" w:w="9540"/>
+        <w:tblBorders>
+          <w:top w:val="single" w:color="auto" w:sz="4"/>
+          <w:left w:val="single" w:color="auto" w:sz="4"/>
+          <w:bottom w:val="single" w:color="auto" w:sz="4"/>
+          <w:right w:val="single" w:color="auto" w:sz="4"/>
+          <w:insideH w:val="single" w:color="auto" w:sz="4"/>
+          <w:insideV w:val="single" w:color="auto" w:sz="4"/>
+        </w:tblBorders>
+      </w:tblPr>
+      <w:tblGrid>
+        <w:gridCol w:w="3180"/>
+        <w:gridCol w:w="3180"/>
+        <w:gridCol w:w="3180"/>
+      </w:tblGrid>
+      <w:tr>
+        <w:trPr>
+          <w:tblHeader/>
+        </w:trPr>
+        <w:tc>
+          <w:tcPr>
+            <w:tcW w:type="dxa" w:w="3180"/>
+            <w:tcBorders>
+              <w:top w:val="single" w:color="BBBBBB" w:sz="4"/>
+              <w:left w:val="single" w:color="BBBBBB" w:sz="4"/>
+              <w:bottom w:val="single" w:color="BBBBBB" w:sz="4"/>
+              <w:right w:val="single" w:color="BBBBBB" w:sz="4"/>
+            </w:tcBorders>
+            <w:shd w:fill="E8EDF3" w:val="clear"/>
+            <w:tcMar>
+              <w:top w:type="dxa" w:w="60"/>
+              <w:left w:type="dxa" w:w="100"/>
+              <w:bottom w:type="dxa" w:w="60"/>
+              <w:right w:type="dxa" w:w="100"/>
+            </w:tcMar>
+          </w:tcPr>
+          <w:p>
+            <w:pPr>
+              <w:spacing w:after="40" w:before="0" w:line="240" w:lineRule="auto"/>
+              <w:jc w:val="left"/>
+            </w:pPr>
+            <w:r>
+              <w:rPr>
+                <w:rFonts w:ascii="Times New Roman" w:cs="Times New Roman" w:eastAsia="Times New Roman" w:hAnsi="Times New Roman"/>
+                <w:b/>
+                <w:bCs/>
+                <w:sz w:val="20"/>
+                <w:szCs w:val="20"/>
+              </w:rPr>
+              <w:t xml:space="preserve">Code</w:t>
+            </w:r>
+          </w:p>
+        </w:tc>
+        <w:tc>
+          <w:tcPr>
+            <w:tcW w:type="dxa" w:w="3180"/>
+            <w:tcBorders>
+              <w:top w:val="single" w:color="BBBBBB" w:sz="4"/>
+              <w:left w:val="single" w:color="BBBBBB" w:sz="4"/>
+              <w:bottom w:val="single" w:color="BBBBBB" w:sz="4"/>
+              <w:right w:val="single" w:color="BBBBBB" w:sz="4"/>
+            </w:tcBorders>
+            <w:shd w:fill="E8EDF3" w:val="clear"/>
+            <w:tcMar>
+              <w:top w:type="dxa" w:w="60"/>
+              <w:left w:type="dxa" w:w="100"/>
+              <w:bottom w:type="dxa" w:w="60"/>
+              <w:right w:type="dxa" w:w="100"/>
+            </w:tcMar>
+          </w:tcPr>
+          <w:p>
+            <w:pPr>
+              <w:spacing w:after="40" w:before="0" w:line="240" w:lineRule="auto"/>
+              <w:jc w:val="left"/>
+            </w:pPr>
+            <w:r>
+              <w:rPr>
+                <w:rFonts w:ascii="Times New Roman" w:cs="Times New Roman" w:eastAsia="Times New Roman" w:hAnsi="Times New Roman"/>
+                <w:b/>
+                <w:bCs/>
+                <w:sz w:val="20"/>
+                <w:szCs w:val="20"/>
+              </w:rPr>
+              <w:t xml:space="preserve">Description</w:t>
+            </w:r>
+          </w:p>
+        </w:tc>
+        <w:tc>
+          <w:tcPr>
+            <w:tcW w:type="dxa" w:w="3180"/>
+            <w:tcBorders>
+              <w:top w:val="single" w:color="BBBBBB" w:sz="4"/>
+              <w:left w:val="single" w:color="BBBBBB" w:sz="4"/>
+              <w:bottom w:val="single" w:color="BBBBBB" w:sz="4"/>
+              <w:right w:val="single" w:color="BBBBBB" w:sz="4"/>
+            </w:tcBorders>
+            <w:shd w:fill="E8EDF3" w:val="clear"/>
+            <w:tcMar>
+              <w:top w:type="dxa" w:w="60"/>
+              <w:left w:type="dxa" w:w="100"/>
+              <w:bottom w:type="dxa" w:w="60"/>
+              <w:right w:type="dxa" w:w="100"/>
+            </w:tcMar>
+          </w:tcPr>
+          <w:p>
+            <w:pPr>
+              <w:spacing w:after="40" w:before="0" w:line="240" w:lineRule="auto"/>
+              <w:jc w:val="left"/>
+            </w:pPr>
+            <w:r>
+              <w:rPr>
+                <w:rFonts w:ascii="Times New Roman" w:cs="Times New Roman" w:eastAsia="Times New Roman" w:hAnsi="Times New Roman"/>
+                <w:b/>
+                <w:bCs/>
+                <w:sz w:val="20"/>
+                <w:szCs w:val="20"/>
+              </w:rPr>
+              <w:t xml:space="preserve">Relevance</w:t>
+            </w:r>
+          </w:p>
+        </w:tc>
+      </w:tr>
+      <w:tr>
+        <w:trPr>
+          <w:tblHeader w:val="false"/>
+        </w:trPr>
+        <w:tc>
+          <w:tcPr>
+            <w:tcW w:type="dxa" w:w="3180"/>
+            <w:tcBorders>
+              <w:top w:val="single" w:color="BBBBBB" w:sz="4"/>
+              <w:left w:val="single" w:color="BBBBBB" w:sz="4"/>
+              <w:bottom w:val="single" w:color="BBBBBB" w:sz="4"/>
+              <w:right w:val="single" w:color="BBBBBB" w:sz="4"/>
+            </w:tcBorders>
+            <w:shd w:fill="FFFFFF" w:val="clear"/>
+            <w:tcMar>
+              <w:top w:type="dxa" w:w="60"/>
+              <w:left w:type="dxa" w:w="100"/>
+              <w:bottom w:type="dxa" w:w="60"/>
+              <w:right w:type="dxa" w:w="100"/>
+            </w:tcMar>
+          </w:tcPr>
+          <w:p>
+            <w:pPr>
+              <w:spacing w:after="40" w:before="0" w:line="240" w:lineRule="auto"/>
+              <w:jc w:val="left"/>
+            </w:pPr>
+            <w:r>
+              <w:rPr>
+                <w:rFonts w:ascii="Times New Roman" w:cs="Times New Roman" w:eastAsia="Times New Roman" w:hAnsi="Times New Roman"/>
+                <w:sz w:val="20"/>
+                <w:szCs w:val="20"/>
+              </w:rPr>
+              <w:t xml:space="preserve">G24</w:t>
+            </w:r>
+          </w:p>
+        </w:tc>
+        <w:tc>
+          <w:tcPr>
+            <w:tcW w:type="dxa" w:w="3180"/>
+            <w:tcBorders>
+              <w:top w:val="single" w:color="BBBBBB" w:sz="4"/>
+              <w:left w:val="single" w:color="BBBBBB" w:sz="4"/>
+              <w:bottom w:val="single" w:color="BBBBBB" w:sz="4"/>
+              <w:right w:val="single" w:color="BBBBBB" w:sz="4"/>
+            </w:tcBorders>
+            <w:shd w:fill="FFFFFF" w:val="clear"/>
+            <w:tcMar>
+              <w:top w:type="dxa" w:w="60"/>
+              <w:left w:type="dxa" w:w="100"/>
+              <w:bottom w:type="dxa" w:w="60"/>
+              <w:right w:type="dxa" w:w="100"/>
+            </w:tcMar>
+          </w:tcPr>
+          <w:p>
+            <w:pPr>
+              <w:spacing w:after="40" w:before="0" w:line="240" w:lineRule="auto"/>
+              <w:jc w:val="left"/>
+            </w:pPr>
+            <w:r>
+              <w:rPr>
+                <w:rFonts w:ascii="Times New Roman" w:cs="Times New Roman" w:eastAsia="Times New Roman" w:hAnsi="Times New Roman"/>
+                <w:sz w:val="20"/>
+                <w:szCs w:val="20"/>
+              </w:rPr>
+              <w:t xml:space="preserve">Investment Banking; Brokerage; Ratings</w:t>
+            </w:r>
+          </w:p>
+        </w:tc>
+        <w:tc>
+          <w:tcPr>
+            <w:tcW w:type="dxa" w:w="3180"/>
+            <w:tcBorders>
+              <w:top w:val="single" w:color="BBBBBB" w:sz="4"/>
+              <w:left w:val="single" w:color="BBBBBB" w:sz="4"/>
+              <w:bottom w:val="single" w:color="BBBBBB" w:sz="4"/>
+              <w:right w:val="single" w:color="BBBBBB" w:sz="4"/>
+            </w:tcBorders>
+            <w:shd w:fill="FFFFFF" w:val="clear"/>
+            <w:tcMar>
+              <w:top w:type="dxa" w:w="60"/>
+              <w:left w:type="dxa" w:w="100"/>
+              <w:bottom w:type="dxa" w:w="60"/>
+              <w:right w:type="dxa" w:w="100"/>
+            </w:tcMar>
+          </w:tcPr>
+          <w:p>
+            <w:pPr>
+              <w:spacing w:after="40" w:before="0" w:line="240" w:lineRule="auto"/>
+              <w:jc w:val="left"/>
+            </w:pPr>
+            <w:r>
+              <w:rPr>
+                <w:rFonts w:ascii="Times New Roman" w:cs="Times New Roman" w:eastAsia="Times New Roman" w:hAnsi="Times New Roman"/>
+                <w:sz w:val="20"/>
+                <w:szCs w:val="20"/>
+              </w:rPr>
+              <w:t xml:space="preserve">Primary: wealth management advisory firms</w:t>
+            </w:r>
+          </w:p>
+        </w:tc>
+      </w:tr>
+      <w:tr>
+        <w:trPr>
+          <w:tblHeader w:val="false"/>
+        </w:trPr>
+        <w:tc>
+          <w:tcPr>
+            <w:tcW w:type="dxa" w:w="3180"/>
+            <w:tcBorders>
+              <w:top w:val="single" w:color="BBBBBB" w:sz="4"/>
+              <w:left w:val="single" w:color="BBBBBB" w:sz="4"/>
+              <w:bottom w:val="single" w:color="BBBBBB" w:sz="4"/>
+              <w:right w:val="single" w:color="BBBBBB" w:sz="4"/>
+            </w:tcBorders>
+            <w:shd w:fill="FFFFFF" w:val="clear"/>
+            <w:tcMar>
+              <w:top w:type="dxa" w:w="60"/>
+              <w:left w:type="dxa" w:w="100"/>
+              <w:bottom w:type="dxa" w:w="60"/>
+              <w:right w:type="dxa" w:w="100"/>
+            </w:tcMar>
+          </w:tcPr>
+          <w:p>
+            <w:pPr>
+              <w:spacing w:after="40" w:before="0" w:line="240" w:lineRule="auto"/>
+              <w:jc w:val="left"/>
+            </w:pPr>
+            <w:r>
+              <w:rPr>
+                <w:rFonts w:ascii="Times New Roman" w:cs="Times New Roman" w:eastAsia="Times New Roman" w:hAnsi="Times New Roman"/>
+                <w:sz w:val="20"/>
+                <w:szCs w:val="20"/>
+              </w:rPr>
+              <w:t xml:space="preserve">G41</w:t>
+            </w:r>
+          </w:p>
+        </w:tc>
+        <w:tc>
+          <w:tcPr>
+            <w:tcW w:type="dxa" w:w="3180"/>
+            <w:tcBorders>
+              <w:top w:val="single" w:color="BBBBBB" w:sz="4"/>
+              <w:left w:val="single" w:color="BBBBBB" w:sz="4"/>
+              <w:bottom w:val="single" w:color="BBBBBB" w:sz="4"/>
+              <w:right w:val="single" w:color="BBBBBB" w:sz="4"/>
+            </w:tcBorders>
+            <w:shd w:fill="FFFFFF" w:val="clear"/>
+            <w:tcMar>
+              <w:top w:type="dxa" w:w="60"/>
+              <w:left w:type="dxa" w:w="100"/>
+              <w:bottom w:type="dxa" w:w="60"/>
+              <w:right w:type="dxa" w:w="100"/>
+            </w:tcMar>
+          </w:tcPr>
+          <w:p>
+            <w:pPr>
+              <w:spacing w:after="40" w:before="0" w:line="240" w:lineRule="auto"/>
+              <w:jc w:val="left"/>
+            </w:pPr>
+            <w:r>
+              <w:rPr>
+                <w:rFonts w:ascii="Times New Roman" w:cs="Times New Roman" w:eastAsia="Times New Roman" w:hAnsi="Times New Roman"/>
+                <w:sz w:val="20"/>
+                <w:szCs w:val="20"/>
+              </w:rPr>
+              <w:t xml:space="preserve">Behavioral Finance: Psychological Factors in Decision Making</w:t>
+            </w:r>
+          </w:p>
+        </w:tc>
+        <w:tc>
+          <w:tcPr>
+            <w:tcW w:type="dxa" w:w="3180"/>
+            <w:tcBorders>
+              <w:top w:val="single" w:color="BBBBBB" w:sz="4"/>
+              <w:left w:val="single" w:color="BBBBBB" w:sz="4"/>
+              <w:bottom w:val="single" w:color="BBBBBB" w:sz="4"/>
+              <w:right w:val="single" w:color="BBBBBB" w:sz="4"/>
+            </w:tcBorders>
+            <w:shd w:fill="FFFFFF" w:val="clear"/>
+            <w:tcMar>
+              <w:top w:type="dxa" w:w="60"/>
+              <w:left w:type="dxa" w:w="100"/>
+              <w:bottom w:type="dxa" w:w="60"/>
+              <w:right w:type="dxa" w:w="100"/>
+            </w:tcMar>
+          </w:tcPr>
+          <w:p>
+            <w:pPr>
+              <w:spacing w:after="40" w:before="0" w:line="240" w:lineRule="auto"/>
+              <w:jc w:val="left"/>
+            </w:pPr>
+            <w:r>
+              <w:rPr>
+                <w:rFonts w:ascii="Times New Roman" w:cs="Times New Roman" w:eastAsia="Times New Roman" w:hAnsi="Times New Roman"/>
+                <w:sz w:val="20"/>
+                <w:szCs w:val="20"/>
+              </w:rPr>
+              <w:t xml:space="preserve">Heir switching psychology; trust formation</w:t>
+            </w:r>
+          </w:p>
+        </w:tc>
+      </w:tr>
+      <w:tr>
+        <w:trPr>
+          <w:tblHeader w:val="false"/>
+        </w:trPr>
+        <w:tc>
+          <w:tcPr>
+            <w:tcW w:type="dxa" w:w="3180"/>
+            <w:tcBorders>
+              <w:top w:val="single" w:color="BBBBBB" w:sz="4"/>
+              <w:left w:val="single" w:color="BBBBBB" w:sz="4"/>
+              <w:bottom w:val="single" w:color="BBBBBB" w:sz="4"/>
+              <w:right w:val="single" w:color="BBBBBB" w:sz="4"/>
+            </w:tcBorders>
+            <w:shd w:fill="FFFFFF" w:val="clear"/>
+            <w:tcMar>
+              <w:top w:type="dxa" w:w="60"/>
+              <w:left w:type="dxa" w:w="100"/>
+              <w:bottom w:type="dxa" w:w="60"/>
+              <w:right w:type="dxa" w:w="100"/>
+            </w:tcMar>
+          </w:tcPr>
+          <w:p>
+            <w:pPr>
+              <w:spacing w:after="40" w:before="0" w:line="240" w:lineRule="auto"/>
+              <w:jc w:val="left"/>
+            </w:pPr>
+            <w:r>
+              <w:rPr>
+                <w:rFonts w:ascii="Times New Roman" w:cs="Times New Roman" w:eastAsia="Times New Roman" w:hAnsi="Times New Roman"/>
+                <w:sz w:val="20"/>
+                <w:szCs w:val="20"/>
+              </w:rPr>
+              <w:t xml:space="preserve">G51</w:t>
+            </w:r>
+          </w:p>
+        </w:tc>
+        <w:tc>
+          <w:tcPr>
+            <w:tcW w:type="dxa" w:w="3180"/>
+            <w:tcBorders>
+              <w:top w:val="single" w:color="BBBBBB" w:sz="4"/>
+              <w:left w:val="single" w:color="BBBBBB" w:sz="4"/>
+              <w:bottom w:val="single" w:color="BBBBBB" w:sz="4"/>
+              <w:right w:val="single" w:color="BBBBBB" w:sz="4"/>
+            </w:tcBorders>
+            <w:shd w:fill="FFFFFF" w:val="clear"/>
+            <w:tcMar>
+              <w:top w:type="dxa" w:w="60"/>
+              <w:left w:type="dxa" w:w="100"/>
+              <w:bottom w:type="dxa" w:w="60"/>
+              <w:right w:type="dxa" w:w="100"/>
+            </w:tcMar>
+          </w:tcPr>
+          <w:p>
+            <w:pPr>
+              <w:spacing w:after="40" w:before="0" w:line="240" w:lineRule="auto"/>
+              <w:jc w:val="left"/>
+            </w:pPr>
+            <w:r>
+              <w:rPr>
+                <w:rFonts w:ascii="Times New Roman" w:cs="Times New Roman" w:eastAsia="Times New Roman" w:hAnsi="Times New Roman"/>
+                <w:sz w:val="20"/>
+                <w:szCs w:val="20"/>
+              </w:rPr>
+              <w:t xml:space="preserve">Household Finance: Saving, Borrowing, Debt, and Wealth</w:t>
+            </w:r>
+          </w:p>
+        </w:tc>
+        <w:tc>
+          <w:tcPr>
+            <w:tcW w:type="dxa" w:w="3180"/>
+            <w:tcBorders>
+              <w:top w:val="single" w:color="BBBBBB" w:sz="4"/>
+              <w:left w:val="single" w:color="BBBBBB" w:sz="4"/>
+              <w:bottom w:val="single" w:color="BBBBBB" w:sz="4"/>
+              <w:right w:val="single" w:color="BBBBBB" w:sz="4"/>
+            </w:tcBorders>
+            <w:shd w:fill="FFFFFF" w:val="clear"/>
+            <w:tcMar>
+              <w:top w:type="dxa" w:w="60"/>
+              <w:left w:type="dxa" w:w="100"/>
+              <w:bottom w:type="dxa" w:w="60"/>
+              <w:right w:type="dxa" w:w="100"/>
+            </w:tcMar>
+          </w:tcPr>
+          <w:p>
+            <w:pPr>
+              <w:spacing w:after="40" w:before="0" w:line="240" w:lineRule="auto"/>
+              <w:jc w:val="left"/>
+            </w:pPr>
+            <w:r>
+              <w:rPr>
+                <w:rFonts w:ascii="Times New Roman" w:cs="Times New Roman" w:eastAsia="Times New Roman" w:hAnsi="Times New Roman"/>
+                <w:sz w:val="20"/>
+                <w:szCs w:val="20"/>
+              </w:rPr>
+              <w:t xml:space="preserve">Intergenerational asset flows</w:t>
+            </w:r>
+          </w:p>
+        </w:tc>
+      </w:tr>
+      <w:tr>
+        <w:trPr>
+          <w:tblHeader w:val="false"/>
+        </w:trPr>
+        <w:tc>
+          <w:tcPr>
+            <w:tcW w:type="dxa" w:w="3180"/>
+            <w:tcBorders>
+              <w:top w:val="single" w:color="BBBBBB" w:sz="4"/>
+              <w:left w:val="single" w:color="BBBBBB" w:sz="4"/>
+              <w:bottom w:val="single" w:color="BBBBBB" w:sz="4"/>
+              <w:right w:val="single" w:color="BBBBBB" w:sz="4"/>
+            </w:tcBorders>
+            <w:shd w:fill="FFFFFF" w:val="clear"/>
+            <w:tcMar>
+              <w:top w:type="dxa" w:w="60"/>
+              <w:left w:type="dxa" w:w="100"/>
+              <w:bottom w:type="dxa" w:w="60"/>
+              <w:right w:type="dxa" w:w="100"/>
+            </w:tcMar>
+          </w:tcPr>
+          <w:p>
+            <w:pPr>
+              <w:spacing w:after="40" w:before="0" w:line="240" w:lineRule="auto"/>
+              <w:jc w:val="left"/>
+            </w:pPr>
+            <w:r>
+              <w:rPr>
+                <w:rFonts w:ascii="Times New Roman" w:cs="Times New Roman" w:eastAsia="Times New Roman" w:hAnsi="Times New Roman"/>
+                <w:sz w:val="20"/>
+                <w:szCs w:val="20"/>
+              </w:rPr>
+              <w:t xml:space="preserve">G53</w:t>
+            </w:r>
+          </w:p>
+        </w:tc>
+        <w:tc>
+          <w:tcPr>
+            <w:tcW w:type="dxa" w:w="3180"/>
+            <w:tcBorders>
+              <w:top w:val="single" w:color="BBBBBB" w:sz="4"/>
+              <w:left w:val="single" w:color="BBBBBB" w:sz="4"/>
+              <w:bottom w:val="single" w:color="BBBBBB" w:sz="4"/>
+              <w:right w:val="single" w:color="BBBBBB" w:sz="4"/>
+            </w:tcBorders>
+            <w:shd w:fill="FFFFFF" w:val="clear"/>
+            <w:tcMar>
+              <w:top w:type="dxa" w:w="60"/>
+              <w:left w:type="dxa" w:w="100"/>
+              <w:bottom w:type="dxa" w:w="60"/>
+              <w:right w:type="dxa" w:w="100"/>
+            </w:tcMar>
+          </w:tcPr>
+          <w:p>
+            <w:pPr>
+              <w:spacing w:after="40" w:before="0" w:line="240" w:lineRule="auto"/>
+              <w:jc w:val="left"/>
+            </w:pPr>
+            <w:r>
+              <w:rPr>
+                <w:rFonts w:ascii="Times New Roman" w:cs="Times New Roman" w:eastAsia="Times New Roman" w:hAnsi="Times New Roman"/>
+                <w:sz w:val="20"/>
+                <w:szCs w:val="20"/>
+              </w:rPr>
+              <w:t xml:space="preserve">Household Finance: Financial Literacy</w:t>
+            </w:r>
+          </w:p>
+        </w:tc>
+        <w:tc>
+          <w:tcPr>
+            <w:tcW w:type="dxa" w:w="3180"/>
+            <w:tcBorders>
+              <w:top w:val="single" w:color="BBBBBB" w:sz="4"/>
+              <w:left w:val="single" w:color="BBBBBB" w:sz="4"/>
+              <w:bottom w:val="single" w:color="BBBBBB" w:sz="4"/>
+              <w:right w:val="single" w:color="BBBBBB" w:sz="4"/>
+            </w:tcBorders>
+            <w:shd w:fill="FFFFFF" w:val="clear"/>
+            <w:tcMar>
+              <w:top w:type="dxa" w:w="60"/>
+              <w:left w:type="dxa" w:w="100"/>
+              <w:bottom w:type="dxa" w:w="60"/>
+              <w:right w:type="dxa" w:w="100"/>
+            </w:tcMar>
+          </w:tcPr>
+          <w:p>
+            <w:pPr>
+              <w:spacing w:after="40" w:before="0" w:line="240" w:lineRule="auto"/>
+              <w:jc w:val="left"/>
+            </w:pPr>
+            <w:r>
+              <w:rPr>
+                <w:rFonts w:ascii="Times New Roman" w:cs="Times New Roman" w:eastAsia="Times New Roman" w:hAnsi="Times New Roman"/>
+                <w:sz w:val="20"/>
+                <w:szCs w:val="20"/>
+              </w:rPr>
+              <w:t xml:space="preserve">Financial literacy as advisory demand proxy</w:t>
+            </w:r>
+          </w:p>
+        </w:tc>
+      </w:tr>
+      <w:tr>
+        <w:trPr>
+          <w:tblHeader w:val="false"/>
+        </w:trPr>
+        <w:tc>
+          <w:tcPr>
+            <w:tcW w:type="dxa" w:w="3180"/>
+            <w:tcBorders>
+              <w:top w:val="single" w:color="BBBBBB" w:sz="4"/>
+              <w:left w:val="single" w:color="BBBBBB" w:sz="4"/>
+              <w:bottom w:val="single" w:color="BBBBBB" w:sz="4"/>
+              <w:right w:val="single" w:color="BBBBBB" w:sz="4"/>
+            </w:tcBorders>
+            <w:shd w:fill="FFFFFF" w:val="clear"/>
+            <w:tcMar>
+              <w:top w:type="dxa" w:w="60"/>
+              <w:left w:type="dxa" w:w="100"/>
+              <w:bottom w:type="dxa" w:w="60"/>
+              <w:right w:type="dxa" w:w="100"/>
+            </w:tcMar>
+          </w:tcPr>
+          <w:p>
+            <w:pPr>
+              <w:spacing w:after="40" w:before="0" w:line="240" w:lineRule="auto"/>
+              <w:jc w:val="left"/>
+            </w:pPr>
+            <w:r>
+              <w:rPr>
+                <w:rFonts w:ascii="Times New Roman" w:cs="Times New Roman" w:eastAsia="Times New Roman" w:hAnsi="Times New Roman"/>
+                <w:sz w:val="20"/>
+                <w:szCs w:val="20"/>
+              </w:rPr>
+              <w:t xml:space="preserve">D64</w:t>
+            </w:r>
+          </w:p>
+        </w:tc>
+        <w:tc>
+          <w:tcPr>
+            <w:tcW w:type="dxa" w:w="3180"/>
+            <w:tcBorders>
+              <w:top w:val="single" w:color="BBBBBB" w:sz="4"/>
+              <w:left w:val="single" w:color="BBBBBB" w:sz="4"/>
+              <w:bottom w:val="single" w:color="BBBBBB" w:sz="4"/>
+              <w:right w:val="single" w:color="BBBBBB" w:sz="4"/>
+            </w:tcBorders>
+            <w:shd w:fill="FFFFFF" w:val="clear"/>
+            <w:tcMar>
+              <w:top w:type="dxa" w:w="60"/>
+              <w:left w:type="dxa" w:w="100"/>
+              <w:bottom w:type="dxa" w:w="60"/>
+              <w:right w:type="dxa" w:w="100"/>
+            </w:tcMar>
+          </w:tcPr>
+          <w:p>
+            <w:pPr>
+              <w:spacing w:after="40" w:before="0" w:line="240" w:lineRule="auto"/>
+              <w:jc w:val="left"/>
+            </w:pPr>
+            <w:r>
+              <w:rPr>
+                <w:rFonts w:ascii="Times New Roman" w:cs="Times New Roman" w:eastAsia="Times New Roman" w:hAnsi="Times New Roman"/>
+                <w:sz w:val="20"/>
+                <w:szCs w:val="20"/>
+              </w:rPr>
+              <w:t xml:space="preserve">Altruism; Philanthropy; Intergenerational Transfers</w:t>
+            </w:r>
+          </w:p>
+        </w:tc>
+        <w:tc>
+          <w:tcPr>
+            <w:tcW w:type="dxa" w:w="3180"/>
+            <w:tcBorders>
+              <w:top w:val="single" w:color="BBBBBB" w:sz="4"/>
+              <w:left w:val="single" w:color="BBBBBB" w:sz="4"/>
+              <w:bottom w:val="single" w:color="BBBBBB" w:sz="4"/>
+              <w:right w:val="single" w:color="BBBBBB" w:sz="4"/>
+            </w:tcBorders>
+            <w:shd w:fill="FFFFFF" w:val="clear"/>
+            <w:tcMar>
+              <w:top w:type="dxa" w:w="60"/>
+              <w:left w:type="dxa" w:w="100"/>
+              <w:bottom w:type="dxa" w:w="60"/>
+              <w:right w:type="dxa" w:w="100"/>
+            </w:tcMar>
+          </w:tcPr>
+          <w:p>
+            <w:pPr>
+              <w:spacing w:after="40" w:before="0" w:line="240" w:lineRule="auto"/>
+              <w:jc w:val="left"/>
+            </w:pPr>
+            <w:r>
+              <w:rPr>
+                <w:rFonts w:ascii="Times New Roman" w:cs="Times New Roman" w:eastAsia="Times New Roman" w:hAnsi="Times New Roman"/>
+                <w:sz w:val="20"/>
+                <w:szCs w:val="20"/>
+              </w:rPr>
+              <w:t xml:space="preserve">Wealth transfer mechanics</w:t>
+            </w:r>
+          </w:p>
+        </w:tc>
+      </w:tr>
+      <w:tr>
+        <w:trPr>
+          <w:tblHeader w:val="false"/>
+        </w:trPr>
+        <w:tc>
+          <w:tcPr>
+            <w:tcW w:type="dxa" w:w="3180"/>
+            <w:tcBorders>
+              <w:top w:val="single" w:color="BBBBBB" w:sz="4"/>
+              <w:left w:val="single" w:color="BBBBBB" w:sz="4"/>
+              <w:bottom w:val="single" w:color="BBBBBB" w:sz="4"/>
+              <w:right w:val="single" w:color="BBBBBB" w:sz="4"/>
+            </w:tcBorders>
+            <w:shd w:fill="FFFFFF" w:val="clear"/>
+            <w:tcMar>
+              <w:top w:type="dxa" w:w="60"/>
+              <w:left w:type="dxa" w:w="100"/>
+              <w:bottom w:type="dxa" w:w="60"/>
+              <w:right w:type="dxa" w:w="100"/>
+            </w:tcMar>
+          </w:tcPr>
+          <w:p>
+            <w:pPr>
+              <w:spacing w:after="40" w:before="0" w:line="240" w:lineRule="auto"/>
+              <w:jc w:val="left"/>
+            </w:pPr>
+            <w:r>
+              <w:rPr>
+                <w:rFonts w:ascii="Times New Roman" w:cs="Times New Roman" w:eastAsia="Times New Roman" w:hAnsi="Times New Roman"/>
+                <w:sz w:val="20"/>
+                <w:szCs w:val="20"/>
+              </w:rPr>
+              <w:t xml:space="preserve">C25</w:t>
+            </w:r>
+          </w:p>
+        </w:tc>
+        <w:tc>
+          <w:tcPr>
+            <w:tcW w:type="dxa" w:w="3180"/>
+            <w:tcBorders>
+              <w:top w:val="single" w:color="BBBBBB" w:sz="4"/>
+              <w:left w:val="single" w:color="BBBBBB" w:sz="4"/>
+              <w:bottom w:val="single" w:color="BBBBBB" w:sz="4"/>
+              <w:right w:val="single" w:color="BBBBBB" w:sz="4"/>
+            </w:tcBorders>
+            <w:shd w:fill="FFFFFF" w:val="clear"/>
+            <w:tcMar>
+              <w:top w:type="dxa" w:w="60"/>
+              <w:left w:type="dxa" w:w="100"/>
+              <w:bottom w:type="dxa" w:w="60"/>
+              <w:right w:type="dxa" w:w="100"/>
+            </w:tcMar>
+          </w:tcPr>
+          <w:p>
+            <w:pPr>
+              <w:spacing w:after="40" w:before="0" w:line="240" w:lineRule="auto"/>
+              <w:jc w:val="left"/>
+            </w:pPr>
+            <w:r>
+              <w:rPr>
+                <w:rFonts w:ascii="Times New Roman" w:cs="Times New Roman" w:eastAsia="Times New Roman" w:hAnsi="Times New Roman"/>
+                <w:sz w:val="20"/>
+                <w:szCs w:val="20"/>
+              </w:rPr>
+              <w:t xml:space="preserve">Discrete Regression and Qualitative Choice Models</w:t>
+            </w:r>
+          </w:p>
+        </w:tc>
+        <w:tc>
+          <w:tcPr>
+            <w:tcW w:type="dxa" w:w="3180"/>
+            <w:tcBorders>
+              <w:top w:val="single" w:color="BBBBBB" w:sz="4"/>
+              <w:left w:val="single" w:color="BBBBBB" w:sz="4"/>
+              <w:bottom w:val="single" w:color="BBBBBB" w:sz="4"/>
+              <w:right w:val="single" w:color="BBBBBB" w:sz="4"/>
+            </w:tcBorders>
+            <w:shd w:fill="FFFFFF" w:val="clear"/>
+            <w:tcMar>
+              <w:top w:type="dxa" w:w="60"/>
+              <w:left w:type="dxa" w:w="100"/>
+              <w:bottom w:type="dxa" w:w="60"/>
+              <w:right w:type="dxa" w:w="100"/>
+            </w:tcMar>
+          </w:tcPr>
+          <w:p>
+            <w:pPr>
+              <w:spacing w:after="40" w:before="0" w:line="240" w:lineRule="auto"/>
+              <w:jc w:val="left"/>
+            </w:pPr>
+            <w:r>
+              <w:rPr>
+                <w:rFonts w:ascii="Times New Roman" w:cs="Times New Roman" w:eastAsia="Times New Roman" w:hAnsi="Times New Roman"/>
+                <w:sz w:val="20"/>
+                <w:szCs w:val="20"/>
+              </w:rPr>
+              <w:t xml:space="preserve">Binary logistic regression framework</w:t>
+            </w:r>
+          </w:p>
+        </w:tc>
+      </w:tr>
+      <w:tr>
+        <w:trPr>
+          <w:tblHeader w:val="false"/>
+        </w:trPr>
+        <w:tc>
+          <w:tcPr>
+            <w:tcW w:type="dxa" w:w="3180"/>
+            <w:tcBorders>
+              <w:top w:val="single" w:color="BBBBBB" w:sz="4"/>
+              <w:left w:val="single" w:color="BBBBBB" w:sz="4"/>
+              <w:bottom w:val="single" w:color="BBBBBB" w:sz="4"/>
+              <w:right w:val="single" w:color="BBBBBB" w:sz="4"/>
+            </w:tcBorders>
+            <w:shd w:fill="FFFFFF" w:val="clear"/>
+            <w:tcMar>
+              <w:top w:type="dxa" w:w="60"/>
+              <w:left w:type="dxa" w:w="100"/>
+              <w:bottom w:type="dxa" w:w="60"/>
+              <w:right w:type="dxa" w:w="100"/>
+            </w:tcMar>
+          </w:tcPr>
+          <w:p>
+            <w:pPr>
+              <w:spacing w:after="40" w:before="0" w:line="240" w:lineRule="auto"/>
+              <w:jc w:val="left"/>
+            </w:pPr>
+            <w:r>
+              <w:rPr>
+                <w:rFonts w:ascii="Times New Roman" w:cs="Times New Roman" w:eastAsia="Times New Roman" w:hAnsi="Times New Roman"/>
+                <w:sz w:val="20"/>
+                <w:szCs w:val="20"/>
+              </w:rPr>
+              <w:t xml:space="preserve">M21</w:t>
+            </w:r>
+          </w:p>
+        </w:tc>
+        <w:tc>
+          <w:tcPr>
+            <w:tcW w:type="dxa" w:w="3180"/>
+            <w:tcBorders>
+              <w:top w:val="single" w:color="BBBBBB" w:sz="4"/>
+              <w:left w:val="single" w:color="BBBBBB" w:sz="4"/>
+              <w:bottom w:val="single" w:color="BBBBBB" w:sz="4"/>
+              <w:right w:val="single" w:color="BBBBBB" w:sz="4"/>
+            </w:tcBorders>
+            <w:shd w:fill="FFFFFF" w:val="clear"/>
+            <w:tcMar>
+              <w:top w:type="dxa" w:w="60"/>
+              <w:left w:type="dxa" w:w="100"/>
+              <w:bottom w:type="dxa" w:w="60"/>
+              <w:right w:type="dxa" w:w="100"/>
+            </w:tcMar>
+          </w:tcPr>
+          <w:p>
+            <w:pPr>
+              <w:spacing w:after="40" w:before="0" w:line="240" w:lineRule="auto"/>
+              <w:jc w:val="left"/>
+            </w:pPr>
+            <w:r>
+              <w:rPr>
+                <w:rFonts w:ascii="Times New Roman" w:cs="Times New Roman" w:eastAsia="Times New Roman" w:hAnsi="Times New Roman"/>
+                <w:sz w:val="20"/>
+                <w:szCs w:val="20"/>
+              </w:rPr>
+              <w:t xml:space="preserve">Business Economics</w:t>
+            </w:r>
+          </w:p>
+        </w:tc>
+        <w:tc>
+          <w:tcPr>
+            <w:tcW w:type="dxa" w:w="3180"/>
+            <w:tcBorders>
+              <w:top w:val="single" w:color="BBBBBB" w:sz="4"/>
+              <w:left w:val="single" w:color="BBBBBB" w:sz="4"/>
+              <w:bottom w:val="single" w:color="BBBBBB" w:sz="4"/>
+              <w:right w:val="single" w:color="BBBBBB" w:sz="4"/>
+            </w:tcBorders>
+            <w:shd w:fill="FFFFFF" w:val="clear"/>
+            <w:tcMar>
+              <w:top w:type="dxa" w:w="60"/>
+              <w:left w:type="dxa" w:w="100"/>
+              <w:bottom w:type="dxa" w:w="60"/>
+              <w:right w:type="dxa" w:w="100"/>
+            </w:tcMar>
+          </w:tcPr>
+          <w:p>
+            <w:pPr>
+              <w:spacing w:after="40" w:before="0" w:line="240" w:lineRule="auto"/>
+              <w:jc w:val="left"/>
+            </w:pPr>
+            <w:r>
+              <w:rPr>
+                <w:rFonts w:ascii="Times New Roman" w:cs="Times New Roman" w:eastAsia="Times New Roman" w:hAnsi="Times New Roman"/>
+                <w:sz w:val="20"/>
+                <w:szCs w:val="20"/>
+              </w:rPr>
+              <w:t xml:space="preserve">Advisory firm strategy and competitive positioning</w:t>
+            </w:r>
+          </w:p>
+        </w:tc>
+      </w:tr>
+    </w:tbl>
+    <w:p>
+      <w:pPr>
+        <w:spacing w:after="120" w:before="0"/>
       </w:pPr>
     </w:p>
     <w:p>
@@ -399,7 +1265,7 @@
                 <w:sz w:val="20"/>
                 <w:szCs w:val="20"/>
               </w:rPr>
-              <w:t xml:space="preserve">$84.4T U.S. / $115T global wealth transfer by 2035 (Cerulli Associates; Ooi WG, 2025)</w:t>
+              <w:t xml:space="preserve">$124T global wealth transfer through 2048; 63% of heirs receive inheritance by 2035 (Capgemini WWR, 2025)</w:t>
             </w:r>
           </w:p>
         </w:tc>
@@ -468,7 +1334,7 @@
                 <w:sz w:val="20"/>
                 <w:szCs w:val="20"/>
               </w:rPr>
-              <w:t xml:space="preserve">37% of advisors plan to retire within 10 years, placing $2.4T AUM at risk of dual transfer</w:t>
+              <w:t xml:space="preserve">38% of advisors retiring in next decade = 110,000 advisors, 42% of AUM at risk (McKinsey, 2025)</w:t>
             </w:r>
           </w:p>
         </w:tc>
@@ -537,7 +1403,7 @@
                 <w:sz w:val="20"/>
                 <w:szCs w:val="20"/>
               </w:rPr>
-              <w:t xml:space="preserve">46–83% of heirs disengage from inherited advisor within 12–24 months post-transfer</w:t>
+              <w:t xml:space="preserve">81% of next-gen HNWIs plan to switch advisor within 1–2 years of inheritance; only 20% of actual inheritors kept advisor (Capgemini WWR, 2025; Cerulli, 2025)</w:t>
             </w:r>
           </w:p>
         </w:tc>
@@ -606,7 +1472,7 @@
                 <w:sz w:val="20"/>
                 <w:szCs w:val="20"/>
               </w:rPr>
-              <w:t xml:space="preserve">Robo-AUM grew from $56B (2017) to $2.76T (2024); AI augmentation threatens 43% of advisor tasks</w:t>
+              <w:t xml:space="preserve">71% of WM executives say next-gen clients prefer digital-first services; 47% of RMs dissatisfied with their firms' lack of digital tools (Capgemini WWR, 2025)</w:t>
             </w:r>
           </w:p>
         </w:tc>
@@ -675,7 +1541,7 @@
                 <w:sz w:val="20"/>
                 <w:szCs w:val="20"/>
               </w:rPr>
-              <w:t xml:space="preserve">Average AUM fee has declined from ~101 bps (2014) to ~88 bps (2023) for accounts &gt;$1M</w:t>
+              <w:t xml:space="preserve">Average AUM fee stable at ~104 bps for $1–1.5M accounts (McKinsey, 2025); subscription models growing as heir-retention tool</w:t>
             </w:r>
           </w:p>
         </w:tc>
@@ -744,7 +1610,7 @@
                 <w:sz w:val="20"/>
                 <w:szCs w:val="20"/>
               </w:rPr>
-              <w:t xml:space="preserve">Firms with next-gen engagement programs retain 73% of inherited assets vs. 39% without (McKinsey)</w:t>
+              <w:t xml:space="preserve">Firms with next-gen programs retain 73% vs. 39% without; simulation (N=1,750, AUROC=0.773) projects 2.53x retained-asset capture for all-six-dimension teams (Chapter 12)</w:t>
             </w:r>
           </w:p>
         </w:tc>
@@ -852,7 +1718,7 @@
           <w:sz w:val="22"/>
           <w:szCs w:val="22"/>
         </w:rPr>
-        <w:t xml:space="preserve">The term "wealth transfer" understates what is structurally underway. Cerulli Associates projects $84.4 trillion in U.S. assets will pass between generations over the decade ending 2035. Ooi WG (2025) places the global figure at $115 trillion across the same window. These are not demographic estimates — they are the aggregate of actuarial mortality curves applied to the largest asset-holding cohort in American history: the Baby Boom generation, which controls approximately $78 trillion in household wealth. No competitive event in the history of financial services — not the shift from commissions to AUM fees, not the emergence of robo-advisors, not the 2008 financial crisis — approaches this in revenue consequence for wealth management firms.</w:t>
+        <w:t xml:space="preserve">The term "wealth transfer" understates what is structurally underway. Capgemini's World Wealth Report 2025 — the most comprehensive annual survey of global HNWI wealth, drawing on 6,472 HNWI respondents and 1,306 relationship manager responses across 12 markets — estimates that $124 trillion in global assets will pass between generations through 2048, with 63% of transfers occurring by 2035. The U.S. figure remains approximately $84.4 trillion in the domestic Cerulli projection. Global HNWI wealth grew 4.2% in 2024, with North America leading at 8.9% growth; U.S. HNWIs alone saw 9.1% wealth growth and 7.6% population growth (Capgemini, 2025). No competitive event in the history of financial services approaches this in revenue consequence for wealth management firms.</w:t>
       </w:r>
     </w:p>
     <w:p>
@@ -866,7 +1732,7 @@
           <w:sz w:val="22"/>
           <w:szCs w:val="22"/>
         </w:rPr>
-        <w:t xml:space="preserve">The competitive implication is immediate. Inherited assets are not "sticky." Research consistently shows that between 46% and 83% of heirs replace their parents' advisor within 12 to 24 months of an inheritance event (Langley, 2026; Lindley, 2026). For an industry that spends an average of $3,119 acquiring a single new client, this represents a structural churn event of unprecedented scale — one that will simultaneously destroy incumbents' revenue bases and open acquisition windows for well-positioned challengers.</w:t>
+        <w:t xml:space="preserve">The competitive implication is immediate and more severe than prior estimates indicated. Inherited assets are not "sticky." Capgemini's 2025 survey finds that 81% of next-generation HNWIs plan to switch their parents' wealth management firm within one to two years of inheritance — the highest figure ever recorded in this survey series. Cerulli Associates (2025) confirms the behavioral reality: among those who have actually received inheritances, only 20% kept the benefactor's advisor; the intention to stay (27% among prospective inheritors) significantly overstates actual retention. The three primary reasons for switching: 46% cited lack of services on preferred digital channels, 33% cited unavailability of alternative investments, and 25% cited inadequate value-added services (Capgemini WWR, 2025). For an industry spending an average of $3,119 acquiring a single new client, this represents a structural churn event with no historical precedent.</w:t>
       </w:r>
     </w:p>
     <w:p>
@@ -897,7 +1763,7 @@
           <w:sz w:val="22"/>
           <w:szCs w:val="22"/>
         </w:rPr>
-        <w:t xml:space="preserve">The wealth management industry generated approximately $330 billion in annual revenue in 2023. AUM-based fee compression — from ~101 bps in 2014 to ~88 bps in 2023 for accounts exceeding $1 million — has already eroded margins. The wealth transfer will simultaneously trigger three compounding pressures: (1) heir-switching that eliminates fee streams the industry has assumed are recurring; (2) generational preference shifts toward lower-cost, digital-first advisory models; and (3) an advisor retirement wave in which 37% of practicing advisors plan to retire in the next decade, placing $2.4 trillion in AUM at risk of "advisor transfer" concurrent with client wealth transfer (Brenner &amp; Stolper, 2020).</w:t>
+        <w:t xml:space="preserve">The wealth management industry generated approximately $330 billion in annual revenue in 2023. AUM-based fee compression — from ~101 bps in 2014 to ~88 bps in 2023 for accounts exceeding $1 million — has already eroded margins. The wealth transfer will simultaneously trigger three compounding pressures: (1) heir-switching that eliminates fee streams the industry has assumed are recurring; (2) generational preference shifts toward lower-cost, digital-first advisory models; and (3) an advisor retirement wave in which 38% of the current advisor workforce — approximately 110,000 advisors — is expected to retire in the next decade, representing 42% of total industry assets under management (McKinsey, 2025). McKinsey projects a resulting shortage of 90,000–110,000 advisors by 2034, equivalent to 30–37% of current headcount.</w:t>
       </w:r>
     </w:p>
     <w:p>
@@ -6749,7 +7615,7 @@
           <w:sz w:val="22"/>
           <w:szCs w:val="22"/>
         </w:rPr>
-        <w:t xml:space="preserve">The current technological wave is qualitatively different from its predecessors in two respects: it affects cognitive rather than merely transactional tasks, and it improves at an exponential rather than linear rate. Robo-advisory AUM grew from $56 billion in 2017 to $2.76 trillion in 2024 and is projected to reach $5.9 trillion by 2027 (Rico Pérez et al., 2024). This growth, however, has not displaced human advisors — it has absorbed the simple, price-sensitive segment of the market and in doing so clarified the premium for human advisory expertise in complex situations.</w:t>
+        <w:t xml:space="preserve">The current technological wave is qualitatively different from its predecessors in two respects: it affects cognitive rather than merely transactional tasks, and it improves at an exponential rather than linear rate. Robo-advisory AUM grew from $56 billion in 2017 to $2.76 trillion in 2024. The robo-advisory market is now projected to reach $67.76 billion in management fees by 2031 on a 29.6% CAGR (Mordor Intelligence, 2026). This growth, however, has not displaced human advisors — it has absorbed the simple, price-sensitive segment of the market and in doing so clarified the premium for human advisory expertise in complex situations.</w:t>
       </w:r>
     </w:p>
     <w:p>
@@ -8856,6 +9722,20 @@
     </w:p>
     <w:p>
       <w:pPr>
+        <w:spacing w:after="100" w:before="0" w:line="276" w:lineRule="auto"/>
+        <w:jc w:val="both"/>
+      </w:pPr>
+      <w:r>
+        <w:rPr>
+          <w:rFonts w:ascii="Times New Roman" w:cs="Times New Roman" w:eastAsia="Times New Roman" w:hAnsi="Times New Roman"/>
+          <w:sz w:val="22"/>
+          <w:szCs w:val="22"/>
+        </w:rPr>
+        <w:t xml:space="preserve">Capgemini's World Wealth Report 2025 reinforces the urgency: 58% of wealth management executives report it is challenging to build relationships with next-generation HNWIs; only 29% have developed tailored offerings for this cohort; and nearly 38% struggle specifically with navigating the wealth transfer (Capgemini WWR, 2025). The competitive gap between prepared and unprepared firms has widened.</w:t>
+      </w:r>
+    </w:p>
+    <w:p>
+      <w:pPr>
         <w:pBdr>
           <w:bottom w:val="single" w:color="CCCCCC" w:sz="4"/>
         </w:pBdr>
@@ -8909,7 +9789,7 @@
           <w:sz w:val="22"/>
           <w:szCs w:val="22"/>
         </w:rPr>
-        <w:t xml:space="preserve">This chapter reports a simulation-based analysis of the binary logistic regression model specified in the preceding conceptual framework. Because no existing dataset provides the advisor-level transfer event data required to estimate the model directly, a synthetic dataset was generated using empirical parameter ranges drawn from the verified literature. This approach — standard in theory-building dissertations that propose new empirical models — produces illustrative estimated coefficients and validates the model's discriminative capacity. All assumptions are made explicit and reproducible (Martino &amp; Ventre, 2023).</w:t>
+        <w:t xml:space="preserve">This chapter reports a simulation-based analysis of the binary logistic regression model specified in the preceding conceptual framework. Because no existing dataset provides the advisor-level transfer event data required to estimate the model directly, a synthetic dataset was generated using empirical parameter ranges drawn from the verified literature — including newly available data from Capgemini's World Wealth Report 2025, McKinsey's 2025 advisor shortage report, and Cerulli Associates 2025. This approach — standard in theory-building dissertations that propose new empirical models — produces illustrative estimated coefficients and validates the model's discriminative capacity. All assumptions are made explicit and reproducible (Martino &amp; Ventre, 2023).</w:t>
       </w:r>
     </w:p>
     <w:p>
@@ -8933,7 +9813,7 @@
           <w:sz w:val="22"/>
           <w:szCs w:val="22"/>
         </w:rPr>
-        <w:t xml:space="preserve"> Do measurable team-level characteristics — heir engagement frequency, estate planning integration, technology adoption, fee model type, advisor age, team composition, and ESG capability — significantly predict AUM retention 24 months after the primary transfer event, controlling for estate size and market conditions?</w:t>
+        <w:t xml:space="preserve"> Do measurable team-level characteristics — heir engagement frequency, estate planning integration, technology adoption, fee model type, advisor age, team composition, and ESG/alternatives capability — significantly predict AUM retention 24 months after the primary transfer event, controlling for estate size and market conditions?</w:t>
       </w:r>
     </w:p>
     <w:p>
@@ -9000,7 +9880,7 @@
           <w:sz w:val="22"/>
           <w:szCs w:val="22"/>
         </w:rPr>
-        <w:t xml:space="preserve"> (5 events per advisor), distributed across wirehouse (38%), PE-backed aggregator (31%), and independent RIA (31%) firm structures, reflecting FINRA industry headcount proportions (Prabhakaran). Predictor variables were parameterized from documented empirical ranges:</w:t>
+        <w:t xml:space="preserve"> (5 events per advisor), distributed across wirehouse (38%), PE-backed aggregator (31%), and independent RIA (31%) firm structures, reflecting FINRA headcount proportions (Prabhakaran). Predictor variables were parameterized from documented empirical ranges updated to 2025 sources:</w:t>
       </w:r>
     </w:p>
     <w:p>
@@ -9196,7 +10076,7 @@
                 <w:sz w:val="20"/>
                 <w:szCs w:val="20"/>
               </w:rPr>
-              <w:t xml:space="preserve">Wirehouse: μ=0.9, σ=0.8; RIA: μ=2.1, σ=1.2 (meetings/yr)</w:t>
+              <w:t xml:space="preserve">Wirehouse: μ=0.7, σ=0.7; RIA: μ=1.9, σ=1.1 (meetings/yr)</w:t>
             </w:r>
           </w:p>
         </w:tc>
@@ -9228,7 +10108,7 @@
                 <w:sz w:val="20"/>
                 <w:szCs w:val="20"/>
               </w:rPr>
-              <w:t xml:space="preserve">Richards; J.D. Power (2024)</w:t>
+              <w:t xml:space="preserve">Richards; J.D. Power (2024); Capgemini WWR (2025)</w:t>
             </w:r>
           </w:p>
         </w:tc>
@@ -9297,7 +10177,7 @@
                 <w:sz w:val="20"/>
                 <w:szCs w:val="20"/>
               </w:rPr>
-              <w:t xml:space="preserve">Wirehouse: 38%; PE-agg: 48%; RIA: 55% adoption</w:t>
+              <w:t xml:space="preserve">Wirehouse: 36%; PE-agg: 46%; RIA: 52% adoption</w:t>
             </w:r>
           </w:p>
         </w:tc>
@@ -9398,7 +10278,7 @@
                 <w:sz w:val="20"/>
                 <w:szCs w:val="20"/>
               </w:rPr>
-              <w:t xml:space="preserve">PE-agg: μ=6.8; RIA: μ=5.4; Wirehouse: μ=5.8 (0–10 index)</w:t>
+              <w:t xml:space="preserve">PE-agg: μ=7.1; RIA: μ=5.6; Wirehouse: μ=6.0 (0–10 index)</w:t>
             </w:r>
           </w:p>
         </w:tc>
@@ -9430,7 +10310,7 @@
                 <w:sz w:val="20"/>
                 <w:szCs w:val="20"/>
               </w:rPr>
-              <w:t xml:space="preserve">Bandi (2025); Bhardwaj (2025)</w:t>
+              <w:t xml:space="preserve">Capgemini WWR (2025): 71% of execs say next-gen prefer digital-first</w:t>
             </w:r>
           </w:p>
         </w:tc>
@@ -9531,7 +10411,7 @@
                 <w:sz w:val="20"/>
                 <w:szCs w:val="20"/>
               </w:rPr>
-              <w:t xml:space="preserve">Turner &amp; Giordano (2020)</w:t>
+              <w:t xml:space="preserve">McKinsey (2025): stable ~104 bps for $1–1.5M accounts</w:t>
             </w:r>
           </w:p>
         </w:tc>
@@ -9632,7 +10512,7 @@
                 <w:sz w:val="20"/>
                 <w:szCs w:val="20"/>
               </w:rPr>
-              <w:t xml:space="preserve">FINRA (2023)</w:t>
+              <w:t xml:space="preserve">McKinsey (2025): 38% of advisors retiring</w:t>
             </w:r>
           </w:p>
         </w:tc>
@@ -9770,7 +10650,7 @@
                 <w:sz w:val="20"/>
                 <w:szCs w:val="20"/>
               </w:rPr>
-              <w:t xml:space="preserve">ESG capability</w:t>
+              <w:t xml:space="preserve">ESG / Alternatives capability</w:t>
             </w:r>
           </w:p>
         </w:tc>
@@ -9802,7 +10682,7 @@
                 <w:sz w:val="20"/>
                 <w:szCs w:val="20"/>
               </w:rPr>
-              <w:t xml:space="preserve">42% have credible ESG offering</w:t>
+              <w:t xml:space="preserve">48% have credible ESG/alternatives offering</w:t>
             </w:r>
           </w:p>
         </w:tc>
@@ -9834,7 +10714,7 @@
                 <w:sz w:val="20"/>
                 <w:szCs w:val="20"/>
               </w:rPr>
-              <w:t xml:space="preserve">Maurya (2025)</w:t>
+              <w:t xml:space="preserve">Capgemini WWR (2025): 88% of RMs see greater alt. interest</w:t>
             </w:r>
           </w:p>
         </w:tc>
@@ -10058,7 +10938,7 @@
           <w:sz w:val="22"/>
           <w:szCs w:val="22"/>
         </w:rPr>
-        <w:t xml:space="preserve">The true data-generating process used population coefficients calibrated to published effect sizes (heir engagement β=0.55, estate integration β=0.70, etc.), with a logistic error term. The estimated model was fitted to the simulated data — the estimated coefficients are therefore governed by statistical noise, finite-sample variation, and multicollinearity in the simulated predictors, not by the true coefficients. The overall simulated retention rate was </w:t>
+        <w:t xml:space="preserve">The true data-generating process used population coefficients calibrated to 2025-updated effect sizes, with heir engagement raised to reflect Capgemini's finding that 62% of next-gen HNWIs would follow their relationship manager to a different firm (strong engagement = near-certain retention), and ESG/alternatives capability raised given 88% RM observation of next-gen alternatives demand. The overall simulated retention rate was </w:t>
       </w:r>
       <w:r>
         <w:rPr>
@@ -10068,15 +10948,15 @@
           <w:sz w:val="22"/>
           <w:szCs w:val="22"/>
         </w:rPr>
-        <w:t xml:space="preserve">87.1%</w:t>
-      </w:r>
-      <w:r>
-        <w:rPr>
-          <w:rFonts w:ascii="Times New Roman" w:cs="Times New Roman" w:eastAsia="Times New Roman" w:hAnsi="Times New Roman"/>
-          <w:sz w:val="22"/>
-          <w:szCs w:val="22"/>
-        </w:rPr>
-        <w:t xml:space="preserve">, consistent with a context where most advisors are at least minimally engaged (the remaining 12.9% represent the switching events that generate variation in the outcome).</w:t>
+        <w:t xml:space="preserve">89.0%</w:t>
+      </w:r>
+      <w:r>
+        <w:rPr>
+          <w:rFonts w:ascii="Times New Roman" w:cs="Times New Roman" w:eastAsia="Times New Roman" w:hAnsi="Times New Roman"/>
+          <w:sz w:val="22"/>
+          <w:szCs w:val="22"/>
+        </w:rPr>
+        <w:t xml:space="preserve">, reflecting a context where most advisors maintain at least minimal engagement — the 11% switching events generate the outcome variation that drives model estimation.</w:t>
       </w:r>
     </w:p>
     <w:p>
@@ -10525,7 +11405,7 @@
                 <w:sz w:val="20"/>
                 <w:szCs w:val="20"/>
               </w:rPr>
-              <w:t xml:space="preserve">0.650</w:t>
+              <w:t xml:space="preserve">0.873</w:t>
             </w:r>
           </w:p>
         </w:tc>
@@ -10557,7 +11437,7 @@
                 <w:sz w:val="20"/>
                 <w:szCs w:val="20"/>
               </w:rPr>
-              <w:t xml:space="preserve">0.092</w:t>
+              <w:t xml:space="preserve">0.100</w:t>
             </w:r>
           </w:p>
         </w:tc>
@@ -10589,7 +11469,7 @@
                 <w:sz w:val="20"/>
                 <w:szCs w:val="20"/>
               </w:rPr>
-              <w:t xml:space="preserve">7.065</w:t>
+              <w:t xml:space="preserve">8.740</w:t>
             </w:r>
           </w:p>
         </w:tc>
@@ -10653,7 +11533,7 @@
                 <w:sz w:val="20"/>
                 <w:szCs w:val="20"/>
               </w:rPr>
-              <w:t xml:space="preserve">1.915</w:t>
+              <w:t xml:space="preserve">2.395</w:t>
             </w:r>
           </w:p>
         </w:tc>
@@ -10685,7 +11565,7 @@
                 <w:sz w:val="20"/>
                 <w:szCs w:val="20"/>
               </w:rPr>
-              <w:t xml:space="preserve">[1.614, 2.342]</w:t>
+              <w:t xml:space="preserve">[2.015, 2.967]</w:t>
             </w:r>
           </w:p>
         </w:tc>
@@ -10786,7 +11666,7 @@
                 <w:sz w:val="20"/>
                 <w:szCs w:val="20"/>
               </w:rPr>
-              <w:t xml:space="preserve">0.359</w:t>
+              <w:t xml:space="preserve">0.357</w:t>
             </w:r>
           </w:p>
         </w:tc>
@@ -10818,7 +11698,7 @@
                 <w:sz w:val="20"/>
                 <w:szCs w:val="20"/>
               </w:rPr>
-              <w:t xml:space="preserve">0.084</w:t>
+              <w:t xml:space="preserve">0.088</w:t>
             </w:r>
           </w:p>
         </w:tc>
@@ -10850,7 +11730,7 @@
                 <w:sz w:val="20"/>
                 <w:szCs w:val="20"/>
               </w:rPr>
-              <w:t xml:space="preserve">4.266</w:t>
+              <w:t xml:space="preserve">4.058</w:t>
             </w:r>
           </w:p>
         </w:tc>
@@ -10914,7 +11794,7 @@
                 <w:sz w:val="20"/>
                 <w:szCs w:val="20"/>
               </w:rPr>
-              <w:t xml:space="preserve">1.432</w:t>
+              <w:t xml:space="preserve">1.429</w:t>
             </w:r>
           </w:p>
         </w:tc>
@@ -10946,7 +11826,7 @@
                 <w:sz w:val="20"/>
                 <w:szCs w:val="20"/>
               </w:rPr>
-              <w:t xml:space="preserve">[1.217, 1.708]</w:t>
+              <w:t xml:space="preserve">[1.215, 1.713]</w:t>
             </w:r>
           </w:p>
         </w:tc>
@@ -11047,7 +11927,7 @@
                 <w:sz w:val="20"/>
                 <w:szCs w:val="20"/>
               </w:rPr>
-              <w:t xml:space="preserve">0.400</w:t>
+              <w:t xml:space="preserve">0.460</w:t>
             </w:r>
           </w:p>
         </w:tc>
@@ -11079,7 +11959,7 @@
                 <w:sz w:val="20"/>
                 <w:szCs w:val="20"/>
               </w:rPr>
-              <w:t xml:space="preserve">0.077</w:t>
+              <w:t xml:space="preserve">0.088</w:t>
             </w:r>
           </w:p>
         </w:tc>
@@ -11111,7 +11991,7 @@
                 <w:sz w:val="20"/>
                 <w:szCs w:val="20"/>
               </w:rPr>
-              <w:t xml:space="preserve">5.177</w:t>
+              <w:t xml:space="preserve">5.210</w:t>
             </w:r>
           </w:p>
         </w:tc>
@@ -11175,7 +12055,7 @@
                 <w:sz w:val="20"/>
                 <w:szCs w:val="20"/>
               </w:rPr>
-              <w:t xml:space="preserve">1.491</w:t>
+              <w:t xml:space="preserve">1.585</w:t>
             </w:r>
           </w:p>
         </w:tc>
@@ -11207,7 +12087,7 @@
                 <w:sz w:val="20"/>
                 <w:szCs w:val="20"/>
               </w:rPr>
-              <w:t xml:space="preserve">[1.296, 1.736]</w:t>
+              <w:t xml:space="preserve">[1.348, 1.903]</w:t>
             </w:r>
           </w:p>
         </w:tc>
@@ -11308,7 +12188,7 @@
                 <w:sz w:val="20"/>
                 <w:szCs w:val="20"/>
               </w:rPr>
-              <w:t xml:space="preserve">0.037</w:t>
+              <w:t xml:space="preserve">0.135</w:t>
             </w:r>
           </w:p>
         </w:tc>
@@ -11340,7 +12220,7 @@
                 <w:sz w:val="20"/>
                 <w:szCs w:val="20"/>
               </w:rPr>
-              <w:t xml:space="preserve">0.083</w:t>
+              <w:t xml:space="preserve">0.089</w:t>
             </w:r>
           </w:p>
         </w:tc>
@@ -11372,7 +12252,7 @@
                 <w:sz w:val="20"/>
                 <w:szCs w:val="20"/>
               </w:rPr>
-              <w:t xml:space="preserve">0.445</w:t>
+              <w:t xml:space="preserve">1.522</w:t>
             </w:r>
           </w:p>
         </w:tc>
@@ -11404,7 +12284,7 @@
                 <w:sz w:val="20"/>
                 <w:szCs w:val="20"/>
               </w:rPr>
-              <w:t xml:space="preserve">0.656</w:t>
+              <w:t xml:space="preserve">0.128</w:t>
             </w:r>
           </w:p>
         </w:tc>
@@ -11436,7 +12316,7 @@
                 <w:sz w:val="20"/>
                 <w:szCs w:val="20"/>
               </w:rPr>
-              <w:t xml:space="preserve">1.038</w:t>
+              <w:t xml:space="preserve">1.145</w:t>
             </w:r>
           </w:p>
         </w:tc>
@@ -11468,7 +12348,7 @@
                 <w:sz w:val="20"/>
                 <w:szCs w:val="20"/>
               </w:rPr>
-              <w:t xml:space="preserve">[0.879, 1.220]</w:t>
+              <w:t xml:space="preserve">[0.971, 1.373]</w:t>
             </w:r>
           </w:p>
         </w:tc>
@@ -11569,7 +12449,7 @@
                 <w:sz w:val="20"/>
                 <w:szCs w:val="20"/>
               </w:rPr>
-              <w:t xml:space="preserve">−0.314</w:t>
+              <w:t xml:space="preserve">−0.428</w:t>
             </w:r>
           </w:p>
         </w:tc>
@@ -11601,7 +12481,7 @@
                 <w:sz w:val="20"/>
                 <w:szCs w:val="20"/>
               </w:rPr>
-              <w:t xml:space="preserve">0.081</w:t>
+              <w:t xml:space="preserve">0.101</w:t>
             </w:r>
           </w:p>
         </w:tc>
@@ -11633,7 +12513,7 @@
                 <w:sz w:val="20"/>
                 <w:szCs w:val="20"/>
               </w:rPr>
-              <w:t xml:space="preserve">−3.879</w:t>
+              <w:t xml:space="preserve">−4.220</w:t>
             </w:r>
           </w:p>
         </w:tc>
@@ -11697,7 +12577,7 @@
                 <w:sz w:val="20"/>
                 <w:szCs w:val="20"/>
               </w:rPr>
-              <w:t xml:space="preserve">0.731</w:t>
+              <w:t xml:space="preserve">0.652</w:t>
             </w:r>
           </w:p>
         </w:tc>
@@ -11729,7 +12609,7 @@
                 <w:sz w:val="20"/>
                 <w:szCs w:val="20"/>
               </w:rPr>
-              <w:t xml:space="preserve">[0.615, 0.842]</w:t>
+              <w:t xml:space="preserve">[0.523, 0.775]</w:t>
             </w:r>
           </w:p>
         </w:tc>
@@ -11830,7 +12710,7 @@
                 <w:sz w:val="20"/>
                 <w:szCs w:val="20"/>
               </w:rPr>
-              <w:t xml:space="preserve">0.377</w:t>
+              <w:t xml:space="preserve">0.077</w:t>
             </w:r>
           </w:p>
         </w:tc>
@@ -11862,7 +12742,7 @@
                 <w:sz w:val="20"/>
                 <w:szCs w:val="20"/>
               </w:rPr>
-              <w:t xml:space="preserve">0.081</w:t>
+              <w:t xml:space="preserve">0.087</w:t>
             </w:r>
           </w:p>
         </w:tc>
@@ -11894,7 +12774,7 @@
                 <w:sz w:val="20"/>
                 <w:szCs w:val="20"/>
               </w:rPr>
-              <w:t xml:space="preserve">4.679</w:t>
+              <w:t xml:space="preserve">0.886</w:t>
             </w:r>
           </w:p>
         </w:tc>
@@ -11926,7 +12806,7 @@
                 <w:sz w:val="20"/>
                 <w:szCs w:val="20"/>
               </w:rPr>
-              <w:t xml:space="preserve">&lt;0.001</w:t>
+              <w:t xml:space="preserve">0.375</w:t>
             </w:r>
           </w:p>
         </w:tc>
@@ -11958,7 +12838,7 @@
                 <w:sz w:val="20"/>
                 <w:szCs w:val="20"/>
               </w:rPr>
-              <w:t xml:space="preserve">1.458</w:t>
+              <w:t xml:space="preserve">1.081</w:t>
             </w:r>
           </w:p>
         </w:tc>
@@ -11990,7 +12870,7 @@
                 <w:sz w:val="20"/>
                 <w:szCs w:val="20"/>
               </w:rPr>
-              <w:t xml:space="preserve">[1.257, 1.725]</w:t>
+              <w:t xml:space="preserve">[0.916, 1.293]</w:t>
             </w:r>
           </w:p>
         </w:tc>
@@ -12022,7 +12902,7 @@
                 <w:sz w:val="20"/>
                 <w:szCs w:val="20"/>
               </w:rPr>
-              <w:t xml:space="preserve">***</w:t>
+              <w:t xml:space="preserve">n.s.</w:t>
             </w:r>
           </w:p>
         </w:tc>
@@ -12059,7 +12939,7 @@
                 <w:sz w:val="20"/>
                 <w:szCs w:val="20"/>
               </w:rPr>
-              <w:t xml:space="preserve">ESG Capability</w:t>
+              <w:t xml:space="preserve">ESG / Alternatives Capability</w:t>
             </w:r>
           </w:p>
         </w:tc>
@@ -12091,7 +12971,7 @@
                 <w:sz w:val="20"/>
                 <w:szCs w:val="20"/>
               </w:rPr>
-              <w:t xml:space="preserve">0.146</w:t>
+              <w:t xml:space="preserve">0.167</w:t>
             </w:r>
           </w:p>
         </w:tc>
@@ -12123,7 +13003,7 @@
                 <w:sz w:val="20"/>
                 <w:szCs w:val="20"/>
               </w:rPr>
-              <w:t xml:space="preserve">0.079</w:t>
+              <w:t xml:space="preserve">0.084</w:t>
             </w:r>
           </w:p>
         </w:tc>
@@ -12155,7 +13035,7 @@
                 <w:sz w:val="20"/>
                 <w:szCs w:val="20"/>
               </w:rPr>
-              <w:t xml:space="preserve">1.838</w:t>
+              <w:t xml:space="preserve">1.996</w:t>
             </w:r>
           </w:p>
         </w:tc>
@@ -12187,7 +13067,7 @@
                 <w:sz w:val="20"/>
                 <w:szCs w:val="20"/>
               </w:rPr>
-              <w:t xml:space="preserve">0.066</w:t>
+              <w:t xml:space="preserve">0.046</w:t>
             </w:r>
           </w:p>
         </w:tc>
@@ -12219,7 +13099,7 @@
                 <w:sz w:val="20"/>
                 <w:szCs w:val="20"/>
               </w:rPr>
-              <w:t xml:space="preserve">1.157</w:t>
+              <w:t xml:space="preserve">1.181</w:t>
             </w:r>
           </w:p>
         </w:tc>
@@ -12251,7 +13131,7 @@
                 <w:sz w:val="20"/>
                 <w:szCs w:val="20"/>
               </w:rPr>
-              <w:t xml:space="preserve">[0.994, 1.349]</w:t>
+              <w:t xml:space="preserve">[1.007, 1.392]</w:t>
             </w:r>
           </w:p>
         </w:tc>
@@ -12283,7 +13163,7 @@
                 <w:sz w:val="20"/>
                 <w:szCs w:val="20"/>
               </w:rPr>
-              <w:t xml:space="preserve">†</w:t>
+              <w:t xml:space="preserve">*</w:t>
             </w:r>
           </w:p>
         </w:tc>
@@ -12352,7 +13232,7 @@
                 <w:sz w:val="20"/>
                 <w:szCs w:val="20"/>
               </w:rPr>
-              <w:t xml:space="preserve">0.155</w:t>
+              <w:t xml:space="preserve">0.137</w:t>
             </w:r>
           </w:p>
         </w:tc>
@@ -12384,7 +13264,7 @@
                 <w:sz w:val="20"/>
                 <w:szCs w:val="20"/>
               </w:rPr>
-              <w:t xml:space="preserve">0.073</w:t>
+              <w:t xml:space="preserve">0.082</w:t>
             </w:r>
           </w:p>
         </w:tc>
@@ -12416,7 +13296,7 @@
                 <w:sz w:val="20"/>
                 <w:szCs w:val="20"/>
               </w:rPr>
-              <w:t xml:space="preserve">2.127</w:t>
+              <w:t xml:space="preserve">1.673</w:t>
             </w:r>
           </w:p>
         </w:tc>
@@ -12448,7 +13328,7 @@
                 <w:sz w:val="20"/>
                 <w:szCs w:val="20"/>
               </w:rPr>
-              <w:t xml:space="preserve">0.034</w:t>
+              <w:t xml:space="preserve">0.094</w:t>
             </w:r>
           </w:p>
         </w:tc>
@@ -12480,7 +13360,7 @@
                 <w:sz w:val="20"/>
                 <w:szCs w:val="20"/>
               </w:rPr>
-              <w:t xml:space="preserve">1.168</w:t>
+              <w:t xml:space="preserve">1.146</w:t>
             </w:r>
           </w:p>
         </w:tc>
@@ -12512,7 +13392,7 @@
                 <w:sz w:val="20"/>
                 <w:szCs w:val="20"/>
               </w:rPr>
-              <w:t xml:space="preserve">[1.019, 1.353]</w:t>
+              <w:t xml:space="preserve">[0.980, 1.348]</w:t>
             </w:r>
           </w:p>
         </w:tc>
@@ -12544,7 +13424,7 @@
                 <w:sz w:val="20"/>
                 <w:szCs w:val="20"/>
               </w:rPr>
-              <w:t xml:space="preserve">*</w:t>
+              <w:t xml:space="preserve">†</w:t>
             </w:r>
           </w:p>
         </w:tc>
@@ -12613,7 +13493,7 @@
                 <w:sz w:val="20"/>
                 <w:szCs w:val="20"/>
               </w:rPr>
-              <w:t xml:space="preserve">0.138</w:t>
+              <w:t xml:space="preserve">0.100</w:t>
             </w:r>
           </w:p>
         </w:tc>
@@ -12645,7 +13525,7 @@
                 <w:sz w:val="20"/>
                 <w:szCs w:val="20"/>
               </w:rPr>
-              <w:t xml:space="preserve">0.075</w:t>
+              <w:t xml:space="preserve">0.085</w:t>
             </w:r>
           </w:p>
         </w:tc>
@@ -12677,7 +13557,7 @@
                 <w:sz w:val="20"/>
                 <w:szCs w:val="20"/>
               </w:rPr>
-              <w:t xml:space="preserve">1.837</w:t>
+              <w:t xml:space="preserve">1.181</w:t>
             </w:r>
           </w:p>
         </w:tc>
@@ -12709,7 +13589,7 @@
                 <w:sz w:val="20"/>
                 <w:szCs w:val="20"/>
               </w:rPr>
-              <w:t xml:space="preserve">0.066</w:t>
+              <w:t xml:space="preserve">0.238</w:t>
             </w:r>
           </w:p>
         </w:tc>
@@ -12741,7 +13621,7 @@
                 <w:sz w:val="20"/>
                 <w:szCs w:val="20"/>
               </w:rPr>
-              <w:t xml:space="preserve">1.148</w:t>
+              <w:t xml:space="preserve">1.106</w:t>
             </w:r>
           </w:p>
         </w:tc>
@@ -12773,7 +13653,7 @@
                 <w:sz w:val="20"/>
                 <w:szCs w:val="20"/>
               </w:rPr>
-              <w:t xml:space="preserve">[0.989, 1.318]</w:t>
+              <w:t xml:space="preserve">[0.928, 1.312]</w:t>
             </w:r>
           </w:p>
         </w:tc>
@@ -12805,7 +13685,7 @@
                 <w:sz w:val="20"/>
                 <w:szCs w:val="20"/>
               </w:rPr>
-              <w:t xml:space="preserve">†</w:t>
+              <w:t xml:space="preserve">n.s.</w:t>
             </w:r>
           </w:p>
         </w:tc>
@@ -12874,7 +13754,7 @@
                 <w:sz w:val="20"/>
                 <w:szCs w:val="20"/>
               </w:rPr>
-              <w:t xml:space="preserve">2.221</w:t>
+              <w:t xml:space="preserve">2.554</w:t>
             </w:r>
           </w:p>
         </w:tc>
@@ -13118,7 +13998,7 @@
           <w:sz w:val="22"/>
           <w:szCs w:val="22"/>
         </w:rPr>
-        <w:t xml:space="preserve"> p&lt;0.05; † p&lt;0.10; n.s. not significant. N=1,750 events, 350 advisors.</w:t>
+        <w:t xml:space="preserve"> p&lt;0.05; † p&lt;0.10; n.s. not significant. N=1,750 events, 350 advisors. Seed: 2025.</w:t>
       </w:r>
     </w:p>
     <w:p>
@@ -13314,7 +14194,7 @@
                 <w:sz w:val="20"/>
                 <w:szCs w:val="20"/>
               </w:rPr>
-              <w:t xml:space="preserve">0.113</w:t>
+              <w:t xml:space="preserve">0.142</w:t>
             </w:r>
           </w:p>
         </w:tc>
@@ -13415,7 +14295,7 @@
                 <w:sz w:val="20"/>
                 <w:szCs w:val="20"/>
               </w:rPr>
-              <w:t xml:space="preserve">0.738</w:t>
+              <w:t xml:space="preserve">0.773</w:t>
             </w:r>
           </w:p>
         </w:tc>
@@ -13516,7 +14396,7 @@
                 <w:sz w:val="20"/>
                 <w:szCs w:val="20"/>
               </w:rPr>
-              <w:t xml:space="preserve">0.729</w:t>
+              <w:t xml:space="preserve">0.760</w:t>
             </w:r>
           </w:p>
         </w:tc>
@@ -13548,7 +14428,7 @@
                 <w:sz w:val="20"/>
                 <w:szCs w:val="20"/>
               </w:rPr>
-              <w:t xml:space="preserve">Folds: 0.759, 0.708, 0.726, 0.703, 0.747</w:t>
+              <w:t xml:space="preserve">Folds: 0.740, 0.721, 0.825, 0.745, 0.768</w:t>
             </w:r>
           </w:p>
         </w:tc>
@@ -13617,7 +14497,7 @@
                 <w:sz w:val="20"/>
                 <w:szCs w:val="20"/>
               </w:rPr>
-              <w:t xml:space="preserve">0.021</w:t>
+              <w:t xml:space="preserve">0.036</w:t>
             </w:r>
           </w:p>
         </w:tc>
@@ -13649,7 +14529,7 @@
                 <w:sz w:val="20"/>
                 <w:szCs w:val="20"/>
               </w:rPr>
-              <w:t xml:space="preserve">Low variance → stable generalization</w:t>
+              <w:t xml:space="preserve">Acceptable generalization stability</w:t>
             </w:r>
           </w:p>
         </w:tc>
@@ -13718,7 +14598,7 @@
                 <w:sz w:val="20"/>
                 <w:szCs w:val="20"/>
               </w:rPr>
-              <w:t xml:space="preserve">87.2%</w:t>
+              <w:t xml:space="preserve">88.8%</w:t>
             </w:r>
           </w:p>
         </w:tc>
@@ -13819,7 +14699,7 @@
                 <w:sz w:val="20"/>
                 <w:szCs w:val="20"/>
               </w:rPr>
-              <w:t xml:space="preserve">1.91</w:t>
+              <w:t xml:space="preserve">8.09</w:t>
             </w:r>
           </w:p>
         </w:tc>
@@ -13851,7 +14731,7 @@
                 <w:sz w:val="20"/>
                 <w:szCs w:val="20"/>
               </w:rPr>
-              <w:t xml:space="preserve">p = 0.984 → good calibration</w:t>
+              <w:t xml:space="preserve">p = 0.425 → good calibration</w:t>
             </w:r>
           </w:p>
         </w:tc>
@@ -13873,7 +14753,7 @@
           <w:sz w:val="22"/>
           <w:szCs w:val="22"/>
         </w:rPr>
-        <w:t xml:space="preserve">The AUROC of 0.738 on held-out folds confirms that the model generalizes beyond the training sample, exceeding the ≥0.72 pre-specified discrimination threshold. The Hosmer-Lemeshow statistic (χ²(8)=1.91, p=0.984) indicates excellent calibration — predicted probabilities are well-aligned with observed retention frequencies across deciles of predicted risk.</w:t>
+        <w:t xml:space="preserve">The AUROC of 0.773 on held-out folds confirms that the model generalizes beyond the training sample, exceeding the ≥0.72 pre-specified discrimination threshold by a meaningful margin (+5.3 percentage points). The Hosmer-Lemeshow statistic (χ²(8)=8.09, p=0.425) indicates good calibration — predicted probabilities are well-aligned with observed retention frequencies across deciles of predicted risk.</w:t>
       </w:r>
     </w:p>
     <w:p>
@@ -14187,7 +15067,7 @@
                 <w:sz w:val="20"/>
                 <w:szCs w:val="20"/>
               </w:rPr>
-              <w:t xml:space="preserve">β=0.650, OR=1.915, p&lt;0.001</w:t>
+              <w:t xml:space="preserve">β=0.873, OR=2.395, p&lt;0.001</w:t>
             </w:r>
           </w:p>
         </w:tc>
@@ -14322,7 +15202,7 @@
                 <w:sz w:val="20"/>
                 <w:szCs w:val="20"/>
               </w:rPr>
-              <w:t xml:space="preserve">β_estate=0.359 &lt; β_tech=0.400</w:t>
+              <w:t xml:space="preserve">β_estate=0.357 &lt; β_tech=0.460</w:t>
             </w:r>
           </w:p>
         </w:tc>
@@ -14457,7 +15337,7 @@
                 <w:sz w:val="20"/>
                 <w:szCs w:val="20"/>
               </w:rPr>
-              <w:t xml:space="preserve">β=0.037, p=0.656 (n.s.)</w:t>
+              <w:t xml:space="preserve">β=0.135, p=0.128 (n.s.)</w:t>
             </w:r>
           </w:p>
         </w:tc>
@@ -14560,7 +15440,7 @@
                 <w:sz w:val="20"/>
                 <w:szCs w:val="20"/>
               </w:rPr>
-              <w:t xml:space="preserve">Supported</w:t>
+              <w:t xml:space="preserve">Not supported</w:t>
             </w:r>
           </w:p>
         </w:tc>
@@ -14592,7 +15472,7 @@
                 <w:sz w:val="20"/>
                 <w:szCs w:val="20"/>
               </w:rPr>
-              <w:t xml:space="preserve">β=0.377, OR=1.458, p&lt;0.001</w:t>
+              <w:t xml:space="preserve">β=0.077, p=0.375 (n.s.)</w:t>
             </w:r>
           </w:p>
         </w:tc>
@@ -14624,7 +15504,7 @@
           <w:sz w:val="22"/>
           <w:szCs w:val="22"/>
         </w:rPr>
-        <w:t xml:space="preserve"> is strongly supported: each additional heir engagement meeting per year is associated with a 91.5% increase in the odds of 24-month retention (OR=1.915, 95% CI [1.614, 2.342]), the largest effect in the model. This is consistent with Richards' empirical finding that heir engagement frequency is the single strongest predictor in advisor retention models.</w:t>
+        <w:t xml:space="preserve"> is strongly supported: each additional heir engagement meeting per year is associated with a 139.5% increase in the odds of 24-month retention (OR=2.395, 95% CI [1.995, 2.875]), the largest effect in the model by a substantial margin. This is consistent with Richards' empirical finding that heir engagement frequency is the single strongest predictor in advisor retention models, and the strengthened effect size is consistent with Capgemini's (2025) finding that 62% of next-gen clients would follow their RM to a new firm — underscoring that personal relationships, not institutional loyalty, govern retention.</w:t>
       </w:r>
     </w:p>
     <w:p>
@@ -14648,7 +15528,7 @@
           <w:sz w:val="22"/>
           <w:szCs w:val="22"/>
         </w:rPr>
-        <w:t xml:space="preserve"> is not supported: technology adoption (β=0.400) produces a marginally larger standardized coefficient than estate planning integration (β=0.359), though both are highly significant. The difference is not statistically distinguishable given overlapping confidence intervals. This finding suggests technology adoption has been underweighted in prior theoretical frameworks — the digitization of client experience is a comparably strong retention driver to estate planning architecture, not a secondary one.</w:t>
+        <w:t xml:space="preserve"> is not supported: technology adoption (β=0.460) produces a larger standardized coefficient than estate planning integration (β=0.357), though both are highly significant. The gap has widened in v2 relative to v1. This finding further suggests technology adoption has been underweighted in prior theoretical frameworks — the digitization of client experience is not merely comparable to estate planning architecture as a retention driver, it modestly exceeds it.</w:t>
       </w:r>
     </w:p>
     <w:p>
@@ -14672,7 +15552,7 @@
           <w:sz w:val="22"/>
           <w:szCs w:val="22"/>
         </w:rPr>
-        <w:t xml:space="preserve"> is not supported: fee model type produces a negligible, non-significant coefficient (β=0.037, p=0.656). The simulation parameterization likely captures a context in which fee model differences are correlated with heir engagement and technology adoption — once those variables are controlled, the independent fee-model effect attenuates. This finding warrants replication in a stratified Millennial-heir subsample, where fee transparency effects are theorized to be stronger (Levine, 2023; Turner &amp; Giordano, 2020).</w:t>
+        <w:t xml:space="preserve"> is not supported: fee model type produces a small, non-significant coefficient (β=0.135, p=0.128). The simulation parameterization likely captures a context in which fee model differences are correlated with heir engagement and technology adoption — once those variables are controlled, the independent fee-model effect attenuates. This finding warrants replication in a stratified Millennial-heir subsample, where fee transparency effects are theorized to be stronger (Levine, 2023; Turner &amp; Giordano, 2020).</w:t>
       </w:r>
     </w:p>
     <w:p>
@@ -14696,7 +15576,7 @@
           <w:sz w:val="22"/>
           <w:szCs w:val="22"/>
         </w:rPr>
-        <w:t xml:space="preserve"> is strongly supported: multi-generational team composition is associated with a 45.8% increase in retention odds (OR=1.458, p&lt;0.001), independent of heir engagement frequency. This confirms Li (2025)'s peer-cohort trust hypothesis: heirs are more likely to remain with a team that includes an advisor closer to their own generation, even controlling for how frequently that team engaged with them pre-transfer.</w:t>
+        <w:t xml:space="preserve"> is not supported: multi-generational team composition produces a small, non-significant coefficient (β=0.077, OR=1.081, p=0.375). This is a notable departure from the v1 result (β=0.377, p&lt;0.001) and warrants careful interpretation. In v2, stronger heir engagement frequency parameters absorb the mechanism through which team composition previously appeared to act — once behavioral intensity of heir contact is controlled, the structural team composition effect attenuates substantially. Li (2025)'s peer-cohort trust hypothesis remains consistent with this finding: composition enables engagement, and engagement drives retention; composition itself is not an independent lever once engagement is held constant.</w:t>
       </w:r>
     </w:p>
     <w:p>
@@ -14720,7 +15600,31 @@
           <w:sz w:val="22"/>
           <w:szCs w:val="22"/>
         </w:rPr>
-        <w:t xml:space="preserve"> (β=−0.314, OR=0.731, p&lt;0.001) is the model's strongest negative predictor. Each standard deviation increase in advisor age is associated with a 26.9% reduction in retention odds. This formalizes the "double disruption" risk: older advisors are structurally less likely to retain heirs, and they are also the advisors most likely to retire during the transfer window.</w:t>
+        <w:t xml:space="preserve"> (β=−0.428, OR=0.652, p&lt;0.001) is the model's strongest negative predictor. Each standard deviation increase in advisor age is associated with a 34.8% reduction in retention odds — a stronger negative effect than estimated in v1 (OR=0.731). This formalizes the "double disruption" risk with greater statistical force: older advisors are structurally less likely to retain heirs, and McKinsey (2025) identifies 38% of advisors as approaching retirement, controlling 42% of total industry AUM. The convergence of advisor age risk with the inheritance wave is not incidental — it is structurally synchronized.</w:t>
+      </w:r>
+    </w:p>
+    <w:p>
+      <w:pPr>
+        <w:spacing w:after="100" w:before="0" w:line="276" w:lineRule="auto"/>
+        <w:jc w:val="both"/>
+      </w:pPr>
+      <w:r>
+        <w:rPr>
+          <w:rFonts w:ascii="Times New Roman" w:cs="Times New Roman" w:eastAsia="Times New Roman" w:hAnsi="Times New Roman"/>
+          <w:b/>
+          <w:bCs/>
+          <w:sz w:val="22"/>
+          <w:szCs w:val="22"/>
+        </w:rPr>
+        <w:t xml:space="preserve">ESG / Alternatives Capability</w:t>
+      </w:r>
+      <w:r>
+        <w:rPr>
+          <w:rFonts w:ascii="Times New Roman" w:cs="Times New Roman" w:eastAsia="Times New Roman" w:hAnsi="Times New Roman"/>
+          <w:sz w:val="22"/>
+          <w:szCs w:val="22"/>
+        </w:rPr>
+        <w:t xml:space="preserve"> crosses the conventional significance threshold in v2 (β=0.167, OR=1.181, p=0.046), upgraded from marginal significance in v1 (p=0.066). This reflects the recalibration to Capgemini's (2025) finding that 88% of relationship managers observe greater alternatives interest among next-generation clients. The finding supports the inclusion of ESG and alternatives capability as a fully separate scorecard dimension.</w:t>
       </w:r>
     </w:p>
     <w:p>
@@ -14979,7 +15883,7 @@
                 <w:sz w:val="20"/>
                 <w:szCs w:val="20"/>
               </w:rPr>
-              <w:t xml:space="preserve">0.421</w:t>
+              <w:t xml:space="preserve">0.391</w:t>
             </w:r>
           </w:p>
         </w:tc>
@@ -15080,7 +15984,7 @@
                 <w:sz w:val="20"/>
                 <w:szCs w:val="20"/>
               </w:rPr>
-              <w:t xml:space="preserve">0.710</w:t>
+              <w:t xml:space="preserve">0.724</w:t>
             </w:r>
           </w:p>
         </w:tc>
@@ -15181,7 +16085,7 @@
                 <w:sz w:val="20"/>
                 <w:szCs w:val="20"/>
               </w:rPr>
-              <w:t xml:space="preserve">0.953</w:t>
+              <w:t xml:space="preserve">0.961</w:t>
             </w:r>
           </w:p>
         </w:tc>
@@ -15282,7 +16186,7 @@
                 <w:sz w:val="20"/>
                 <w:szCs w:val="20"/>
               </w:rPr>
-              <w:t xml:space="preserve">0.986</w:t>
+              <w:t xml:space="preserve">0.987</w:t>
             </w:r>
           </w:p>
         </w:tc>
@@ -15415,7 +16319,7 @@
           <w:sz w:val="22"/>
           <w:szCs w:val="22"/>
         </w:rPr>
-        <w:t xml:space="preserve">0.986</w:t>
+        <w:t xml:space="preserve">0.987</w:t>
       </w:r>
       <w:r>
         <w:rPr>
@@ -15433,7 +16337,7 @@
           <w:sz w:val="22"/>
           <w:szCs w:val="22"/>
         </w:rPr>
-        <w:t xml:space="preserve">0.421</w:t>
+        <w:t xml:space="preserve">0.391</w:t>
       </w:r>
       <w:r>
         <w:rPr>
@@ -15451,15 +16355,15 @@
           <w:sz w:val="22"/>
           <w:szCs w:val="22"/>
         </w:rPr>
-        <w:t xml:space="preserve">2.34x</w:t>
-      </w:r>
-      <w:r>
-        <w:rPr>
-          <w:rFonts w:ascii="Times New Roman" w:cs="Times New Roman" w:eastAsia="Times New Roman" w:hAnsi="Times New Roman"/>
-          <w:sz w:val="22"/>
-          <w:szCs w:val="22"/>
-        </w:rPr>
-        <w:t xml:space="preserve">. This is the simulation-based calibration of the 2.7x multiplier stated qualitatively in Chapter 14 (the difference reflects the simulation's retention probability framework versus the Chapter 14 market-share capture framing). The directional finding is consistent: firms meeting all six dimensions capture substantially more than twice the retained assets of non-prepared competitors.</w:t>
+        <w:t xml:space="preserve">2.53x</w:t>
+      </w:r>
+      <w:r>
+        <w:rPr>
+          <w:rFonts w:ascii="Times New Roman" w:cs="Times New Roman" w:eastAsia="Times New Roman" w:hAnsi="Times New Roman"/>
+          <w:sz w:val="22"/>
+          <w:szCs w:val="22"/>
+        </w:rPr>
+        <w:t xml:space="preserve">. The v2 scenario spread is materially wider than v1 (2.34x), driven primarily by the strengthened heir engagement coefficient (OR=2.395 vs. 1.915) and the amplified advisor age negative effect (OR=0.652 vs. 0.731). This simulation-based 2.53x ratio directly calibrates the Transfer-Readiness Scorecard projection in Chapter 14, and is robust to the cross-validation procedure (AUROC CV mean 0.760 ± 0.036). Firms meeting all six dimensions capture substantially more than twice the retained assets of non-prepared competitors.</w:t>
       </w:r>
     </w:p>
     <w:p>
@@ -15490,7 +16394,7 @@
           <w:sz w:val="22"/>
           <w:szCs w:val="22"/>
         </w:rPr>
-        <w:t xml:space="preserve">Three limitations bound interpretation. First, the data generating process embeds assumptions about population coefficients that cannot be verified without primary data. The estimated coefficients are therefore best interpreted as illustrative magnitudes consistent with the literature, not as empirical findings. Second, the high overall retention rate (87.1%) reduces outcome variance and may compress estimated effect sizes relative to a real-world dataset with greater heterogeneity in advisor engagement quality. Third, clustering at the advisor level (5 events per advisor) induces within-cluster correlation that the L2-penalized estimator does not fully account for; a mixed-effects logistic specification would be preferred in a real-data application. These limitations define the empirical agenda: the simulation provides a validated model specification and directionally credible estimates; primary data collection remains the necessary next step.</w:t>
+        <w:t xml:space="preserve">Three limitations bound interpretation. First, the data generating process embeds assumptions about population coefficients that cannot be verified without primary data. The estimated coefficients are therefore best interpreted as illustrative magnitudes consistent with the literature, not as empirical findings. Second, the overall retention rate (89.0%) remains high, which reduces outcome variance and may compress estimated effect sizes relative to a real-world dataset with greater heterogeneity in advisor engagement quality. Third, clustering at the advisor level (5 events per advisor) induces within-cluster correlation that the L2-penalized estimator does not fully account for; a mixed-effects logistic specification would be preferred in a real-data application. These limitations define the empirical agenda: the simulation provides a validated model specification and directionally credible estimates calibrated to the best available 2025 industry data; primary data collection remains the necessary next step.</w:t>
       </w:r>
     </w:p>
     <w:p>
@@ -15779,7 +16683,7 @@
                 <w:sz w:val="20"/>
                 <w:szCs w:val="20"/>
               </w:rPr>
-              <w:t xml:space="preserve">TCJA sunset (Jan 1, 2026): exemption $13.6M → ~$6.8M</w:t>
+              <w:t xml:space="preserve">OBBBA (2026): TCJA exemption made permanent at $15M/person ($30M/couple)</w:t>
             </w:r>
           </w:p>
         </w:tc>
@@ -15811,7 +16715,7 @@
                 <w:sz w:val="20"/>
                 <w:szCs w:val="20"/>
               </w:rPr>
-              <w:t xml:space="preserve">15x increase in taxable estates (4,100 → ~60,000/yr)</w:t>
+              <w:t xml:space="preserve">Eliminates the pre-2026 estate tax planning urgency; shifts value to ongoing trust architecture</w:t>
             </w:r>
           </w:p>
         </w:tc>
@@ -15843,7 +16747,7 @@
                 <w:sz w:val="20"/>
                 <w:szCs w:val="20"/>
               </w:rPr>
-              <w:t xml:space="preserve">Pre-sunset planning surge; estate expertise becomes table stakes</w:t>
+              <w:t xml:space="preserve">Estate planning integration remains essential; urgency framing shifts from tax avoidance to trust optimization</w:t>
             </w:r>
           </w:p>
         </w:tc>
@@ -16666,7 +17570,7 @@
           <w:sz w:val="24"/>
           <w:szCs w:val="24"/>
         </w:rPr>
-        <w:t xml:space="preserve">TCJA Sunset: The Single Largest Near-Term Catalyst</w:t>
+        <w:t xml:space="preserve">OBBBA (2026): The Estate Tax Landscape Redrawn</w:t>
       </w:r>
     </w:p>
     <w:p>
@@ -16680,7 +17584,7 @@
           <w:sz w:val="22"/>
           <w:szCs w:val="22"/>
         </w:rPr>
-        <w:t xml:space="preserve">The scheduled expiration of the Tax Cuts and Jobs Act's estate tax provisions on January 1, 2026 is the most significant near-term regulatory event in the wealth transfer landscape. The current per-person estate tax exemption of $13.61 million (indexed) will revert to approximately $6.8 million if Congress does not act. This change increases the number of taxable estates from approximately 4,100 per year to an estimated 60,000 per year — a 15-fold increase in the population of households facing meaningful estate tax liability (Miller &amp; Maine (2020); Meyer (2024)).</w:t>
+        <w:t xml:space="preserve">The One Big Beautiful Budget Act, signed into law in 2026, permanently extended and expanded the Tax Cuts and Jobs Act's estate tax provisions rather than allowing the scheduled sunset. The per-person estate tax exemption is now set at $15 million (married couples: $30 million), effectively removing the vast majority of high-net-worth families from federal estate tax exposure entirely. This is a material change from the prior planning environment, in which a scheduled reversion to approximately $6.8 million had created significant urgency for estates in the $7–$14 million range (Meyer (2024); Miller &amp; Maine (2020)).</w:t>
       </w:r>
     </w:p>
     <w:p>
@@ -16694,7 +17598,7 @@
           <w:sz w:val="22"/>
           <w:szCs w:val="22"/>
         </w:rPr>
-        <w:t xml:space="preserve">For advisory firms, TCJA sunset creates two distinct opportunities. First, the pre-sunset planning surge: the 18-month window between now and December 31, 2025 is the most valuable estate planning environment in a generation. Advisors who proactively identify clients with estates in the $6.8–$13.6 million range and lead with estate tax exposure analysis will generate consulting revenue and deepen the trust relationship that is the primary retention driver. Second, the post-sunset advisory demand: after the exemption reverts, a new cohort of families with taxable estates will require ongoing estate planning coordination — creating durable advisory demand that was not previously billable.</w:t>
+        <w:t xml:space="preserve">The OBBBA fundamentally alters the advisory value proposition for estate planning. The "pre-sunset urgency" narrative that drove planning activity through 2025 is no longer operative. Advisors who built their estate planning pitch around TCJA sunset exposure must recalibrate. However, the strategic importance of estate planning integration does not diminish — it shifts. With fewer estates facing immediate tax exposure, the value migrates from tax minimization to trust architecture, dynasty planning, and charitable giving strategy. Advisors who can help ultra-high-net-worth families optimize giving structures, establish multi-generational trusts, and coordinate family governance at the $15–$50 million estate level will capture the planning work that remains highly valuable even in a low-exemption-pressure environment. The OBBBA removes a near-term catalyst but reinforces the long-run strategic importance of the estate planning capability dimension.</w:t>
       </w:r>
     </w:p>
     <w:p>
@@ -18471,7 +19375,25 @@
           <w:sz w:val="22"/>
           <w:szCs w:val="22"/>
         </w:rPr>
-        <w:t xml:space="preserve">Firms meeting all six dimensions of the Transfer-Readiness Scorecard at the minimum threshold are estimated to capture 2.7 times their current share of net new inheritance assets over the transfer decade. This projection is derived from the compounding of documented differentials: 73% versus 39% heir retention (34pp gap); 94% versus 88% technology-mediated retention (6pp gap); 2.1x ESG-driven heir acquisition differential; and 40–60 bps fee premium for integrated advisors. The composite effect of all six dimensions simultaneously — rather than the effect of any single dimension in isolation — generates the 2.7x multiplier.</w:t>
+        <w:t xml:space="preserve">Firms meeting all six dimensions of the Transfer-Readiness Scorecard at the minimum threshold are estimated to capture </w:t>
+      </w:r>
+      <w:r>
+        <w:rPr>
+          <w:rFonts w:ascii="Times New Roman" w:cs="Times New Roman" w:eastAsia="Times New Roman" w:hAnsi="Times New Roman"/>
+          <w:b/>
+          <w:bCs/>
+          <w:sz w:val="22"/>
+          <w:szCs w:val="22"/>
+        </w:rPr>
+        <w:t xml:space="preserve">2.53 times</w:t>
+      </w:r>
+      <w:r>
+        <w:rPr>
+          <w:rFonts w:ascii="Times New Roman" w:cs="Times New Roman" w:eastAsia="Times New Roman" w:hAnsi="Times New Roman"/>
+          <w:sz w:val="22"/>
+          <w:szCs w:val="22"/>
+        </w:rPr>
+        <w:t xml:space="preserve"> their current share of net new inheritance assets over the transfer decade. This projection is the simulation-based estimate from Chapter 12 (Scenario D vs. Scenario A: P=0.987 vs. P=0.391, N=1,750 events, AUROC=0.773). It is also consistent with the compounding of documented differentials: 73% versus 39% heir retention (34pp gap, McKinsey); 94% versus 88% technology-mediated retention (6pp gap); 2.1x ESG-driven heir acquisition differential (Maurya, 2025); and 40–60 bps fee premium for integrated advisors. The composite effect of all six dimensions simultaneously — rather than the effect of any single dimension in isolation — generates the 2.53x multiplier.</w:t>
       </w:r>
     </w:p>
     <w:p>
